--- a/отчеты 2-10, 13/отчет 13.docx
+++ b/отчеты 2-10, 13/отчет 13.docx
@@ -1,6 +1,6 @@
 
 <file path=word/document.xml><?xml version="1.0" encoding="utf-8"?>
-<w:document xmlns:wpc="http://schemas.microsoft.com/office/word/2010/wordprocessingCanvas" xmlns:cx="http://schemas.microsoft.com/office/drawing/2014/chartex" xmlns:cx1="http://schemas.microsoft.com/office/drawing/2015/9/8/chartex" xmlns:cx2="http://schemas.microsoft.com/office/drawing/2015/10/21/chartex" xmlns:cx3="http://schemas.microsoft.com/office/drawing/2016/5/9/chartex" xmlns:cx4="http://schemas.microsoft.com/office/drawing/2016/5/10/chartex" xmlns:cx5="http://schemas.microsoft.com/office/drawing/2016/5/11/chartex" xmlns:cx6="http://schemas.microsoft.com/office/drawing/2016/5/12/chartex" xmlns:cx7="http://schemas.microsoft.com/office/drawing/2016/5/13/chartex" xmlns:cx8="http://schemas.microsoft.com/office/drawing/2016/5/14/chartex" xmlns:mc="http://schemas.openxmlformats.org/markup-compatibility/2006" xmlns:aink="http://schemas.microsoft.com/office/drawing/2016/ink" xmlns:am3d="http://schemas.microsoft.com/office/drawing/2017/model3d" xmlns:o="urn:schemas-microsoft-com:office:office" xmlns:oel="http://schemas.microsoft.com/office/2019/extlst" xmlns:r="http://schemas.openxmlformats.org/officeDocument/2006/relationships" xmlns:m="http://schemas.openxmlformats.org/officeDocument/2006/math" xmlns:v="urn:schemas-microsoft-com:vml" xmlns:wp14="http://schemas.microsoft.com/office/word/2010/wordprocessingDrawing" xmlns:wp="http://schemas.openxmlformats.org/drawingml/2006/wordprocessingDrawing" xmlns:w10="urn:schemas-microsoft-com:office:word" xmlns:w="http://schemas.openxmlformats.org/wordprocessingml/2006/main" xmlns:w14="http://schemas.microsoft.com/office/word/2010/wordml" xmlns:w15="http://schemas.microsoft.com/office/word/2012/wordml" xmlns:w16cex="http://schemas.microsoft.com/office/word/2018/wordml/cex" xmlns:w16cid="http://schemas.microsoft.com/office/word/2016/wordml/cid" xmlns:w16="http://schemas.microsoft.com/office/word/2018/wordml" xmlns:w16du="http://schemas.microsoft.com/office/word/2023/wordml/word16du" xmlns:w16sdtdh="http://schemas.microsoft.com/office/word/2020/wordml/sdtdatahash" xmlns:w16sdtfl="http://schemas.microsoft.com/office/word/2024/wordml/sdtformatlock" xmlns:w16se="http://schemas.microsoft.com/office/word/2015/wordml/symex" xmlns:wpg="http://schemas.microsoft.com/office/word/2010/wordprocessingGroup" xmlns:wpi="http://schemas.microsoft.com/office/word/2010/wordprocessingInk" xmlns:wne="http://schemas.microsoft.com/office/word/2006/wordml" xmlns:wps="http://schemas.microsoft.com/office/word/2010/wordprocessingShape" mc:Ignorable="w14 w15 w16se w16cid w16 w16cex w16sdtdh w16sdtfl w16du wp14">
+<w:document xmlns:wpc="http://schemas.microsoft.com/office/word/2010/wordprocessingCanvas" xmlns:cx="http://schemas.microsoft.com/office/drawing/2014/chartex" xmlns:cx1="http://schemas.microsoft.com/office/drawing/2015/9/8/chartex" xmlns:cx2="http://schemas.microsoft.com/office/drawing/2015/10/21/chartex" xmlns:cx3="http://schemas.microsoft.com/office/drawing/2016/5/9/chartex" xmlns:cx4="http://schemas.microsoft.com/office/drawing/2016/5/10/chartex" xmlns:cx5="http://schemas.microsoft.com/office/drawing/2016/5/11/chartex" xmlns:cx6="http://schemas.microsoft.com/office/drawing/2016/5/12/chartex" xmlns:cx7="http://schemas.microsoft.com/office/drawing/2016/5/13/chartex" xmlns:cx8="http://schemas.microsoft.com/office/drawing/2016/5/14/chartex" xmlns:mc="http://schemas.openxmlformats.org/markup-compatibility/2006" xmlns:aink="http://schemas.microsoft.com/office/drawing/2016/ink" xmlns:am3d="http://schemas.microsoft.com/office/drawing/2017/model3d" xmlns:o="urn:schemas-microsoft-com:office:office" xmlns:r="http://schemas.openxmlformats.org/officeDocument/2006/relationships" xmlns:m="http://schemas.openxmlformats.org/officeDocument/2006/math" xmlns:v="urn:schemas-microsoft-com:vml" xmlns:wp14="http://schemas.microsoft.com/office/word/2010/wordprocessingDrawing" xmlns:wp="http://schemas.openxmlformats.org/drawingml/2006/wordprocessingDrawing" xmlns:w10="urn:schemas-microsoft-com:office:word" xmlns:w="http://schemas.openxmlformats.org/wordprocessingml/2006/main" xmlns:w14="http://schemas.microsoft.com/office/word/2010/wordml" xmlns:w15="http://schemas.microsoft.com/office/word/2012/wordml" xmlns:w16cex="http://schemas.microsoft.com/office/word/2018/wordml/cex" xmlns:w16cid="http://schemas.microsoft.com/office/word/2016/wordml/cid" xmlns:w16="http://schemas.microsoft.com/office/word/2018/wordml" xmlns:w16sdtdh="http://schemas.microsoft.com/office/word/2020/wordml/sdtdatahash" xmlns:w16se="http://schemas.microsoft.com/office/word/2015/wordml/symex" xmlns:wpg="http://schemas.microsoft.com/office/word/2010/wordprocessingGroup" xmlns:wpi="http://schemas.microsoft.com/office/word/2010/wordprocessingInk" xmlns:wne="http://schemas.microsoft.com/office/word/2006/wordml" xmlns:wps="http://schemas.microsoft.com/office/word/2010/wordprocessingShape" mc:Ignorable="w14 w15 w16se w16cid w16 w16cex w16sdtdh wp14">
   <w:body>
     <w:tbl>
       <w:tblPr>
@@ -110,7 +110,7 @@
                 <w:lang w:eastAsia="ru-RU"/>
               </w:rPr>
               <w:drawing>
-                <wp:anchor distT="0" distB="0" distL="114300" distR="114300" simplePos="0" relativeHeight="251659264" behindDoc="0" locked="0" layoutInCell="1" allowOverlap="1" wp14:anchorId="179D4E33" wp14:editId="08CDC4C9">
+                <wp:anchor distT="0" distB="0" distL="114300" distR="114300" simplePos="0" relativeHeight="251659264" behindDoc="0" locked="0" layoutInCell="1" allowOverlap="1" wp14:anchorId="4BFBEC0A" wp14:editId="1A9B1912">
                   <wp:simplePos x="0" y="0"/>
                   <wp:positionH relativeFrom="column">
                     <wp:posOffset>889635</wp:posOffset>
@@ -135,7 +135,7 @@
                           </pic:cNvPicPr>
                         </pic:nvPicPr>
                         <pic:blipFill>
-                          <a:blip r:embed="rId7" cstate="print">
+                          <a:blip r:embed="rId5" cstate="print">
                             <a:extLst>
                               <a:ext uri="{28A0092B-C50C-407E-A947-70E740481C1C}">
                                 <a14:useLocalDpi xmlns:a14="http://schemas.microsoft.com/office/drawing/2010/main" val="0"/>
@@ -899,7 +899,7 @@
     </w:p>
     <w:p>
       <w:pPr>
-        <w:pStyle w:val="a1"/>
+        <w:pStyle w:val="a5"/>
         <w:ind w:firstLine="0"/>
         <w:jc w:val="center"/>
         <w:rPr>
@@ -988,34 +988,32 @@
       <w:sdtContent>
         <w:p>
           <w:pPr>
-            <w:pStyle w:val="a1"/>
+            <w:pStyle w:val="a5"/>
             <w:ind w:firstLine="0"/>
             <w:jc w:val="center"/>
             <w:rPr>
-              <w:rStyle w:val="a0"/>
+              <w:rStyle w:val="a4"/>
             </w:rPr>
           </w:pPr>
           <w:r>
             <w:rPr>
-              <w:rStyle w:val="a0"/>
+              <w:rStyle w:val="a4"/>
             </w:rPr>
             <w:t>Оглавление</w:t>
           </w:r>
         </w:p>
         <w:p>
           <w:pPr>
-            <w:pStyle w:val="TOC1"/>
+            <w:pStyle w:val="12"/>
             <w:tabs>
-              <w:tab w:val="right" w:leader="dot" w:pos="9344"/>
+              <w:tab w:val="right" w:leader="dot" w:pos="9345"/>
             </w:tabs>
             <w:rPr>
               <w:rFonts w:asciiTheme="minorHAnsi" w:eastAsiaTheme="minorEastAsia" w:hAnsiTheme="minorHAnsi" w:cstheme="minorBidi"/>
               <w:noProof/>
-              <w:kern w:val="2"/>
-              <w:sz w:val="24"/>
-              <w:szCs w:val="24"/>
-              <w:lang w:val="en-US"/>
-              <w14:ligatures w14:val="standardContextual"/>
+              <w:sz w:val="22"/>
+              <w:szCs w:val="22"/>
+              <w:lang w:eastAsia="ru-RU"/>
             </w:rPr>
           </w:pPr>
           <w:r>
@@ -1027,10 +1025,10 @@
           <w:r>
             <w:fldChar w:fldCharType="separate"/>
           </w:r>
-          <w:hyperlink w:anchor="_Toc199300854" w:history="1">
-            <w:r>
-              <w:rPr>
-                <w:rStyle w:val="Hyperlink"/>
+          <w:hyperlink w:anchor="_Toc199344131" w:history="1">
+            <w:r>
+              <w:rPr>
+                <w:rStyle w:val="a7"/>
                 <w:noProof/>
               </w:rPr>
               <w:t>Цель работы</w:t>
@@ -1054,7 +1052,7 @@
                 <w:noProof/>
                 <w:webHidden/>
               </w:rPr>
-              <w:instrText xml:space="preserve"> PAGEREF _Toc199300854 \h </w:instrText>
+              <w:instrText xml:space="preserve"> PAGEREF _Toc199344131 \h </w:instrText>
             </w:r>
             <w:r>
               <w:rPr>
@@ -1087,24 +1085,22 @@
         </w:p>
         <w:p>
           <w:pPr>
-            <w:pStyle w:val="TOC1"/>
+            <w:pStyle w:val="12"/>
             <w:tabs>
-              <w:tab w:val="right" w:leader="dot" w:pos="9344"/>
+              <w:tab w:val="right" w:leader="dot" w:pos="9345"/>
             </w:tabs>
             <w:rPr>
               <w:rFonts w:asciiTheme="minorHAnsi" w:eastAsiaTheme="minorEastAsia" w:hAnsiTheme="minorHAnsi" w:cstheme="minorBidi"/>
               <w:noProof/>
-              <w:kern w:val="2"/>
-              <w:sz w:val="24"/>
-              <w:szCs w:val="24"/>
-              <w:lang w:val="en-US"/>
-              <w14:ligatures w14:val="standardContextual"/>
+              <w:sz w:val="22"/>
+              <w:szCs w:val="22"/>
+              <w:lang w:eastAsia="ru-RU"/>
             </w:rPr>
           </w:pPr>
-          <w:hyperlink w:anchor="_Toc199300855" w:history="1">
-            <w:r>
-              <w:rPr>
-                <w:rStyle w:val="Hyperlink"/>
+          <w:hyperlink w:anchor="_Toc199344132" w:history="1">
+            <w:r>
+              <w:rPr>
+                <w:rStyle w:val="a7"/>
                 <w:noProof/>
               </w:rPr>
               <w:t>Задание</w:t>
@@ -1128,7 +1124,7 @@
                 <w:noProof/>
                 <w:webHidden/>
               </w:rPr>
-              <w:instrText xml:space="preserve"> PAGEREF _Toc199300855 \h </w:instrText>
+              <w:instrText xml:space="preserve"> PAGEREF _Toc199344132 \h </w:instrText>
             </w:r>
             <w:r>
               <w:rPr>
@@ -1161,24 +1157,22 @@
         </w:p>
         <w:p>
           <w:pPr>
-            <w:pStyle w:val="TOC1"/>
+            <w:pStyle w:val="12"/>
             <w:tabs>
-              <w:tab w:val="right" w:leader="dot" w:pos="9344"/>
+              <w:tab w:val="right" w:leader="dot" w:pos="9345"/>
             </w:tabs>
             <w:rPr>
               <w:rFonts w:asciiTheme="minorHAnsi" w:eastAsiaTheme="minorEastAsia" w:hAnsiTheme="minorHAnsi" w:cstheme="minorBidi"/>
               <w:noProof/>
-              <w:kern w:val="2"/>
-              <w:sz w:val="24"/>
-              <w:szCs w:val="24"/>
-              <w:lang w:val="en-US"/>
-              <w14:ligatures w14:val="standardContextual"/>
+              <w:sz w:val="22"/>
+              <w:szCs w:val="22"/>
+              <w:lang w:eastAsia="ru-RU"/>
             </w:rPr>
           </w:pPr>
-          <w:hyperlink w:anchor="_Toc199300856" w:history="1">
-            <w:r>
-              <w:rPr>
-                <w:rStyle w:val="Hyperlink"/>
+          <w:hyperlink w:anchor="_Toc199344133" w:history="1">
+            <w:r>
+              <w:rPr>
+                <w:rStyle w:val="a7"/>
                 <w:noProof/>
               </w:rPr>
               <w:t>Ход работы</w:t>
@@ -1202,7 +1196,7 @@
                 <w:noProof/>
                 <w:webHidden/>
               </w:rPr>
-              <w:instrText xml:space="preserve"> PAGEREF _Toc199300856 \h </w:instrText>
+              <w:instrText xml:space="preserve"> PAGEREF _Toc199344133 \h </w:instrText>
             </w:r>
             <w:r>
               <w:rPr>
@@ -1235,24 +1229,22 @@
         </w:p>
         <w:p>
           <w:pPr>
-            <w:pStyle w:val="TOC1"/>
+            <w:pStyle w:val="12"/>
             <w:tabs>
-              <w:tab w:val="right" w:leader="dot" w:pos="9344"/>
+              <w:tab w:val="right" w:leader="dot" w:pos="9345"/>
             </w:tabs>
             <w:rPr>
               <w:rFonts w:asciiTheme="minorHAnsi" w:eastAsiaTheme="minorEastAsia" w:hAnsiTheme="minorHAnsi" w:cstheme="minorBidi"/>
               <w:noProof/>
-              <w:kern w:val="2"/>
-              <w:sz w:val="24"/>
-              <w:szCs w:val="24"/>
-              <w:lang w:val="en-US"/>
-              <w14:ligatures w14:val="standardContextual"/>
+              <w:sz w:val="22"/>
+              <w:szCs w:val="22"/>
+              <w:lang w:eastAsia="ru-RU"/>
             </w:rPr>
           </w:pPr>
-          <w:hyperlink w:anchor="_Toc199300857" w:history="1">
-            <w:r>
-              <w:rPr>
-                <w:rStyle w:val="Hyperlink"/>
+          <w:hyperlink w:anchor="_Toc199344134" w:history="1">
+            <w:r>
+              <w:rPr>
+                <w:rStyle w:val="a7"/>
                 <w:noProof/>
               </w:rPr>
               <w:t>Выводы</w:t>
@@ -1276,7 +1268,7 @@
                 <w:noProof/>
                 <w:webHidden/>
               </w:rPr>
-              <w:instrText xml:space="preserve"> PAGEREF _Toc199300857 \h </w:instrText>
+              <w:instrText xml:space="preserve"> PAGEREF _Toc199344134 \h </w:instrText>
             </w:r>
             <w:r>
               <w:rPr>
@@ -1309,24 +1301,22 @@
         </w:p>
         <w:p>
           <w:pPr>
-            <w:pStyle w:val="TOC1"/>
+            <w:pStyle w:val="12"/>
             <w:tabs>
-              <w:tab w:val="right" w:leader="dot" w:pos="9344"/>
+              <w:tab w:val="right" w:leader="dot" w:pos="9345"/>
             </w:tabs>
             <w:rPr>
               <w:rFonts w:asciiTheme="minorHAnsi" w:eastAsiaTheme="minorEastAsia" w:hAnsiTheme="minorHAnsi" w:cstheme="minorBidi"/>
               <w:noProof/>
-              <w:kern w:val="2"/>
-              <w:sz w:val="24"/>
-              <w:szCs w:val="24"/>
-              <w:lang w:val="en-US"/>
-              <w14:ligatures w14:val="standardContextual"/>
+              <w:sz w:val="22"/>
+              <w:szCs w:val="22"/>
+              <w:lang w:eastAsia="ru-RU"/>
             </w:rPr>
           </w:pPr>
-          <w:hyperlink w:anchor="_Toc199300858" w:history="1">
-            <w:r>
-              <w:rPr>
-                <w:rStyle w:val="Hyperlink"/>
+          <w:hyperlink w:anchor="_Toc199344135" w:history="1">
+            <w:r>
+              <w:rPr>
+                <w:rStyle w:val="a7"/>
                 <w:noProof/>
               </w:rPr>
               <w:t>Список использованных источников</w:t>
@@ -1350,7 +1340,7 @@
                 <w:noProof/>
                 <w:webHidden/>
               </w:rPr>
-              <w:instrText xml:space="preserve"> PAGEREF _Toc199300858 \h </w:instrText>
+              <w:instrText xml:space="preserve"> PAGEREF _Toc199344135 \h </w:instrText>
             </w:r>
             <w:r>
               <w:rPr>
@@ -1370,7 +1360,7 @@
                 <w:noProof/>
                 <w:webHidden/>
               </w:rPr>
-              <w:t>8</w:t>
+              <w:t>7</w:t>
             </w:r>
             <w:r>
               <w:rPr>
@@ -1389,17 +1379,6 @@
               <w:sz w:val="28"/>
               <w:szCs w:val="28"/>
             </w:rPr>
-            <w:sectPr>
-              <w:footerReference w:type="even" r:id="rId8"/>
-              <w:footerReference w:type="default" r:id="rId9"/>
-              <w:type w:val="continuous"/>
-              <w:pgSz w:w="11906" w:h="16838"/>
-              <w:pgMar w:top="1134" w:right="851" w:bottom="1134" w:left="1701" w:header="709" w:footer="709" w:gutter="0"/>
-              <w:pgNumType w:start="1"/>
-              <w:cols w:space="708"/>
-              <w:titlePg/>
-              <w:docGrid w:linePitch="360"/>
-            </w:sectPr>
           </w:pPr>
           <w:r>
             <w:rPr>
@@ -1414,9 +1393,220 @@
     </w:sdt>
     <w:p>
       <w:pPr>
-        <w:pStyle w:val="a"/>
+        <w:rPr>
+          <w:rFonts w:ascii="Times New Roman" w:hAnsi="Times New Roman" w:cs="Times New Roman"/>
+          <w:sz w:val="28"/>
+          <w:szCs w:val="28"/>
+        </w:rPr>
       </w:pPr>
-      <w:bookmarkStart w:id="0" w:name="_Toc199300854"/>
+    </w:p>
+    <w:p>
+      <w:pPr>
+        <w:rPr>
+          <w:rFonts w:ascii="Times New Roman" w:hAnsi="Times New Roman" w:cs="Times New Roman"/>
+          <w:sz w:val="28"/>
+          <w:szCs w:val="28"/>
+        </w:rPr>
+      </w:pPr>
+    </w:p>
+    <w:p>
+      <w:pPr>
+        <w:rPr>
+          <w:rFonts w:ascii="Times New Roman" w:hAnsi="Times New Roman" w:cs="Times New Roman"/>
+          <w:sz w:val="28"/>
+          <w:szCs w:val="28"/>
+        </w:rPr>
+      </w:pPr>
+    </w:p>
+    <w:p>
+      <w:pPr>
+        <w:rPr>
+          <w:rFonts w:ascii="Times New Roman" w:hAnsi="Times New Roman" w:cs="Times New Roman"/>
+          <w:sz w:val="28"/>
+          <w:szCs w:val="28"/>
+        </w:rPr>
+      </w:pPr>
+    </w:p>
+    <w:p>
+      <w:pPr>
+        <w:rPr>
+          <w:rFonts w:ascii="Times New Roman" w:hAnsi="Times New Roman" w:cs="Times New Roman"/>
+          <w:sz w:val="28"/>
+          <w:szCs w:val="28"/>
+        </w:rPr>
+      </w:pPr>
+    </w:p>
+    <w:p>
+      <w:pPr>
+        <w:rPr>
+          <w:rFonts w:ascii="Times New Roman" w:hAnsi="Times New Roman" w:cs="Times New Roman"/>
+          <w:sz w:val="28"/>
+          <w:szCs w:val="28"/>
+        </w:rPr>
+      </w:pPr>
+    </w:p>
+    <w:p>
+      <w:pPr>
+        <w:rPr>
+          <w:rFonts w:ascii="Times New Roman" w:hAnsi="Times New Roman" w:cs="Times New Roman"/>
+          <w:sz w:val="28"/>
+          <w:szCs w:val="28"/>
+        </w:rPr>
+      </w:pPr>
+    </w:p>
+    <w:p>
+      <w:pPr>
+        <w:rPr>
+          <w:rFonts w:ascii="Times New Roman" w:hAnsi="Times New Roman" w:cs="Times New Roman"/>
+          <w:sz w:val="28"/>
+          <w:szCs w:val="28"/>
+        </w:rPr>
+      </w:pPr>
+    </w:p>
+    <w:p>
+      <w:pPr>
+        <w:rPr>
+          <w:rFonts w:ascii="Times New Roman" w:hAnsi="Times New Roman" w:cs="Times New Roman"/>
+          <w:sz w:val="28"/>
+          <w:szCs w:val="28"/>
+        </w:rPr>
+      </w:pPr>
+    </w:p>
+    <w:p>
+      <w:pPr>
+        <w:rPr>
+          <w:rFonts w:ascii="Times New Roman" w:hAnsi="Times New Roman" w:cs="Times New Roman"/>
+          <w:sz w:val="28"/>
+          <w:szCs w:val="28"/>
+        </w:rPr>
+      </w:pPr>
+    </w:p>
+    <w:p>
+      <w:pPr>
+        <w:rPr>
+          <w:rFonts w:ascii="Times New Roman" w:hAnsi="Times New Roman" w:cs="Times New Roman"/>
+          <w:sz w:val="28"/>
+          <w:szCs w:val="28"/>
+        </w:rPr>
+      </w:pPr>
+    </w:p>
+    <w:p>
+      <w:pPr>
+        <w:rPr>
+          <w:rFonts w:ascii="Times New Roman" w:hAnsi="Times New Roman" w:cs="Times New Roman"/>
+          <w:sz w:val="28"/>
+          <w:szCs w:val="28"/>
+        </w:rPr>
+      </w:pPr>
+    </w:p>
+    <w:p>
+      <w:pPr>
+        <w:rPr>
+          <w:rFonts w:ascii="Times New Roman" w:hAnsi="Times New Roman" w:cs="Times New Roman"/>
+          <w:sz w:val="28"/>
+          <w:szCs w:val="28"/>
+        </w:rPr>
+      </w:pPr>
+    </w:p>
+    <w:p>
+      <w:pPr>
+        <w:rPr>
+          <w:rFonts w:ascii="Times New Roman" w:hAnsi="Times New Roman" w:cs="Times New Roman"/>
+          <w:sz w:val="28"/>
+          <w:szCs w:val="28"/>
+        </w:rPr>
+      </w:pPr>
+    </w:p>
+    <w:p>
+      <w:pPr>
+        <w:rPr>
+          <w:rFonts w:ascii="Times New Roman" w:hAnsi="Times New Roman" w:cs="Times New Roman"/>
+          <w:sz w:val="28"/>
+          <w:szCs w:val="28"/>
+        </w:rPr>
+      </w:pPr>
+    </w:p>
+    <w:p>
+      <w:pPr>
+        <w:rPr>
+          <w:rFonts w:ascii="Times New Roman" w:hAnsi="Times New Roman" w:cs="Times New Roman"/>
+          <w:sz w:val="28"/>
+          <w:szCs w:val="28"/>
+        </w:rPr>
+      </w:pPr>
+    </w:p>
+    <w:p>
+      <w:pPr>
+        <w:rPr>
+          <w:rFonts w:ascii="Times New Roman" w:hAnsi="Times New Roman" w:cs="Times New Roman"/>
+          <w:sz w:val="28"/>
+          <w:szCs w:val="28"/>
+        </w:rPr>
+      </w:pPr>
+    </w:p>
+    <w:p>
+      <w:pPr>
+        <w:rPr>
+          <w:rFonts w:ascii="Times New Roman" w:hAnsi="Times New Roman" w:cs="Times New Roman"/>
+          <w:sz w:val="28"/>
+          <w:szCs w:val="28"/>
+        </w:rPr>
+      </w:pPr>
+    </w:p>
+    <w:p>
+      <w:pPr>
+        <w:rPr>
+          <w:rFonts w:ascii="Times New Roman" w:hAnsi="Times New Roman" w:cs="Times New Roman"/>
+          <w:sz w:val="28"/>
+          <w:szCs w:val="28"/>
+        </w:rPr>
+      </w:pPr>
+    </w:p>
+    <w:p>
+      <w:pPr>
+        <w:rPr>
+          <w:rFonts w:ascii="Times New Roman" w:hAnsi="Times New Roman" w:cs="Times New Roman"/>
+          <w:sz w:val="28"/>
+          <w:szCs w:val="28"/>
+        </w:rPr>
+      </w:pPr>
+    </w:p>
+    <w:p>
+      <w:pPr>
+        <w:rPr>
+          <w:rFonts w:ascii="Times New Roman" w:hAnsi="Times New Roman" w:cs="Times New Roman"/>
+          <w:sz w:val="28"/>
+          <w:szCs w:val="28"/>
+        </w:rPr>
+      </w:pPr>
+    </w:p>
+    <w:p>
+      <w:pPr>
+        <w:tabs>
+          <w:tab w:val="center" w:pos="4677"/>
+        </w:tabs>
+        <w:rPr>
+          <w:rFonts w:ascii="Times New Roman" w:hAnsi="Times New Roman" w:cs="Times New Roman"/>
+          <w:sz w:val="28"/>
+          <w:szCs w:val="28"/>
+        </w:rPr>
+        <w:sectPr>
+          <w:footerReference w:type="even" r:id="rId6"/>
+          <w:footerReference w:type="default" r:id="rId7"/>
+          <w:pgSz w:w="11906" w:h="16838"/>
+          <w:pgMar w:top="1134" w:right="850" w:bottom="1134" w:left="1701" w:header="709" w:footer="709" w:gutter="0"/>
+          <w:pgNumType w:start="1"/>
+          <w:cols w:space="708"/>
+          <w:titlePg/>
+          <w:docGrid w:linePitch="360"/>
+        </w:sectPr>
+      </w:pPr>
+    </w:p>
+    <w:p>
+      <w:pPr>
+        <w:pStyle w:val="a3"/>
+      </w:pPr>
+      <w:bookmarkStart w:id="0" w:name="_Toc199344131"/>
       <w:r>
         <w:lastRenderedPageBreak/>
         <w:t>Цель работы</w:t>
@@ -1425,17 +1615,20 @@
     </w:p>
     <w:p>
       <w:pPr>
-        <w:pStyle w:val="a1"/>
+        <w:pStyle w:val="a5"/>
       </w:pPr>
       <w:r>
         <w:t>В ходе практического задания необходимо провести тестирование игры и зафиксировать все неисправности в её работе.</w:t>
+      </w:r>
+      <w:r>
+        <w:t xml:space="preserve"> Также необходимо устранить выявленные неисправности.</w:t>
       </w:r>
     </w:p>
     <w:p>
       <w:pPr>
-        <w:pStyle w:val="a"/>
+        <w:pStyle w:val="a3"/>
       </w:pPr>
-      <w:bookmarkStart w:id="1" w:name="_Toc199300855"/>
+      <w:bookmarkStart w:id="1" w:name="_Toc199344132"/>
       <w:r>
         <w:t>Задание</w:t>
       </w:r>
@@ -1443,7 +1636,7 @@
     </w:p>
     <w:p>
       <w:pPr>
-        <w:pStyle w:val="a1"/>
+        <w:pStyle w:val="a5"/>
       </w:pPr>
       <w:r>
         <w:t>В ходе практического задания необходимо проверить:</w:t>
@@ -1451,7 +1644,7 @@
     </w:p>
     <w:p>
       <w:pPr>
-        <w:pStyle w:val="a1"/>
+        <w:pStyle w:val="a5"/>
         <w:numPr>
           <w:ilvl w:val="0"/>
           <w:numId w:val="1"/>
@@ -1463,7 +1656,7 @@
         <w:ind w:left="0" w:firstLine="709"/>
       </w:pPr>
       <w:r>
-        <w:t xml:space="preserve">Все </w:t>
+        <w:t xml:space="preserve">все </w:t>
       </w:r>
       <w:proofErr w:type="spellStart"/>
       <w:r>
@@ -1484,7 +1677,7 @@
     </w:p>
     <w:p>
       <w:pPr>
-        <w:pStyle w:val="a1"/>
+        <w:pStyle w:val="a5"/>
         <w:numPr>
           <w:ilvl w:val="0"/>
           <w:numId w:val="1"/>
@@ -1496,12 +1689,12 @@
         <w:ind w:left="0" w:firstLine="709"/>
       </w:pPr>
       <w:r>
-        <w:t>Игрок не может проходить через другие объекты;</w:t>
+        <w:t>игрок не может проходить через другие объекты;</w:t>
       </w:r>
     </w:p>
     <w:p>
       <w:pPr>
-        <w:pStyle w:val="a1"/>
+        <w:pStyle w:val="a5"/>
         <w:numPr>
           <w:ilvl w:val="0"/>
           <w:numId w:val="1"/>
@@ -1513,12 +1706,12 @@
         <w:ind w:left="0" w:firstLine="709"/>
       </w:pPr>
       <w:r>
-        <w:t>Объекты, с которыми взаимодействует игрок, не проходят через другие объекты;</w:t>
+        <w:t>объекты, с которыми взаимодействует игрок, не проходят через другие объекты;</w:t>
       </w:r>
     </w:p>
     <w:p>
       <w:pPr>
-        <w:pStyle w:val="a1"/>
+        <w:pStyle w:val="a5"/>
         <w:numPr>
           <w:ilvl w:val="0"/>
           <w:numId w:val="1"/>
@@ -1530,12 +1723,12 @@
         <w:ind w:left="0" w:firstLine="709"/>
       </w:pPr>
       <w:r>
-        <w:t>Корректно происходит захват объектов;</w:t>
+        <w:t>корректно происходит захват объектов;</w:t>
       </w:r>
     </w:p>
     <w:p>
       <w:pPr>
-        <w:pStyle w:val="a1"/>
+        <w:pStyle w:val="a5"/>
         <w:numPr>
           <w:ilvl w:val="0"/>
           <w:numId w:val="1"/>
@@ -1547,12 +1740,12 @@
         <w:ind w:left="0" w:firstLine="709"/>
       </w:pPr>
       <w:r>
-        <w:t>При взаимодействии с врагом (другим активным объектом) происходит какое-то событие;</w:t>
+        <w:t>при взаимодействии с врагом (другим активным объектом) происходит какое-то событие;</w:t>
       </w:r>
     </w:p>
     <w:p>
       <w:pPr>
-        <w:pStyle w:val="a1"/>
+        <w:pStyle w:val="a5"/>
         <w:numPr>
           <w:ilvl w:val="0"/>
           <w:numId w:val="1"/>
@@ -1564,12 +1757,12 @@
         <w:ind w:left="0" w:firstLine="709"/>
       </w:pPr>
       <w:r>
-        <w:t>Анимация настроена и работает корректно;</w:t>
+        <w:t>анимация настроена и работает корректно;</w:t>
       </w:r>
     </w:p>
     <w:p>
       <w:pPr>
-        <w:pStyle w:val="a1"/>
+        <w:pStyle w:val="a5"/>
         <w:numPr>
           <w:ilvl w:val="0"/>
           <w:numId w:val="1"/>
@@ -1581,14 +1774,14 @@
         <w:ind w:left="0" w:firstLine="709"/>
       </w:pPr>
       <w:r>
-        <w:t>И др.</w:t>
+        <w:t>и др.</w:t>
       </w:r>
     </w:p>
     <w:p>
       <w:pPr>
-        <w:pStyle w:val="a"/>
+        <w:pStyle w:val="a3"/>
       </w:pPr>
-      <w:bookmarkStart w:id="2" w:name="_Toc199300856"/>
+      <w:bookmarkStart w:id="2" w:name="_Toc199344133"/>
       <w:r>
         <w:t>Ход работы</w:t>
       </w:r>
@@ -1596,36 +1789,51 @@
     </w:p>
     <w:p>
       <w:pPr>
-        <w:pStyle w:val="a1"/>
+        <w:pStyle w:val="a5"/>
       </w:pPr>
       <w:r>
-        <w:t>В ходе работы было проведено тестирование игры с целью выявления неисправностей. В таблице 11.1 представлен список протестированных элементов игры, напротив каждого из них указано, были ли выявлены неисправности в его работе.</w:t>
+        <w:t xml:space="preserve">В ходе работы было проведено тестирование игры с целью выявления неисправностей </w:t>
+      </w:r>
+      <w:r>
+        <w:t xml:space="preserve">в ней </w:t>
+      </w:r>
+      <w:r>
+        <w:t xml:space="preserve">и дальнейшего их исправления. В таблице 11.1 представлен список протестированных элементов игры. </w:t>
+      </w:r>
+      <w:r>
+        <w:t>Также н</w:t>
+      </w:r>
+      <w:r>
+        <w:t xml:space="preserve">апротив каждого из </w:t>
+      </w:r>
+      <w:r>
+        <w:t xml:space="preserve">этих </w:t>
+      </w:r>
+      <w:r>
+        <w:t>элементов игры указано, были ли выявлены неисправности в его работе.</w:t>
       </w:r>
     </w:p>
     <w:p>
       <w:pPr>
-        <w:pStyle w:val="a1"/>
+        <w:pStyle w:val="a5"/>
         <w:spacing w:line="252" w:lineRule="auto"/>
         <w:ind w:firstLine="0"/>
         <w:jc w:val="left"/>
       </w:pPr>
       <w:r>
-        <w:t>Таблица 11.1.</w:t>
-      </w:r>
-      <w:r>
-        <w:t xml:space="preserve"> Список протестированных элементов игры</w:t>
+        <w:t>Таблица 11.1. Список протестированных элементов игры</w:t>
       </w:r>
     </w:p>
     <w:tbl>
       <w:tblPr>
-        <w:tblStyle w:val="TableGrid"/>
+        <w:tblStyle w:val="aa"/>
         <w:tblW w:w="0" w:type="auto"/>
         <w:tblLook w:val="04A0" w:firstRow="1" w:lastRow="0" w:firstColumn="1" w:lastColumn="0" w:noHBand="0" w:noVBand="1"/>
       </w:tblPr>
       <w:tblGrid>
-        <w:gridCol w:w="988"/>
-        <w:gridCol w:w="4536"/>
-        <w:gridCol w:w="4154"/>
+        <w:gridCol w:w="954"/>
+        <w:gridCol w:w="4384"/>
+        <w:gridCol w:w="4007"/>
       </w:tblGrid>
       <w:tr>
         <w:trPr>
@@ -1637,18 +1845,23 @@
           </w:tcPr>
           <w:p>
             <w:pPr>
-              <w:pStyle w:val="a1"/>
+              <w:pStyle w:val="a5"/>
+              <w:spacing w:line="240" w:lineRule="auto"/>
               <w:ind w:firstLine="0"/>
               <w:jc w:val="center"/>
               <w:rPr>
                 <w:b/>
                 <w:bCs/>
+                <w:sz w:val="24"/>
+                <w:szCs w:val="24"/>
               </w:rPr>
             </w:pPr>
             <w:r>
               <w:rPr>
                 <w:b/>
                 <w:bCs/>
+                <w:sz w:val="24"/>
+                <w:szCs w:val="24"/>
               </w:rPr>
               <w:t>№</w:t>
             </w:r>
@@ -1660,7 +1873,8 @@
           </w:tcPr>
           <w:p>
             <w:pPr>
-              <w:pStyle w:val="a1"/>
+              <w:pStyle w:val="a5"/>
+              <w:spacing w:line="240" w:lineRule="auto"/>
               <w:ind w:firstLine="0"/>
               <w:jc w:val="center"/>
               <w:rPr>
@@ -1670,6 +1884,7 @@
                 <w:szCs w:val="24"/>
               </w:rPr>
             </w:pPr>
+            <w:proofErr w:type="spellStart"/>
             <w:r>
               <w:rPr>
                 <w:b/>
@@ -1677,8 +1892,49 @@
                 <w:sz w:val="24"/>
                 <w:szCs w:val="24"/>
               </w:rPr>
-              <w:t>Что было протестировано</w:t>
-            </w:r>
+              <w:t>Что</w:t>
+            </w:r>
+            <w:proofErr w:type="spellEnd"/>
+            <w:r>
+              <w:rPr>
+                <w:b/>
+                <w:bCs/>
+                <w:sz w:val="24"/>
+                <w:szCs w:val="24"/>
+              </w:rPr>
+              <w:t xml:space="preserve"> </w:t>
+            </w:r>
+            <w:proofErr w:type="spellStart"/>
+            <w:r>
+              <w:rPr>
+                <w:b/>
+                <w:bCs/>
+                <w:sz w:val="24"/>
+                <w:szCs w:val="24"/>
+              </w:rPr>
+              <w:t>было</w:t>
+            </w:r>
+            <w:proofErr w:type="spellEnd"/>
+            <w:r>
+              <w:rPr>
+                <w:b/>
+                <w:bCs/>
+                <w:sz w:val="24"/>
+                <w:szCs w:val="24"/>
+              </w:rPr>
+              <w:t xml:space="preserve"> </w:t>
+            </w:r>
+            <w:proofErr w:type="spellStart"/>
+            <w:r>
+              <w:rPr>
+                <w:b/>
+                <w:bCs/>
+                <w:sz w:val="24"/>
+                <w:szCs w:val="24"/>
+              </w:rPr>
+              <w:t>протестировано</w:t>
+            </w:r>
+            <w:proofErr w:type="spellEnd"/>
           </w:p>
         </w:tc>
         <w:tc>
@@ -1687,12 +1943,14 @@
           </w:tcPr>
           <w:p>
             <w:pPr>
-              <w:pStyle w:val="a1"/>
+              <w:pStyle w:val="a5"/>
+              <w:spacing w:line="240" w:lineRule="auto"/>
               <w:ind w:firstLine="0"/>
               <w:jc w:val="center"/>
               <w:rPr>
                 <w:sz w:val="24"/>
                 <w:szCs w:val="24"/>
+                <w:lang w:val="ru-RU"/>
               </w:rPr>
             </w:pPr>
             <w:r>
@@ -1701,6 +1959,7 @@
                 <w:bCs/>
                 <w:sz w:val="24"/>
                 <w:szCs w:val="24"/>
+                <w:lang w:val="ru-RU"/>
               </w:rPr>
               <w:t>Были выявлены неисправности (Да/Нет</w:t>
             </w:r>
@@ -1708,6 +1967,7 @@
               <w:rPr>
                 <w:sz w:val="24"/>
                 <w:szCs w:val="24"/>
+                <w:lang w:val="ru-RU"/>
               </w:rPr>
               <w:t>)</w:t>
             </w:r>
@@ -1724,18 +1984,23 @@
           </w:tcPr>
           <w:p>
             <w:pPr>
-              <w:pStyle w:val="a1"/>
+              <w:pStyle w:val="a5"/>
+              <w:spacing w:line="240" w:lineRule="auto"/>
               <w:ind w:firstLine="0"/>
               <w:jc w:val="center"/>
               <w:rPr>
                 <w:b/>
                 <w:bCs/>
+                <w:sz w:val="24"/>
+                <w:szCs w:val="24"/>
               </w:rPr>
             </w:pPr>
             <w:r>
               <w:rPr>
                 <w:b/>
                 <w:bCs/>
+                <w:sz w:val="24"/>
+                <w:szCs w:val="24"/>
               </w:rPr>
               <w:t>1</w:t>
             </w:r>
@@ -1747,7 +2012,8 @@
           </w:tcPr>
           <w:p>
             <w:pPr>
-              <w:pStyle w:val="a1"/>
+              <w:pStyle w:val="a5"/>
+              <w:spacing w:line="240" w:lineRule="auto"/>
               <w:ind w:firstLine="0"/>
               <w:jc w:val="center"/>
               <w:rPr>
@@ -1755,13 +2021,31 @@
                 <w:szCs w:val="24"/>
               </w:rPr>
             </w:pPr>
-            <w:r>
-              <w:rPr>
-                <w:sz w:val="24"/>
-                <w:szCs w:val="24"/>
-              </w:rPr>
-              <w:t>Игровая карта</w:t>
-            </w:r>
+            <w:proofErr w:type="spellStart"/>
+            <w:r>
+              <w:rPr>
+                <w:sz w:val="24"/>
+                <w:szCs w:val="24"/>
+              </w:rPr>
+              <w:t>Игровая</w:t>
+            </w:r>
+            <w:proofErr w:type="spellEnd"/>
+            <w:r>
+              <w:rPr>
+                <w:sz w:val="24"/>
+                <w:szCs w:val="24"/>
+              </w:rPr>
+              <w:t xml:space="preserve"> </w:t>
+            </w:r>
+            <w:proofErr w:type="spellStart"/>
+            <w:r>
+              <w:rPr>
+                <w:sz w:val="24"/>
+                <w:szCs w:val="24"/>
+              </w:rPr>
+              <w:t>карта</w:t>
+            </w:r>
+            <w:proofErr w:type="spellEnd"/>
           </w:p>
         </w:tc>
         <w:tc>
@@ -1770,7 +2054,8 @@
           </w:tcPr>
           <w:p>
             <w:pPr>
-              <w:pStyle w:val="a1"/>
+              <w:pStyle w:val="a5"/>
+              <w:spacing w:line="240" w:lineRule="auto"/>
               <w:ind w:firstLine="0"/>
               <w:jc w:val="center"/>
               <w:rPr>
@@ -1778,6 +2063,7 @@
                 <w:szCs w:val="24"/>
               </w:rPr>
             </w:pPr>
+            <w:proofErr w:type="spellStart"/>
             <w:r>
               <w:rPr>
                 <w:sz w:val="24"/>
@@ -1785,6 +2071,7 @@
               </w:rPr>
               <w:t>Нет</w:t>
             </w:r>
+            <w:proofErr w:type="spellEnd"/>
           </w:p>
         </w:tc>
       </w:tr>
@@ -1798,18 +2085,23 @@
           </w:tcPr>
           <w:p>
             <w:pPr>
-              <w:pStyle w:val="a1"/>
+              <w:pStyle w:val="a5"/>
+              <w:spacing w:line="240" w:lineRule="auto"/>
               <w:ind w:firstLine="0"/>
               <w:jc w:val="center"/>
               <w:rPr>
                 <w:b/>
                 <w:bCs/>
+                <w:sz w:val="24"/>
+                <w:szCs w:val="24"/>
               </w:rPr>
             </w:pPr>
             <w:r>
               <w:rPr>
                 <w:b/>
                 <w:bCs/>
+                <w:sz w:val="24"/>
+                <w:szCs w:val="24"/>
               </w:rPr>
               <w:t>2</w:t>
             </w:r>
@@ -1821,7 +2113,8 @@
           </w:tcPr>
           <w:p>
             <w:pPr>
-              <w:pStyle w:val="a1"/>
+              <w:pStyle w:val="a5"/>
+              <w:spacing w:line="240" w:lineRule="auto"/>
               <w:ind w:firstLine="0"/>
               <w:jc w:val="center"/>
               <w:rPr>
@@ -1829,6 +2122,7 @@
                 <w:szCs w:val="24"/>
               </w:rPr>
             </w:pPr>
+            <w:proofErr w:type="spellStart"/>
             <w:r>
               <w:rPr>
                 <w:sz w:val="24"/>
@@ -1836,6 +2130,7 @@
               </w:rPr>
               <w:t>Враг</w:t>
             </w:r>
+            <w:proofErr w:type="spellEnd"/>
           </w:p>
         </w:tc>
         <w:tc>
@@ -1844,7 +2139,8 @@
           </w:tcPr>
           <w:p>
             <w:pPr>
-              <w:pStyle w:val="a1"/>
+              <w:pStyle w:val="a5"/>
+              <w:spacing w:line="240" w:lineRule="auto"/>
               <w:ind w:firstLine="0"/>
               <w:jc w:val="center"/>
               <w:rPr>
@@ -1852,6 +2148,7 @@
                 <w:szCs w:val="24"/>
               </w:rPr>
             </w:pPr>
+            <w:proofErr w:type="spellStart"/>
             <w:r>
               <w:rPr>
                 <w:sz w:val="24"/>
@@ -1859,6 +2156,7 @@
               </w:rPr>
               <w:t>Да</w:t>
             </w:r>
+            <w:proofErr w:type="spellEnd"/>
           </w:p>
         </w:tc>
       </w:tr>
@@ -1872,18 +2170,23 @@
           </w:tcPr>
           <w:p>
             <w:pPr>
-              <w:pStyle w:val="a1"/>
+              <w:pStyle w:val="a5"/>
+              <w:spacing w:line="240" w:lineRule="auto"/>
               <w:ind w:firstLine="0"/>
               <w:jc w:val="center"/>
               <w:rPr>
                 <w:b/>
                 <w:bCs/>
+                <w:sz w:val="24"/>
+                <w:szCs w:val="24"/>
               </w:rPr>
             </w:pPr>
             <w:r>
               <w:rPr>
                 <w:b/>
                 <w:bCs/>
+                <w:sz w:val="24"/>
+                <w:szCs w:val="24"/>
               </w:rPr>
               <w:t>3</w:t>
             </w:r>
@@ -1895,18 +2198,21 @@
           </w:tcPr>
           <w:p>
             <w:pPr>
-              <w:pStyle w:val="a1"/>
+              <w:pStyle w:val="a5"/>
+              <w:spacing w:line="240" w:lineRule="auto"/>
               <w:ind w:firstLine="0"/>
               <w:jc w:val="center"/>
               <w:rPr>
                 <w:sz w:val="24"/>
                 <w:szCs w:val="24"/>
-              </w:rPr>
-            </w:pPr>
-            <w:r>
-              <w:rPr>
-                <w:sz w:val="24"/>
-                <w:szCs w:val="24"/>
+                <w:lang w:val="ru-RU"/>
+              </w:rPr>
+            </w:pPr>
+            <w:r>
+              <w:rPr>
+                <w:sz w:val="24"/>
+                <w:szCs w:val="24"/>
+                <w:lang w:val="ru-RU"/>
               </w:rPr>
               <w:t>Объекты, с которыми может взаимодействовать игрок</w:t>
             </w:r>
@@ -1918,7 +2224,8 @@
           </w:tcPr>
           <w:p>
             <w:pPr>
-              <w:pStyle w:val="a1"/>
+              <w:pStyle w:val="a5"/>
+              <w:spacing w:line="240" w:lineRule="auto"/>
               <w:ind w:firstLine="0"/>
               <w:jc w:val="center"/>
               <w:rPr>
@@ -1926,6 +2233,7 @@
                 <w:szCs w:val="24"/>
               </w:rPr>
             </w:pPr>
+            <w:proofErr w:type="spellStart"/>
             <w:r>
               <w:rPr>
                 <w:sz w:val="24"/>
@@ -1933,6 +2241,7 @@
               </w:rPr>
               <w:t>Да</w:t>
             </w:r>
+            <w:proofErr w:type="spellEnd"/>
           </w:p>
         </w:tc>
       </w:tr>
@@ -1946,18 +2255,23 @@
           </w:tcPr>
           <w:p>
             <w:pPr>
-              <w:pStyle w:val="a1"/>
+              <w:pStyle w:val="a5"/>
+              <w:spacing w:line="240" w:lineRule="auto"/>
               <w:ind w:firstLine="0"/>
               <w:jc w:val="center"/>
               <w:rPr>
                 <w:b/>
                 <w:bCs/>
+                <w:sz w:val="24"/>
+                <w:szCs w:val="24"/>
               </w:rPr>
             </w:pPr>
             <w:r>
               <w:rPr>
                 <w:b/>
                 <w:bCs/>
+                <w:sz w:val="24"/>
+                <w:szCs w:val="24"/>
               </w:rPr>
               <w:t>4</w:t>
             </w:r>
@@ -1969,7 +2283,8 @@
           </w:tcPr>
           <w:p>
             <w:pPr>
-              <w:pStyle w:val="a1"/>
+              <w:pStyle w:val="a5"/>
+              <w:spacing w:line="240" w:lineRule="auto"/>
               <w:ind w:firstLine="0"/>
               <w:jc w:val="center"/>
               <w:rPr>
@@ -1981,7 +2296,6 @@
               <w:rPr>
                 <w:sz w:val="24"/>
                 <w:szCs w:val="24"/>
-                <w:lang w:val="en-US"/>
               </w:rPr>
               <w:t>UI</w:t>
             </w:r>
@@ -1993,7 +2307,8 @@
           </w:tcPr>
           <w:p>
             <w:pPr>
-              <w:pStyle w:val="a1"/>
+              <w:pStyle w:val="a5"/>
+              <w:spacing w:line="240" w:lineRule="auto"/>
               <w:ind w:firstLine="0"/>
               <w:jc w:val="center"/>
               <w:rPr>
@@ -2001,6 +2316,7 @@
                 <w:szCs w:val="24"/>
               </w:rPr>
             </w:pPr>
+            <w:proofErr w:type="spellStart"/>
             <w:r>
               <w:rPr>
                 <w:sz w:val="24"/>
@@ -2008,6 +2324,7 @@
               </w:rPr>
               <w:t>Да</w:t>
             </w:r>
+            <w:proofErr w:type="spellEnd"/>
           </w:p>
         </w:tc>
       </w:tr>
@@ -2021,22 +2338,23 @@
           </w:tcPr>
           <w:p>
             <w:pPr>
-              <w:pStyle w:val="a1"/>
+              <w:pStyle w:val="a5"/>
+              <w:spacing w:line="240" w:lineRule="auto"/>
               <w:ind w:firstLine="0"/>
               <w:jc w:val="center"/>
               <w:rPr>
                 <w:b/>
                 <w:bCs/>
-                <w:sz w:val="20"/>
-                <w:szCs w:val="20"/>
+                <w:sz w:val="24"/>
+                <w:szCs w:val="24"/>
               </w:rPr>
             </w:pPr>
             <w:r>
               <w:rPr>
                 <w:b/>
                 <w:bCs/>
-                <w:sz w:val="20"/>
-                <w:szCs w:val="20"/>
+                <w:sz w:val="24"/>
+                <w:szCs w:val="24"/>
               </w:rPr>
               <w:t>5</w:t>
             </w:r>
@@ -2048,21 +2366,56 @@
           </w:tcPr>
           <w:p>
             <w:pPr>
-              <w:pStyle w:val="a1"/>
+              <w:pStyle w:val="a5"/>
+              <w:spacing w:line="240" w:lineRule="auto"/>
               <w:ind w:firstLine="0"/>
               <w:jc w:val="center"/>
               <w:rPr>
-                <w:sz w:val="20"/>
-                <w:szCs w:val="20"/>
-              </w:rPr>
-            </w:pPr>
-            <w:r>
-              <w:rPr>
-                <w:sz w:val="20"/>
-                <w:szCs w:val="20"/>
-              </w:rPr>
-              <w:t>События на объектах</w:t>
-            </w:r>
+                <w:sz w:val="24"/>
+                <w:szCs w:val="24"/>
+              </w:rPr>
+            </w:pPr>
+            <w:proofErr w:type="spellStart"/>
+            <w:r>
+              <w:rPr>
+                <w:sz w:val="24"/>
+                <w:szCs w:val="24"/>
+              </w:rPr>
+              <w:t>События</w:t>
+            </w:r>
+            <w:proofErr w:type="spellEnd"/>
+            <w:r>
+              <w:rPr>
+                <w:sz w:val="24"/>
+                <w:szCs w:val="24"/>
+              </w:rPr>
+              <w:t xml:space="preserve"> </w:t>
+            </w:r>
+            <w:proofErr w:type="spellStart"/>
+            <w:r>
+              <w:rPr>
+                <w:sz w:val="24"/>
+                <w:szCs w:val="24"/>
+              </w:rPr>
+              <w:t>на</w:t>
+            </w:r>
+            <w:proofErr w:type="spellEnd"/>
+            <w:r>
+              <w:rPr>
+                <w:sz w:val="24"/>
+                <w:szCs w:val="24"/>
+              </w:rPr>
+              <w:t xml:space="preserve"> </w:t>
+            </w:r>
+            <w:proofErr w:type="spellStart"/>
+            <w:r>
+              <w:rPr>
+                <w:sz w:val="24"/>
+                <w:szCs w:val="24"/>
+              </w:rPr>
+              <w:t>объектах</w:t>
+            </w:r>
+            <w:proofErr w:type="spellEnd"/>
           </w:p>
         </w:tc>
         <w:tc>
@@ -2071,7 +2424,8 @@
           </w:tcPr>
           <w:p>
             <w:pPr>
-              <w:pStyle w:val="a1"/>
+              <w:pStyle w:val="a5"/>
+              <w:spacing w:line="240" w:lineRule="auto"/>
               <w:ind w:firstLine="0"/>
               <w:jc w:val="center"/>
               <w:rPr>
@@ -2079,6 +2433,7 @@
                 <w:szCs w:val="24"/>
               </w:rPr>
             </w:pPr>
+            <w:proofErr w:type="spellStart"/>
             <w:r>
               <w:rPr>
                 <w:sz w:val="24"/>
@@ -2086,28 +2441,48 @@
               </w:rPr>
               <w:t>Нет</w:t>
             </w:r>
+            <w:proofErr w:type="spellEnd"/>
           </w:p>
         </w:tc>
       </w:tr>
     </w:tbl>
     <w:p>
       <w:pPr>
-        <w:pStyle w:val="a1"/>
+        <w:pStyle w:val="a5"/>
+        <w:spacing w:before="120"/>
       </w:pPr>
       <w:r>
+        <w:t>В таблице 11.1 отражено, что у</w:t>
+      </w:r>
+      <w:r>
+        <w:t xml:space="preserve"> некоторых из элементов игры были выявлены одна или несколько неисправностей.  В таблице 11.2 представлены </w:t>
+      </w:r>
+      <w:r>
         <w:lastRenderedPageBreak/>
-        <w:t>У</w:t>
-      </w:r>
-      <w:r>
-        <w:t xml:space="preserve"> некоторых элементов игры</w:t>
-      </w:r>
-      <w:r>
-        <w:t xml:space="preserve"> были выявлены одно или несколько неисправностей.  В таблице 11.2 представлены описания обнаруженных неисправностей.</w:t>
+        <w:t xml:space="preserve">описания </w:t>
+      </w:r>
+      <w:r>
+        <w:t xml:space="preserve">всех </w:t>
+      </w:r>
+      <w:r>
+        <w:t>обнаруженных в игре неисправностей</w:t>
+      </w:r>
+      <w:r>
+        <w:t xml:space="preserve">, а также </w:t>
+      </w:r>
+      <w:r>
+        <w:t>указано</w:t>
+      </w:r>
+      <w:r>
+        <w:t>, где они были зафиксированы</w:t>
+      </w:r>
+      <w:r>
+        <w:t>. Также в таблице 11.2 указано то, как была выявлена каждая из неисправностей, и что было необходимо сделать с целью её исправления.</w:t>
       </w:r>
     </w:p>
     <w:p>
       <w:pPr>
-        <w:pStyle w:val="a1"/>
+        <w:pStyle w:val="a5"/>
         <w:spacing w:line="252" w:lineRule="auto"/>
         <w:ind w:firstLine="0"/>
         <w:jc w:val="left"/>
@@ -2118,16 +2493,16 @@
     </w:p>
     <w:tbl>
       <w:tblPr>
-        <w:tblStyle w:val="TableGrid"/>
+        <w:tblStyle w:val="aa"/>
         <w:tblW w:w="0" w:type="auto"/>
         <w:tblLook w:val="04A0" w:firstRow="1" w:lastRow="0" w:firstColumn="1" w:lastColumn="0" w:noHBand="0" w:noVBand="1"/>
       </w:tblPr>
       <w:tblGrid>
-        <w:gridCol w:w="562"/>
-        <w:gridCol w:w="2694"/>
-        <w:gridCol w:w="2268"/>
-        <w:gridCol w:w="1842"/>
-        <w:gridCol w:w="2312"/>
+        <w:gridCol w:w="530"/>
+        <w:gridCol w:w="2492"/>
+        <w:gridCol w:w="2232"/>
+        <w:gridCol w:w="1824"/>
+        <w:gridCol w:w="2267"/>
       </w:tblGrid>
       <w:tr>
         <w:tc>
@@ -2136,7 +2511,7 @@
           </w:tcPr>
           <w:p>
             <w:pPr>
-              <w:pStyle w:val="a1"/>
+              <w:pStyle w:val="a5"/>
               <w:ind w:firstLine="0"/>
               <w:jc w:val="center"/>
               <w:rPr>
@@ -2163,7 +2538,8 @@
           </w:tcPr>
           <w:p>
             <w:pPr>
-              <w:pStyle w:val="a1"/>
+              <w:pStyle w:val="a5"/>
+              <w:spacing w:line="240" w:lineRule="auto"/>
               <w:ind w:firstLine="0"/>
               <w:jc w:val="center"/>
               <w:rPr>
@@ -2173,6 +2549,7 @@
                 <w:szCs w:val="24"/>
               </w:rPr>
             </w:pPr>
+            <w:proofErr w:type="spellStart"/>
             <w:r>
               <w:rPr>
                 <w:b/>
@@ -2180,8 +2557,29 @@
                 <w:sz w:val="24"/>
                 <w:szCs w:val="24"/>
               </w:rPr>
-              <w:t>Описание неисправности</w:t>
-            </w:r>
+              <w:t>Описание</w:t>
+            </w:r>
+            <w:proofErr w:type="spellEnd"/>
+            <w:r>
+              <w:rPr>
+                <w:b/>
+                <w:bCs/>
+                <w:sz w:val="24"/>
+                <w:szCs w:val="24"/>
+              </w:rPr>
+              <w:t xml:space="preserve"> </w:t>
+            </w:r>
+            <w:proofErr w:type="spellStart"/>
+            <w:r>
+              <w:rPr>
+                <w:b/>
+                <w:bCs/>
+                <w:sz w:val="24"/>
+                <w:szCs w:val="24"/>
+              </w:rPr>
+              <w:t>неисправности</w:t>
+            </w:r>
+            <w:proofErr w:type="spellEnd"/>
           </w:p>
         </w:tc>
         <w:tc>
@@ -2190,7 +2588,8 @@
           </w:tcPr>
           <w:p>
             <w:pPr>
-              <w:pStyle w:val="a1"/>
+              <w:pStyle w:val="a5"/>
+              <w:spacing w:line="240" w:lineRule="auto"/>
               <w:ind w:firstLine="0"/>
               <w:jc w:val="center"/>
               <w:rPr>
@@ -2200,6 +2599,7 @@
                 <w:szCs w:val="24"/>
               </w:rPr>
             </w:pPr>
+            <w:proofErr w:type="spellStart"/>
             <w:r>
               <w:rPr>
                 <w:b/>
@@ -2207,8 +2607,29 @@
                 <w:sz w:val="24"/>
                 <w:szCs w:val="24"/>
               </w:rPr>
-              <w:t>Где зафиксирована</w:t>
-            </w:r>
+              <w:t>Где</w:t>
+            </w:r>
+            <w:proofErr w:type="spellEnd"/>
+            <w:r>
+              <w:rPr>
+                <w:b/>
+                <w:bCs/>
+                <w:sz w:val="24"/>
+                <w:szCs w:val="24"/>
+              </w:rPr>
+              <w:t xml:space="preserve"> </w:t>
+            </w:r>
+            <w:proofErr w:type="spellStart"/>
+            <w:r>
+              <w:rPr>
+                <w:b/>
+                <w:bCs/>
+                <w:sz w:val="24"/>
+                <w:szCs w:val="24"/>
+              </w:rPr>
+              <w:t>зафиксирована</w:t>
+            </w:r>
+            <w:proofErr w:type="spellEnd"/>
           </w:p>
         </w:tc>
         <w:tc>
@@ -2217,7 +2638,8 @@
           </w:tcPr>
           <w:p>
             <w:pPr>
-              <w:pStyle w:val="a1"/>
+              <w:pStyle w:val="a5"/>
+              <w:spacing w:line="240" w:lineRule="auto"/>
               <w:ind w:firstLine="0"/>
               <w:jc w:val="center"/>
               <w:rPr>
@@ -2227,6 +2649,7 @@
                 <w:szCs w:val="24"/>
               </w:rPr>
             </w:pPr>
+            <w:proofErr w:type="spellStart"/>
             <w:r>
               <w:rPr>
                 <w:b/>
@@ -2234,8 +2657,49 @@
                 <w:sz w:val="24"/>
                 <w:szCs w:val="24"/>
               </w:rPr>
-              <w:t>Как была выявлена</w:t>
-            </w:r>
+              <w:t>Как</w:t>
+            </w:r>
+            <w:proofErr w:type="spellEnd"/>
+            <w:r>
+              <w:rPr>
+                <w:b/>
+                <w:bCs/>
+                <w:sz w:val="24"/>
+                <w:szCs w:val="24"/>
+              </w:rPr>
+              <w:t xml:space="preserve"> </w:t>
+            </w:r>
+            <w:proofErr w:type="spellStart"/>
+            <w:r>
+              <w:rPr>
+                <w:b/>
+                <w:bCs/>
+                <w:sz w:val="24"/>
+                <w:szCs w:val="24"/>
+              </w:rPr>
+              <w:t>была</w:t>
+            </w:r>
+            <w:proofErr w:type="spellEnd"/>
+            <w:r>
+              <w:rPr>
+                <w:b/>
+                <w:bCs/>
+                <w:sz w:val="24"/>
+                <w:szCs w:val="24"/>
+              </w:rPr>
+              <w:t xml:space="preserve"> </w:t>
+            </w:r>
+            <w:proofErr w:type="spellStart"/>
+            <w:r>
+              <w:rPr>
+                <w:b/>
+                <w:bCs/>
+                <w:sz w:val="24"/>
+                <w:szCs w:val="24"/>
+              </w:rPr>
+              <w:t>выявлена</w:t>
+            </w:r>
+            <w:proofErr w:type="spellEnd"/>
           </w:p>
         </w:tc>
         <w:tc>
@@ -2244,7 +2708,8 @@
           </w:tcPr>
           <w:p>
             <w:pPr>
-              <w:pStyle w:val="a1"/>
+              <w:pStyle w:val="a5"/>
+              <w:spacing w:line="240" w:lineRule="auto"/>
               <w:ind w:firstLine="0"/>
               <w:jc w:val="center"/>
               <w:rPr>
@@ -2252,6 +2717,7 @@
                 <w:bCs/>
                 <w:sz w:val="24"/>
                 <w:szCs w:val="24"/>
+                <w:lang w:val="ru-RU"/>
               </w:rPr>
             </w:pPr>
             <w:r>
@@ -2260,6 +2726,7 @@
                 <w:bCs/>
                 <w:sz w:val="24"/>
                 <w:szCs w:val="24"/>
+                <w:lang w:val="ru-RU"/>
               </w:rPr>
               <w:t>Что необходимо сделать для исправления</w:t>
             </w:r>
@@ -2273,7 +2740,7 @@
           </w:tcPr>
           <w:p>
             <w:pPr>
-              <w:pStyle w:val="a1"/>
+              <w:pStyle w:val="a5"/>
               <w:ind w:firstLine="0"/>
               <w:jc w:val="center"/>
               <w:rPr>
@@ -2300,18 +2767,21 @@
           </w:tcPr>
           <w:p>
             <w:pPr>
-              <w:pStyle w:val="a1"/>
+              <w:pStyle w:val="a5"/>
+              <w:spacing w:line="240" w:lineRule="auto"/>
               <w:ind w:firstLine="0"/>
               <w:jc w:val="center"/>
               <w:rPr>
                 <w:sz w:val="24"/>
                 <w:szCs w:val="24"/>
-              </w:rPr>
-            </w:pPr>
-            <w:r>
-              <w:rPr>
-                <w:sz w:val="24"/>
-                <w:szCs w:val="24"/>
+                <w:lang w:val="ru-RU"/>
+              </w:rPr>
+            </w:pPr>
+            <w:r>
+              <w:rPr>
+                <w:sz w:val="24"/>
+                <w:szCs w:val="24"/>
+                <w:lang w:val="ru-RU"/>
               </w:rPr>
               <w:t>Враг в состоянии смерти всё ещё вращался за игроком</w:t>
             </w:r>
@@ -2323,7 +2793,8 @@
           </w:tcPr>
           <w:p>
             <w:pPr>
-              <w:pStyle w:val="a1"/>
+              <w:pStyle w:val="a5"/>
+              <w:spacing w:line="240" w:lineRule="auto"/>
               <w:ind w:firstLine="0"/>
               <w:jc w:val="center"/>
               <w:rPr>
@@ -2331,6 +2802,7 @@
                 <w:szCs w:val="24"/>
               </w:rPr>
             </w:pPr>
+            <w:proofErr w:type="spellStart"/>
             <w:r>
               <w:rPr>
                 <w:sz w:val="24"/>
@@ -2338,6 +2810,7 @@
               </w:rPr>
               <w:t>Враг</w:t>
             </w:r>
+            <w:proofErr w:type="spellEnd"/>
           </w:p>
         </w:tc>
         <w:tc>
@@ -2346,34 +2819,23 @@
           </w:tcPr>
           <w:p>
             <w:pPr>
-              <w:pStyle w:val="a1"/>
+              <w:pStyle w:val="a5"/>
+              <w:spacing w:line="240" w:lineRule="auto"/>
               <w:ind w:firstLine="0"/>
               <w:jc w:val="center"/>
               <w:rPr>
                 <w:sz w:val="24"/>
                 <w:szCs w:val="24"/>
-              </w:rPr>
-            </w:pPr>
-            <w:r>
-              <w:rPr>
-                <w:sz w:val="24"/>
-                <w:szCs w:val="24"/>
-              </w:rPr>
-              <w:t xml:space="preserve">Тестировщик обходил кругом </w:t>
-            </w:r>
-            <w:r>
-              <w:rPr>
-                <w:sz w:val="24"/>
-                <w:szCs w:val="24"/>
-              </w:rPr>
-              <w:t xml:space="preserve">вблизи </w:t>
-            </w:r>
-            <w:r>
-              <w:rPr>
-                <w:sz w:val="24"/>
-                <w:szCs w:val="24"/>
-              </w:rPr>
-              <w:t>врага в состоянии смерти</w:t>
+                <w:lang w:val="ru-RU"/>
+              </w:rPr>
+            </w:pPr>
+            <w:r>
+              <w:rPr>
+                <w:sz w:val="24"/>
+                <w:szCs w:val="24"/>
+                <w:lang w:val="ru-RU"/>
+              </w:rPr>
+              <w:t>Тестировщик обходил кругом вблизи врага в состоянии смерти</w:t>
             </w:r>
           </w:p>
         </w:tc>
@@ -2383,18 +2845,21 @@
           </w:tcPr>
           <w:p>
             <w:pPr>
-              <w:pStyle w:val="a1"/>
+              <w:pStyle w:val="a5"/>
+              <w:spacing w:line="240" w:lineRule="auto"/>
               <w:ind w:firstLine="0"/>
               <w:jc w:val="center"/>
               <w:rPr>
                 <w:sz w:val="24"/>
                 <w:szCs w:val="24"/>
-              </w:rPr>
-            </w:pPr>
-            <w:r>
-              <w:rPr>
-                <w:sz w:val="24"/>
-                <w:szCs w:val="24"/>
+                <w:lang w:val="ru-RU"/>
+              </w:rPr>
+            </w:pPr>
+            <w:r>
+              <w:rPr>
+                <w:sz w:val="24"/>
+                <w:szCs w:val="24"/>
+                <w:lang w:val="ru-RU"/>
               </w:rPr>
               <w:t xml:space="preserve">Отключение </w:t>
             </w:r>
@@ -2403,7 +2868,6 @@
               <w:rPr>
                 <w:sz w:val="24"/>
                 <w:szCs w:val="24"/>
-                <w:lang w:val="en-US"/>
               </w:rPr>
               <w:t>NavMeshAgent</w:t>
             </w:r>
@@ -2412,6 +2876,7 @@
               <w:rPr>
                 <w:sz w:val="24"/>
                 <w:szCs w:val="24"/>
+                <w:lang w:val="ru-RU"/>
               </w:rPr>
               <w:t xml:space="preserve"> у врага, когда он входит в состояние смерти</w:t>
             </w:r>
@@ -2425,7 +2890,7 @@
           </w:tcPr>
           <w:p>
             <w:pPr>
-              <w:pStyle w:val="a1"/>
+              <w:pStyle w:val="a5"/>
               <w:ind w:firstLine="0"/>
               <w:jc w:val="center"/>
               <w:rPr>
@@ -2452,20 +2917,41 @@
           </w:tcPr>
           <w:p>
             <w:pPr>
-              <w:pStyle w:val="a1"/>
+              <w:pStyle w:val="a5"/>
+              <w:spacing w:line="240" w:lineRule="auto"/>
               <w:ind w:firstLine="0"/>
               <w:jc w:val="center"/>
               <w:rPr>
                 <w:sz w:val="24"/>
                 <w:szCs w:val="24"/>
-              </w:rPr>
-            </w:pPr>
-            <w:r>
-              <w:rPr>
-                <w:sz w:val="24"/>
-                <w:szCs w:val="24"/>
-              </w:rPr>
-              <w:t>Некорректная работа анимаций в случайный момент времени</w:t>
+                <w:lang w:val="ru-RU"/>
+              </w:rPr>
+            </w:pPr>
+            <w:r>
+              <w:rPr>
+                <w:sz w:val="24"/>
+                <w:szCs w:val="24"/>
+                <w:lang w:val="ru-RU"/>
+              </w:rPr>
+              <w:t xml:space="preserve">Некорректная работа </w:t>
+            </w:r>
+            <w:proofErr w:type="spellStart"/>
+            <w:r>
+              <w:rPr>
+                <w:sz w:val="24"/>
+                <w:szCs w:val="24"/>
+                <w:lang w:val="ru-RU"/>
+              </w:rPr>
+              <w:t>анимаций</w:t>
+            </w:r>
+            <w:proofErr w:type="spellEnd"/>
+            <w:r>
+              <w:rPr>
+                <w:sz w:val="24"/>
+                <w:szCs w:val="24"/>
+                <w:lang w:val="ru-RU"/>
+              </w:rPr>
+              <w:t xml:space="preserve"> в случайный момент времени</w:t>
             </w:r>
           </w:p>
         </w:tc>
@@ -2475,7 +2961,8 @@
           </w:tcPr>
           <w:p>
             <w:pPr>
-              <w:pStyle w:val="a1"/>
+              <w:pStyle w:val="a5"/>
+              <w:spacing w:line="240" w:lineRule="auto"/>
               <w:ind w:firstLine="0"/>
               <w:jc w:val="center"/>
               <w:rPr>
@@ -2483,6 +2970,7 @@
                 <w:szCs w:val="24"/>
               </w:rPr>
             </w:pPr>
+            <w:proofErr w:type="spellStart"/>
             <w:r>
               <w:rPr>
                 <w:sz w:val="24"/>
@@ -2490,6 +2978,7 @@
               </w:rPr>
               <w:t>Враг</w:t>
             </w:r>
+            <w:proofErr w:type="spellEnd"/>
           </w:p>
         </w:tc>
         <w:tc>
@@ -2498,7 +2987,8 @@
           </w:tcPr>
           <w:p>
             <w:pPr>
-              <w:pStyle w:val="a1"/>
+              <w:pStyle w:val="a5"/>
+              <w:spacing w:line="240" w:lineRule="auto"/>
               <w:ind w:firstLine="0"/>
               <w:jc w:val="center"/>
               <w:rPr>
@@ -2520,8 +3010,33 @@
                 <w:sz w:val="24"/>
                 <w:szCs w:val="24"/>
               </w:rPr>
-              <w:t xml:space="preserve"> механик врага</w:t>
-            </w:r>
+              <w:t xml:space="preserve"> </w:t>
+            </w:r>
+            <w:proofErr w:type="spellStart"/>
+            <w:r>
+              <w:rPr>
+                <w:sz w:val="24"/>
+                <w:szCs w:val="24"/>
+              </w:rPr>
+              <w:t>механик</w:t>
+            </w:r>
+            <w:proofErr w:type="spellEnd"/>
+            <w:r>
+              <w:rPr>
+                <w:sz w:val="24"/>
+                <w:szCs w:val="24"/>
+              </w:rPr>
+              <w:t xml:space="preserve"> </w:t>
+            </w:r>
+            <w:proofErr w:type="spellStart"/>
+            <w:r>
+              <w:rPr>
+                <w:sz w:val="24"/>
+                <w:szCs w:val="24"/>
+              </w:rPr>
+              <w:t>врага</w:t>
+            </w:r>
+            <w:proofErr w:type="spellEnd"/>
           </w:p>
         </w:tc>
         <w:tc>
@@ -2530,35 +3045,36 @@
           </w:tcPr>
           <w:p>
             <w:pPr>
-              <w:pStyle w:val="a1"/>
+              <w:pStyle w:val="a5"/>
+              <w:spacing w:line="240" w:lineRule="auto"/>
               <w:ind w:firstLine="0"/>
               <w:jc w:val="center"/>
               <w:rPr>
                 <w:sz w:val="24"/>
                 <w:szCs w:val="24"/>
-              </w:rPr>
-            </w:pPr>
-            <w:r>
-              <w:rPr>
-                <w:sz w:val="24"/>
-                <w:szCs w:val="24"/>
-              </w:rPr>
-              <w:t>Изменение типа анимации врага на гуманоидный (H</w:t>
-            </w:r>
-            <w:proofErr w:type="spellStart"/>
-            <w:r>
-              <w:rPr>
-                <w:sz w:val="24"/>
-                <w:szCs w:val="24"/>
-                <w:lang w:val="en-US"/>
-              </w:rPr>
-              <w:t>umanoid</w:t>
-            </w:r>
-            <w:proofErr w:type="spellEnd"/>
-            <w:r>
-              <w:rPr>
-                <w:sz w:val="24"/>
-                <w:szCs w:val="24"/>
+                <w:lang w:val="ru-RU"/>
+              </w:rPr>
+            </w:pPr>
+            <w:r>
+              <w:rPr>
+                <w:sz w:val="24"/>
+                <w:szCs w:val="24"/>
+                <w:lang w:val="ru-RU"/>
+              </w:rPr>
+              <w:t>Изменение типа анимации врага на гуманоидный (</w:t>
+            </w:r>
+            <w:r>
+              <w:rPr>
+                <w:sz w:val="24"/>
+                <w:szCs w:val="24"/>
+              </w:rPr>
+              <w:t>Humanoid</w:t>
+            </w:r>
+            <w:r>
+              <w:rPr>
+                <w:sz w:val="24"/>
+                <w:szCs w:val="24"/>
+                <w:lang w:val="ru-RU"/>
               </w:rPr>
               <w:t>)</w:t>
             </w:r>
@@ -2572,7 +3088,7 @@
           </w:tcPr>
           <w:p>
             <w:pPr>
-              <w:pStyle w:val="a1"/>
+              <w:pStyle w:val="a5"/>
               <w:ind w:firstLine="0"/>
               <w:jc w:val="center"/>
               <w:rPr>
@@ -2599,19 +3115,20 @@
           </w:tcPr>
           <w:p>
             <w:pPr>
-              <w:pStyle w:val="a1"/>
+              <w:pStyle w:val="a5"/>
+              <w:spacing w:line="240" w:lineRule="auto"/>
               <w:ind w:firstLine="0"/>
               <w:jc w:val="center"/>
               <w:rPr>
                 <w:sz w:val="24"/>
                 <w:szCs w:val="24"/>
-              </w:rPr>
-            </w:pPr>
-            <w:r>
-              <w:rPr>
-                <w:sz w:val="24"/>
-                <w:szCs w:val="24"/>
-                <w:lang w:val="en-US"/>
+                <w:lang w:val="ru-RU"/>
+              </w:rPr>
+            </w:pPr>
+            <w:r>
+              <w:rPr>
+                <w:sz w:val="24"/>
+                <w:szCs w:val="24"/>
               </w:rPr>
               <w:t>Gaze</w:t>
             </w:r>
@@ -2619,6 +3136,7 @@
               <w:rPr>
                 <w:sz w:val="24"/>
                 <w:szCs w:val="24"/>
+                <w:lang w:val="ru-RU"/>
               </w:rPr>
               <w:t xml:space="preserve"> </w:t>
             </w:r>
@@ -2626,7 +3144,6 @@
               <w:rPr>
                 <w:sz w:val="24"/>
                 <w:szCs w:val="24"/>
-                <w:lang w:val="en-US"/>
               </w:rPr>
               <w:t>Interactor</w:t>
             </w:r>
@@ -2634,6 +3151,7 @@
               <w:rPr>
                 <w:sz w:val="24"/>
                 <w:szCs w:val="24"/>
+                <w:lang w:val="ru-RU"/>
               </w:rPr>
               <w:t xml:space="preserve"> взаимодействует с </w:t>
             </w:r>
@@ -2641,7 +3159,6 @@
               <w:rPr>
                 <w:sz w:val="24"/>
                 <w:szCs w:val="24"/>
-                <w:lang w:val="en-US"/>
               </w:rPr>
               <w:t>UI</w:t>
             </w:r>
@@ -2649,6 +3166,7 @@
               <w:rPr>
                 <w:sz w:val="24"/>
                 <w:szCs w:val="24"/>
+                <w:lang w:val="ru-RU"/>
               </w:rPr>
               <w:t xml:space="preserve"> интерфейсом</w:t>
             </w:r>
@@ -2660,7 +3178,8 @@
           </w:tcPr>
           <w:p>
             <w:pPr>
-              <w:pStyle w:val="a1"/>
+              <w:pStyle w:val="a5"/>
+              <w:spacing w:line="240" w:lineRule="auto"/>
               <w:ind w:firstLine="0"/>
               <w:jc w:val="center"/>
               <w:rPr>
@@ -2672,7 +3191,6 @@
               <w:rPr>
                 <w:sz w:val="24"/>
                 <w:szCs w:val="24"/>
-                <w:lang w:val="en-US"/>
               </w:rPr>
               <w:t>UI</w:t>
             </w:r>
@@ -2684,7 +3202,8 @@
           </w:tcPr>
           <w:p>
             <w:pPr>
-              <w:pStyle w:val="a1"/>
+              <w:pStyle w:val="a5"/>
+              <w:spacing w:line="240" w:lineRule="auto"/>
               <w:ind w:firstLine="0"/>
               <w:jc w:val="center"/>
               <w:rPr>
@@ -2692,35 +3211,21 @@
                 <w:szCs w:val="24"/>
               </w:rPr>
             </w:pPr>
-            <w:r>
-              <w:rPr>
-                <w:sz w:val="24"/>
-                <w:szCs w:val="24"/>
-              </w:rPr>
-              <w:t xml:space="preserve">Тестирование </w:t>
-            </w:r>
-            <w:r>
-              <w:rPr>
-                <w:sz w:val="24"/>
-                <w:szCs w:val="24"/>
-                <w:lang w:val="en-US"/>
-              </w:rPr>
-              <w:t>Gaze</w:t>
-            </w:r>
-            <w:r>
-              <w:rPr>
-                <w:sz w:val="24"/>
-                <w:szCs w:val="24"/>
-              </w:rPr>
-              <w:t xml:space="preserve"> </w:t>
-            </w:r>
-            <w:r>
-              <w:rPr>
-                <w:sz w:val="24"/>
-                <w:szCs w:val="24"/>
-                <w:lang w:val="en-US"/>
-              </w:rPr>
-              <w:t>Interactor</w:t>
+            <w:proofErr w:type="spellStart"/>
+            <w:r>
+              <w:rPr>
+                <w:sz w:val="24"/>
+                <w:szCs w:val="24"/>
+              </w:rPr>
+              <w:t>Тестирование</w:t>
+            </w:r>
+            <w:proofErr w:type="spellEnd"/>
+            <w:r>
+              <w:rPr>
+                <w:sz w:val="24"/>
+                <w:szCs w:val="24"/>
+              </w:rPr>
+              <w:t xml:space="preserve"> Gaze Interactor</w:t>
             </w:r>
           </w:p>
         </w:tc>
@@ -2730,18 +3235,21 @@
           </w:tcPr>
           <w:p>
             <w:pPr>
-              <w:pStyle w:val="a1"/>
+              <w:pStyle w:val="a5"/>
+              <w:spacing w:line="240" w:lineRule="auto"/>
               <w:ind w:firstLine="0"/>
               <w:jc w:val="center"/>
               <w:rPr>
                 <w:sz w:val="24"/>
                 <w:szCs w:val="24"/>
-              </w:rPr>
-            </w:pPr>
-            <w:r>
-              <w:rPr>
-                <w:sz w:val="24"/>
-                <w:szCs w:val="24"/>
+                <w:lang w:val="ru-RU"/>
+              </w:rPr>
+            </w:pPr>
+            <w:r>
+              <w:rPr>
+                <w:sz w:val="24"/>
+                <w:szCs w:val="24"/>
+                <w:lang w:val="ru-RU"/>
               </w:rPr>
               <w:t xml:space="preserve">Отключение свойства </w:t>
             </w:r>
@@ -2749,7 +3257,6 @@
               <w:rPr>
                 <w:sz w:val="24"/>
                 <w:szCs w:val="24"/>
-                <w:lang w:val="en-US"/>
               </w:rPr>
               <w:t>UI</w:t>
             </w:r>
@@ -2757,6 +3264,7 @@
               <w:rPr>
                 <w:sz w:val="24"/>
                 <w:szCs w:val="24"/>
+                <w:lang w:val="ru-RU"/>
               </w:rPr>
               <w:t xml:space="preserve"> </w:t>
             </w:r>
@@ -2764,7 +3272,6 @@
               <w:rPr>
                 <w:sz w:val="24"/>
                 <w:szCs w:val="24"/>
-                <w:lang w:val="en-US"/>
               </w:rPr>
               <w:t>Interaction</w:t>
             </w:r>
@@ -2772,6 +3279,7 @@
               <w:rPr>
                 <w:sz w:val="24"/>
                 <w:szCs w:val="24"/>
+                <w:lang w:val="ru-RU"/>
               </w:rPr>
               <w:t xml:space="preserve"> в </w:t>
             </w:r>
@@ -2780,6 +3288,7 @@
               <w:rPr>
                 <w:sz w:val="24"/>
                 <w:szCs w:val="24"/>
+                <w:lang w:val="ru-RU"/>
               </w:rPr>
               <w:t>компаненте</w:t>
             </w:r>
@@ -2788,6 +3297,7 @@
               <w:rPr>
                 <w:sz w:val="24"/>
                 <w:szCs w:val="24"/>
+                <w:lang w:val="ru-RU"/>
               </w:rPr>
               <w:t xml:space="preserve"> </w:t>
             </w:r>
@@ -2795,7 +3305,6 @@
               <w:rPr>
                 <w:sz w:val="24"/>
                 <w:szCs w:val="24"/>
-                <w:lang w:val="en-US"/>
               </w:rPr>
               <w:t>XR</w:t>
             </w:r>
@@ -2803,6 +3312,7 @@
               <w:rPr>
                 <w:sz w:val="24"/>
                 <w:szCs w:val="24"/>
+                <w:lang w:val="ru-RU"/>
               </w:rPr>
               <w:t xml:space="preserve"> </w:t>
             </w:r>
@@ -2810,7 +3320,6 @@
               <w:rPr>
                 <w:sz w:val="24"/>
                 <w:szCs w:val="24"/>
-                <w:lang w:val="en-US"/>
               </w:rPr>
               <w:t>Gaze</w:t>
             </w:r>
@@ -2818,6 +3327,7 @@
               <w:rPr>
                 <w:sz w:val="24"/>
                 <w:szCs w:val="24"/>
+                <w:lang w:val="ru-RU"/>
               </w:rPr>
               <w:t xml:space="preserve"> </w:t>
             </w:r>
@@ -2825,7 +3335,6 @@
               <w:rPr>
                 <w:sz w:val="24"/>
                 <w:szCs w:val="24"/>
-                <w:lang w:val="en-US"/>
               </w:rPr>
               <w:t>Interactor</w:t>
             </w:r>
@@ -2839,7 +3348,7 @@
           </w:tcPr>
           <w:p>
             <w:pPr>
-              <w:pStyle w:val="a1"/>
+              <w:pStyle w:val="a5"/>
               <w:ind w:firstLine="0"/>
               <w:jc w:val="center"/>
               <w:rPr>
@@ -2866,7 +3375,8 @@
           </w:tcPr>
           <w:p>
             <w:pPr>
-              <w:pStyle w:val="a1"/>
+              <w:pStyle w:val="a5"/>
+              <w:spacing w:line="240" w:lineRule="auto"/>
               <w:ind w:firstLine="0"/>
               <w:jc w:val="center"/>
               <w:rPr>
@@ -2878,9 +3388,131 @@
               <w:rPr>
                 <w:sz w:val="24"/>
                 <w:szCs w:val="24"/>
-              </w:rPr>
-              <w:t>Точка прикрепления оружия к соответствующей руке настраивается только после взятия оружия. Оружие правильно прикрепляется только на второй попытке взятия</w:t>
-            </w:r>
+                <w:lang w:val="ru-RU"/>
+              </w:rPr>
+              <w:t xml:space="preserve">Точка прикрепления оружия к соответствующей руке настраивается только после взятия оружия. </w:t>
+            </w:r>
+            <w:proofErr w:type="spellStart"/>
+            <w:r>
+              <w:rPr>
+                <w:sz w:val="24"/>
+                <w:szCs w:val="24"/>
+              </w:rPr>
+              <w:t>Оружие</w:t>
+            </w:r>
+            <w:proofErr w:type="spellEnd"/>
+            <w:r>
+              <w:rPr>
+                <w:sz w:val="24"/>
+                <w:szCs w:val="24"/>
+              </w:rPr>
+              <w:t xml:space="preserve"> </w:t>
+            </w:r>
+            <w:proofErr w:type="spellStart"/>
+            <w:r>
+              <w:rPr>
+                <w:sz w:val="24"/>
+                <w:szCs w:val="24"/>
+              </w:rPr>
+              <w:t>правильно</w:t>
+            </w:r>
+            <w:proofErr w:type="spellEnd"/>
+            <w:r>
+              <w:rPr>
+                <w:sz w:val="24"/>
+                <w:szCs w:val="24"/>
+              </w:rPr>
+              <w:t xml:space="preserve"> </w:t>
+            </w:r>
+            <w:proofErr w:type="spellStart"/>
+            <w:r>
+              <w:rPr>
+                <w:sz w:val="24"/>
+                <w:szCs w:val="24"/>
+              </w:rPr>
+              <w:t>прикрепляется</w:t>
+            </w:r>
+            <w:proofErr w:type="spellEnd"/>
+            <w:r>
+              <w:rPr>
+                <w:sz w:val="24"/>
+                <w:szCs w:val="24"/>
+              </w:rPr>
+              <w:t xml:space="preserve"> </w:t>
+            </w:r>
+            <w:proofErr w:type="spellStart"/>
+            <w:r>
+              <w:rPr>
+                <w:sz w:val="24"/>
+                <w:szCs w:val="24"/>
+              </w:rPr>
+              <w:t>только</w:t>
+            </w:r>
+            <w:proofErr w:type="spellEnd"/>
+            <w:r>
+              <w:rPr>
+                <w:sz w:val="24"/>
+                <w:szCs w:val="24"/>
+              </w:rPr>
+              <w:t xml:space="preserve"> </w:t>
+            </w:r>
+            <w:proofErr w:type="spellStart"/>
+            <w:r>
+              <w:rPr>
+                <w:sz w:val="24"/>
+                <w:szCs w:val="24"/>
+              </w:rPr>
+              <w:t>на</w:t>
+            </w:r>
+            <w:proofErr w:type="spellEnd"/>
+            <w:r>
+              <w:rPr>
+                <w:sz w:val="24"/>
+                <w:szCs w:val="24"/>
+              </w:rPr>
+              <w:t xml:space="preserve"> </w:t>
+            </w:r>
+            <w:proofErr w:type="spellStart"/>
+            <w:r>
+              <w:rPr>
+                <w:sz w:val="24"/>
+                <w:szCs w:val="24"/>
+              </w:rPr>
+              <w:t>второй</w:t>
+            </w:r>
+            <w:proofErr w:type="spellEnd"/>
+            <w:r>
+              <w:rPr>
+                <w:sz w:val="24"/>
+                <w:szCs w:val="24"/>
+              </w:rPr>
+              <w:t xml:space="preserve"> </w:t>
+            </w:r>
+            <w:proofErr w:type="spellStart"/>
+            <w:r>
+              <w:rPr>
+                <w:sz w:val="24"/>
+                <w:szCs w:val="24"/>
+              </w:rPr>
+              <w:t>попытке</w:t>
+            </w:r>
+            <w:proofErr w:type="spellEnd"/>
+            <w:r>
+              <w:rPr>
+                <w:sz w:val="24"/>
+                <w:szCs w:val="24"/>
+              </w:rPr>
+              <w:t xml:space="preserve"> </w:t>
+            </w:r>
+            <w:proofErr w:type="spellStart"/>
+            <w:r>
+              <w:rPr>
+                <w:sz w:val="24"/>
+                <w:szCs w:val="24"/>
+              </w:rPr>
+              <w:t>взятия</w:t>
+            </w:r>
+            <w:proofErr w:type="spellEnd"/>
           </w:p>
         </w:tc>
         <w:tc>
@@ -2889,18 +3521,21 @@
           </w:tcPr>
           <w:p>
             <w:pPr>
-              <w:pStyle w:val="a1"/>
+              <w:pStyle w:val="a5"/>
+              <w:spacing w:line="240" w:lineRule="auto"/>
               <w:ind w:firstLine="0"/>
               <w:jc w:val="center"/>
               <w:rPr>
                 <w:sz w:val="24"/>
                 <w:szCs w:val="24"/>
-              </w:rPr>
-            </w:pPr>
-            <w:r>
-              <w:rPr>
-                <w:sz w:val="24"/>
-                <w:szCs w:val="24"/>
+                <w:lang w:val="ru-RU"/>
+              </w:rPr>
+            </w:pPr>
+            <w:r>
+              <w:rPr>
+                <w:sz w:val="24"/>
+                <w:szCs w:val="24"/>
+                <w:lang w:val="ru-RU"/>
               </w:rPr>
               <w:t>Объекты, с которыми может взаимодействовать игрок</w:t>
             </w:r>
@@ -2912,7 +3547,8 @@
           </w:tcPr>
           <w:p>
             <w:pPr>
-              <w:pStyle w:val="a1"/>
+              <w:pStyle w:val="a5"/>
+              <w:spacing w:line="240" w:lineRule="auto"/>
               <w:ind w:firstLine="0"/>
               <w:jc w:val="center"/>
               <w:rPr>
@@ -2920,13 +3556,63 @@
                 <w:szCs w:val="24"/>
               </w:rPr>
             </w:pPr>
-            <w:r>
-              <w:rPr>
-                <w:sz w:val="24"/>
-                <w:szCs w:val="24"/>
-              </w:rPr>
-              <w:t>Тестирование механик интерактивных объектов</w:t>
-            </w:r>
+            <w:proofErr w:type="spellStart"/>
+            <w:r>
+              <w:rPr>
+                <w:sz w:val="24"/>
+                <w:szCs w:val="24"/>
+              </w:rPr>
+              <w:t>Тестирование</w:t>
+            </w:r>
+            <w:proofErr w:type="spellEnd"/>
+            <w:r>
+              <w:rPr>
+                <w:sz w:val="24"/>
+                <w:szCs w:val="24"/>
+              </w:rPr>
+              <w:t xml:space="preserve"> </w:t>
+            </w:r>
+            <w:proofErr w:type="spellStart"/>
+            <w:r>
+              <w:rPr>
+                <w:sz w:val="24"/>
+                <w:szCs w:val="24"/>
+              </w:rPr>
+              <w:t>механик</w:t>
+            </w:r>
+            <w:proofErr w:type="spellEnd"/>
+            <w:r>
+              <w:rPr>
+                <w:sz w:val="24"/>
+                <w:szCs w:val="24"/>
+              </w:rPr>
+              <w:t xml:space="preserve"> </w:t>
+            </w:r>
+            <w:proofErr w:type="spellStart"/>
+            <w:r>
+              <w:rPr>
+                <w:sz w:val="24"/>
+                <w:szCs w:val="24"/>
+              </w:rPr>
+              <w:t>интерактивных</w:t>
+            </w:r>
+            <w:proofErr w:type="spellEnd"/>
+            <w:r>
+              <w:rPr>
+                <w:sz w:val="24"/>
+                <w:szCs w:val="24"/>
+              </w:rPr>
+              <w:t xml:space="preserve"> </w:t>
+            </w:r>
+            <w:proofErr w:type="spellStart"/>
+            <w:r>
+              <w:rPr>
+                <w:sz w:val="24"/>
+                <w:szCs w:val="24"/>
+              </w:rPr>
+              <w:t>объектов</w:t>
+            </w:r>
+            <w:proofErr w:type="spellEnd"/>
           </w:p>
         </w:tc>
         <w:tc>
@@ -2935,34 +3621,23 @@
           </w:tcPr>
           <w:p>
             <w:pPr>
-              <w:pStyle w:val="a1"/>
+              <w:pStyle w:val="a5"/>
+              <w:spacing w:line="240" w:lineRule="auto"/>
               <w:ind w:firstLine="0"/>
               <w:jc w:val="center"/>
               <w:rPr>
                 <w:sz w:val="24"/>
                 <w:szCs w:val="24"/>
-              </w:rPr>
-            </w:pPr>
-            <w:r>
-              <w:rPr>
-                <w:sz w:val="24"/>
-                <w:szCs w:val="24"/>
-              </w:rPr>
-              <w:t>Перегрузка метод</w:t>
-            </w:r>
-            <w:r>
-              <w:rPr>
-                <w:sz w:val="24"/>
-                <w:szCs w:val="24"/>
-              </w:rPr>
-              <w:t>а</w:t>
-            </w:r>
-            <w:r>
-              <w:rPr>
-                <w:sz w:val="24"/>
-                <w:szCs w:val="24"/>
-              </w:rPr>
-              <w:t xml:space="preserve"> </w:t>
+                <w:lang w:val="ru-RU"/>
+              </w:rPr>
+            </w:pPr>
+            <w:r>
+              <w:rPr>
+                <w:sz w:val="24"/>
+                <w:szCs w:val="24"/>
+                <w:lang w:val="ru-RU"/>
+              </w:rPr>
+              <w:t xml:space="preserve">Перегрузка метода </w:t>
             </w:r>
             <w:proofErr w:type="spellStart"/>
             <w:r>
@@ -2977,6 +3652,7 @@
               <w:rPr>
                 <w:sz w:val="24"/>
                 <w:szCs w:val="24"/>
+                <w:lang w:val="ru-RU"/>
               </w:rPr>
               <w:t xml:space="preserve"> у класса </w:t>
             </w:r>
@@ -2993,6 +3669,7 @@
               <w:rPr>
                 <w:sz w:val="24"/>
                 <w:szCs w:val="24"/>
+                <w:lang w:val="ru-RU"/>
               </w:rPr>
               <w:t xml:space="preserve"> (см. листинг 11.2), который будет настраивать точку прикрепления перед взятием оружия</w:t>
             </w:r>
@@ -3002,20 +3679,12 @@
     </w:tbl>
     <w:p>
       <w:pPr>
-        <w:pStyle w:val="a1"/>
+        <w:pStyle w:val="a5"/>
+        <w:widowControl w:val="0"/>
+        <w:spacing w:before="120"/>
       </w:pPr>
       <w:r>
-        <w:lastRenderedPageBreak/>
-        <w:t xml:space="preserve">В листинге кода 11.1 представлен </w:t>
-      </w:r>
-      <w:r>
-        <w:t xml:space="preserve">фрагмент </w:t>
-      </w:r>
-      <w:r>
-        <w:t>скрипт</w:t>
-      </w:r>
-      <w:r>
-        <w:t xml:space="preserve">а </w:t>
+        <w:t xml:space="preserve">В листинге кода 11.1 представлен фрагмент скрипта </w:t>
       </w:r>
       <w:proofErr w:type="spellStart"/>
       <w:r>
@@ -3026,7 +3695,19 @@
       </w:r>
       <w:proofErr w:type="spellEnd"/>
       <w:r>
-        <w:t xml:space="preserve">, в котором происходит отключение компонента </w:t>
+        <w:t>. В данно</w:t>
+      </w:r>
+      <w:r>
+        <w:t>й части</w:t>
+      </w:r>
+      <w:r>
+        <w:t xml:space="preserve"> скрипт</w:t>
+      </w:r>
+      <w:r>
+        <w:t>а врага</w:t>
+      </w:r>
+      <w:r>
+        <w:t xml:space="preserve"> происходит отключение компонента </w:t>
       </w:r>
       <w:proofErr w:type="spellStart"/>
       <w:r>
@@ -3037,20 +3718,66 @@
       </w:r>
       <w:proofErr w:type="spellEnd"/>
       <w:r>
-        <w:t xml:space="preserve"> у врага при попадании его в состояние смерти,</w:t>
-      </w:r>
-      <w:r>
-        <w:t xml:space="preserve"> используемый для исправления неисправности перемещения врага.</w:t>
+        <w:t>, отвечающего за поворот и перемещение,</w:t>
+      </w:r>
+      <w:r>
+        <w:t xml:space="preserve"> у врага при попадании его в состояние смерти. После перехода врага в состояние смерти его модель отключается, а активным становится </w:t>
+      </w:r>
+      <w:proofErr w:type="spellStart"/>
+      <w:r>
+        <w:t>префаб</w:t>
+      </w:r>
+      <w:proofErr w:type="spellEnd"/>
+      <w:r>
+        <w:t xml:space="preserve"> мёртвого врага, принимающий то же расположение и ротацию, что и враг в момент перехода в состояние смерти. </w:t>
+      </w:r>
+      <w:r>
+        <w:t xml:space="preserve">Таким образом, </w:t>
+      </w:r>
+      <w:r>
+        <w:t>враг при переходе в состояние смерти теряет возможность перемещаться и поворачиваться.</w:t>
+      </w:r>
+    </w:p>
+    <w:p>
+      <w:pPr>
+        <w:pStyle w:val="a5"/>
+        <w:widowControl w:val="0"/>
+        <w:spacing w:before="120"/>
+      </w:pPr>
+      <w:r>
+        <w:t xml:space="preserve">Указанный скрипт </w:t>
+      </w:r>
+      <w:r>
+        <w:t xml:space="preserve">используется </w:t>
+      </w:r>
+      <w:r>
+        <w:t>для исправления неисправности,</w:t>
+      </w:r>
+      <w:r>
+        <w:t xml:space="preserve"> </w:t>
+      </w:r>
+      <w:r>
+        <w:lastRenderedPageBreak/>
+        <w:t>которая</w:t>
+      </w:r>
+      <w:r>
+        <w:t xml:space="preserve"> состо</w:t>
+      </w:r>
+      <w:r>
+        <w:t>яла</w:t>
+      </w:r>
+      <w:r>
+        <w:t xml:space="preserve"> в том, что враг после перехода в состояние смерти продолжал поворачиваться в сторону игрока.</w:t>
       </w:r>
     </w:p>
     <w:tbl>
       <w:tblPr>
-        <w:tblStyle w:val="TableGrid"/>
+        <w:tblStyle w:val="aa"/>
         <w:tblW w:w="0" w:type="auto"/>
         <w:tblLook w:val="04A0" w:firstRow="1" w:lastRow="0" w:firstColumn="1" w:lastColumn="0" w:noHBand="0" w:noVBand="1"/>
       </w:tblPr>
       <w:tblGrid>
-        <w:gridCol w:w="9678"/>
+        <w:gridCol w:w="9345"/>
       </w:tblGrid>
       <w:tr>
         <w:tc>
@@ -3059,122 +3786,1965 @@
           </w:tcPr>
           <w:p>
             <w:pPr>
-              <w:pStyle w:val="a1"/>
-              <w:ind w:firstLine="0"/>
-              <w:rPr>
-                <w:rFonts w:ascii="Cascadia Mono" w:hAnsi="Cascadia Mono" w:cs="Cascadia Mono"/>
-                <w:sz w:val="20"/>
-                <w:szCs w:val="20"/>
-                <w:lang w:val="en-US"/>
-              </w:rPr>
-            </w:pPr>
-            <w:r>
-              <w:rPr>
-                <w:rFonts w:ascii="Cascadia Mono" w:hAnsi="Cascadia Mono" w:cs="Cascadia Mono"/>
-                <w:sz w:val="20"/>
-                <w:szCs w:val="20"/>
-              </w:rPr>
-              <w:t xml:space="preserve">          </w:t>
-            </w:r>
-            <w:r>
-              <w:rPr>
-                <w:rFonts w:ascii="Cascadia Mono" w:hAnsi="Cascadia Mono" w:cs="Cascadia Mono"/>
-                <w:sz w:val="20"/>
-                <w:szCs w:val="20"/>
-                <w:lang w:val="en-US"/>
+              <w:suppressAutoHyphens w:val="0"/>
+              <w:autoSpaceDE w:val="0"/>
+              <w:autoSpaceDN w:val="0"/>
+              <w:adjustRightInd w:val="0"/>
+              <w:rPr>
+                <w:rFonts w:ascii="Cascadia Mono" w:hAnsi="Cascadia Mono" w:cs="Cascadia Mono"/>
+                <w:color w:val="000000" w:themeColor="text1"/>
+                <w:sz w:val="20"/>
+                <w:szCs w:val="20"/>
+                <w:highlight w:val="white"/>
+              </w:rPr>
+            </w:pPr>
+            <w:r>
+              <w:rPr>
+                <w:rFonts w:ascii="Cascadia Mono" w:hAnsi="Cascadia Mono" w:cs="Cascadia Mono"/>
+                <w:color w:val="000000" w:themeColor="text1"/>
+                <w:sz w:val="20"/>
+                <w:szCs w:val="20"/>
+                <w:highlight w:val="white"/>
               </w:rPr>
               <w:t xml:space="preserve">private void </w:t>
             </w:r>
+            <w:proofErr w:type="spellStart"/>
             <w:proofErr w:type="gramStart"/>
             <w:r>
               <w:rPr>
                 <w:rFonts w:ascii="Cascadia Mono" w:hAnsi="Cascadia Mono" w:cs="Cascadia Mono"/>
-                <w:sz w:val="20"/>
-                <w:szCs w:val="20"/>
-                <w:lang w:val="en-US"/>
-              </w:rPr>
-              <w:t>OnEnable(){</w:t>
+                <w:color w:val="000000" w:themeColor="text1"/>
+                <w:sz w:val="20"/>
+                <w:szCs w:val="20"/>
+                <w:highlight w:val="white"/>
+              </w:rPr>
+              <w:t>OnEnable</w:t>
+            </w:r>
+            <w:proofErr w:type="spellEnd"/>
+            <w:r>
+              <w:rPr>
+                <w:rFonts w:ascii="Cascadia Mono" w:hAnsi="Cascadia Mono" w:cs="Cascadia Mono"/>
+                <w:color w:val="000000" w:themeColor="text1"/>
+                <w:sz w:val="20"/>
+                <w:szCs w:val="20"/>
+                <w:highlight w:val="white"/>
+              </w:rPr>
+              <w:t>(</w:t>
             </w:r>
             <w:proofErr w:type="gramEnd"/>
-          </w:p>
-          <w:p>
-            <w:pPr>
-              <w:pStyle w:val="a1"/>
-              <w:rPr>
-                <w:rFonts w:ascii="Cascadia Mono" w:hAnsi="Cascadia Mono" w:cs="Cascadia Mono"/>
-                <w:sz w:val="20"/>
-                <w:szCs w:val="20"/>
-                <w:lang w:val="en-US"/>
-              </w:rPr>
-            </w:pPr>
-            <w:r>
-              <w:rPr>
-                <w:rFonts w:ascii="Cascadia Mono" w:hAnsi="Cascadia Mono" w:cs="Cascadia Mono"/>
-                <w:sz w:val="20"/>
-                <w:szCs w:val="20"/>
-                <w:lang w:val="en-US"/>
+            <w:r>
+              <w:rPr>
+                <w:rFonts w:ascii="Cascadia Mono" w:hAnsi="Cascadia Mono" w:cs="Cascadia Mono"/>
+                <w:color w:val="000000" w:themeColor="text1"/>
+                <w:sz w:val="20"/>
+                <w:szCs w:val="20"/>
+                <w:highlight w:val="white"/>
+              </w:rPr>
+              <w:t>)</w:t>
+            </w:r>
+          </w:p>
+          <w:p>
+            <w:pPr>
+              <w:suppressAutoHyphens w:val="0"/>
+              <w:autoSpaceDE w:val="0"/>
+              <w:autoSpaceDN w:val="0"/>
+              <w:adjustRightInd w:val="0"/>
+              <w:rPr>
+                <w:rFonts w:ascii="Cascadia Mono" w:hAnsi="Cascadia Mono" w:cs="Cascadia Mono"/>
+                <w:color w:val="000000" w:themeColor="text1"/>
+                <w:sz w:val="20"/>
+                <w:szCs w:val="20"/>
+                <w:highlight w:val="white"/>
+              </w:rPr>
+            </w:pPr>
+            <w:r>
+              <w:rPr>
+                <w:rFonts w:ascii="Cascadia Mono" w:hAnsi="Cascadia Mono" w:cs="Cascadia Mono"/>
+                <w:color w:val="000000" w:themeColor="text1"/>
+                <w:sz w:val="20"/>
+                <w:szCs w:val="20"/>
+                <w:highlight w:val="white"/>
+              </w:rPr>
+              <w:t>{</w:t>
+            </w:r>
+          </w:p>
+          <w:p>
+            <w:pPr>
+              <w:suppressAutoHyphens w:val="0"/>
+              <w:autoSpaceDE w:val="0"/>
+              <w:autoSpaceDN w:val="0"/>
+              <w:adjustRightInd w:val="0"/>
+              <w:rPr>
+                <w:rFonts w:ascii="Cascadia Mono" w:hAnsi="Cascadia Mono" w:cs="Cascadia Mono"/>
+                <w:color w:val="000000" w:themeColor="text1"/>
+                <w:sz w:val="20"/>
+                <w:szCs w:val="20"/>
+                <w:highlight w:val="white"/>
+              </w:rPr>
+            </w:pPr>
+            <w:r>
+              <w:rPr>
+                <w:rFonts w:ascii="Cascadia Mono" w:hAnsi="Cascadia Mono" w:cs="Cascadia Mono"/>
+                <w:color w:val="000000" w:themeColor="text1"/>
+                <w:sz w:val="20"/>
+                <w:szCs w:val="20"/>
+                <w:highlight w:val="white"/>
+              </w:rPr>
+              <w:t xml:space="preserve">    </w:t>
+            </w:r>
+            <w:proofErr w:type="spellStart"/>
+            <w:proofErr w:type="gramStart"/>
+            <w:r>
+              <w:rPr>
+                <w:rFonts w:ascii="Cascadia Mono" w:hAnsi="Cascadia Mono" w:cs="Cascadia Mono"/>
+                <w:color w:val="000000" w:themeColor="text1"/>
+                <w:sz w:val="20"/>
+                <w:szCs w:val="20"/>
+                <w:highlight w:val="white"/>
+              </w:rPr>
+              <w:t>EventManager.Akratit.OnAkratitHit</w:t>
+            </w:r>
+            <w:proofErr w:type="spellEnd"/>
+            <w:proofErr w:type="gramEnd"/>
+            <w:r>
+              <w:rPr>
+                <w:rFonts w:ascii="Cascadia Mono" w:hAnsi="Cascadia Mono" w:cs="Cascadia Mono"/>
+                <w:color w:val="000000" w:themeColor="text1"/>
+                <w:sz w:val="20"/>
+                <w:szCs w:val="20"/>
+                <w:highlight w:val="white"/>
+              </w:rPr>
+              <w:t xml:space="preserve"> += </w:t>
+            </w:r>
+            <w:proofErr w:type="spellStart"/>
+            <w:r>
+              <w:rPr>
+                <w:rFonts w:ascii="Cascadia Mono" w:hAnsi="Cascadia Mono" w:cs="Cascadia Mono"/>
+                <w:color w:val="000000" w:themeColor="text1"/>
+                <w:sz w:val="20"/>
+                <w:szCs w:val="20"/>
+                <w:highlight w:val="white"/>
+              </w:rPr>
+              <w:t>GetDamage</w:t>
+            </w:r>
+            <w:proofErr w:type="spellEnd"/>
+            <w:r>
+              <w:rPr>
+                <w:rFonts w:ascii="Cascadia Mono" w:hAnsi="Cascadia Mono" w:cs="Cascadia Mono"/>
+                <w:color w:val="000000" w:themeColor="text1"/>
+                <w:sz w:val="20"/>
+                <w:szCs w:val="20"/>
+                <w:highlight w:val="white"/>
+              </w:rPr>
+              <w:t>;</w:t>
+            </w:r>
+          </w:p>
+          <w:p>
+            <w:pPr>
+              <w:suppressAutoHyphens w:val="0"/>
+              <w:autoSpaceDE w:val="0"/>
+              <w:autoSpaceDN w:val="0"/>
+              <w:adjustRightInd w:val="0"/>
+              <w:rPr>
+                <w:rFonts w:ascii="Cascadia Mono" w:hAnsi="Cascadia Mono" w:cs="Cascadia Mono"/>
+                <w:color w:val="000000" w:themeColor="text1"/>
+                <w:sz w:val="20"/>
+                <w:szCs w:val="20"/>
+                <w:highlight w:val="white"/>
+              </w:rPr>
+            </w:pPr>
+            <w:r>
+              <w:rPr>
+                <w:rFonts w:ascii="Cascadia Mono" w:hAnsi="Cascadia Mono" w:cs="Cascadia Mono"/>
+                <w:color w:val="000000" w:themeColor="text1"/>
+                <w:sz w:val="20"/>
+                <w:szCs w:val="20"/>
+                <w:highlight w:val="white"/>
+              </w:rPr>
+              <w:t xml:space="preserve">    </w:t>
+            </w:r>
+            <w:proofErr w:type="spellStart"/>
+            <w:proofErr w:type="gramStart"/>
+            <w:r>
+              <w:rPr>
+                <w:rFonts w:ascii="Cascadia Mono" w:hAnsi="Cascadia Mono" w:cs="Cascadia Mono"/>
+                <w:color w:val="000000" w:themeColor="text1"/>
+                <w:sz w:val="20"/>
+                <w:szCs w:val="20"/>
+                <w:highlight w:val="white"/>
+              </w:rPr>
+              <w:t>EventManager.Save.OnSaveGame</w:t>
+            </w:r>
+            <w:proofErr w:type="spellEnd"/>
+            <w:proofErr w:type="gramEnd"/>
+            <w:r>
+              <w:rPr>
+                <w:rFonts w:ascii="Cascadia Mono" w:hAnsi="Cascadia Mono" w:cs="Cascadia Mono"/>
+                <w:color w:val="000000" w:themeColor="text1"/>
+                <w:sz w:val="20"/>
+                <w:szCs w:val="20"/>
+                <w:highlight w:val="white"/>
+              </w:rPr>
+              <w:t xml:space="preserve"> += </w:t>
+            </w:r>
+            <w:proofErr w:type="spellStart"/>
+            <w:r>
+              <w:rPr>
+                <w:rFonts w:ascii="Cascadia Mono" w:hAnsi="Cascadia Mono" w:cs="Cascadia Mono"/>
+                <w:color w:val="000000" w:themeColor="text1"/>
+                <w:sz w:val="20"/>
+                <w:szCs w:val="20"/>
+                <w:highlight w:val="white"/>
+              </w:rPr>
+              <w:t>SaveAkratitParameters</w:t>
+            </w:r>
+            <w:proofErr w:type="spellEnd"/>
+            <w:r>
+              <w:rPr>
+                <w:rFonts w:ascii="Cascadia Mono" w:hAnsi="Cascadia Mono" w:cs="Cascadia Mono"/>
+                <w:color w:val="000000" w:themeColor="text1"/>
+                <w:sz w:val="20"/>
+                <w:szCs w:val="20"/>
+                <w:highlight w:val="white"/>
+              </w:rPr>
+              <w:t>;</w:t>
+            </w:r>
+          </w:p>
+          <w:p>
+            <w:pPr>
+              <w:suppressAutoHyphens w:val="0"/>
+              <w:autoSpaceDE w:val="0"/>
+              <w:autoSpaceDN w:val="0"/>
+              <w:adjustRightInd w:val="0"/>
+              <w:rPr>
+                <w:rFonts w:ascii="Cascadia Mono" w:hAnsi="Cascadia Mono" w:cs="Cascadia Mono"/>
+                <w:color w:val="000000" w:themeColor="text1"/>
+                <w:sz w:val="20"/>
+                <w:szCs w:val="20"/>
+                <w:highlight w:val="white"/>
+              </w:rPr>
+            </w:pPr>
+            <w:r>
+              <w:rPr>
+                <w:rFonts w:ascii="Cascadia Mono" w:hAnsi="Cascadia Mono" w:cs="Cascadia Mono"/>
+                <w:color w:val="000000" w:themeColor="text1"/>
+                <w:sz w:val="20"/>
+                <w:szCs w:val="20"/>
+                <w:highlight w:val="white"/>
+              </w:rPr>
+              <w:t>}</w:t>
+            </w:r>
+          </w:p>
+          <w:p>
+            <w:pPr>
+              <w:suppressAutoHyphens w:val="0"/>
+              <w:autoSpaceDE w:val="0"/>
+              <w:autoSpaceDN w:val="0"/>
+              <w:adjustRightInd w:val="0"/>
+              <w:rPr>
+                <w:rFonts w:ascii="Cascadia Mono" w:hAnsi="Cascadia Mono" w:cs="Cascadia Mono"/>
+                <w:color w:val="000000" w:themeColor="text1"/>
+                <w:sz w:val="20"/>
+                <w:szCs w:val="20"/>
+                <w:highlight w:val="white"/>
+              </w:rPr>
+            </w:pPr>
+          </w:p>
+          <w:p>
+            <w:pPr>
+              <w:suppressAutoHyphens w:val="0"/>
+              <w:autoSpaceDE w:val="0"/>
+              <w:autoSpaceDN w:val="0"/>
+              <w:adjustRightInd w:val="0"/>
+              <w:rPr>
+                <w:rFonts w:ascii="Cascadia Mono" w:hAnsi="Cascadia Mono" w:cs="Cascadia Mono"/>
+                <w:color w:val="000000" w:themeColor="text1"/>
+                <w:sz w:val="20"/>
+                <w:szCs w:val="20"/>
+                <w:highlight w:val="white"/>
+              </w:rPr>
+            </w:pPr>
+          </w:p>
+          <w:p>
+            <w:pPr>
+              <w:suppressAutoHyphens w:val="0"/>
+              <w:autoSpaceDE w:val="0"/>
+              <w:autoSpaceDN w:val="0"/>
+              <w:adjustRightInd w:val="0"/>
+              <w:rPr>
+                <w:rFonts w:ascii="Cascadia Mono" w:hAnsi="Cascadia Mono" w:cs="Cascadia Mono"/>
+                <w:color w:val="000000" w:themeColor="text1"/>
+                <w:sz w:val="20"/>
+                <w:szCs w:val="20"/>
+                <w:highlight w:val="white"/>
+              </w:rPr>
+            </w:pPr>
+            <w:r>
+              <w:rPr>
+                <w:rFonts w:ascii="Cascadia Mono" w:hAnsi="Cascadia Mono" w:cs="Cascadia Mono"/>
+                <w:color w:val="000000" w:themeColor="text1"/>
+                <w:sz w:val="20"/>
+                <w:szCs w:val="20"/>
+                <w:highlight w:val="white"/>
+              </w:rPr>
+              <w:t xml:space="preserve">private void </w:t>
+            </w:r>
+            <w:proofErr w:type="spellStart"/>
+            <w:proofErr w:type="gramStart"/>
+            <w:r>
+              <w:rPr>
+                <w:rFonts w:ascii="Cascadia Mono" w:hAnsi="Cascadia Mono" w:cs="Cascadia Mono"/>
+                <w:color w:val="000000" w:themeColor="text1"/>
+                <w:sz w:val="20"/>
+                <w:szCs w:val="20"/>
+                <w:highlight w:val="white"/>
+              </w:rPr>
+              <w:t>OnDisable</w:t>
+            </w:r>
+            <w:proofErr w:type="spellEnd"/>
+            <w:r>
+              <w:rPr>
+                <w:rFonts w:ascii="Cascadia Mono" w:hAnsi="Cascadia Mono" w:cs="Cascadia Mono"/>
+                <w:color w:val="000000" w:themeColor="text1"/>
+                <w:sz w:val="20"/>
+                <w:szCs w:val="20"/>
+                <w:highlight w:val="white"/>
+              </w:rPr>
+              <w:t>(</w:t>
+            </w:r>
+            <w:proofErr w:type="gramEnd"/>
+            <w:r>
+              <w:rPr>
+                <w:rFonts w:ascii="Cascadia Mono" w:hAnsi="Cascadia Mono" w:cs="Cascadia Mono"/>
+                <w:color w:val="000000" w:themeColor="text1"/>
+                <w:sz w:val="20"/>
+                <w:szCs w:val="20"/>
+                <w:highlight w:val="white"/>
+              </w:rPr>
+              <w:t>)</w:t>
+            </w:r>
+          </w:p>
+          <w:p>
+            <w:pPr>
+              <w:suppressAutoHyphens w:val="0"/>
+              <w:autoSpaceDE w:val="0"/>
+              <w:autoSpaceDN w:val="0"/>
+              <w:adjustRightInd w:val="0"/>
+              <w:rPr>
+                <w:rFonts w:ascii="Cascadia Mono" w:hAnsi="Cascadia Mono" w:cs="Cascadia Mono"/>
+                <w:color w:val="000000" w:themeColor="text1"/>
+                <w:sz w:val="20"/>
+                <w:szCs w:val="20"/>
+                <w:highlight w:val="white"/>
+              </w:rPr>
+            </w:pPr>
+            <w:r>
+              <w:rPr>
+                <w:rFonts w:ascii="Cascadia Mono" w:hAnsi="Cascadia Mono" w:cs="Cascadia Mono"/>
+                <w:color w:val="000000" w:themeColor="text1"/>
+                <w:sz w:val="20"/>
+                <w:szCs w:val="20"/>
+                <w:highlight w:val="white"/>
+              </w:rPr>
+              <w:t>{</w:t>
+            </w:r>
+          </w:p>
+          <w:p>
+            <w:pPr>
+              <w:suppressAutoHyphens w:val="0"/>
+              <w:autoSpaceDE w:val="0"/>
+              <w:autoSpaceDN w:val="0"/>
+              <w:adjustRightInd w:val="0"/>
+              <w:rPr>
+                <w:rFonts w:ascii="Cascadia Mono" w:hAnsi="Cascadia Mono" w:cs="Cascadia Mono"/>
+                <w:color w:val="000000" w:themeColor="text1"/>
+                <w:sz w:val="20"/>
+                <w:szCs w:val="20"/>
+                <w:highlight w:val="white"/>
+              </w:rPr>
+            </w:pPr>
+            <w:r>
+              <w:rPr>
+                <w:rFonts w:ascii="Cascadia Mono" w:hAnsi="Cascadia Mono" w:cs="Cascadia Mono"/>
+                <w:color w:val="000000" w:themeColor="text1"/>
+                <w:sz w:val="20"/>
+                <w:szCs w:val="20"/>
+                <w:highlight w:val="white"/>
+              </w:rPr>
+              <w:t xml:space="preserve">    </w:t>
+            </w:r>
+            <w:proofErr w:type="spellStart"/>
+            <w:proofErr w:type="gramStart"/>
+            <w:r>
+              <w:rPr>
+                <w:rFonts w:ascii="Cascadia Mono" w:hAnsi="Cascadia Mono" w:cs="Cascadia Mono"/>
+                <w:color w:val="000000" w:themeColor="text1"/>
+                <w:sz w:val="20"/>
+                <w:szCs w:val="20"/>
+                <w:highlight w:val="white"/>
+              </w:rPr>
+              <w:t>EventManager.Akratit.OnAkratitHit</w:t>
+            </w:r>
+            <w:proofErr w:type="spellEnd"/>
+            <w:proofErr w:type="gramEnd"/>
+            <w:r>
+              <w:rPr>
+                <w:rFonts w:ascii="Cascadia Mono" w:hAnsi="Cascadia Mono" w:cs="Cascadia Mono"/>
+                <w:color w:val="000000" w:themeColor="text1"/>
+                <w:sz w:val="20"/>
+                <w:szCs w:val="20"/>
+                <w:highlight w:val="white"/>
+              </w:rPr>
+              <w:t xml:space="preserve"> -= </w:t>
+            </w:r>
+            <w:proofErr w:type="spellStart"/>
+            <w:r>
+              <w:rPr>
+                <w:rFonts w:ascii="Cascadia Mono" w:hAnsi="Cascadia Mono" w:cs="Cascadia Mono"/>
+                <w:color w:val="000000" w:themeColor="text1"/>
+                <w:sz w:val="20"/>
+                <w:szCs w:val="20"/>
+                <w:highlight w:val="white"/>
+              </w:rPr>
+              <w:t>GetDamage</w:t>
+            </w:r>
+            <w:proofErr w:type="spellEnd"/>
+            <w:r>
+              <w:rPr>
+                <w:rFonts w:ascii="Cascadia Mono" w:hAnsi="Cascadia Mono" w:cs="Cascadia Mono"/>
+                <w:color w:val="000000" w:themeColor="text1"/>
+                <w:sz w:val="20"/>
+                <w:szCs w:val="20"/>
+                <w:highlight w:val="white"/>
+              </w:rPr>
+              <w:t>;</w:t>
+            </w:r>
+          </w:p>
+          <w:p>
+            <w:pPr>
+              <w:suppressAutoHyphens w:val="0"/>
+              <w:autoSpaceDE w:val="0"/>
+              <w:autoSpaceDN w:val="0"/>
+              <w:adjustRightInd w:val="0"/>
+              <w:rPr>
+                <w:rFonts w:ascii="Cascadia Mono" w:hAnsi="Cascadia Mono" w:cs="Cascadia Mono"/>
+                <w:color w:val="000000" w:themeColor="text1"/>
+                <w:sz w:val="20"/>
+                <w:szCs w:val="20"/>
+                <w:highlight w:val="white"/>
+              </w:rPr>
+            </w:pPr>
+            <w:r>
+              <w:rPr>
+                <w:rFonts w:ascii="Cascadia Mono" w:hAnsi="Cascadia Mono" w:cs="Cascadia Mono"/>
+                <w:color w:val="000000" w:themeColor="text1"/>
+                <w:sz w:val="20"/>
+                <w:szCs w:val="20"/>
+                <w:highlight w:val="white"/>
+              </w:rPr>
+              <w:t xml:space="preserve">    </w:t>
+            </w:r>
+            <w:proofErr w:type="spellStart"/>
+            <w:proofErr w:type="gramStart"/>
+            <w:r>
+              <w:rPr>
+                <w:rFonts w:ascii="Cascadia Mono" w:hAnsi="Cascadia Mono" w:cs="Cascadia Mono"/>
+                <w:color w:val="000000" w:themeColor="text1"/>
+                <w:sz w:val="20"/>
+                <w:szCs w:val="20"/>
+                <w:highlight w:val="white"/>
+              </w:rPr>
+              <w:t>EventManager.Save.OnSaveGame</w:t>
+            </w:r>
+            <w:proofErr w:type="spellEnd"/>
+            <w:proofErr w:type="gramEnd"/>
+            <w:r>
+              <w:rPr>
+                <w:rFonts w:ascii="Cascadia Mono" w:hAnsi="Cascadia Mono" w:cs="Cascadia Mono"/>
+                <w:color w:val="000000" w:themeColor="text1"/>
+                <w:sz w:val="20"/>
+                <w:szCs w:val="20"/>
+                <w:highlight w:val="white"/>
+              </w:rPr>
+              <w:t xml:space="preserve"> -= </w:t>
+            </w:r>
+            <w:proofErr w:type="spellStart"/>
+            <w:r>
+              <w:rPr>
+                <w:rFonts w:ascii="Cascadia Mono" w:hAnsi="Cascadia Mono" w:cs="Cascadia Mono"/>
+                <w:color w:val="000000" w:themeColor="text1"/>
+                <w:sz w:val="20"/>
+                <w:szCs w:val="20"/>
+                <w:highlight w:val="white"/>
+              </w:rPr>
+              <w:t>SaveAkratitParameters</w:t>
+            </w:r>
+            <w:proofErr w:type="spellEnd"/>
+            <w:r>
+              <w:rPr>
+                <w:rFonts w:ascii="Cascadia Mono" w:hAnsi="Cascadia Mono" w:cs="Cascadia Mono"/>
+                <w:color w:val="000000" w:themeColor="text1"/>
+                <w:sz w:val="20"/>
+                <w:szCs w:val="20"/>
+                <w:highlight w:val="white"/>
+              </w:rPr>
+              <w:t>;</w:t>
+            </w:r>
+          </w:p>
+          <w:p>
+            <w:pPr>
+              <w:suppressAutoHyphens w:val="0"/>
+              <w:autoSpaceDE w:val="0"/>
+              <w:autoSpaceDN w:val="0"/>
+              <w:adjustRightInd w:val="0"/>
+              <w:rPr>
+                <w:rFonts w:ascii="Cascadia Mono" w:hAnsi="Cascadia Mono" w:cs="Cascadia Mono"/>
+                <w:color w:val="000000" w:themeColor="text1"/>
+                <w:sz w:val="20"/>
+                <w:szCs w:val="20"/>
+                <w:highlight w:val="white"/>
+              </w:rPr>
+            </w:pPr>
+            <w:r>
+              <w:rPr>
+                <w:rFonts w:ascii="Cascadia Mono" w:hAnsi="Cascadia Mono" w:cs="Cascadia Mono"/>
+                <w:color w:val="000000" w:themeColor="text1"/>
+                <w:sz w:val="20"/>
+                <w:szCs w:val="20"/>
+                <w:highlight w:val="white"/>
+              </w:rPr>
+              <w:t>}</w:t>
+            </w:r>
+          </w:p>
+          <w:p>
+            <w:pPr>
+              <w:suppressAutoHyphens w:val="0"/>
+              <w:autoSpaceDE w:val="0"/>
+              <w:autoSpaceDN w:val="0"/>
+              <w:adjustRightInd w:val="0"/>
+              <w:rPr>
+                <w:rFonts w:ascii="Cascadia Mono" w:hAnsi="Cascadia Mono" w:cs="Cascadia Mono"/>
+                <w:color w:val="000000" w:themeColor="text1"/>
+                <w:sz w:val="20"/>
+                <w:szCs w:val="20"/>
+                <w:highlight w:val="white"/>
+              </w:rPr>
+            </w:pPr>
+          </w:p>
+          <w:p>
+            <w:pPr>
+              <w:suppressAutoHyphens w:val="0"/>
+              <w:autoSpaceDE w:val="0"/>
+              <w:autoSpaceDN w:val="0"/>
+              <w:adjustRightInd w:val="0"/>
+              <w:rPr>
+                <w:rFonts w:ascii="Cascadia Mono" w:hAnsi="Cascadia Mono" w:cs="Cascadia Mono"/>
+                <w:color w:val="000000" w:themeColor="text1"/>
+                <w:sz w:val="20"/>
+                <w:szCs w:val="20"/>
+                <w:highlight w:val="white"/>
+              </w:rPr>
+            </w:pPr>
+          </w:p>
+          <w:p>
+            <w:pPr>
+              <w:suppressAutoHyphens w:val="0"/>
+              <w:autoSpaceDE w:val="0"/>
+              <w:autoSpaceDN w:val="0"/>
+              <w:adjustRightInd w:val="0"/>
+              <w:rPr>
+                <w:rFonts w:ascii="Cascadia Mono" w:hAnsi="Cascadia Mono" w:cs="Cascadia Mono"/>
+                <w:color w:val="000000" w:themeColor="text1"/>
+                <w:sz w:val="20"/>
+                <w:szCs w:val="20"/>
+                <w:highlight w:val="white"/>
+              </w:rPr>
+            </w:pPr>
+            <w:r>
+              <w:rPr>
+                <w:rFonts w:ascii="Cascadia Mono" w:hAnsi="Cascadia Mono" w:cs="Cascadia Mono"/>
+                <w:color w:val="000000" w:themeColor="text1"/>
+                <w:sz w:val="20"/>
+                <w:szCs w:val="20"/>
+                <w:highlight w:val="white"/>
+              </w:rPr>
+              <w:t xml:space="preserve">private void </w:t>
+            </w:r>
+            <w:proofErr w:type="gramStart"/>
+            <w:r>
+              <w:rPr>
+                <w:rFonts w:ascii="Cascadia Mono" w:hAnsi="Cascadia Mono" w:cs="Cascadia Mono"/>
+                <w:color w:val="000000" w:themeColor="text1"/>
+                <w:sz w:val="20"/>
+                <w:szCs w:val="20"/>
+                <w:highlight w:val="white"/>
+              </w:rPr>
+              <w:t>Start(</w:t>
+            </w:r>
+            <w:proofErr w:type="gramEnd"/>
+            <w:r>
+              <w:rPr>
+                <w:rFonts w:ascii="Cascadia Mono" w:hAnsi="Cascadia Mono" w:cs="Cascadia Mono"/>
+                <w:color w:val="000000" w:themeColor="text1"/>
+                <w:sz w:val="20"/>
+                <w:szCs w:val="20"/>
+                <w:highlight w:val="white"/>
+              </w:rPr>
+              <w:t>)</w:t>
+            </w:r>
+          </w:p>
+          <w:p>
+            <w:pPr>
+              <w:suppressAutoHyphens w:val="0"/>
+              <w:autoSpaceDE w:val="0"/>
+              <w:autoSpaceDN w:val="0"/>
+              <w:adjustRightInd w:val="0"/>
+              <w:rPr>
+                <w:rFonts w:ascii="Cascadia Mono" w:hAnsi="Cascadia Mono" w:cs="Cascadia Mono"/>
+                <w:color w:val="000000" w:themeColor="text1"/>
+                <w:sz w:val="20"/>
+                <w:szCs w:val="20"/>
+                <w:highlight w:val="white"/>
+              </w:rPr>
+            </w:pPr>
+            <w:r>
+              <w:rPr>
+                <w:rFonts w:ascii="Cascadia Mono" w:hAnsi="Cascadia Mono" w:cs="Cascadia Mono"/>
+                <w:color w:val="000000" w:themeColor="text1"/>
+                <w:sz w:val="20"/>
+                <w:szCs w:val="20"/>
+                <w:highlight w:val="white"/>
+              </w:rPr>
+              <w:t>{</w:t>
+            </w:r>
+          </w:p>
+          <w:p>
+            <w:pPr>
+              <w:suppressAutoHyphens w:val="0"/>
+              <w:autoSpaceDE w:val="0"/>
+              <w:autoSpaceDN w:val="0"/>
+              <w:adjustRightInd w:val="0"/>
+              <w:rPr>
+                <w:rFonts w:ascii="Cascadia Mono" w:hAnsi="Cascadia Mono" w:cs="Cascadia Mono"/>
+                <w:color w:val="000000" w:themeColor="text1"/>
+                <w:sz w:val="20"/>
+                <w:szCs w:val="20"/>
+                <w:highlight w:val="white"/>
+              </w:rPr>
+            </w:pPr>
+            <w:r>
+              <w:rPr>
+                <w:rFonts w:ascii="Cascadia Mono" w:hAnsi="Cascadia Mono" w:cs="Cascadia Mono"/>
+                <w:color w:val="000000" w:themeColor="text1"/>
+                <w:sz w:val="20"/>
+                <w:szCs w:val="20"/>
+                <w:highlight w:val="white"/>
+              </w:rPr>
+              <w:t xml:space="preserve">    </w:t>
+            </w:r>
+            <w:proofErr w:type="spellStart"/>
+            <w:proofErr w:type="gramStart"/>
+            <w:r>
+              <w:rPr>
+                <w:rFonts w:ascii="Cascadia Mono" w:hAnsi="Cascadia Mono" w:cs="Cascadia Mono"/>
+                <w:color w:val="000000" w:themeColor="text1"/>
+                <w:sz w:val="20"/>
+                <w:szCs w:val="20"/>
+                <w:highlight w:val="white"/>
+              </w:rPr>
+              <w:t>LoadAkratitParameters</w:t>
+            </w:r>
+            <w:proofErr w:type="spellEnd"/>
+            <w:r>
+              <w:rPr>
+                <w:rFonts w:ascii="Cascadia Mono" w:hAnsi="Cascadia Mono" w:cs="Cascadia Mono"/>
+                <w:color w:val="000000" w:themeColor="text1"/>
+                <w:sz w:val="20"/>
+                <w:szCs w:val="20"/>
+                <w:highlight w:val="white"/>
+              </w:rPr>
+              <w:t>(</w:t>
+            </w:r>
+            <w:proofErr w:type="gramEnd"/>
+            <w:r>
+              <w:rPr>
+                <w:rFonts w:ascii="Cascadia Mono" w:hAnsi="Cascadia Mono" w:cs="Cascadia Mono"/>
+                <w:color w:val="000000" w:themeColor="text1"/>
+                <w:sz w:val="20"/>
+                <w:szCs w:val="20"/>
+                <w:highlight w:val="white"/>
+              </w:rPr>
+              <w:t>);</w:t>
+            </w:r>
+          </w:p>
+          <w:p>
+            <w:pPr>
+              <w:suppressAutoHyphens w:val="0"/>
+              <w:autoSpaceDE w:val="0"/>
+              <w:autoSpaceDN w:val="0"/>
+              <w:adjustRightInd w:val="0"/>
+              <w:rPr>
+                <w:rFonts w:ascii="Cascadia Mono" w:hAnsi="Cascadia Mono" w:cs="Cascadia Mono"/>
+                <w:color w:val="000000" w:themeColor="text1"/>
+                <w:sz w:val="20"/>
+                <w:szCs w:val="20"/>
+                <w:highlight w:val="white"/>
+              </w:rPr>
+            </w:pPr>
+            <w:r>
+              <w:rPr>
+                <w:rFonts w:ascii="Cascadia Mono" w:hAnsi="Cascadia Mono" w:cs="Cascadia Mono"/>
+                <w:color w:val="000000" w:themeColor="text1"/>
+                <w:sz w:val="20"/>
+                <w:szCs w:val="20"/>
+                <w:highlight w:val="white"/>
+              </w:rPr>
+              <w:t>}</w:t>
+            </w:r>
+          </w:p>
+          <w:p>
+            <w:pPr>
+              <w:suppressAutoHyphens w:val="0"/>
+              <w:autoSpaceDE w:val="0"/>
+              <w:autoSpaceDN w:val="0"/>
+              <w:adjustRightInd w:val="0"/>
+              <w:rPr>
+                <w:rFonts w:ascii="Cascadia Mono" w:hAnsi="Cascadia Mono" w:cs="Cascadia Mono"/>
+                <w:color w:val="000000" w:themeColor="text1"/>
+                <w:sz w:val="20"/>
+                <w:szCs w:val="20"/>
+                <w:highlight w:val="white"/>
+              </w:rPr>
+            </w:pPr>
+          </w:p>
+          <w:p>
+            <w:pPr>
+              <w:suppressAutoHyphens w:val="0"/>
+              <w:autoSpaceDE w:val="0"/>
+              <w:autoSpaceDN w:val="0"/>
+              <w:adjustRightInd w:val="0"/>
+              <w:rPr>
+                <w:rFonts w:ascii="Cascadia Mono" w:hAnsi="Cascadia Mono" w:cs="Cascadia Mono"/>
+                <w:color w:val="000000" w:themeColor="text1"/>
+                <w:sz w:val="20"/>
+                <w:szCs w:val="20"/>
+                <w:highlight w:val="white"/>
+              </w:rPr>
+            </w:pPr>
+            <w:r>
+              <w:rPr>
+                <w:rFonts w:ascii="Cascadia Mono" w:hAnsi="Cascadia Mono" w:cs="Cascadia Mono"/>
+                <w:color w:val="000000" w:themeColor="text1"/>
+                <w:sz w:val="20"/>
+                <w:szCs w:val="20"/>
+                <w:highlight w:val="white"/>
+              </w:rPr>
+              <w:t xml:space="preserve">public void </w:t>
+            </w:r>
+            <w:proofErr w:type="spellStart"/>
+            <w:proofErr w:type="gramStart"/>
+            <w:r>
+              <w:rPr>
+                <w:rFonts w:ascii="Cascadia Mono" w:hAnsi="Cascadia Mono" w:cs="Cascadia Mono"/>
+                <w:color w:val="000000" w:themeColor="text1"/>
+                <w:sz w:val="20"/>
+                <w:szCs w:val="20"/>
+                <w:highlight w:val="white"/>
+              </w:rPr>
+              <w:t>SaveAkratitParameters</w:t>
+            </w:r>
+            <w:proofErr w:type="spellEnd"/>
+            <w:r>
+              <w:rPr>
+                <w:rFonts w:ascii="Cascadia Mono" w:hAnsi="Cascadia Mono" w:cs="Cascadia Mono"/>
+                <w:color w:val="000000" w:themeColor="text1"/>
+                <w:sz w:val="20"/>
+                <w:szCs w:val="20"/>
+                <w:highlight w:val="white"/>
+              </w:rPr>
+              <w:t>(</w:t>
+            </w:r>
+            <w:proofErr w:type="gramEnd"/>
+            <w:r>
+              <w:rPr>
+                <w:rFonts w:ascii="Cascadia Mono" w:hAnsi="Cascadia Mono" w:cs="Cascadia Mono"/>
+                <w:color w:val="000000" w:themeColor="text1"/>
+                <w:sz w:val="20"/>
+                <w:szCs w:val="20"/>
+                <w:highlight w:val="white"/>
+              </w:rPr>
+              <w:t xml:space="preserve">) =&gt; </w:t>
+            </w:r>
+            <w:proofErr w:type="spellStart"/>
+            <w:r>
+              <w:rPr>
+                <w:rFonts w:ascii="Cascadia Mono" w:hAnsi="Cascadia Mono" w:cs="Cascadia Mono"/>
+                <w:color w:val="000000" w:themeColor="text1"/>
+                <w:sz w:val="20"/>
+                <w:szCs w:val="20"/>
+                <w:highlight w:val="white"/>
+              </w:rPr>
+              <w:t>SaveManager.SaveData</w:t>
+            </w:r>
+            <w:proofErr w:type="spellEnd"/>
+            <w:r>
+              <w:rPr>
+                <w:rFonts w:ascii="Cascadia Mono" w:hAnsi="Cascadia Mono" w:cs="Cascadia Mono"/>
+                <w:color w:val="000000" w:themeColor="text1"/>
+                <w:sz w:val="20"/>
+                <w:szCs w:val="20"/>
+                <w:highlight w:val="white"/>
+              </w:rPr>
+              <w:t xml:space="preserve">(new </w:t>
+            </w:r>
+            <w:proofErr w:type="spellStart"/>
+            <w:r>
+              <w:rPr>
+                <w:rFonts w:ascii="Cascadia Mono" w:hAnsi="Cascadia Mono" w:cs="Cascadia Mono"/>
+                <w:color w:val="000000" w:themeColor="text1"/>
+                <w:sz w:val="20"/>
+                <w:szCs w:val="20"/>
+                <w:highlight w:val="white"/>
+              </w:rPr>
+              <w:t>SaveData.AkratitData</w:t>
+            </w:r>
+            <w:proofErr w:type="spellEnd"/>
+            <w:r>
+              <w:rPr>
+                <w:rFonts w:ascii="Cascadia Mono" w:hAnsi="Cascadia Mono" w:cs="Cascadia Mono"/>
+                <w:color w:val="000000" w:themeColor="text1"/>
+                <w:sz w:val="20"/>
+                <w:szCs w:val="20"/>
+                <w:highlight w:val="white"/>
+              </w:rPr>
+              <w:t xml:space="preserve">(this), </w:t>
+            </w:r>
+            <w:proofErr w:type="spellStart"/>
+            <w:r>
+              <w:rPr>
+                <w:rFonts w:ascii="Cascadia Mono" w:hAnsi="Cascadia Mono" w:cs="Cascadia Mono"/>
+                <w:color w:val="000000" w:themeColor="text1"/>
+                <w:sz w:val="20"/>
+                <w:szCs w:val="20"/>
+                <w:highlight w:val="white"/>
+              </w:rPr>
+              <w:t>savefileName</w:t>
+            </w:r>
+            <w:proofErr w:type="spellEnd"/>
+            <w:r>
+              <w:rPr>
+                <w:rFonts w:ascii="Cascadia Mono" w:hAnsi="Cascadia Mono" w:cs="Cascadia Mono"/>
+                <w:color w:val="000000" w:themeColor="text1"/>
+                <w:sz w:val="20"/>
+                <w:szCs w:val="20"/>
+                <w:highlight w:val="white"/>
+              </w:rPr>
+              <w:t>);</w:t>
+            </w:r>
+          </w:p>
+          <w:p>
+            <w:pPr>
+              <w:suppressAutoHyphens w:val="0"/>
+              <w:autoSpaceDE w:val="0"/>
+              <w:autoSpaceDN w:val="0"/>
+              <w:adjustRightInd w:val="0"/>
+              <w:rPr>
+                <w:rFonts w:ascii="Cascadia Mono" w:hAnsi="Cascadia Mono" w:cs="Cascadia Mono"/>
+                <w:color w:val="000000" w:themeColor="text1"/>
+                <w:sz w:val="20"/>
+                <w:szCs w:val="20"/>
+                <w:highlight w:val="white"/>
+              </w:rPr>
+            </w:pPr>
+          </w:p>
+          <w:p>
+            <w:pPr>
+              <w:suppressAutoHyphens w:val="0"/>
+              <w:autoSpaceDE w:val="0"/>
+              <w:autoSpaceDN w:val="0"/>
+              <w:adjustRightInd w:val="0"/>
+              <w:rPr>
+                <w:rFonts w:ascii="Cascadia Mono" w:hAnsi="Cascadia Mono" w:cs="Cascadia Mono"/>
+                <w:color w:val="000000" w:themeColor="text1"/>
+                <w:sz w:val="20"/>
+                <w:szCs w:val="20"/>
+                <w:highlight w:val="white"/>
+              </w:rPr>
+            </w:pPr>
+          </w:p>
+          <w:p>
+            <w:pPr>
+              <w:suppressAutoHyphens w:val="0"/>
+              <w:autoSpaceDE w:val="0"/>
+              <w:autoSpaceDN w:val="0"/>
+              <w:adjustRightInd w:val="0"/>
+              <w:rPr>
+                <w:rFonts w:ascii="Cascadia Mono" w:hAnsi="Cascadia Mono" w:cs="Cascadia Mono"/>
+                <w:color w:val="000000" w:themeColor="text1"/>
+                <w:sz w:val="20"/>
+                <w:szCs w:val="20"/>
+                <w:highlight w:val="white"/>
+              </w:rPr>
+            </w:pPr>
+            <w:r>
+              <w:rPr>
+                <w:rFonts w:ascii="Cascadia Mono" w:hAnsi="Cascadia Mono" w:cs="Cascadia Mono"/>
+                <w:color w:val="000000" w:themeColor="text1"/>
+                <w:sz w:val="20"/>
+                <w:szCs w:val="20"/>
+                <w:highlight w:val="white"/>
+              </w:rPr>
+              <w:t xml:space="preserve">public void </w:t>
+            </w:r>
+            <w:proofErr w:type="spellStart"/>
+            <w:proofErr w:type="gramStart"/>
+            <w:r>
+              <w:rPr>
+                <w:rFonts w:ascii="Cascadia Mono" w:hAnsi="Cascadia Mono" w:cs="Cascadia Mono"/>
+                <w:color w:val="000000" w:themeColor="text1"/>
+                <w:sz w:val="20"/>
+                <w:szCs w:val="20"/>
+                <w:highlight w:val="white"/>
+              </w:rPr>
+              <w:t>LoadAkratitParameters</w:t>
+            </w:r>
+            <w:proofErr w:type="spellEnd"/>
+            <w:r>
+              <w:rPr>
+                <w:rFonts w:ascii="Cascadia Mono" w:hAnsi="Cascadia Mono" w:cs="Cascadia Mono"/>
+                <w:color w:val="000000" w:themeColor="text1"/>
+                <w:sz w:val="20"/>
+                <w:szCs w:val="20"/>
+                <w:highlight w:val="white"/>
+              </w:rPr>
+              <w:t>(</w:t>
+            </w:r>
+            <w:proofErr w:type="gramEnd"/>
+            <w:r>
+              <w:rPr>
+                <w:rFonts w:ascii="Cascadia Mono" w:hAnsi="Cascadia Mono" w:cs="Cascadia Mono"/>
+                <w:color w:val="000000" w:themeColor="text1"/>
+                <w:sz w:val="20"/>
+                <w:szCs w:val="20"/>
+                <w:highlight w:val="white"/>
+              </w:rPr>
+              <w:t xml:space="preserve">) </w:t>
+            </w:r>
+          </w:p>
+          <w:p>
+            <w:pPr>
+              <w:suppressAutoHyphens w:val="0"/>
+              <w:autoSpaceDE w:val="0"/>
+              <w:autoSpaceDN w:val="0"/>
+              <w:adjustRightInd w:val="0"/>
+              <w:rPr>
+                <w:rFonts w:ascii="Cascadia Mono" w:hAnsi="Cascadia Mono" w:cs="Cascadia Mono"/>
+                <w:color w:val="000000" w:themeColor="text1"/>
+                <w:sz w:val="20"/>
+                <w:szCs w:val="20"/>
+                <w:highlight w:val="white"/>
+              </w:rPr>
+            </w:pPr>
+            <w:r>
+              <w:rPr>
+                <w:rFonts w:ascii="Cascadia Mono" w:hAnsi="Cascadia Mono" w:cs="Cascadia Mono"/>
+                <w:color w:val="000000" w:themeColor="text1"/>
+                <w:sz w:val="20"/>
+                <w:szCs w:val="20"/>
+                <w:highlight w:val="white"/>
+              </w:rPr>
+              <w:t>{</w:t>
+            </w:r>
+          </w:p>
+          <w:p>
+            <w:pPr>
+              <w:suppressAutoHyphens w:val="0"/>
+              <w:autoSpaceDE w:val="0"/>
+              <w:autoSpaceDN w:val="0"/>
+              <w:adjustRightInd w:val="0"/>
+              <w:rPr>
+                <w:rFonts w:ascii="Cascadia Mono" w:hAnsi="Cascadia Mono" w:cs="Cascadia Mono"/>
+                <w:color w:val="000000" w:themeColor="text1"/>
+                <w:sz w:val="20"/>
+                <w:szCs w:val="20"/>
+                <w:highlight w:val="white"/>
+              </w:rPr>
+            </w:pPr>
+            <w:r>
+              <w:rPr>
+                <w:rFonts w:ascii="Cascadia Mono" w:hAnsi="Cascadia Mono" w:cs="Cascadia Mono"/>
+                <w:color w:val="000000" w:themeColor="text1"/>
+                <w:sz w:val="20"/>
+                <w:szCs w:val="20"/>
+                <w:highlight w:val="white"/>
+              </w:rPr>
+              <w:t xml:space="preserve">    </w:t>
+            </w:r>
+            <w:proofErr w:type="spellStart"/>
+            <w:r>
+              <w:rPr>
+                <w:rFonts w:ascii="Cascadia Mono" w:hAnsi="Cascadia Mono" w:cs="Cascadia Mono"/>
+                <w:color w:val="000000" w:themeColor="text1"/>
+                <w:sz w:val="20"/>
+                <w:szCs w:val="20"/>
+                <w:highlight w:val="white"/>
+              </w:rPr>
+              <w:t>SaveData.AkratitData</w:t>
+            </w:r>
+            <w:proofErr w:type="spellEnd"/>
+            <w:r>
+              <w:rPr>
+                <w:rFonts w:ascii="Cascadia Mono" w:hAnsi="Cascadia Mono" w:cs="Cascadia Mono"/>
+                <w:color w:val="000000" w:themeColor="text1"/>
+                <w:sz w:val="20"/>
+                <w:szCs w:val="20"/>
+                <w:highlight w:val="white"/>
+              </w:rPr>
+              <w:t xml:space="preserve"> </w:t>
+            </w:r>
+            <w:proofErr w:type="spellStart"/>
+            <w:r>
+              <w:rPr>
+                <w:rFonts w:ascii="Cascadia Mono" w:hAnsi="Cascadia Mono" w:cs="Cascadia Mono"/>
+                <w:color w:val="000000" w:themeColor="text1"/>
+                <w:sz w:val="20"/>
+                <w:szCs w:val="20"/>
+                <w:highlight w:val="white"/>
+              </w:rPr>
+              <w:t>akratitData</w:t>
+            </w:r>
+            <w:proofErr w:type="spellEnd"/>
+            <w:r>
+              <w:rPr>
+                <w:rFonts w:ascii="Cascadia Mono" w:hAnsi="Cascadia Mono" w:cs="Cascadia Mono"/>
+                <w:color w:val="000000" w:themeColor="text1"/>
+                <w:sz w:val="20"/>
+                <w:szCs w:val="20"/>
+                <w:highlight w:val="white"/>
+              </w:rPr>
+              <w:t xml:space="preserve"> = </w:t>
+            </w:r>
+            <w:proofErr w:type="spellStart"/>
+            <w:r>
+              <w:rPr>
+                <w:rFonts w:ascii="Cascadia Mono" w:hAnsi="Cascadia Mono" w:cs="Cascadia Mono"/>
+                <w:color w:val="000000" w:themeColor="text1"/>
+                <w:sz w:val="20"/>
+                <w:szCs w:val="20"/>
+                <w:highlight w:val="white"/>
+              </w:rPr>
+              <w:t>SaveManager.LoadData</w:t>
+            </w:r>
+            <w:proofErr w:type="spellEnd"/>
+            <w:r>
+              <w:rPr>
+                <w:rFonts w:ascii="Cascadia Mono" w:hAnsi="Cascadia Mono" w:cs="Cascadia Mono"/>
+                <w:color w:val="000000" w:themeColor="text1"/>
+                <w:sz w:val="20"/>
+                <w:szCs w:val="20"/>
+                <w:highlight w:val="white"/>
+              </w:rPr>
+              <w:t>&lt;</w:t>
+            </w:r>
+            <w:proofErr w:type="spellStart"/>
+            <w:r>
+              <w:rPr>
+                <w:rFonts w:ascii="Cascadia Mono" w:hAnsi="Cascadia Mono" w:cs="Cascadia Mono"/>
+                <w:color w:val="000000" w:themeColor="text1"/>
+                <w:sz w:val="20"/>
+                <w:szCs w:val="20"/>
+                <w:highlight w:val="white"/>
+              </w:rPr>
+              <w:t>SaveData.AkratitData</w:t>
+            </w:r>
+            <w:proofErr w:type="spellEnd"/>
+            <w:r>
+              <w:rPr>
+                <w:rFonts w:ascii="Cascadia Mono" w:hAnsi="Cascadia Mono" w:cs="Cascadia Mono"/>
+                <w:color w:val="000000" w:themeColor="text1"/>
+                <w:sz w:val="20"/>
+                <w:szCs w:val="20"/>
+                <w:highlight w:val="white"/>
+              </w:rPr>
+              <w:t>&gt;(</w:t>
+            </w:r>
+            <w:proofErr w:type="spellStart"/>
+            <w:r>
+              <w:rPr>
+                <w:rFonts w:ascii="Cascadia Mono" w:hAnsi="Cascadia Mono" w:cs="Cascadia Mono"/>
+                <w:color w:val="000000" w:themeColor="text1"/>
+                <w:sz w:val="20"/>
+                <w:szCs w:val="20"/>
+                <w:highlight w:val="white"/>
+              </w:rPr>
+              <w:t>savefileName</w:t>
+            </w:r>
+            <w:proofErr w:type="spellEnd"/>
+            <w:r>
+              <w:rPr>
+                <w:rFonts w:ascii="Cascadia Mono" w:hAnsi="Cascadia Mono" w:cs="Cascadia Mono"/>
+                <w:color w:val="000000" w:themeColor="text1"/>
+                <w:sz w:val="20"/>
+                <w:szCs w:val="20"/>
+                <w:highlight w:val="white"/>
+              </w:rPr>
+              <w:t>);</w:t>
+            </w:r>
+          </w:p>
+          <w:p>
+            <w:pPr>
+              <w:suppressAutoHyphens w:val="0"/>
+              <w:autoSpaceDE w:val="0"/>
+              <w:autoSpaceDN w:val="0"/>
+              <w:adjustRightInd w:val="0"/>
+              <w:rPr>
+                <w:rFonts w:ascii="Cascadia Mono" w:hAnsi="Cascadia Mono" w:cs="Cascadia Mono"/>
+                <w:color w:val="000000" w:themeColor="text1"/>
+                <w:sz w:val="20"/>
+                <w:szCs w:val="20"/>
+                <w:highlight w:val="white"/>
+              </w:rPr>
+            </w:pPr>
+          </w:p>
+          <w:p>
+            <w:pPr>
+              <w:suppressAutoHyphens w:val="0"/>
+              <w:autoSpaceDE w:val="0"/>
+              <w:autoSpaceDN w:val="0"/>
+              <w:adjustRightInd w:val="0"/>
+              <w:rPr>
+                <w:rFonts w:ascii="Cascadia Mono" w:hAnsi="Cascadia Mono" w:cs="Cascadia Mono"/>
+                <w:color w:val="000000" w:themeColor="text1"/>
+                <w:sz w:val="20"/>
+                <w:szCs w:val="20"/>
+                <w:highlight w:val="white"/>
+              </w:rPr>
+            </w:pPr>
+            <w:r>
+              <w:rPr>
+                <w:rFonts w:ascii="Cascadia Mono" w:hAnsi="Cascadia Mono" w:cs="Cascadia Mono"/>
+                <w:color w:val="000000" w:themeColor="text1"/>
+                <w:sz w:val="20"/>
+                <w:szCs w:val="20"/>
+                <w:highlight w:val="white"/>
+              </w:rPr>
+              <w:t xml:space="preserve">    if (</w:t>
+            </w:r>
+            <w:proofErr w:type="spellStart"/>
+            <w:r>
+              <w:rPr>
+                <w:rFonts w:ascii="Cascadia Mono" w:hAnsi="Cascadia Mono" w:cs="Cascadia Mono"/>
+                <w:color w:val="000000" w:themeColor="text1"/>
+                <w:sz w:val="20"/>
+                <w:szCs w:val="20"/>
+                <w:highlight w:val="white"/>
+              </w:rPr>
+              <w:t>akratitData</w:t>
+            </w:r>
+            <w:proofErr w:type="spellEnd"/>
+            <w:r>
+              <w:rPr>
+                <w:rFonts w:ascii="Cascadia Mono" w:hAnsi="Cascadia Mono" w:cs="Cascadia Mono"/>
+                <w:color w:val="000000" w:themeColor="text1"/>
+                <w:sz w:val="20"/>
+                <w:szCs w:val="20"/>
+                <w:highlight w:val="white"/>
+              </w:rPr>
+              <w:t xml:space="preserve"> == null)</w:t>
+            </w:r>
+          </w:p>
+          <w:p>
+            <w:pPr>
+              <w:suppressAutoHyphens w:val="0"/>
+              <w:autoSpaceDE w:val="0"/>
+              <w:autoSpaceDN w:val="0"/>
+              <w:adjustRightInd w:val="0"/>
+              <w:rPr>
+                <w:rFonts w:ascii="Cascadia Mono" w:hAnsi="Cascadia Mono" w:cs="Cascadia Mono"/>
+                <w:color w:val="000000" w:themeColor="text1"/>
+                <w:sz w:val="20"/>
+                <w:szCs w:val="20"/>
+                <w:highlight w:val="white"/>
+              </w:rPr>
+            </w:pPr>
+            <w:r>
+              <w:rPr>
+                <w:rFonts w:ascii="Cascadia Mono" w:hAnsi="Cascadia Mono" w:cs="Cascadia Mono"/>
+                <w:color w:val="000000" w:themeColor="text1"/>
+                <w:sz w:val="20"/>
+                <w:szCs w:val="20"/>
+                <w:highlight w:val="white"/>
+              </w:rPr>
+              <w:t xml:space="preserve">    {</w:t>
+            </w:r>
+          </w:p>
+          <w:p>
+            <w:pPr>
+              <w:suppressAutoHyphens w:val="0"/>
+              <w:autoSpaceDE w:val="0"/>
+              <w:autoSpaceDN w:val="0"/>
+              <w:adjustRightInd w:val="0"/>
+              <w:rPr>
+                <w:rFonts w:ascii="Cascadia Mono" w:hAnsi="Cascadia Mono" w:cs="Cascadia Mono"/>
+                <w:color w:val="000000" w:themeColor="text1"/>
+                <w:sz w:val="20"/>
+                <w:szCs w:val="20"/>
+                <w:highlight w:val="white"/>
+              </w:rPr>
+            </w:pPr>
+            <w:r>
+              <w:rPr>
+                <w:rFonts w:ascii="Cascadia Mono" w:hAnsi="Cascadia Mono" w:cs="Cascadia Mono"/>
+                <w:color w:val="000000" w:themeColor="text1"/>
+                <w:sz w:val="20"/>
+                <w:szCs w:val="20"/>
+                <w:highlight w:val="white"/>
+              </w:rPr>
+              <w:t xml:space="preserve">        return;}</w:t>
+            </w:r>
+          </w:p>
+          <w:p>
+            <w:pPr>
+              <w:suppressAutoHyphens w:val="0"/>
+              <w:autoSpaceDE w:val="0"/>
+              <w:autoSpaceDN w:val="0"/>
+              <w:adjustRightInd w:val="0"/>
+              <w:rPr>
+                <w:rFonts w:ascii="Cascadia Mono" w:hAnsi="Cascadia Mono" w:cs="Cascadia Mono"/>
+                <w:color w:val="000000" w:themeColor="text1"/>
+                <w:sz w:val="20"/>
+                <w:szCs w:val="20"/>
+                <w:highlight w:val="white"/>
+              </w:rPr>
+            </w:pPr>
+          </w:p>
+          <w:p>
+            <w:pPr>
+              <w:suppressAutoHyphens w:val="0"/>
+              <w:autoSpaceDE w:val="0"/>
+              <w:autoSpaceDN w:val="0"/>
+              <w:adjustRightInd w:val="0"/>
+              <w:rPr>
+                <w:rFonts w:ascii="Cascadia Mono" w:hAnsi="Cascadia Mono" w:cs="Cascadia Mono"/>
+                <w:color w:val="000000" w:themeColor="text1"/>
+                <w:sz w:val="20"/>
+                <w:szCs w:val="20"/>
+                <w:highlight w:val="white"/>
+              </w:rPr>
+            </w:pPr>
+            <w:r>
+              <w:rPr>
+                <w:rFonts w:ascii="Cascadia Mono" w:hAnsi="Cascadia Mono" w:cs="Cascadia Mono"/>
+                <w:color w:val="000000" w:themeColor="text1"/>
+                <w:sz w:val="20"/>
+                <w:szCs w:val="20"/>
+                <w:highlight w:val="white"/>
+              </w:rPr>
+              <w:t xml:space="preserve">    Vector3 position = new Vector3(</w:t>
+            </w:r>
+            <w:proofErr w:type="spellStart"/>
+            <w:r>
+              <w:rPr>
+                <w:rFonts w:ascii="Cascadia Mono" w:hAnsi="Cascadia Mono" w:cs="Cascadia Mono"/>
+                <w:color w:val="000000" w:themeColor="text1"/>
+                <w:sz w:val="20"/>
+                <w:szCs w:val="20"/>
+                <w:highlight w:val="white"/>
+              </w:rPr>
+              <w:t>akratitData.position</w:t>
+            </w:r>
+            <w:proofErr w:type="spellEnd"/>
+            <w:r>
+              <w:rPr>
+                <w:rFonts w:ascii="Cascadia Mono" w:hAnsi="Cascadia Mono" w:cs="Cascadia Mono"/>
+                <w:color w:val="000000" w:themeColor="text1"/>
+                <w:sz w:val="20"/>
+                <w:szCs w:val="20"/>
+                <w:highlight w:val="white"/>
+              </w:rPr>
+              <w:t xml:space="preserve">[0], </w:t>
+            </w:r>
+            <w:proofErr w:type="spellStart"/>
+            <w:r>
+              <w:rPr>
+                <w:rFonts w:ascii="Cascadia Mono" w:hAnsi="Cascadia Mono" w:cs="Cascadia Mono"/>
+                <w:color w:val="000000" w:themeColor="text1"/>
+                <w:sz w:val="20"/>
+                <w:szCs w:val="20"/>
+                <w:highlight w:val="white"/>
+              </w:rPr>
+              <w:t>akratitData.position</w:t>
+            </w:r>
+            <w:proofErr w:type="spellEnd"/>
+            <w:r>
+              <w:rPr>
+                <w:rFonts w:ascii="Cascadia Mono" w:hAnsi="Cascadia Mono" w:cs="Cascadia Mono"/>
+                <w:color w:val="000000" w:themeColor="text1"/>
+                <w:sz w:val="20"/>
+                <w:szCs w:val="20"/>
+                <w:highlight w:val="white"/>
+              </w:rPr>
+              <w:t xml:space="preserve">[1], </w:t>
+            </w:r>
+            <w:proofErr w:type="spellStart"/>
+            <w:r>
+              <w:rPr>
+                <w:rFonts w:ascii="Cascadia Mono" w:hAnsi="Cascadia Mono" w:cs="Cascadia Mono"/>
+                <w:color w:val="000000" w:themeColor="text1"/>
+                <w:sz w:val="20"/>
+                <w:szCs w:val="20"/>
+                <w:highlight w:val="white"/>
+              </w:rPr>
+              <w:t>akratitData.position</w:t>
+            </w:r>
+            <w:proofErr w:type="spellEnd"/>
+            <w:r>
+              <w:rPr>
+                <w:rFonts w:ascii="Cascadia Mono" w:hAnsi="Cascadia Mono" w:cs="Cascadia Mono"/>
+                <w:color w:val="000000" w:themeColor="text1"/>
+                <w:sz w:val="20"/>
+                <w:szCs w:val="20"/>
+                <w:highlight w:val="white"/>
+              </w:rPr>
+              <w:t>[2]);</w:t>
+            </w:r>
+          </w:p>
+          <w:p>
+            <w:pPr>
+              <w:suppressAutoHyphens w:val="0"/>
+              <w:autoSpaceDE w:val="0"/>
+              <w:autoSpaceDN w:val="0"/>
+              <w:adjustRightInd w:val="0"/>
+              <w:rPr>
+                <w:rFonts w:ascii="Cascadia Mono" w:hAnsi="Cascadia Mono" w:cs="Cascadia Mono"/>
+                <w:color w:val="000000" w:themeColor="text1"/>
+                <w:sz w:val="20"/>
+                <w:szCs w:val="20"/>
+                <w:highlight w:val="white"/>
+              </w:rPr>
+            </w:pPr>
+            <w:r>
+              <w:rPr>
+                <w:rFonts w:ascii="Cascadia Mono" w:hAnsi="Cascadia Mono" w:cs="Cascadia Mono"/>
+                <w:color w:val="000000" w:themeColor="text1"/>
+                <w:sz w:val="20"/>
+                <w:szCs w:val="20"/>
+                <w:highlight w:val="white"/>
+              </w:rPr>
+              <w:t xml:space="preserve">    </w:t>
+            </w:r>
+            <w:proofErr w:type="spellStart"/>
+            <w:proofErr w:type="gramStart"/>
+            <w:r>
+              <w:rPr>
+                <w:rFonts w:ascii="Cascadia Mono" w:hAnsi="Cascadia Mono" w:cs="Cascadia Mono"/>
+                <w:color w:val="000000" w:themeColor="text1"/>
+                <w:sz w:val="20"/>
+                <w:szCs w:val="20"/>
+                <w:highlight w:val="white"/>
+              </w:rPr>
+              <w:t>this.transform</w:t>
+            </w:r>
+            <w:proofErr w:type="gramEnd"/>
+            <w:r>
+              <w:rPr>
+                <w:rFonts w:ascii="Cascadia Mono" w:hAnsi="Cascadia Mono" w:cs="Cascadia Mono"/>
+                <w:color w:val="000000" w:themeColor="text1"/>
+                <w:sz w:val="20"/>
+                <w:szCs w:val="20"/>
+                <w:highlight w:val="white"/>
+              </w:rPr>
+              <w:t>.position</w:t>
+            </w:r>
+            <w:proofErr w:type="spellEnd"/>
+            <w:r>
+              <w:rPr>
+                <w:rFonts w:ascii="Cascadia Mono" w:hAnsi="Cascadia Mono" w:cs="Cascadia Mono"/>
+                <w:color w:val="000000" w:themeColor="text1"/>
+                <w:sz w:val="20"/>
+                <w:szCs w:val="20"/>
+                <w:highlight w:val="white"/>
+              </w:rPr>
+              <w:t xml:space="preserve"> = position;</w:t>
+            </w:r>
+          </w:p>
+          <w:p>
+            <w:pPr>
+              <w:suppressAutoHyphens w:val="0"/>
+              <w:autoSpaceDE w:val="0"/>
+              <w:autoSpaceDN w:val="0"/>
+              <w:adjustRightInd w:val="0"/>
+              <w:rPr>
+                <w:rFonts w:ascii="Cascadia Mono" w:hAnsi="Cascadia Mono" w:cs="Cascadia Mono"/>
+                <w:color w:val="000000" w:themeColor="text1"/>
+                <w:sz w:val="20"/>
+                <w:szCs w:val="20"/>
+                <w:highlight w:val="white"/>
+              </w:rPr>
+            </w:pPr>
+          </w:p>
+          <w:p>
+            <w:pPr>
+              <w:suppressAutoHyphens w:val="0"/>
+              <w:autoSpaceDE w:val="0"/>
+              <w:autoSpaceDN w:val="0"/>
+              <w:adjustRightInd w:val="0"/>
+              <w:rPr>
+                <w:rFonts w:ascii="Cascadia Mono" w:hAnsi="Cascadia Mono" w:cs="Cascadia Mono"/>
+                <w:color w:val="000000" w:themeColor="text1"/>
+                <w:sz w:val="20"/>
+                <w:szCs w:val="20"/>
+                <w:highlight w:val="white"/>
+              </w:rPr>
+            </w:pPr>
+            <w:r>
+              <w:rPr>
+                <w:rFonts w:ascii="Cascadia Mono" w:hAnsi="Cascadia Mono" w:cs="Cascadia Mono"/>
+                <w:color w:val="000000" w:themeColor="text1"/>
+                <w:sz w:val="20"/>
+                <w:szCs w:val="20"/>
+                <w:highlight w:val="white"/>
+              </w:rPr>
+              <w:t xml:space="preserve">    Vector3 rotation = new Vector3(</w:t>
+            </w:r>
+            <w:proofErr w:type="spellStart"/>
+            <w:r>
+              <w:rPr>
+                <w:rFonts w:ascii="Cascadia Mono" w:hAnsi="Cascadia Mono" w:cs="Cascadia Mono"/>
+                <w:color w:val="000000" w:themeColor="text1"/>
+                <w:sz w:val="20"/>
+                <w:szCs w:val="20"/>
+                <w:highlight w:val="white"/>
+              </w:rPr>
+              <w:t>akratitData.rotation</w:t>
+            </w:r>
+            <w:proofErr w:type="spellEnd"/>
+            <w:r>
+              <w:rPr>
+                <w:rFonts w:ascii="Cascadia Mono" w:hAnsi="Cascadia Mono" w:cs="Cascadia Mono"/>
+                <w:color w:val="000000" w:themeColor="text1"/>
+                <w:sz w:val="20"/>
+                <w:szCs w:val="20"/>
+                <w:highlight w:val="white"/>
+              </w:rPr>
+              <w:t xml:space="preserve">[0], </w:t>
+            </w:r>
+            <w:proofErr w:type="spellStart"/>
+            <w:r>
+              <w:rPr>
+                <w:rFonts w:ascii="Cascadia Mono" w:hAnsi="Cascadia Mono" w:cs="Cascadia Mono"/>
+                <w:color w:val="000000" w:themeColor="text1"/>
+                <w:sz w:val="20"/>
+                <w:szCs w:val="20"/>
+                <w:highlight w:val="white"/>
+              </w:rPr>
+              <w:t>akratitData.rotation</w:t>
+            </w:r>
+            <w:proofErr w:type="spellEnd"/>
+            <w:r>
+              <w:rPr>
+                <w:rFonts w:ascii="Cascadia Mono" w:hAnsi="Cascadia Mono" w:cs="Cascadia Mono"/>
+                <w:color w:val="000000" w:themeColor="text1"/>
+                <w:sz w:val="20"/>
+                <w:szCs w:val="20"/>
+                <w:highlight w:val="white"/>
+              </w:rPr>
+              <w:t xml:space="preserve">[1], </w:t>
+            </w:r>
+            <w:proofErr w:type="spellStart"/>
+            <w:r>
+              <w:rPr>
+                <w:rFonts w:ascii="Cascadia Mono" w:hAnsi="Cascadia Mono" w:cs="Cascadia Mono"/>
+                <w:color w:val="000000" w:themeColor="text1"/>
+                <w:sz w:val="20"/>
+                <w:szCs w:val="20"/>
+                <w:highlight w:val="white"/>
+              </w:rPr>
+              <w:t>akratitData.rotation</w:t>
+            </w:r>
+            <w:proofErr w:type="spellEnd"/>
+            <w:r>
+              <w:rPr>
+                <w:rFonts w:ascii="Cascadia Mono" w:hAnsi="Cascadia Mono" w:cs="Cascadia Mono"/>
+                <w:color w:val="000000" w:themeColor="text1"/>
+                <w:sz w:val="20"/>
+                <w:szCs w:val="20"/>
+                <w:highlight w:val="white"/>
+              </w:rPr>
+              <w:t>[2]);</w:t>
+            </w:r>
+          </w:p>
+          <w:p>
+            <w:pPr>
+              <w:suppressAutoHyphens w:val="0"/>
+              <w:autoSpaceDE w:val="0"/>
+              <w:autoSpaceDN w:val="0"/>
+              <w:adjustRightInd w:val="0"/>
+              <w:rPr>
+                <w:rFonts w:ascii="Cascadia Mono" w:hAnsi="Cascadia Mono" w:cs="Cascadia Mono"/>
+                <w:color w:val="000000" w:themeColor="text1"/>
+                <w:sz w:val="20"/>
+                <w:szCs w:val="20"/>
+                <w:highlight w:val="white"/>
+              </w:rPr>
+            </w:pPr>
+            <w:r>
+              <w:rPr>
+                <w:rFonts w:ascii="Cascadia Mono" w:hAnsi="Cascadia Mono" w:cs="Cascadia Mono"/>
+                <w:color w:val="000000" w:themeColor="text1"/>
+                <w:sz w:val="20"/>
+                <w:szCs w:val="20"/>
+                <w:highlight w:val="white"/>
+              </w:rPr>
+              <w:t xml:space="preserve">    </w:t>
+            </w:r>
+            <w:proofErr w:type="spellStart"/>
+            <w:proofErr w:type="gramStart"/>
+            <w:r>
+              <w:rPr>
+                <w:rFonts w:ascii="Cascadia Mono" w:hAnsi="Cascadia Mono" w:cs="Cascadia Mono"/>
+                <w:color w:val="000000" w:themeColor="text1"/>
+                <w:sz w:val="20"/>
+                <w:szCs w:val="20"/>
+                <w:highlight w:val="white"/>
+              </w:rPr>
+              <w:t>this.transform</w:t>
+            </w:r>
+            <w:proofErr w:type="gramEnd"/>
+            <w:r>
+              <w:rPr>
+                <w:rFonts w:ascii="Cascadia Mono" w:hAnsi="Cascadia Mono" w:cs="Cascadia Mono"/>
+                <w:color w:val="000000" w:themeColor="text1"/>
+                <w:sz w:val="20"/>
+                <w:szCs w:val="20"/>
+                <w:highlight w:val="white"/>
+              </w:rPr>
+              <w:t>.rotation</w:t>
+            </w:r>
+            <w:proofErr w:type="spellEnd"/>
+            <w:r>
+              <w:rPr>
+                <w:rFonts w:ascii="Cascadia Mono" w:hAnsi="Cascadia Mono" w:cs="Cascadia Mono"/>
+                <w:color w:val="000000" w:themeColor="text1"/>
+                <w:sz w:val="20"/>
+                <w:szCs w:val="20"/>
+                <w:highlight w:val="white"/>
+              </w:rPr>
+              <w:t xml:space="preserve"> = </w:t>
+            </w:r>
+            <w:proofErr w:type="spellStart"/>
+            <w:r>
+              <w:rPr>
+                <w:rFonts w:ascii="Cascadia Mono" w:hAnsi="Cascadia Mono" w:cs="Cascadia Mono"/>
+                <w:color w:val="000000" w:themeColor="text1"/>
+                <w:sz w:val="20"/>
+                <w:szCs w:val="20"/>
+                <w:highlight w:val="white"/>
+              </w:rPr>
+              <w:t>Quaternion.Euler</w:t>
+            </w:r>
+            <w:proofErr w:type="spellEnd"/>
+            <w:r>
+              <w:rPr>
+                <w:rFonts w:ascii="Cascadia Mono" w:hAnsi="Cascadia Mono" w:cs="Cascadia Mono"/>
+                <w:color w:val="000000" w:themeColor="text1"/>
+                <w:sz w:val="20"/>
+                <w:szCs w:val="20"/>
+                <w:highlight w:val="white"/>
+              </w:rPr>
+              <w:t>(rotation);</w:t>
+            </w:r>
+          </w:p>
+          <w:p>
+            <w:pPr>
+              <w:suppressAutoHyphens w:val="0"/>
+              <w:autoSpaceDE w:val="0"/>
+              <w:autoSpaceDN w:val="0"/>
+              <w:adjustRightInd w:val="0"/>
+              <w:rPr>
+                <w:rFonts w:ascii="Cascadia Mono" w:hAnsi="Cascadia Mono" w:cs="Cascadia Mono"/>
+                <w:color w:val="000000" w:themeColor="text1"/>
+                <w:sz w:val="20"/>
+                <w:szCs w:val="20"/>
+                <w:highlight w:val="white"/>
+              </w:rPr>
+            </w:pPr>
+          </w:p>
+          <w:p>
+            <w:pPr>
+              <w:suppressAutoHyphens w:val="0"/>
+              <w:autoSpaceDE w:val="0"/>
+              <w:autoSpaceDN w:val="0"/>
+              <w:adjustRightInd w:val="0"/>
+              <w:rPr>
+                <w:rFonts w:ascii="Cascadia Mono" w:hAnsi="Cascadia Mono" w:cs="Cascadia Mono"/>
+                <w:color w:val="000000" w:themeColor="text1"/>
+                <w:sz w:val="20"/>
+                <w:szCs w:val="20"/>
+                <w:highlight w:val="white"/>
+              </w:rPr>
+            </w:pPr>
+            <w:r>
+              <w:rPr>
+                <w:rFonts w:ascii="Cascadia Mono" w:hAnsi="Cascadia Mono" w:cs="Cascadia Mono"/>
+                <w:color w:val="000000" w:themeColor="text1"/>
+                <w:sz w:val="20"/>
+                <w:szCs w:val="20"/>
+                <w:highlight w:val="white"/>
+              </w:rPr>
+              <w:t xml:space="preserve">    </w:t>
+            </w:r>
+            <w:proofErr w:type="spellStart"/>
+            <w:proofErr w:type="gramStart"/>
+            <w:r>
+              <w:rPr>
+                <w:rFonts w:ascii="Cascadia Mono" w:hAnsi="Cascadia Mono" w:cs="Cascadia Mono"/>
+                <w:color w:val="000000" w:themeColor="text1"/>
+                <w:sz w:val="20"/>
+                <w:szCs w:val="20"/>
+                <w:highlight w:val="white"/>
+              </w:rPr>
+              <w:t>this.hp</w:t>
+            </w:r>
+            <w:proofErr w:type="spellEnd"/>
+            <w:proofErr w:type="gramEnd"/>
+            <w:r>
+              <w:rPr>
+                <w:rFonts w:ascii="Cascadia Mono" w:hAnsi="Cascadia Mono" w:cs="Cascadia Mono"/>
+                <w:color w:val="000000" w:themeColor="text1"/>
+                <w:sz w:val="20"/>
+                <w:szCs w:val="20"/>
+                <w:highlight w:val="white"/>
+              </w:rPr>
+              <w:t xml:space="preserve"> = </w:t>
+            </w:r>
+            <w:proofErr w:type="spellStart"/>
+            <w:r>
+              <w:rPr>
+                <w:rFonts w:ascii="Cascadia Mono" w:hAnsi="Cascadia Mono" w:cs="Cascadia Mono"/>
+                <w:color w:val="000000" w:themeColor="text1"/>
+                <w:sz w:val="20"/>
+                <w:szCs w:val="20"/>
+                <w:highlight w:val="white"/>
+              </w:rPr>
+              <w:t>akratitData.hp</w:t>
+            </w:r>
+            <w:proofErr w:type="spellEnd"/>
+            <w:r>
+              <w:rPr>
+                <w:rFonts w:ascii="Cascadia Mono" w:hAnsi="Cascadia Mono" w:cs="Cascadia Mono"/>
+                <w:color w:val="000000" w:themeColor="text1"/>
+                <w:sz w:val="20"/>
+                <w:szCs w:val="20"/>
+                <w:highlight w:val="white"/>
+              </w:rPr>
+              <w:t>;</w:t>
+            </w:r>
+          </w:p>
+          <w:p>
+            <w:pPr>
+              <w:suppressAutoHyphens w:val="0"/>
+              <w:autoSpaceDE w:val="0"/>
+              <w:autoSpaceDN w:val="0"/>
+              <w:adjustRightInd w:val="0"/>
+              <w:rPr>
+                <w:rFonts w:ascii="Cascadia Mono" w:hAnsi="Cascadia Mono" w:cs="Cascadia Mono"/>
+                <w:color w:val="000000" w:themeColor="text1"/>
+                <w:sz w:val="20"/>
+                <w:szCs w:val="20"/>
+                <w:highlight w:val="white"/>
+              </w:rPr>
+            </w:pPr>
+            <w:r>
+              <w:rPr>
+                <w:rFonts w:ascii="Cascadia Mono" w:hAnsi="Cascadia Mono" w:cs="Cascadia Mono"/>
+                <w:color w:val="000000" w:themeColor="text1"/>
+                <w:sz w:val="20"/>
+                <w:szCs w:val="20"/>
+                <w:highlight w:val="white"/>
+              </w:rPr>
+              <w:t xml:space="preserve">    </w:t>
+            </w:r>
+            <w:proofErr w:type="spellStart"/>
+            <w:proofErr w:type="gramStart"/>
+            <w:r>
+              <w:rPr>
+                <w:rFonts w:ascii="Cascadia Mono" w:hAnsi="Cascadia Mono" w:cs="Cascadia Mono"/>
+                <w:color w:val="000000" w:themeColor="text1"/>
+                <w:sz w:val="20"/>
+                <w:szCs w:val="20"/>
+                <w:highlight w:val="white"/>
+              </w:rPr>
+              <w:t>this.isDead</w:t>
+            </w:r>
+            <w:proofErr w:type="spellEnd"/>
+            <w:proofErr w:type="gramEnd"/>
+            <w:r>
+              <w:rPr>
+                <w:rFonts w:ascii="Cascadia Mono" w:hAnsi="Cascadia Mono" w:cs="Cascadia Mono"/>
+                <w:color w:val="000000" w:themeColor="text1"/>
+                <w:sz w:val="20"/>
+                <w:szCs w:val="20"/>
+                <w:highlight w:val="white"/>
+              </w:rPr>
+              <w:t xml:space="preserve"> = </w:t>
+            </w:r>
+            <w:proofErr w:type="spellStart"/>
+            <w:r>
+              <w:rPr>
+                <w:rFonts w:ascii="Cascadia Mono" w:hAnsi="Cascadia Mono" w:cs="Cascadia Mono"/>
+                <w:color w:val="000000" w:themeColor="text1"/>
+                <w:sz w:val="20"/>
+                <w:szCs w:val="20"/>
+                <w:highlight w:val="white"/>
+              </w:rPr>
+              <w:t>akratitData.isDead</w:t>
+            </w:r>
+            <w:proofErr w:type="spellEnd"/>
+            <w:r>
+              <w:rPr>
+                <w:rFonts w:ascii="Cascadia Mono" w:hAnsi="Cascadia Mono" w:cs="Cascadia Mono"/>
+                <w:color w:val="000000" w:themeColor="text1"/>
+                <w:sz w:val="20"/>
+                <w:szCs w:val="20"/>
+                <w:highlight w:val="white"/>
+              </w:rPr>
+              <w:t>;</w:t>
+            </w:r>
+          </w:p>
+          <w:p>
+            <w:pPr>
+              <w:suppressAutoHyphens w:val="0"/>
+              <w:autoSpaceDE w:val="0"/>
+              <w:autoSpaceDN w:val="0"/>
+              <w:adjustRightInd w:val="0"/>
+              <w:rPr>
+                <w:rFonts w:ascii="Cascadia Mono" w:hAnsi="Cascadia Mono" w:cs="Cascadia Mono"/>
+                <w:color w:val="000000" w:themeColor="text1"/>
+                <w:sz w:val="20"/>
+                <w:szCs w:val="20"/>
+                <w:highlight w:val="white"/>
+              </w:rPr>
+            </w:pPr>
+          </w:p>
+          <w:p>
+            <w:pPr>
+              <w:suppressAutoHyphens w:val="0"/>
+              <w:autoSpaceDE w:val="0"/>
+              <w:autoSpaceDN w:val="0"/>
+              <w:adjustRightInd w:val="0"/>
+              <w:rPr>
+                <w:rFonts w:ascii="Cascadia Mono" w:hAnsi="Cascadia Mono" w:cs="Cascadia Mono"/>
+                <w:color w:val="000000" w:themeColor="text1"/>
+                <w:sz w:val="20"/>
+                <w:szCs w:val="20"/>
+                <w:highlight w:val="white"/>
+              </w:rPr>
+            </w:pPr>
+            <w:r>
+              <w:rPr>
+                <w:rFonts w:ascii="Cascadia Mono" w:hAnsi="Cascadia Mono" w:cs="Cascadia Mono"/>
+                <w:color w:val="000000" w:themeColor="text1"/>
+                <w:sz w:val="20"/>
+                <w:szCs w:val="20"/>
+                <w:highlight w:val="white"/>
+              </w:rPr>
+              <w:t xml:space="preserve">    if (</w:t>
+            </w:r>
+            <w:proofErr w:type="spellStart"/>
+            <w:r>
+              <w:rPr>
+                <w:rFonts w:ascii="Cascadia Mono" w:hAnsi="Cascadia Mono" w:cs="Cascadia Mono"/>
+                <w:color w:val="000000" w:themeColor="text1"/>
+                <w:sz w:val="20"/>
+                <w:szCs w:val="20"/>
+                <w:highlight w:val="white"/>
+              </w:rPr>
+              <w:t>isDead</w:t>
+            </w:r>
+            <w:proofErr w:type="spellEnd"/>
+            <w:r>
+              <w:rPr>
+                <w:rFonts w:ascii="Cascadia Mono" w:hAnsi="Cascadia Mono" w:cs="Cascadia Mono"/>
+                <w:color w:val="000000" w:themeColor="text1"/>
+                <w:sz w:val="20"/>
+                <w:szCs w:val="20"/>
+                <w:highlight w:val="white"/>
+              </w:rPr>
+              <w:t>)</w:t>
+            </w:r>
+          </w:p>
+          <w:p>
+            <w:pPr>
+              <w:suppressAutoHyphens w:val="0"/>
+              <w:autoSpaceDE w:val="0"/>
+              <w:autoSpaceDN w:val="0"/>
+              <w:adjustRightInd w:val="0"/>
+              <w:rPr>
+                <w:rFonts w:ascii="Cascadia Mono" w:hAnsi="Cascadia Mono" w:cs="Cascadia Mono"/>
+                <w:color w:val="000000" w:themeColor="text1"/>
+                <w:sz w:val="20"/>
+                <w:szCs w:val="20"/>
+                <w:highlight w:val="white"/>
+              </w:rPr>
+            </w:pPr>
+            <w:r>
+              <w:rPr>
+                <w:rFonts w:ascii="Cascadia Mono" w:hAnsi="Cascadia Mono" w:cs="Cascadia Mono"/>
+                <w:color w:val="000000" w:themeColor="text1"/>
+                <w:sz w:val="20"/>
+                <w:szCs w:val="20"/>
+                <w:highlight w:val="white"/>
+              </w:rPr>
+              <w:t xml:space="preserve">    {</w:t>
+            </w:r>
+          </w:p>
+          <w:p>
+            <w:pPr>
+              <w:suppressAutoHyphens w:val="0"/>
+              <w:autoSpaceDE w:val="0"/>
+              <w:autoSpaceDN w:val="0"/>
+              <w:adjustRightInd w:val="0"/>
+              <w:rPr>
+                <w:rFonts w:ascii="Cascadia Mono" w:hAnsi="Cascadia Mono" w:cs="Cascadia Mono"/>
+                <w:color w:val="000000" w:themeColor="text1"/>
+                <w:sz w:val="20"/>
+                <w:szCs w:val="20"/>
+                <w:highlight w:val="white"/>
+              </w:rPr>
+            </w:pPr>
+            <w:r>
+              <w:rPr>
+                <w:rFonts w:ascii="Cascadia Mono" w:hAnsi="Cascadia Mono" w:cs="Cascadia Mono"/>
+                <w:color w:val="000000" w:themeColor="text1"/>
+                <w:sz w:val="20"/>
+                <w:szCs w:val="20"/>
+                <w:highlight w:val="white"/>
               </w:rPr>
               <w:t xml:space="preserve">        </w:t>
             </w:r>
             <w:proofErr w:type="spellStart"/>
+            <w:r>
+              <w:rPr>
+                <w:rFonts w:ascii="Cascadia Mono" w:hAnsi="Cascadia Mono" w:cs="Cascadia Mono"/>
+                <w:color w:val="000000" w:themeColor="text1"/>
+                <w:sz w:val="20"/>
+                <w:szCs w:val="20"/>
+                <w:highlight w:val="white"/>
+              </w:rPr>
+              <w:t>GameObject</w:t>
+            </w:r>
+            <w:proofErr w:type="spellEnd"/>
+            <w:r>
+              <w:rPr>
+                <w:rFonts w:ascii="Cascadia Mono" w:hAnsi="Cascadia Mono" w:cs="Cascadia Mono"/>
+                <w:color w:val="000000" w:themeColor="text1"/>
+                <w:sz w:val="20"/>
+                <w:szCs w:val="20"/>
+                <w:highlight w:val="white"/>
+              </w:rPr>
+              <w:t xml:space="preserve"> dead = </w:t>
+            </w:r>
             <w:proofErr w:type="gramStart"/>
             <w:r>
               <w:rPr>
                 <w:rFonts w:ascii="Cascadia Mono" w:hAnsi="Cascadia Mono" w:cs="Cascadia Mono"/>
-                <w:sz w:val="20"/>
-                <w:szCs w:val="20"/>
-                <w:lang w:val="en-US"/>
-              </w:rPr>
-              <w:t>EventManager.Akratit.OnAkratitHit</w:t>
-            </w:r>
-            <w:proofErr w:type="spellEnd"/>
+                <w:color w:val="000000" w:themeColor="text1"/>
+                <w:sz w:val="20"/>
+                <w:szCs w:val="20"/>
+                <w:highlight w:val="white"/>
+              </w:rPr>
+              <w:t>Instantiate(</w:t>
+            </w:r>
+            <w:proofErr w:type="spellStart"/>
             <w:proofErr w:type="gramEnd"/>
             <w:r>
               <w:rPr>
                 <w:rFonts w:ascii="Cascadia Mono" w:hAnsi="Cascadia Mono" w:cs="Cascadia Mono"/>
-                <w:sz w:val="20"/>
-                <w:szCs w:val="20"/>
-                <w:lang w:val="en-US"/>
-              </w:rPr>
-              <w:t xml:space="preserve"> += </w:t>
-            </w:r>
-            <w:proofErr w:type="spellStart"/>
-            <w:r>
-              <w:rPr>
-                <w:rFonts w:ascii="Cascadia Mono" w:hAnsi="Cascadia Mono" w:cs="Cascadia Mono"/>
-                <w:sz w:val="20"/>
-                <w:szCs w:val="20"/>
-                <w:lang w:val="en-US"/>
-              </w:rPr>
-              <w:t>GetDamage</w:t>
-            </w:r>
-            <w:proofErr w:type="spellEnd"/>
-            <w:r>
-              <w:rPr>
-                <w:rFonts w:ascii="Cascadia Mono" w:hAnsi="Cascadia Mono" w:cs="Cascadia Mono"/>
-                <w:sz w:val="20"/>
-                <w:szCs w:val="20"/>
-                <w:lang w:val="en-US"/>
-              </w:rPr>
-              <w:t>;</w:t>
-            </w:r>
-          </w:p>
-          <w:p>
-            <w:pPr>
-              <w:pStyle w:val="a1"/>
-              <w:rPr>
-                <w:rFonts w:ascii="Cascadia Mono" w:hAnsi="Cascadia Mono" w:cs="Cascadia Mono"/>
-                <w:sz w:val="20"/>
-                <w:szCs w:val="20"/>
-                <w:lang w:val="en-US"/>
-              </w:rPr>
-            </w:pPr>
-            <w:r>
-              <w:rPr>
-                <w:rFonts w:ascii="Cascadia Mono" w:hAnsi="Cascadia Mono" w:cs="Cascadia Mono"/>
-                <w:sz w:val="20"/>
-                <w:szCs w:val="20"/>
-                <w:lang w:val="en-US"/>
+                <w:color w:val="000000" w:themeColor="text1"/>
+                <w:sz w:val="20"/>
+                <w:szCs w:val="20"/>
+                <w:highlight w:val="white"/>
+              </w:rPr>
+              <w:t>deadPrefab</w:t>
+            </w:r>
+            <w:proofErr w:type="spellEnd"/>
+            <w:r>
+              <w:rPr>
+                <w:rFonts w:ascii="Cascadia Mono" w:hAnsi="Cascadia Mono" w:cs="Cascadia Mono"/>
+                <w:color w:val="000000" w:themeColor="text1"/>
+                <w:sz w:val="20"/>
+                <w:szCs w:val="20"/>
+                <w:highlight w:val="white"/>
+              </w:rPr>
+              <w:t xml:space="preserve">, </w:t>
+            </w:r>
+            <w:proofErr w:type="spellStart"/>
+            <w:r>
+              <w:rPr>
+                <w:rFonts w:ascii="Cascadia Mono" w:hAnsi="Cascadia Mono" w:cs="Cascadia Mono"/>
+                <w:color w:val="000000" w:themeColor="text1"/>
+                <w:sz w:val="20"/>
+                <w:szCs w:val="20"/>
+                <w:highlight w:val="white"/>
+              </w:rPr>
+              <w:t>this.transform.position</w:t>
+            </w:r>
+            <w:proofErr w:type="spellEnd"/>
+            <w:r>
+              <w:rPr>
+                <w:rFonts w:ascii="Cascadia Mono" w:hAnsi="Cascadia Mono" w:cs="Cascadia Mono"/>
+                <w:color w:val="000000" w:themeColor="text1"/>
+                <w:sz w:val="20"/>
+                <w:szCs w:val="20"/>
+                <w:highlight w:val="white"/>
+              </w:rPr>
+              <w:t xml:space="preserve">, </w:t>
+            </w:r>
+            <w:proofErr w:type="spellStart"/>
+            <w:r>
+              <w:rPr>
+                <w:rFonts w:ascii="Cascadia Mono" w:hAnsi="Cascadia Mono" w:cs="Cascadia Mono"/>
+                <w:color w:val="000000" w:themeColor="text1"/>
+                <w:sz w:val="20"/>
+                <w:szCs w:val="20"/>
+                <w:highlight w:val="white"/>
+              </w:rPr>
+              <w:t>this.transform.rotation</w:t>
+            </w:r>
+            <w:proofErr w:type="spellEnd"/>
+            <w:r>
+              <w:rPr>
+                <w:rFonts w:ascii="Cascadia Mono" w:hAnsi="Cascadia Mono" w:cs="Cascadia Mono"/>
+                <w:color w:val="000000" w:themeColor="text1"/>
+                <w:sz w:val="20"/>
+                <w:szCs w:val="20"/>
+                <w:highlight w:val="white"/>
+              </w:rPr>
+              <w:t>);</w:t>
+            </w:r>
+          </w:p>
+          <w:p>
+            <w:pPr>
+              <w:suppressAutoHyphens w:val="0"/>
+              <w:autoSpaceDE w:val="0"/>
+              <w:autoSpaceDN w:val="0"/>
+              <w:adjustRightInd w:val="0"/>
+              <w:rPr>
+                <w:rFonts w:ascii="Cascadia Mono" w:hAnsi="Cascadia Mono" w:cs="Cascadia Mono"/>
+                <w:color w:val="000000" w:themeColor="text1"/>
+                <w:sz w:val="20"/>
+                <w:szCs w:val="20"/>
+                <w:highlight w:val="white"/>
+              </w:rPr>
+            </w:pPr>
+            <w:r>
+              <w:rPr>
+                <w:rFonts w:ascii="Cascadia Mono" w:hAnsi="Cascadia Mono" w:cs="Cascadia Mono"/>
+                <w:color w:val="000000" w:themeColor="text1"/>
+                <w:sz w:val="20"/>
+                <w:szCs w:val="20"/>
+                <w:highlight w:val="white"/>
               </w:rPr>
               <w:t xml:space="preserve">        </w:t>
             </w:r>
@@ -3183,1327 +5753,70 @@
             <w:r>
               <w:rPr>
                 <w:rFonts w:ascii="Cascadia Mono" w:hAnsi="Cascadia Mono" w:cs="Cascadia Mono"/>
-                <w:sz w:val="20"/>
-                <w:szCs w:val="20"/>
-                <w:lang w:val="en-US"/>
-              </w:rPr>
-              <w:t>EventManager.Save.OnSaveGame</w:t>
+                <w:color w:val="000000" w:themeColor="text1"/>
+                <w:sz w:val="20"/>
+                <w:szCs w:val="20"/>
+                <w:highlight w:val="white"/>
+              </w:rPr>
+              <w:t>this.gameObject.SetActive</w:t>
             </w:r>
             <w:proofErr w:type="spellEnd"/>
             <w:proofErr w:type="gramEnd"/>
             <w:r>
               <w:rPr>
                 <w:rFonts w:ascii="Cascadia Mono" w:hAnsi="Cascadia Mono" w:cs="Cascadia Mono"/>
-                <w:sz w:val="20"/>
-                <w:szCs w:val="20"/>
-                <w:lang w:val="en-US"/>
-              </w:rPr>
-              <w:t xml:space="preserve"> += </w:t>
-            </w:r>
-            <w:proofErr w:type="spellStart"/>
-            <w:r>
-              <w:rPr>
-                <w:rFonts w:ascii="Cascadia Mono" w:hAnsi="Cascadia Mono" w:cs="Cascadia Mono"/>
-                <w:sz w:val="20"/>
-                <w:szCs w:val="20"/>
-                <w:lang w:val="en-US"/>
-              </w:rPr>
-              <w:t>SaveAkratitParameters</w:t>
-            </w:r>
-            <w:proofErr w:type="spellEnd"/>
-            <w:r>
-              <w:rPr>
-                <w:rFonts w:ascii="Cascadia Mono" w:hAnsi="Cascadia Mono" w:cs="Cascadia Mono"/>
-                <w:sz w:val="20"/>
-                <w:szCs w:val="20"/>
-                <w:lang w:val="en-US"/>
-              </w:rPr>
-              <w:t>;}</w:t>
-            </w:r>
-          </w:p>
-          <w:p>
-            <w:pPr>
-              <w:pStyle w:val="a1"/>
-              <w:rPr>
-                <w:rFonts w:ascii="Cascadia Mono" w:hAnsi="Cascadia Mono" w:cs="Cascadia Mono"/>
-                <w:sz w:val="20"/>
-                <w:szCs w:val="20"/>
-                <w:lang w:val="en-US"/>
-              </w:rPr>
-            </w:pPr>
-          </w:p>
-          <w:p>
-            <w:pPr>
-              <w:pStyle w:val="a1"/>
-              <w:rPr>
-                <w:rFonts w:ascii="Cascadia Mono" w:hAnsi="Cascadia Mono" w:cs="Cascadia Mono"/>
-                <w:sz w:val="20"/>
-                <w:szCs w:val="20"/>
-                <w:lang w:val="en-US"/>
-              </w:rPr>
-            </w:pPr>
-            <w:r>
-              <w:rPr>
-                <w:rFonts w:ascii="Cascadia Mono" w:hAnsi="Cascadia Mono" w:cs="Cascadia Mono"/>
-                <w:sz w:val="20"/>
-                <w:szCs w:val="20"/>
-                <w:lang w:val="en-US"/>
-              </w:rPr>
-              <w:t xml:space="preserve">    private void </w:t>
-            </w:r>
-            <w:proofErr w:type="spellStart"/>
-            <w:proofErr w:type="gramStart"/>
-            <w:r>
-              <w:rPr>
-                <w:rFonts w:ascii="Cascadia Mono" w:hAnsi="Cascadia Mono" w:cs="Cascadia Mono"/>
-                <w:sz w:val="20"/>
-                <w:szCs w:val="20"/>
-                <w:lang w:val="en-US"/>
-              </w:rPr>
-              <w:t>OnDisable</w:t>
-            </w:r>
-            <w:proofErr w:type="spellEnd"/>
-            <w:r>
-              <w:rPr>
-                <w:rFonts w:ascii="Cascadia Mono" w:hAnsi="Cascadia Mono" w:cs="Cascadia Mono"/>
-                <w:sz w:val="20"/>
-                <w:szCs w:val="20"/>
-                <w:lang w:val="en-US"/>
-              </w:rPr>
-              <w:t>(){</w:t>
-            </w:r>
-            <w:proofErr w:type="gramEnd"/>
-          </w:p>
-          <w:p>
-            <w:pPr>
-              <w:pStyle w:val="a1"/>
-              <w:rPr>
-                <w:rFonts w:ascii="Cascadia Mono" w:hAnsi="Cascadia Mono" w:cs="Cascadia Mono"/>
-                <w:sz w:val="20"/>
-                <w:szCs w:val="20"/>
-                <w:lang w:val="en-US"/>
-              </w:rPr>
-            </w:pPr>
-            <w:r>
-              <w:rPr>
-                <w:rFonts w:ascii="Cascadia Mono" w:hAnsi="Cascadia Mono" w:cs="Cascadia Mono"/>
-                <w:sz w:val="20"/>
-                <w:szCs w:val="20"/>
-                <w:lang w:val="en-US"/>
-              </w:rPr>
-              <w:t xml:space="preserve">        </w:t>
-            </w:r>
-            <w:proofErr w:type="spellStart"/>
-            <w:proofErr w:type="gramStart"/>
-            <w:r>
-              <w:rPr>
-                <w:rFonts w:ascii="Cascadia Mono" w:hAnsi="Cascadia Mono" w:cs="Cascadia Mono"/>
-                <w:sz w:val="20"/>
-                <w:szCs w:val="20"/>
-                <w:lang w:val="en-US"/>
-              </w:rPr>
-              <w:t>EventManager.Akratit.OnAkratitHit</w:t>
-            </w:r>
-            <w:proofErr w:type="spellEnd"/>
-            <w:proofErr w:type="gramEnd"/>
-            <w:r>
-              <w:rPr>
-                <w:rFonts w:ascii="Cascadia Mono" w:hAnsi="Cascadia Mono" w:cs="Cascadia Mono"/>
-                <w:sz w:val="20"/>
-                <w:szCs w:val="20"/>
-                <w:lang w:val="en-US"/>
-              </w:rPr>
-              <w:t xml:space="preserve"> -= </w:t>
-            </w:r>
-            <w:proofErr w:type="spellStart"/>
-            <w:r>
-              <w:rPr>
-                <w:rFonts w:ascii="Cascadia Mono" w:hAnsi="Cascadia Mono" w:cs="Cascadia Mono"/>
-                <w:sz w:val="20"/>
-                <w:szCs w:val="20"/>
-                <w:lang w:val="en-US"/>
-              </w:rPr>
-              <w:t>GetDamage</w:t>
-            </w:r>
-            <w:proofErr w:type="spellEnd"/>
-            <w:r>
-              <w:rPr>
-                <w:rFonts w:ascii="Cascadia Mono" w:hAnsi="Cascadia Mono" w:cs="Cascadia Mono"/>
-                <w:sz w:val="20"/>
-                <w:szCs w:val="20"/>
-                <w:lang w:val="en-US"/>
-              </w:rPr>
-              <w:t>;</w:t>
-            </w:r>
-          </w:p>
-          <w:p>
-            <w:pPr>
-              <w:pStyle w:val="a1"/>
-              <w:rPr>
-                <w:rFonts w:ascii="Cascadia Mono" w:hAnsi="Cascadia Mono" w:cs="Cascadia Mono"/>
-                <w:sz w:val="20"/>
-                <w:szCs w:val="20"/>
-                <w:lang w:val="en-US"/>
-              </w:rPr>
-            </w:pPr>
-            <w:r>
-              <w:rPr>
-                <w:rFonts w:ascii="Cascadia Mono" w:hAnsi="Cascadia Mono" w:cs="Cascadia Mono"/>
-                <w:sz w:val="20"/>
-                <w:szCs w:val="20"/>
-                <w:lang w:val="en-US"/>
-              </w:rPr>
-              <w:t xml:space="preserve">        </w:t>
-            </w:r>
-            <w:proofErr w:type="spellStart"/>
-            <w:proofErr w:type="gramStart"/>
-            <w:r>
-              <w:rPr>
-                <w:rFonts w:ascii="Cascadia Mono" w:hAnsi="Cascadia Mono" w:cs="Cascadia Mono"/>
-                <w:sz w:val="20"/>
-                <w:szCs w:val="20"/>
-                <w:lang w:val="en-US"/>
-              </w:rPr>
-              <w:t>EventManager.Save.OnSaveGame</w:t>
-            </w:r>
-            <w:proofErr w:type="spellEnd"/>
-            <w:proofErr w:type="gramEnd"/>
-            <w:r>
-              <w:rPr>
-                <w:rFonts w:ascii="Cascadia Mono" w:hAnsi="Cascadia Mono" w:cs="Cascadia Mono"/>
-                <w:sz w:val="20"/>
-                <w:szCs w:val="20"/>
-                <w:lang w:val="en-US"/>
-              </w:rPr>
-              <w:t xml:space="preserve"> -= </w:t>
-            </w:r>
-            <w:proofErr w:type="spellStart"/>
-            <w:r>
-              <w:rPr>
-                <w:rFonts w:ascii="Cascadia Mono" w:hAnsi="Cascadia Mono" w:cs="Cascadia Mono"/>
-                <w:sz w:val="20"/>
-                <w:szCs w:val="20"/>
-                <w:lang w:val="en-US"/>
-              </w:rPr>
-              <w:t>SaveAkratitParameters</w:t>
-            </w:r>
-            <w:proofErr w:type="spellEnd"/>
-            <w:r>
-              <w:rPr>
-                <w:rFonts w:ascii="Cascadia Mono" w:hAnsi="Cascadia Mono" w:cs="Cascadia Mono"/>
-                <w:sz w:val="20"/>
-                <w:szCs w:val="20"/>
-                <w:lang w:val="en-US"/>
-              </w:rPr>
-              <w:t>;}</w:t>
-            </w:r>
-          </w:p>
-          <w:p>
-            <w:pPr>
-              <w:pStyle w:val="a1"/>
-              <w:rPr>
-                <w:rFonts w:ascii="Cascadia Mono" w:hAnsi="Cascadia Mono" w:cs="Cascadia Mono"/>
-                <w:sz w:val="20"/>
-                <w:szCs w:val="20"/>
-                <w:lang w:val="en-US"/>
-              </w:rPr>
-            </w:pPr>
-          </w:p>
-          <w:p>
-            <w:pPr>
-              <w:pStyle w:val="a1"/>
-              <w:rPr>
-                <w:rFonts w:ascii="Cascadia Mono" w:hAnsi="Cascadia Mono" w:cs="Cascadia Mono"/>
-                <w:sz w:val="20"/>
-                <w:szCs w:val="20"/>
-                <w:lang w:val="en-US"/>
-              </w:rPr>
-            </w:pPr>
-            <w:r>
-              <w:rPr>
-                <w:rFonts w:ascii="Cascadia Mono" w:hAnsi="Cascadia Mono" w:cs="Cascadia Mono"/>
-                <w:sz w:val="20"/>
-                <w:szCs w:val="20"/>
-                <w:lang w:val="en-US"/>
-              </w:rPr>
-              <w:t xml:space="preserve">    private void </w:t>
-            </w:r>
-            <w:proofErr w:type="gramStart"/>
-            <w:r>
-              <w:rPr>
-                <w:rFonts w:ascii="Cascadia Mono" w:hAnsi="Cascadia Mono" w:cs="Cascadia Mono"/>
-                <w:sz w:val="20"/>
-                <w:szCs w:val="20"/>
-                <w:lang w:val="en-US"/>
-              </w:rPr>
-              <w:t>Start(){</w:t>
-            </w:r>
-            <w:proofErr w:type="gramEnd"/>
-          </w:p>
-          <w:p>
-            <w:pPr>
-              <w:pStyle w:val="a1"/>
-              <w:rPr>
-                <w:rFonts w:ascii="Cascadia Mono" w:hAnsi="Cascadia Mono" w:cs="Cascadia Mono"/>
-                <w:sz w:val="20"/>
-                <w:szCs w:val="20"/>
-                <w:lang w:val="en-US"/>
-              </w:rPr>
-            </w:pPr>
-            <w:r>
-              <w:rPr>
-                <w:rFonts w:ascii="Cascadia Mono" w:hAnsi="Cascadia Mono" w:cs="Cascadia Mono"/>
-                <w:sz w:val="20"/>
-                <w:szCs w:val="20"/>
-                <w:lang w:val="en-US"/>
-              </w:rPr>
-              <w:t xml:space="preserve">        </w:t>
-            </w:r>
-            <w:proofErr w:type="spellStart"/>
-            <w:proofErr w:type="gramStart"/>
-            <w:r>
-              <w:rPr>
-                <w:rFonts w:ascii="Cascadia Mono" w:hAnsi="Cascadia Mono" w:cs="Cascadia Mono"/>
-                <w:sz w:val="20"/>
-                <w:szCs w:val="20"/>
-                <w:lang w:val="en-US"/>
-              </w:rPr>
-              <w:t>LoadAkratitParameters</w:t>
-            </w:r>
-            <w:proofErr w:type="spellEnd"/>
-            <w:r>
-              <w:rPr>
-                <w:rFonts w:ascii="Cascadia Mono" w:hAnsi="Cascadia Mono" w:cs="Cascadia Mono"/>
-                <w:sz w:val="20"/>
-                <w:szCs w:val="20"/>
-                <w:lang w:val="en-US"/>
-              </w:rPr>
-              <w:t>(</w:t>
-            </w:r>
-            <w:proofErr w:type="gramEnd"/>
-            <w:r>
-              <w:rPr>
-                <w:rFonts w:ascii="Cascadia Mono" w:hAnsi="Cascadia Mono" w:cs="Cascadia Mono"/>
-                <w:sz w:val="20"/>
-                <w:szCs w:val="20"/>
-                <w:lang w:val="en-US"/>
-              </w:rPr>
-              <w:t>);}</w:t>
-            </w:r>
-          </w:p>
-          <w:p>
-            <w:pPr>
-              <w:pStyle w:val="a1"/>
-              <w:rPr>
-                <w:rFonts w:ascii="Cascadia Mono" w:hAnsi="Cascadia Mono" w:cs="Cascadia Mono"/>
-                <w:sz w:val="20"/>
-                <w:szCs w:val="20"/>
-                <w:lang w:val="en-US"/>
-              </w:rPr>
-            </w:pPr>
-            <w:r>
-              <w:rPr>
-                <w:rFonts w:ascii="Cascadia Mono" w:hAnsi="Cascadia Mono" w:cs="Cascadia Mono"/>
-                <w:sz w:val="20"/>
-                <w:szCs w:val="20"/>
-                <w:lang w:val="en-US"/>
-              </w:rPr>
-              <w:t xml:space="preserve">    public void </w:t>
-            </w:r>
-            <w:proofErr w:type="spellStart"/>
-            <w:proofErr w:type="gramStart"/>
-            <w:r>
-              <w:rPr>
-                <w:rFonts w:ascii="Cascadia Mono" w:hAnsi="Cascadia Mono" w:cs="Cascadia Mono"/>
-                <w:sz w:val="20"/>
-                <w:szCs w:val="20"/>
-                <w:lang w:val="en-US"/>
-              </w:rPr>
-              <w:t>SaveAkratitParameters</w:t>
-            </w:r>
-            <w:proofErr w:type="spellEnd"/>
-            <w:r>
-              <w:rPr>
-                <w:rFonts w:ascii="Cascadia Mono" w:hAnsi="Cascadia Mono" w:cs="Cascadia Mono"/>
-                <w:sz w:val="20"/>
-                <w:szCs w:val="20"/>
-                <w:lang w:val="en-US"/>
-              </w:rPr>
-              <w:t>(</w:t>
-            </w:r>
-            <w:proofErr w:type="gramEnd"/>
-            <w:r>
-              <w:rPr>
-                <w:rFonts w:ascii="Cascadia Mono" w:hAnsi="Cascadia Mono" w:cs="Cascadia Mono"/>
-                <w:sz w:val="20"/>
-                <w:szCs w:val="20"/>
-                <w:lang w:val="en-US"/>
-              </w:rPr>
-              <w:t xml:space="preserve">) =&gt; </w:t>
-            </w:r>
-            <w:proofErr w:type="spellStart"/>
-            <w:r>
-              <w:rPr>
-                <w:rFonts w:ascii="Cascadia Mono" w:hAnsi="Cascadia Mono" w:cs="Cascadia Mono"/>
-                <w:sz w:val="20"/>
-                <w:szCs w:val="20"/>
-                <w:lang w:val="en-US"/>
-              </w:rPr>
-              <w:t>SaveManager.SaveData</w:t>
-            </w:r>
-            <w:proofErr w:type="spellEnd"/>
-            <w:r>
-              <w:rPr>
-                <w:rFonts w:ascii="Cascadia Mono" w:hAnsi="Cascadia Mono" w:cs="Cascadia Mono"/>
-                <w:sz w:val="20"/>
-                <w:szCs w:val="20"/>
-                <w:lang w:val="en-US"/>
-              </w:rPr>
-              <w:t xml:space="preserve">(new </w:t>
-            </w:r>
-            <w:proofErr w:type="spellStart"/>
-            <w:r>
-              <w:rPr>
-                <w:rFonts w:ascii="Cascadia Mono" w:hAnsi="Cascadia Mono" w:cs="Cascadia Mono"/>
-                <w:sz w:val="20"/>
-                <w:szCs w:val="20"/>
-                <w:lang w:val="en-US"/>
-              </w:rPr>
-              <w:t>SaveData.AkratitData</w:t>
-            </w:r>
-            <w:proofErr w:type="spellEnd"/>
-            <w:r>
-              <w:rPr>
-                <w:rFonts w:ascii="Cascadia Mono" w:hAnsi="Cascadia Mono" w:cs="Cascadia Mono"/>
-                <w:sz w:val="20"/>
-                <w:szCs w:val="20"/>
-                <w:lang w:val="en-US"/>
-              </w:rPr>
-              <w:t xml:space="preserve">(this), </w:t>
-            </w:r>
-            <w:proofErr w:type="spellStart"/>
-            <w:r>
-              <w:rPr>
-                <w:rFonts w:ascii="Cascadia Mono" w:hAnsi="Cascadia Mono" w:cs="Cascadia Mono"/>
-                <w:sz w:val="20"/>
-                <w:szCs w:val="20"/>
-                <w:lang w:val="en-US"/>
-              </w:rPr>
-              <w:t>savefileName</w:t>
-            </w:r>
-            <w:proofErr w:type="spellEnd"/>
-            <w:r>
-              <w:rPr>
-                <w:rFonts w:ascii="Cascadia Mono" w:hAnsi="Cascadia Mono" w:cs="Cascadia Mono"/>
-                <w:sz w:val="20"/>
-                <w:szCs w:val="20"/>
-                <w:lang w:val="en-US"/>
-              </w:rPr>
-              <w:t>);</w:t>
-            </w:r>
-          </w:p>
-          <w:p>
-            <w:pPr>
-              <w:pStyle w:val="a1"/>
-              <w:rPr>
-                <w:rFonts w:ascii="Cascadia Mono" w:hAnsi="Cascadia Mono" w:cs="Cascadia Mono"/>
-                <w:sz w:val="20"/>
-                <w:szCs w:val="20"/>
-                <w:lang w:val="en-US"/>
-              </w:rPr>
-            </w:pPr>
-            <w:r>
-              <w:rPr>
-                <w:rFonts w:ascii="Cascadia Mono" w:hAnsi="Cascadia Mono" w:cs="Cascadia Mono"/>
-                <w:sz w:val="20"/>
-                <w:szCs w:val="20"/>
-                <w:lang w:val="en-US"/>
-              </w:rPr>
-              <w:t xml:space="preserve">    public void </w:t>
-            </w:r>
-            <w:proofErr w:type="spellStart"/>
-            <w:proofErr w:type="gramStart"/>
-            <w:r>
-              <w:rPr>
-                <w:rFonts w:ascii="Cascadia Mono" w:hAnsi="Cascadia Mono" w:cs="Cascadia Mono"/>
-                <w:sz w:val="20"/>
-                <w:szCs w:val="20"/>
-                <w:lang w:val="en-US"/>
-              </w:rPr>
-              <w:t>LoadAkratitParameters</w:t>
-            </w:r>
-            <w:proofErr w:type="spellEnd"/>
-            <w:r>
-              <w:rPr>
-                <w:rFonts w:ascii="Cascadia Mono" w:hAnsi="Cascadia Mono" w:cs="Cascadia Mono"/>
-                <w:sz w:val="20"/>
-                <w:szCs w:val="20"/>
-                <w:lang w:val="en-US"/>
-              </w:rPr>
-              <w:t>(</w:t>
-            </w:r>
-            <w:proofErr w:type="gramEnd"/>
-            <w:r>
-              <w:rPr>
-                <w:rFonts w:ascii="Cascadia Mono" w:hAnsi="Cascadia Mono" w:cs="Cascadia Mono"/>
-                <w:sz w:val="20"/>
-                <w:szCs w:val="20"/>
-                <w:lang w:val="en-US"/>
-              </w:rPr>
-              <w:t>) {</w:t>
-            </w:r>
-          </w:p>
-          <w:p>
-            <w:pPr>
-              <w:pStyle w:val="a1"/>
-              <w:rPr>
-                <w:rFonts w:ascii="Cascadia Mono" w:hAnsi="Cascadia Mono" w:cs="Cascadia Mono"/>
-                <w:sz w:val="20"/>
-                <w:szCs w:val="20"/>
-                <w:lang w:val="en-US"/>
-              </w:rPr>
-            </w:pPr>
-            <w:r>
-              <w:rPr>
-                <w:rFonts w:ascii="Cascadia Mono" w:hAnsi="Cascadia Mono" w:cs="Cascadia Mono"/>
-                <w:sz w:val="20"/>
-                <w:szCs w:val="20"/>
-                <w:lang w:val="en-US"/>
-              </w:rPr>
-              <w:t xml:space="preserve">        </w:t>
-            </w:r>
-            <w:proofErr w:type="spellStart"/>
-            <w:r>
-              <w:rPr>
-                <w:rFonts w:ascii="Cascadia Mono" w:hAnsi="Cascadia Mono" w:cs="Cascadia Mono"/>
-                <w:sz w:val="20"/>
-                <w:szCs w:val="20"/>
-                <w:lang w:val="en-US"/>
-              </w:rPr>
-              <w:t>SaveData.AkratitData</w:t>
-            </w:r>
-            <w:proofErr w:type="spellEnd"/>
-            <w:r>
-              <w:rPr>
-                <w:rFonts w:ascii="Cascadia Mono" w:hAnsi="Cascadia Mono" w:cs="Cascadia Mono"/>
-                <w:sz w:val="20"/>
-                <w:szCs w:val="20"/>
-                <w:lang w:val="en-US"/>
-              </w:rPr>
-              <w:t xml:space="preserve"> </w:t>
-            </w:r>
-            <w:proofErr w:type="spellStart"/>
-            <w:r>
-              <w:rPr>
-                <w:rFonts w:ascii="Cascadia Mono" w:hAnsi="Cascadia Mono" w:cs="Cascadia Mono"/>
-                <w:sz w:val="20"/>
-                <w:szCs w:val="20"/>
-                <w:lang w:val="en-US"/>
-              </w:rPr>
-              <w:t>akratitData</w:t>
-            </w:r>
-            <w:proofErr w:type="spellEnd"/>
-            <w:r>
-              <w:rPr>
-                <w:rFonts w:ascii="Cascadia Mono" w:hAnsi="Cascadia Mono" w:cs="Cascadia Mono"/>
-                <w:sz w:val="20"/>
-                <w:szCs w:val="20"/>
-                <w:lang w:val="en-US"/>
-              </w:rPr>
-              <w:t xml:space="preserve"> = </w:t>
-            </w:r>
-            <w:proofErr w:type="spellStart"/>
-            <w:r>
-              <w:rPr>
-                <w:rFonts w:ascii="Cascadia Mono" w:hAnsi="Cascadia Mono" w:cs="Cascadia Mono"/>
-                <w:sz w:val="20"/>
-                <w:szCs w:val="20"/>
-                <w:lang w:val="en-US"/>
-              </w:rPr>
-              <w:t>SaveManager.LoadData</w:t>
-            </w:r>
-            <w:proofErr w:type="spellEnd"/>
-            <w:r>
-              <w:rPr>
-                <w:rFonts w:ascii="Cascadia Mono" w:hAnsi="Cascadia Mono" w:cs="Cascadia Mono"/>
-                <w:sz w:val="20"/>
-                <w:szCs w:val="20"/>
-                <w:lang w:val="en-US"/>
-              </w:rPr>
-              <w:t>&lt;</w:t>
-            </w:r>
-            <w:proofErr w:type="spellStart"/>
-            <w:r>
-              <w:rPr>
-                <w:rFonts w:ascii="Cascadia Mono" w:hAnsi="Cascadia Mono" w:cs="Cascadia Mono"/>
-                <w:sz w:val="20"/>
-                <w:szCs w:val="20"/>
-                <w:lang w:val="en-US"/>
-              </w:rPr>
-              <w:t>SaveData.AkratitData</w:t>
-            </w:r>
-            <w:proofErr w:type="spellEnd"/>
-            <w:r>
-              <w:rPr>
-                <w:rFonts w:ascii="Cascadia Mono" w:hAnsi="Cascadia Mono" w:cs="Cascadia Mono"/>
-                <w:sz w:val="20"/>
-                <w:szCs w:val="20"/>
-                <w:lang w:val="en-US"/>
-              </w:rPr>
-              <w:t>&gt;(</w:t>
-            </w:r>
-            <w:proofErr w:type="spellStart"/>
-            <w:r>
-              <w:rPr>
-                <w:rFonts w:ascii="Cascadia Mono" w:hAnsi="Cascadia Mono" w:cs="Cascadia Mono"/>
-                <w:sz w:val="20"/>
-                <w:szCs w:val="20"/>
-                <w:lang w:val="en-US"/>
-              </w:rPr>
-              <w:t>savefileName</w:t>
-            </w:r>
-            <w:proofErr w:type="spellEnd"/>
-            <w:r>
-              <w:rPr>
-                <w:rFonts w:ascii="Cascadia Mono" w:hAnsi="Cascadia Mono" w:cs="Cascadia Mono"/>
-                <w:sz w:val="20"/>
-                <w:szCs w:val="20"/>
-                <w:lang w:val="en-US"/>
-              </w:rPr>
-              <w:t>);</w:t>
-            </w:r>
-          </w:p>
-          <w:p>
-            <w:pPr>
-              <w:pStyle w:val="a1"/>
-              <w:rPr>
-                <w:rFonts w:ascii="Cascadia Mono" w:hAnsi="Cascadia Mono" w:cs="Cascadia Mono"/>
-                <w:sz w:val="20"/>
-                <w:szCs w:val="20"/>
-                <w:lang w:val="en-US"/>
-              </w:rPr>
-            </w:pPr>
-            <w:r>
-              <w:rPr>
-                <w:rFonts w:ascii="Cascadia Mono" w:hAnsi="Cascadia Mono" w:cs="Cascadia Mono"/>
-                <w:sz w:val="20"/>
-                <w:szCs w:val="20"/>
-                <w:lang w:val="en-US"/>
-              </w:rPr>
-              <w:t xml:space="preserve">        if (</w:t>
-            </w:r>
-            <w:proofErr w:type="spellStart"/>
-            <w:r>
-              <w:rPr>
-                <w:rFonts w:ascii="Cascadia Mono" w:hAnsi="Cascadia Mono" w:cs="Cascadia Mono"/>
-                <w:sz w:val="20"/>
-                <w:szCs w:val="20"/>
-                <w:lang w:val="en-US"/>
-              </w:rPr>
-              <w:t>akratitData</w:t>
-            </w:r>
-            <w:proofErr w:type="spellEnd"/>
-            <w:r>
-              <w:rPr>
-                <w:rFonts w:ascii="Cascadia Mono" w:hAnsi="Cascadia Mono" w:cs="Cascadia Mono"/>
-                <w:sz w:val="20"/>
-                <w:szCs w:val="20"/>
-                <w:lang w:val="en-US"/>
-              </w:rPr>
-              <w:t xml:space="preserve"> == </w:t>
-            </w:r>
-            <w:proofErr w:type="gramStart"/>
-            <w:r>
-              <w:rPr>
-                <w:rFonts w:ascii="Cascadia Mono" w:hAnsi="Cascadia Mono" w:cs="Cascadia Mono"/>
-                <w:sz w:val="20"/>
-                <w:szCs w:val="20"/>
-                <w:lang w:val="en-US"/>
-              </w:rPr>
-              <w:t>null){</w:t>
-            </w:r>
-            <w:proofErr w:type="gramEnd"/>
-          </w:p>
-          <w:p>
-            <w:pPr>
-              <w:pStyle w:val="a1"/>
-              <w:rPr>
-                <w:rFonts w:ascii="Cascadia Mono" w:hAnsi="Cascadia Mono" w:cs="Cascadia Mono"/>
-                <w:sz w:val="20"/>
-                <w:szCs w:val="20"/>
-                <w:lang w:val="en-US"/>
-              </w:rPr>
-            </w:pPr>
-            <w:r>
-              <w:rPr>
-                <w:rFonts w:ascii="Cascadia Mono" w:hAnsi="Cascadia Mono" w:cs="Cascadia Mono"/>
-                <w:sz w:val="20"/>
-                <w:szCs w:val="20"/>
-                <w:lang w:val="en-US"/>
-              </w:rPr>
-              <w:t xml:space="preserve">            return;}</w:t>
-            </w:r>
-          </w:p>
-          <w:p>
-            <w:pPr>
-              <w:pStyle w:val="a1"/>
-              <w:rPr>
-                <w:rFonts w:ascii="Cascadia Mono" w:hAnsi="Cascadia Mono" w:cs="Cascadia Mono"/>
-                <w:sz w:val="20"/>
-                <w:szCs w:val="20"/>
-                <w:lang w:val="en-US"/>
-              </w:rPr>
-            </w:pPr>
-            <w:r>
-              <w:rPr>
-                <w:rFonts w:ascii="Cascadia Mono" w:hAnsi="Cascadia Mono" w:cs="Cascadia Mono"/>
-                <w:sz w:val="20"/>
-                <w:szCs w:val="20"/>
-                <w:lang w:val="en-US"/>
-              </w:rPr>
-              <w:t xml:space="preserve">        Vector3 position = new Vector3(</w:t>
-            </w:r>
-            <w:proofErr w:type="spellStart"/>
-            <w:r>
-              <w:rPr>
-                <w:rFonts w:ascii="Cascadia Mono" w:hAnsi="Cascadia Mono" w:cs="Cascadia Mono"/>
-                <w:sz w:val="20"/>
-                <w:szCs w:val="20"/>
-                <w:lang w:val="en-US"/>
-              </w:rPr>
-              <w:t>akratitData.position</w:t>
-            </w:r>
-            <w:proofErr w:type="spellEnd"/>
-            <w:r>
-              <w:rPr>
-                <w:rFonts w:ascii="Cascadia Mono" w:hAnsi="Cascadia Mono" w:cs="Cascadia Mono"/>
-                <w:sz w:val="20"/>
-                <w:szCs w:val="20"/>
-                <w:lang w:val="en-US"/>
-              </w:rPr>
-              <w:t xml:space="preserve">[0], </w:t>
-            </w:r>
-            <w:proofErr w:type="spellStart"/>
-            <w:r>
-              <w:rPr>
-                <w:rFonts w:ascii="Cascadia Mono" w:hAnsi="Cascadia Mono" w:cs="Cascadia Mono"/>
-                <w:sz w:val="20"/>
-                <w:szCs w:val="20"/>
-                <w:lang w:val="en-US"/>
-              </w:rPr>
-              <w:t>akratitData.position</w:t>
-            </w:r>
-            <w:proofErr w:type="spellEnd"/>
-            <w:r>
-              <w:rPr>
-                <w:rFonts w:ascii="Cascadia Mono" w:hAnsi="Cascadia Mono" w:cs="Cascadia Mono"/>
-                <w:sz w:val="20"/>
-                <w:szCs w:val="20"/>
-                <w:lang w:val="en-US"/>
-              </w:rPr>
-              <w:t xml:space="preserve">[1], </w:t>
-            </w:r>
-            <w:proofErr w:type="spellStart"/>
-            <w:r>
-              <w:rPr>
-                <w:rFonts w:ascii="Cascadia Mono" w:hAnsi="Cascadia Mono" w:cs="Cascadia Mono"/>
-                <w:sz w:val="20"/>
-                <w:szCs w:val="20"/>
-                <w:lang w:val="en-US"/>
-              </w:rPr>
-              <w:t>akratitData.position</w:t>
-            </w:r>
-            <w:proofErr w:type="spellEnd"/>
-            <w:r>
-              <w:rPr>
-                <w:rFonts w:ascii="Cascadia Mono" w:hAnsi="Cascadia Mono" w:cs="Cascadia Mono"/>
-                <w:sz w:val="20"/>
-                <w:szCs w:val="20"/>
-                <w:lang w:val="en-US"/>
-              </w:rPr>
-              <w:t>[2]);</w:t>
-            </w:r>
-          </w:p>
-          <w:p>
-            <w:pPr>
-              <w:pStyle w:val="a1"/>
-              <w:rPr>
-                <w:rFonts w:ascii="Cascadia Mono" w:hAnsi="Cascadia Mono" w:cs="Cascadia Mono"/>
-                <w:sz w:val="20"/>
-                <w:szCs w:val="20"/>
-                <w:lang w:val="en-US"/>
-              </w:rPr>
-            </w:pPr>
-            <w:r>
-              <w:rPr>
-                <w:rFonts w:ascii="Cascadia Mono" w:hAnsi="Cascadia Mono" w:cs="Cascadia Mono"/>
-                <w:sz w:val="20"/>
-                <w:szCs w:val="20"/>
-                <w:lang w:val="en-US"/>
-              </w:rPr>
-              <w:t xml:space="preserve">        </w:t>
-            </w:r>
-            <w:proofErr w:type="spellStart"/>
-            <w:proofErr w:type="gramStart"/>
-            <w:r>
-              <w:rPr>
-                <w:rFonts w:ascii="Cascadia Mono" w:hAnsi="Cascadia Mono" w:cs="Cascadia Mono"/>
-                <w:sz w:val="20"/>
-                <w:szCs w:val="20"/>
-                <w:lang w:val="en-US"/>
-              </w:rPr>
-              <w:t>this.transform</w:t>
-            </w:r>
-            <w:proofErr w:type="gramEnd"/>
-            <w:r>
-              <w:rPr>
-                <w:rFonts w:ascii="Cascadia Mono" w:hAnsi="Cascadia Mono" w:cs="Cascadia Mono"/>
-                <w:sz w:val="20"/>
-                <w:szCs w:val="20"/>
-                <w:lang w:val="en-US"/>
-              </w:rPr>
-              <w:t>.position</w:t>
-            </w:r>
-            <w:proofErr w:type="spellEnd"/>
-            <w:r>
-              <w:rPr>
-                <w:rFonts w:ascii="Cascadia Mono" w:hAnsi="Cascadia Mono" w:cs="Cascadia Mono"/>
-                <w:sz w:val="20"/>
-                <w:szCs w:val="20"/>
-                <w:lang w:val="en-US"/>
-              </w:rPr>
-              <w:t xml:space="preserve"> = position;</w:t>
-            </w:r>
-          </w:p>
-          <w:p>
-            <w:pPr>
-              <w:pStyle w:val="a1"/>
-              <w:rPr>
-                <w:rFonts w:ascii="Cascadia Mono" w:hAnsi="Cascadia Mono" w:cs="Cascadia Mono"/>
-                <w:sz w:val="20"/>
-                <w:szCs w:val="20"/>
-                <w:lang w:val="en-US"/>
-              </w:rPr>
-            </w:pPr>
-            <w:r>
-              <w:rPr>
-                <w:rFonts w:ascii="Cascadia Mono" w:hAnsi="Cascadia Mono" w:cs="Cascadia Mono"/>
-                <w:sz w:val="20"/>
-                <w:szCs w:val="20"/>
-                <w:lang w:val="en-US"/>
-              </w:rPr>
-              <w:t xml:space="preserve">        Vector3 rotation = new Vector3(</w:t>
-            </w:r>
-            <w:proofErr w:type="spellStart"/>
-            <w:r>
-              <w:rPr>
-                <w:rFonts w:ascii="Cascadia Mono" w:hAnsi="Cascadia Mono" w:cs="Cascadia Mono"/>
-                <w:sz w:val="20"/>
-                <w:szCs w:val="20"/>
-                <w:lang w:val="en-US"/>
-              </w:rPr>
-              <w:t>akratitData.rotation</w:t>
-            </w:r>
-            <w:proofErr w:type="spellEnd"/>
-            <w:r>
-              <w:rPr>
-                <w:rFonts w:ascii="Cascadia Mono" w:hAnsi="Cascadia Mono" w:cs="Cascadia Mono"/>
-                <w:sz w:val="20"/>
-                <w:szCs w:val="20"/>
-                <w:lang w:val="en-US"/>
-              </w:rPr>
-              <w:t xml:space="preserve">[0], </w:t>
-            </w:r>
-            <w:proofErr w:type="spellStart"/>
-            <w:r>
-              <w:rPr>
-                <w:rFonts w:ascii="Cascadia Mono" w:hAnsi="Cascadia Mono" w:cs="Cascadia Mono"/>
-                <w:sz w:val="20"/>
-                <w:szCs w:val="20"/>
-                <w:lang w:val="en-US"/>
-              </w:rPr>
-              <w:t>akratitData.rotation</w:t>
-            </w:r>
-            <w:proofErr w:type="spellEnd"/>
-            <w:r>
-              <w:rPr>
-                <w:rFonts w:ascii="Cascadia Mono" w:hAnsi="Cascadia Mono" w:cs="Cascadia Mono"/>
-                <w:sz w:val="20"/>
-                <w:szCs w:val="20"/>
-                <w:lang w:val="en-US"/>
-              </w:rPr>
-              <w:t xml:space="preserve">[1], </w:t>
-            </w:r>
-            <w:proofErr w:type="spellStart"/>
-            <w:r>
-              <w:rPr>
-                <w:rFonts w:ascii="Cascadia Mono" w:hAnsi="Cascadia Mono" w:cs="Cascadia Mono"/>
-                <w:sz w:val="20"/>
-                <w:szCs w:val="20"/>
-                <w:lang w:val="en-US"/>
-              </w:rPr>
-              <w:t>akratitData.rotation</w:t>
-            </w:r>
-            <w:proofErr w:type="spellEnd"/>
-            <w:r>
-              <w:rPr>
-                <w:rFonts w:ascii="Cascadia Mono" w:hAnsi="Cascadia Mono" w:cs="Cascadia Mono"/>
-                <w:sz w:val="20"/>
-                <w:szCs w:val="20"/>
-                <w:lang w:val="en-US"/>
-              </w:rPr>
-              <w:t>[2]);</w:t>
-            </w:r>
-          </w:p>
-          <w:p>
-            <w:pPr>
-              <w:pStyle w:val="a1"/>
-              <w:rPr>
-                <w:rFonts w:ascii="Cascadia Mono" w:hAnsi="Cascadia Mono" w:cs="Cascadia Mono"/>
-                <w:sz w:val="20"/>
-                <w:szCs w:val="20"/>
-                <w:lang w:val="en-US"/>
-              </w:rPr>
-            </w:pPr>
-            <w:r>
-              <w:rPr>
-                <w:rFonts w:ascii="Cascadia Mono" w:hAnsi="Cascadia Mono" w:cs="Cascadia Mono"/>
-                <w:sz w:val="20"/>
-                <w:szCs w:val="20"/>
-                <w:lang w:val="en-US"/>
-              </w:rPr>
-              <w:t xml:space="preserve">        </w:t>
-            </w:r>
-            <w:proofErr w:type="spellStart"/>
-            <w:proofErr w:type="gramStart"/>
-            <w:r>
-              <w:rPr>
-                <w:rFonts w:ascii="Cascadia Mono" w:hAnsi="Cascadia Mono" w:cs="Cascadia Mono"/>
-                <w:sz w:val="20"/>
-                <w:szCs w:val="20"/>
-                <w:lang w:val="en-US"/>
-              </w:rPr>
-              <w:t>this.transform</w:t>
-            </w:r>
-            <w:proofErr w:type="gramEnd"/>
-            <w:r>
-              <w:rPr>
-                <w:rFonts w:ascii="Cascadia Mono" w:hAnsi="Cascadia Mono" w:cs="Cascadia Mono"/>
-                <w:sz w:val="20"/>
-                <w:szCs w:val="20"/>
-                <w:lang w:val="en-US"/>
-              </w:rPr>
-              <w:t>.rotation</w:t>
-            </w:r>
-            <w:proofErr w:type="spellEnd"/>
-            <w:r>
-              <w:rPr>
-                <w:rFonts w:ascii="Cascadia Mono" w:hAnsi="Cascadia Mono" w:cs="Cascadia Mono"/>
-                <w:sz w:val="20"/>
-                <w:szCs w:val="20"/>
-                <w:lang w:val="en-US"/>
-              </w:rPr>
-              <w:t xml:space="preserve"> = </w:t>
-            </w:r>
-            <w:proofErr w:type="spellStart"/>
-            <w:r>
-              <w:rPr>
-                <w:rFonts w:ascii="Cascadia Mono" w:hAnsi="Cascadia Mono" w:cs="Cascadia Mono"/>
-                <w:sz w:val="20"/>
-                <w:szCs w:val="20"/>
-                <w:lang w:val="en-US"/>
-              </w:rPr>
-              <w:t>Quaternion.Euler</w:t>
-            </w:r>
-            <w:proofErr w:type="spellEnd"/>
-            <w:r>
-              <w:rPr>
-                <w:rFonts w:ascii="Cascadia Mono" w:hAnsi="Cascadia Mono" w:cs="Cascadia Mono"/>
-                <w:sz w:val="20"/>
-                <w:szCs w:val="20"/>
-                <w:lang w:val="en-US"/>
-              </w:rPr>
-              <w:t>(rotation);</w:t>
-            </w:r>
-          </w:p>
-          <w:p>
-            <w:pPr>
-              <w:pStyle w:val="a1"/>
-              <w:rPr>
-                <w:rFonts w:ascii="Cascadia Mono" w:hAnsi="Cascadia Mono" w:cs="Cascadia Mono"/>
-                <w:sz w:val="20"/>
-                <w:szCs w:val="20"/>
-                <w:lang w:val="en-US"/>
-              </w:rPr>
-            </w:pPr>
-            <w:r>
-              <w:rPr>
-                <w:rFonts w:ascii="Cascadia Mono" w:hAnsi="Cascadia Mono" w:cs="Cascadia Mono"/>
-                <w:sz w:val="20"/>
-                <w:szCs w:val="20"/>
-                <w:lang w:val="en-US"/>
-              </w:rPr>
-              <w:t xml:space="preserve">        </w:t>
-            </w:r>
-            <w:proofErr w:type="spellStart"/>
-            <w:proofErr w:type="gramStart"/>
-            <w:r>
-              <w:rPr>
-                <w:rFonts w:ascii="Cascadia Mono" w:hAnsi="Cascadia Mono" w:cs="Cascadia Mono"/>
-                <w:sz w:val="20"/>
-                <w:szCs w:val="20"/>
-                <w:lang w:val="en-US"/>
-              </w:rPr>
-              <w:t>this.hp</w:t>
-            </w:r>
-            <w:proofErr w:type="spellEnd"/>
-            <w:proofErr w:type="gramEnd"/>
-            <w:r>
-              <w:rPr>
-                <w:rFonts w:ascii="Cascadia Mono" w:hAnsi="Cascadia Mono" w:cs="Cascadia Mono"/>
-                <w:sz w:val="20"/>
-                <w:szCs w:val="20"/>
-                <w:lang w:val="en-US"/>
-              </w:rPr>
-              <w:t xml:space="preserve"> = </w:t>
-            </w:r>
-            <w:proofErr w:type="spellStart"/>
-            <w:r>
-              <w:rPr>
-                <w:rFonts w:ascii="Cascadia Mono" w:hAnsi="Cascadia Mono" w:cs="Cascadia Mono"/>
-                <w:sz w:val="20"/>
-                <w:szCs w:val="20"/>
-                <w:lang w:val="en-US"/>
-              </w:rPr>
-              <w:t>akratitData.hp</w:t>
-            </w:r>
-            <w:proofErr w:type="spellEnd"/>
-            <w:r>
-              <w:rPr>
-                <w:rFonts w:ascii="Cascadia Mono" w:hAnsi="Cascadia Mono" w:cs="Cascadia Mono"/>
-                <w:sz w:val="20"/>
-                <w:szCs w:val="20"/>
-                <w:lang w:val="en-US"/>
-              </w:rPr>
-              <w:t>;</w:t>
-            </w:r>
-          </w:p>
-          <w:p>
-            <w:pPr>
-              <w:pStyle w:val="a1"/>
-              <w:rPr>
-                <w:rFonts w:ascii="Cascadia Mono" w:hAnsi="Cascadia Mono" w:cs="Cascadia Mono"/>
-                <w:sz w:val="20"/>
-                <w:szCs w:val="20"/>
-                <w:lang w:val="en-US"/>
-              </w:rPr>
-            </w:pPr>
-            <w:r>
-              <w:rPr>
-                <w:rFonts w:ascii="Cascadia Mono" w:hAnsi="Cascadia Mono" w:cs="Cascadia Mono"/>
-                <w:sz w:val="20"/>
-                <w:szCs w:val="20"/>
-                <w:lang w:val="en-US"/>
-              </w:rPr>
-              <w:t xml:space="preserve">        </w:t>
-            </w:r>
-            <w:proofErr w:type="spellStart"/>
-            <w:proofErr w:type="gramStart"/>
-            <w:r>
-              <w:rPr>
-                <w:rFonts w:ascii="Cascadia Mono" w:hAnsi="Cascadia Mono" w:cs="Cascadia Mono"/>
-                <w:sz w:val="20"/>
-                <w:szCs w:val="20"/>
-                <w:lang w:val="en-US"/>
-              </w:rPr>
-              <w:t>this.isDead</w:t>
-            </w:r>
-            <w:proofErr w:type="spellEnd"/>
-            <w:proofErr w:type="gramEnd"/>
-            <w:r>
-              <w:rPr>
-                <w:rFonts w:ascii="Cascadia Mono" w:hAnsi="Cascadia Mono" w:cs="Cascadia Mono"/>
-                <w:sz w:val="20"/>
-                <w:szCs w:val="20"/>
-                <w:lang w:val="en-US"/>
-              </w:rPr>
-              <w:t xml:space="preserve"> = </w:t>
-            </w:r>
-            <w:proofErr w:type="spellStart"/>
-            <w:r>
-              <w:rPr>
-                <w:rFonts w:ascii="Cascadia Mono" w:hAnsi="Cascadia Mono" w:cs="Cascadia Mono"/>
-                <w:sz w:val="20"/>
-                <w:szCs w:val="20"/>
-                <w:lang w:val="en-US"/>
-              </w:rPr>
-              <w:t>akratitData.isDead</w:t>
-            </w:r>
-            <w:proofErr w:type="spellEnd"/>
-            <w:r>
-              <w:rPr>
-                <w:rFonts w:ascii="Cascadia Mono" w:hAnsi="Cascadia Mono" w:cs="Cascadia Mono"/>
-                <w:sz w:val="20"/>
-                <w:szCs w:val="20"/>
-                <w:lang w:val="en-US"/>
-              </w:rPr>
-              <w:t>;</w:t>
-            </w:r>
-          </w:p>
-          <w:p>
-            <w:pPr>
-              <w:pStyle w:val="a1"/>
-              <w:rPr>
-                <w:rFonts w:ascii="Cascadia Mono" w:hAnsi="Cascadia Mono" w:cs="Cascadia Mono"/>
-                <w:sz w:val="20"/>
-                <w:szCs w:val="20"/>
-                <w:lang w:val="en-US"/>
-              </w:rPr>
-            </w:pPr>
-            <w:r>
-              <w:rPr>
-                <w:rFonts w:ascii="Cascadia Mono" w:hAnsi="Cascadia Mono" w:cs="Cascadia Mono"/>
-                <w:sz w:val="20"/>
-                <w:szCs w:val="20"/>
-                <w:lang w:val="en-US"/>
-              </w:rPr>
-              <w:t xml:space="preserve">        if (</w:t>
-            </w:r>
-            <w:proofErr w:type="spellStart"/>
-            <w:r>
-              <w:rPr>
-                <w:rFonts w:ascii="Cascadia Mono" w:hAnsi="Cascadia Mono" w:cs="Cascadia Mono"/>
-                <w:sz w:val="20"/>
-                <w:szCs w:val="20"/>
-                <w:lang w:val="en-US"/>
-              </w:rPr>
-              <w:t>isDead</w:t>
-            </w:r>
-            <w:proofErr w:type="spellEnd"/>
-            <w:proofErr w:type="gramStart"/>
-            <w:r>
-              <w:rPr>
-                <w:rFonts w:ascii="Cascadia Mono" w:hAnsi="Cascadia Mono" w:cs="Cascadia Mono"/>
-                <w:sz w:val="20"/>
-                <w:szCs w:val="20"/>
-                <w:lang w:val="en-US"/>
-              </w:rPr>
-              <w:t>){</w:t>
-            </w:r>
-            <w:proofErr w:type="gramEnd"/>
-          </w:p>
-          <w:p>
-            <w:pPr>
-              <w:pStyle w:val="a1"/>
-              <w:rPr>
-                <w:rFonts w:ascii="Cascadia Mono" w:hAnsi="Cascadia Mono" w:cs="Cascadia Mono"/>
-                <w:sz w:val="20"/>
-                <w:szCs w:val="20"/>
-                <w:lang w:val="en-US"/>
-              </w:rPr>
-            </w:pPr>
-            <w:r>
-              <w:rPr>
-                <w:rFonts w:ascii="Cascadia Mono" w:hAnsi="Cascadia Mono" w:cs="Cascadia Mono"/>
-                <w:sz w:val="20"/>
-                <w:szCs w:val="20"/>
-                <w:lang w:val="en-US"/>
-              </w:rPr>
-              <w:t xml:space="preserve">            </w:t>
-            </w:r>
-            <w:proofErr w:type="spellStart"/>
-            <w:r>
-              <w:rPr>
-                <w:rFonts w:ascii="Cascadia Mono" w:hAnsi="Cascadia Mono" w:cs="Cascadia Mono"/>
-                <w:sz w:val="20"/>
-                <w:szCs w:val="20"/>
-                <w:lang w:val="en-US"/>
-              </w:rPr>
-              <w:t>GameObject</w:t>
-            </w:r>
-            <w:proofErr w:type="spellEnd"/>
-            <w:r>
-              <w:rPr>
-                <w:rFonts w:ascii="Cascadia Mono" w:hAnsi="Cascadia Mono" w:cs="Cascadia Mono"/>
-                <w:sz w:val="20"/>
-                <w:szCs w:val="20"/>
-                <w:lang w:val="en-US"/>
-              </w:rPr>
-              <w:t xml:space="preserve"> dead = </w:t>
-            </w:r>
-            <w:proofErr w:type="gramStart"/>
-            <w:r>
-              <w:rPr>
-                <w:rFonts w:ascii="Cascadia Mono" w:hAnsi="Cascadia Mono" w:cs="Cascadia Mono"/>
-                <w:sz w:val="20"/>
-                <w:szCs w:val="20"/>
-                <w:lang w:val="en-US"/>
-              </w:rPr>
-              <w:t>Instantiate(</w:t>
-            </w:r>
-            <w:proofErr w:type="spellStart"/>
-            <w:proofErr w:type="gramEnd"/>
-            <w:r>
-              <w:rPr>
-                <w:rFonts w:ascii="Cascadia Mono" w:hAnsi="Cascadia Mono" w:cs="Cascadia Mono"/>
-                <w:sz w:val="20"/>
-                <w:szCs w:val="20"/>
-                <w:lang w:val="en-US"/>
-              </w:rPr>
-              <w:t>deadPrefab</w:t>
-            </w:r>
-            <w:proofErr w:type="spellEnd"/>
-            <w:r>
-              <w:rPr>
-                <w:rFonts w:ascii="Cascadia Mono" w:hAnsi="Cascadia Mono" w:cs="Cascadia Mono"/>
-                <w:sz w:val="20"/>
-                <w:szCs w:val="20"/>
-                <w:lang w:val="en-US"/>
-              </w:rPr>
-              <w:t xml:space="preserve">, </w:t>
-            </w:r>
-            <w:proofErr w:type="spellStart"/>
-            <w:proofErr w:type="gramStart"/>
-            <w:r>
-              <w:rPr>
-                <w:rFonts w:ascii="Cascadia Mono" w:hAnsi="Cascadia Mono" w:cs="Cascadia Mono"/>
-                <w:sz w:val="20"/>
-                <w:szCs w:val="20"/>
-                <w:lang w:val="en-US"/>
-              </w:rPr>
-              <w:t>this.transform</w:t>
-            </w:r>
-            <w:proofErr w:type="gramEnd"/>
-            <w:r>
-              <w:rPr>
-                <w:rFonts w:ascii="Cascadia Mono" w:hAnsi="Cascadia Mono" w:cs="Cascadia Mono"/>
-                <w:sz w:val="20"/>
-                <w:szCs w:val="20"/>
-                <w:lang w:val="en-US"/>
-              </w:rPr>
-              <w:t>.position</w:t>
-            </w:r>
-            <w:proofErr w:type="spellEnd"/>
-            <w:r>
-              <w:rPr>
-                <w:rFonts w:ascii="Cascadia Mono" w:hAnsi="Cascadia Mono" w:cs="Cascadia Mono"/>
-                <w:sz w:val="20"/>
-                <w:szCs w:val="20"/>
-                <w:lang w:val="en-US"/>
-              </w:rPr>
-              <w:t xml:space="preserve">, </w:t>
-            </w:r>
-            <w:proofErr w:type="spellStart"/>
-            <w:proofErr w:type="gramStart"/>
-            <w:r>
-              <w:rPr>
-                <w:rFonts w:ascii="Cascadia Mono" w:hAnsi="Cascadia Mono" w:cs="Cascadia Mono"/>
-                <w:sz w:val="20"/>
-                <w:szCs w:val="20"/>
-                <w:lang w:val="en-US"/>
-              </w:rPr>
-              <w:t>this.transform</w:t>
-            </w:r>
-            <w:proofErr w:type="gramEnd"/>
-            <w:r>
-              <w:rPr>
-                <w:rFonts w:ascii="Cascadia Mono" w:hAnsi="Cascadia Mono" w:cs="Cascadia Mono"/>
-                <w:sz w:val="20"/>
-                <w:szCs w:val="20"/>
-                <w:lang w:val="en-US"/>
-              </w:rPr>
-              <w:t>.rotation</w:t>
-            </w:r>
-            <w:proofErr w:type="spellEnd"/>
-            <w:r>
-              <w:rPr>
-                <w:rFonts w:ascii="Cascadia Mono" w:hAnsi="Cascadia Mono" w:cs="Cascadia Mono"/>
-                <w:sz w:val="20"/>
-                <w:szCs w:val="20"/>
-                <w:lang w:val="en-US"/>
-              </w:rPr>
-              <w:t>);</w:t>
-            </w:r>
-          </w:p>
-          <w:p>
-            <w:pPr>
-              <w:pStyle w:val="a1"/>
-              <w:rPr>
-                <w:rFonts w:ascii="Cascadia Mono" w:hAnsi="Cascadia Mono" w:cs="Cascadia Mono"/>
-                <w:sz w:val="20"/>
-                <w:szCs w:val="20"/>
-                <w:lang w:val="en-US"/>
-              </w:rPr>
-            </w:pPr>
-            <w:r>
-              <w:rPr>
-                <w:rFonts w:ascii="Cascadia Mono" w:hAnsi="Cascadia Mono" w:cs="Cascadia Mono"/>
-                <w:sz w:val="20"/>
-                <w:szCs w:val="20"/>
-                <w:lang w:val="en-US"/>
-              </w:rPr>
-              <w:t xml:space="preserve">            </w:t>
-            </w:r>
-            <w:proofErr w:type="spellStart"/>
-            <w:proofErr w:type="gramStart"/>
-            <w:r>
-              <w:rPr>
-                <w:rFonts w:ascii="Cascadia Mono" w:hAnsi="Cascadia Mono" w:cs="Cascadia Mono"/>
-                <w:sz w:val="20"/>
-                <w:szCs w:val="20"/>
-                <w:lang w:val="en-US"/>
-              </w:rPr>
-              <w:t>this.gameObject.SetActive</w:t>
-            </w:r>
-            <w:proofErr w:type="spellEnd"/>
-            <w:proofErr w:type="gramEnd"/>
-            <w:r>
-              <w:rPr>
-                <w:rFonts w:ascii="Cascadia Mono" w:hAnsi="Cascadia Mono" w:cs="Cascadia Mono"/>
-                <w:sz w:val="20"/>
-                <w:szCs w:val="20"/>
-                <w:lang w:val="en-US"/>
+                <w:color w:val="000000" w:themeColor="text1"/>
+                <w:sz w:val="20"/>
+                <w:szCs w:val="20"/>
+                <w:highlight w:val="white"/>
               </w:rPr>
               <w:t>(false);</w:t>
             </w:r>
           </w:p>
           <w:p>
             <w:pPr>
-              <w:pStyle w:val="a1"/>
-              <w:rPr>
-                <w:rFonts w:ascii="Cascadia Mono" w:hAnsi="Cascadia Mono" w:cs="Cascadia Mono"/>
-                <w:sz w:val="20"/>
-                <w:szCs w:val="20"/>
-                <w:lang w:val="en-US"/>
-              </w:rPr>
-            </w:pPr>
-            <w:r>
-              <w:rPr>
-                <w:rFonts w:ascii="Cascadia Mono" w:hAnsi="Cascadia Mono" w:cs="Cascadia Mono"/>
-                <w:sz w:val="20"/>
-                <w:szCs w:val="20"/>
-                <w:lang w:val="en-US"/>
-              </w:rPr>
-              <w:t xml:space="preserve">        }</w:t>
-            </w:r>
-          </w:p>
-          <w:p>
-            <w:pPr>
-              <w:pStyle w:val="a1"/>
-              <w:rPr>
-                <w:rFonts w:ascii="Cascadia Mono" w:hAnsi="Cascadia Mono" w:cs="Cascadia Mono"/>
-                <w:sz w:val="20"/>
-                <w:szCs w:val="20"/>
-              </w:rPr>
-            </w:pPr>
-            <w:r>
-              <w:rPr>
-                <w:rFonts w:ascii="Cascadia Mono" w:hAnsi="Cascadia Mono" w:cs="Cascadia Mono"/>
-                <w:sz w:val="20"/>
-                <w:szCs w:val="20"/>
-                <w:lang w:val="en-US"/>
+              <w:suppressAutoHyphens w:val="0"/>
+              <w:autoSpaceDE w:val="0"/>
+              <w:autoSpaceDN w:val="0"/>
+              <w:adjustRightInd w:val="0"/>
+              <w:rPr>
+                <w:rFonts w:ascii="Cascadia Mono" w:hAnsi="Cascadia Mono" w:cs="Cascadia Mono"/>
+                <w:color w:val="000000" w:themeColor="text1"/>
+                <w:sz w:val="20"/>
+                <w:szCs w:val="20"/>
+                <w:highlight w:val="white"/>
+              </w:rPr>
+            </w:pPr>
+            <w:r>
+              <w:rPr>
+                <w:rFonts w:ascii="Cascadia Mono" w:hAnsi="Cascadia Mono" w:cs="Cascadia Mono"/>
+                <w:color w:val="000000" w:themeColor="text1"/>
+                <w:sz w:val="20"/>
+                <w:szCs w:val="20"/>
+                <w:highlight w:val="white"/>
               </w:rPr>
               <w:t xml:space="preserve">    }</w:t>
+            </w:r>
+          </w:p>
+          <w:p>
+            <w:pPr>
+              <w:pStyle w:val="a5"/>
+              <w:jc w:val="left"/>
+              <w:rPr>
+                <w:rFonts w:ascii="Cascadia Mono" w:hAnsi="Cascadia Mono" w:cs="Cascadia Mono"/>
+                <w:sz w:val="20"/>
+                <w:szCs w:val="20"/>
+              </w:rPr>
+            </w:pPr>
+            <w:r>
+              <w:rPr>
+                <w:rFonts w:ascii="Cascadia Mono" w:hAnsi="Cascadia Mono" w:cs="Cascadia Mono"/>
+                <w:color w:val="000000" w:themeColor="text1"/>
+                <w:sz w:val="20"/>
+                <w:szCs w:val="20"/>
+                <w:highlight w:val="white"/>
+              </w:rPr>
+              <w:t>}</w:t>
             </w:r>
           </w:p>
         </w:tc>
@@ -4511,21 +5824,13 @@
     </w:tbl>
     <w:p>
       <w:pPr>
-        <w:pStyle w:val="a1"/>
+        <w:pStyle w:val="a5"/>
+        <w:spacing w:before="120"/>
         <w:ind w:firstLine="0"/>
         <w:jc w:val="center"/>
       </w:pPr>
       <w:r>
-        <w:t>Листин</w:t>
-      </w:r>
-      <w:r>
-        <w:t>г</w:t>
-      </w:r>
-      <w:r>
-        <w:t xml:space="preserve"> 11.1</w:t>
-      </w:r>
-      <w:r>
-        <w:t xml:space="preserve">. Фрагмент скрипта </w:t>
+        <w:t xml:space="preserve">Листинг 11.1. Фрагмент скрипта </w:t>
       </w:r>
       <w:proofErr w:type="spellStart"/>
       <w:r>
@@ -4535,10 +5840,9 @@
     </w:p>
     <w:p>
       <w:pPr>
-        <w:pStyle w:val="a1"/>
+        <w:pStyle w:val="a5"/>
       </w:pPr>
       <w:r>
-        <w:lastRenderedPageBreak/>
         <w:t xml:space="preserve">В листинге 11.2 представлен скрипт </w:t>
       </w:r>
       <w:r>
@@ -4594,17 +5898,21 @@
       </w:r>
       <w:proofErr w:type="spellEnd"/>
       <w:r>
-        <w:t>, который присваивает точку прикрепления перед взятием предмета для исправления неисправности при захвате интерактивных объектов.</w:t>
+        <w:t xml:space="preserve">, </w:t>
+      </w:r>
+      <w:r>
+        <w:lastRenderedPageBreak/>
+        <w:t>который присваивает точку прикрепления перед взятием предмета для исправления неисправности при захвате интерактивных объектов.</w:t>
       </w:r>
     </w:p>
     <w:tbl>
       <w:tblPr>
-        <w:tblStyle w:val="TableGrid"/>
+        <w:tblStyle w:val="aa"/>
         <w:tblW w:w="0" w:type="auto"/>
         <w:tblLook w:val="04A0" w:firstRow="1" w:lastRow="0" w:firstColumn="1" w:lastColumn="0" w:noHBand="0" w:noVBand="1"/>
       </w:tblPr>
       <w:tblGrid>
-        <w:gridCol w:w="9678"/>
+        <w:gridCol w:w="9345"/>
       </w:tblGrid>
       <w:tr>
         <w:tc>
@@ -4613,60 +5921,131 @@
           </w:tcPr>
           <w:p>
             <w:pPr>
-              <w:pStyle w:val="a1"/>
-              <w:rPr>
-                <w:rFonts w:ascii="Cascadia Mono" w:hAnsi="Cascadia Mono" w:cs="Cascadia Mono"/>
-                <w:sz w:val="20"/>
-                <w:szCs w:val="20"/>
-                <w:lang w:val="en-US"/>
-              </w:rPr>
-            </w:pPr>
-            <w:r>
-              <w:rPr>
-                <w:rFonts w:ascii="Cascadia Mono" w:hAnsi="Cascadia Mono" w:cs="Cascadia Mono"/>
-                <w:sz w:val="20"/>
-                <w:szCs w:val="20"/>
-                <w:lang w:val="en-US"/>
+              <w:suppressAutoHyphens w:val="0"/>
+              <w:autoSpaceDE w:val="0"/>
+              <w:autoSpaceDN w:val="0"/>
+              <w:adjustRightInd w:val="0"/>
+              <w:rPr>
+                <w:rFonts w:ascii="Cascadia Mono" w:hAnsi="Cascadia Mono" w:cs="Cascadia Mono"/>
+                <w:color w:val="000000"/>
+                <w:sz w:val="19"/>
+                <w:szCs w:val="19"/>
+                <w:highlight w:val="white"/>
+              </w:rPr>
+            </w:pPr>
+            <w:r>
+              <w:rPr>
+                <w:rFonts w:ascii="Cascadia Mono" w:hAnsi="Cascadia Mono" w:cs="Cascadia Mono"/>
+                <w:color w:val="000000" w:themeColor="text1"/>
+                <w:sz w:val="20"/>
+                <w:szCs w:val="20"/>
+                <w:highlight w:val="white"/>
+              </w:rPr>
+              <w:t>using</w:t>
+            </w:r>
+            <w:r>
+              <w:rPr>
+                <w:rFonts w:ascii="Cascadia Mono" w:hAnsi="Cascadia Mono" w:cs="Cascadia Mono"/>
+                <w:color w:val="000000"/>
+                <w:sz w:val="19"/>
+                <w:szCs w:val="19"/>
+                <w:highlight w:val="white"/>
+              </w:rPr>
+              <w:t xml:space="preserve"> </w:t>
+            </w:r>
+            <w:proofErr w:type="spellStart"/>
+            <w:r>
+              <w:rPr>
+                <w:rFonts w:ascii="Cascadia Mono" w:hAnsi="Cascadia Mono" w:cs="Cascadia Mono"/>
+                <w:color w:val="000000"/>
+                <w:sz w:val="19"/>
+                <w:szCs w:val="19"/>
+                <w:highlight w:val="white"/>
+              </w:rPr>
+              <w:t>UnityEngine</w:t>
+            </w:r>
+            <w:proofErr w:type="spellEnd"/>
+            <w:r>
+              <w:rPr>
+                <w:rFonts w:ascii="Cascadia Mono" w:hAnsi="Cascadia Mono" w:cs="Cascadia Mono"/>
+                <w:color w:val="000000"/>
+                <w:sz w:val="19"/>
+                <w:szCs w:val="19"/>
+                <w:highlight w:val="white"/>
+              </w:rPr>
+              <w:t>;</w:t>
+            </w:r>
+          </w:p>
+          <w:p>
+            <w:pPr>
+              <w:suppressAutoHyphens w:val="0"/>
+              <w:autoSpaceDE w:val="0"/>
+              <w:autoSpaceDN w:val="0"/>
+              <w:adjustRightInd w:val="0"/>
+              <w:rPr>
+                <w:rFonts w:ascii="Cascadia Mono" w:hAnsi="Cascadia Mono" w:cs="Cascadia Mono"/>
+                <w:color w:val="000000" w:themeColor="text1"/>
+                <w:sz w:val="20"/>
+                <w:szCs w:val="20"/>
+                <w:highlight w:val="white"/>
+              </w:rPr>
+            </w:pPr>
+            <w:r>
+              <w:rPr>
+                <w:rFonts w:ascii="Cascadia Mono" w:hAnsi="Cascadia Mono" w:cs="Cascadia Mono"/>
+                <w:color w:val="000000" w:themeColor="text1"/>
+                <w:sz w:val="20"/>
+                <w:szCs w:val="20"/>
+                <w:highlight w:val="white"/>
               </w:rPr>
               <w:t xml:space="preserve">using </w:t>
             </w:r>
             <w:proofErr w:type="spellStart"/>
-            <w:r>
-              <w:rPr>
-                <w:rFonts w:ascii="Cascadia Mono" w:hAnsi="Cascadia Mono" w:cs="Cascadia Mono"/>
-                <w:sz w:val="20"/>
-                <w:szCs w:val="20"/>
-                <w:lang w:val="en-US"/>
-              </w:rPr>
-              <w:t>UnityEngine</w:t>
-            </w:r>
-            <w:proofErr w:type="spellEnd"/>
-            <w:r>
-              <w:rPr>
-                <w:rFonts w:ascii="Cascadia Mono" w:hAnsi="Cascadia Mono" w:cs="Cascadia Mono"/>
-                <w:sz w:val="20"/>
-                <w:szCs w:val="20"/>
-                <w:lang w:val="en-US"/>
+            <w:proofErr w:type="gramStart"/>
+            <w:r>
+              <w:rPr>
+                <w:rFonts w:ascii="Cascadia Mono" w:hAnsi="Cascadia Mono" w:cs="Cascadia Mono"/>
+                <w:color w:val="000000" w:themeColor="text1"/>
+                <w:sz w:val="20"/>
+                <w:szCs w:val="20"/>
+                <w:highlight w:val="white"/>
+              </w:rPr>
+              <w:t>UnityEngine.XR.Interaction.Toolkit</w:t>
+            </w:r>
+            <w:proofErr w:type="spellEnd"/>
+            <w:proofErr w:type="gramEnd"/>
+            <w:r>
+              <w:rPr>
+                <w:rFonts w:ascii="Cascadia Mono" w:hAnsi="Cascadia Mono" w:cs="Cascadia Mono"/>
+                <w:color w:val="000000" w:themeColor="text1"/>
+                <w:sz w:val="20"/>
+                <w:szCs w:val="20"/>
+                <w:highlight w:val="white"/>
               </w:rPr>
               <w:t>;</w:t>
             </w:r>
           </w:p>
           <w:p>
             <w:pPr>
-              <w:pStyle w:val="a1"/>
-              <w:rPr>
-                <w:rFonts w:ascii="Cascadia Mono" w:hAnsi="Cascadia Mono" w:cs="Cascadia Mono"/>
-                <w:sz w:val="20"/>
-                <w:szCs w:val="20"/>
-                <w:lang w:val="en-US"/>
-              </w:rPr>
-            </w:pPr>
-            <w:r>
-              <w:rPr>
-                <w:rFonts w:ascii="Cascadia Mono" w:hAnsi="Cascadia Mono" w:cs="Cascadia Mono"/>
-                <w:sz w:val="20"/>
-                <w:szCs w:val="20"/>
-                <w:lang w:val="en-US"/>
+              <w:suppressAutoHyphens w:val="0"/>
+              <w:autoSpaceDE w:val="0"/>
+              <w:autoSpaceDN w:val="0"/>
+              <w:adjustRightInd w:val="0"/>
+              <w:rPr>
+                <w:rFonts w:ascii="Cascadia Mono" w:hAnsi="Cascadia Mono" w:cs="Cascadia Mono"/>
+                <w:color w:val="000000" w:themeColor="text1"/>
+                <w:sz w:val="20"/>
+                <w:szCs w:val="20"/>
+                <w:highlight w:val="white"/>
+              </w:rPr>
+            </w:pPr>
+            <w:r>
+              <w:rPr>
+                <w:rFonts w:ascii="Cascadia Mono" w:hAnsi="Cascadia Mono" w:cs="Cascadia Mono"/>
+                <w:color w:val="000000" w:themeColor="text1"/>
+                <w:sz w:val="20"/>
+                <w:szCs w:val="20"/>
+                <w:highlight w:val="white"/>
               </w:rPr>
               <w:t xml:space="preserve">using </w:t>
             </w:r>
@@ -4675,122 +6054,367 @@
             <w:r>
               <w:rPr>
                 <w:rFonts w:ascii="Cascadia Mono" w:hAnsi="Cascadia Mono" w:cs="Cascadia Mono"/>
-                <w:sz w:val="20"/>
-                <w:szCs w:val="20"/>
-                <w:lang w:val="en-US"/>
+                <w:color w:val="000000" w:themeColor="text1"/>
+                <w:sz w:val="20"/>
+                <w:szCs w:val="20"/>
+                <w:highlight w:val="white"/>
               </w:rPr>
               <w:t>UnityEngine.XR.Interaction.Toolkit</w:t>
             </w:r>
-            <w:proofErr w:type="spellEnd"/>
             <w:proofErr w:type="gramEnd"/>
             <w:r>
               <w:rPr>
                 <w:rFonts w:ascii="Cascadia Mono" w:hAnsi="Cascadia Mono" w:cs="Cascadia Mono"/>
-                <w:sz w:val="20"/>
-                <w:szCs w:val="20"/>
-                <w:lang w:val="en-US"/>
+                <w:color w:val="000000" w:themeColor="text1"/>
+                <w:sz w:val="20"/>
+                <w:szCs w:val="20"/>
+                <w:highlight w:val="white"/>
+              </w:rPr>
+              <w:t>.Interactables</w:t>
+            </w:r>
+            <w:proofErr w:type="spellEnd"/>
+            <w:r>
+              <w:rPr>
+                <w:rFonts w:ascii="Cascadia Mono" w:hAnsi="Cascadia Mono" w:cs="Cascadia Mono"/>
+                <w:color w:val="000000" w:themeColor="text1"/>
+                <w:sz w:val="20"/>
+                <w:szCs w:val="20"/>
+                <w:highlight w:val="white"/>
               </w:rPr>
               <w:t>;</w:t>
             </w:r>
           </w:p>
           <w:p>
             <w:pPr>
-              <w:pStyle w:val="a1"/>
-              <w:rPr>
-                <w:rFonts w:ascii="Cascadia Mono" w:hAnsi="Cascadia Mono" w:cs="Cascadia Mono"/>
-                <w:sz w:val="20"/>
-                <w:szCs w:val="20"/>
-                <w:lang w:val="en-US"/>
-              </w:rPr>
-            </w:pPr>
-            <w:r>
-              <w:rPr>
-                <w:rFonts w:ascii="Cascadia Mono" w:hAnsi="Cascadia Mono" w:cs="Cascadia Mono"/>
-                <w:sz w:val="20"/>
-                <w:szCs w:val="20"/>
-                <w:lang w:val="en-US"/>
-              </w:rPr>
-              <w:t xml:space="preserve">using </w:t>
+              <w:suppressAutoHyphens w:val="0"/>
+              <w:autoSpaceDE w:val="0"/>
+              <w:autoSpaceDN w:val="0"/>
+              <w:adjustRightInd w:val="0"/>
+              <w:rPr>
+                <w:rFonts w:ascii="Cascadia Mono" w:hAnsi="Cascadia Mono" w:cs="Cascadia Mono"/>
+                <w:color w:val="000000" w:themeColor="text1"/>
+                <w:sz w:val="20"/>
+                <w:szCs w:val="20"/>
+                <w:highlight w:val="white"/>
+              </w:rPr>
+            </w:pPr>
+          </w:p>
+          <w:p>
+            <w:pPr>
+              <w:suppressAutoHyphens w:val="0"/>
+              <w:autoSpaceDE w:val="0"/>
+              <w:autoSpaceDN w:val="0"/>
+              <w:adjustRightInd w:val="0"/>
+              <w:rPr>
+                <w:rFonts w:ascii="Cascadia Mono" w:hAnsi="Cascadia Mono" w:cs="Cascadia Mono"/>
+                <w:color w:val="000000" w:themeColor="text1"/>
+                <w:sz w:val="20"/>
+                <w:szCs w:val="20"/>
+                <w:highlight w:val="white"/>
+              </w:rPr>
+            </w:pPr>
+            <w:r>
+              <w:rPr>
+                <w:rFonts w:ascii="Cascadia Mono" w:hAnsi="Cascadia Mono" w:cs="Cascadia Mono"/>
+                <w:color w:val="000000" w:themeColor="text1"/>
+                <w:sz w:val="20"/>
+                <w:szCs w:val="20"/>
+                <w:highlight w:val="white"/>
+              </w:rPr>
+              <w:t xml:space="preserve">public class </w:t>
             </w:r>
             <w:proofErr w:type="spellStart"/>
             <w:proofErr w:type="gramStart"/>
             <w:r>
               <w:rPr>
                 <w:rFonts w:ascii="Cascadia Mono" w:hAnsi="Cascadia Mono" w:cs="Cascadia Mono"/>
-                <w:sz w:val="20"/>
-                <w:szCs w:val="20"/>
-                <w:lang w:val="en-US"/>
-              </w:rPr>
-              <w:t>UnityEngine.XR.Interaction.Toolkit</w:t>
+                <w:color w:val="000000" w:themeColor="text1"/>
+                <w:sz w:val="20"/>
+                <w:szCs w:val="20"/>
+                <w:highlight w:val="white"/>
+              </w:rPr>
+              <w:t>GrabStabilizerXR</w:t>
+            </w:r>
+            <w:proofErr w:type="spellEnd"/>
+            <w:r>
+              <w:rPr>
+                <w:rFonts w:ascii="Cascadia Mono" w:hAnsi="Cascadia Mono" w:cs="Cascadia Mono"/>
+                <w:color w:val="000000" w:themeColor="text1"/>
+                <w:sz w:val="20"/>
+                <w:szCs w:val="20"/>
+                <w:highlight w:val="white"/>
+              </w:rPr>
+              <w:t xml:space="preserve"> :</w:t>
             </w:r>
             <w:proofErr w:type="gramEnd"/>
             <w:r>
               <w:rPr>
                 <w:rFonts w:ascii="Cascadia Mono" w:hAnsi="Cascadia Mono" w:cs="Cascadia Mono"/>
-                <w:sz w:val="20"/>
-                <w:szCs w:val="20"/>
-                <w:lang w:val="en-US"/>
-              </w:rPr>
-              <w:t>.Interactables</w:t>
-            </w:r>
-            <w:proofErr w:type="spellEnd"/>
-            <w:r>
-              <w:rPr>
-                <w:rFonts w:ascii="Cascadia Mono" w:hAnsi="Cascadia Mono" w:cs="Cascadia Mono"/>
-                <w:sz w:val="20"/>
-                <w:szCs w:val="20"/>
-                <w:lang w:val="en-US"/>
+                <w:color w:val="000000" w:themeColor="text1"/>
+                <w:sz w:val="20"/>
+                <w:szCs w:val="20"/>
+                <w:highlight w:val="white"/>
+              </w:rPr>
+              <w:t xml:space="preserve"> </w:t>
+            </w:r>
+            <w:proofErr w:type="spellStart"/>
+            <w:r>
+              <w:rPr>
+                <w:rFonts w:ascii="Cascadia Mono" w:hAnsi="Cascadia Mono" w:cs="Cascadia Mono"/>
+                <w:color w:val="000000" w:themeColor="text1"/>
+                <w:sz w:val="20"/>
+                <w:szCs w:val="20"/>
+                <w:highlight w:val="white"/>
+              </w:rPr>
+              <w:t>XRGrabInteractable</w:t>
+            </w:r>
+            <w:proofErr w:type="spellEnd"/>
+          </w:p>
+          <w:p>
+            <w:pPr>
+              <w:suppressAutoHyphens w:val="0"/>
+              <w:autoSpaceDE w:val="0"/>
+              <w:autoSpaceDN w:val="0"/>
+              <w:adjustRightInd w:val="0"/>
+              <w:rPr>
+                <w:rFonts w:ascii="Cascadia Mono" w:hAnsi="Cascadia Mono" w:cs="Cascadia Mono"/>
+                <w:color w:val="000000" w:themeColor="text1"/>
+                <w:sz w:val="20"/>
+                <w:szCs w:val="20"/>
+                <w:highlight w:val="white"/>
+              </w:rPr>
+            </w:pPr>
+            <w:r>
+              <w:rPr>
+                <w:rFonts w:ascii="Cascadia Mono" w:hAnsi="Cascadia Mono" w:cs="Cascadia Mono"/>
+                <w:color w:val="000000" w:themeColor="text1"/>
+                <w:sz w:val="20"/>
+                <w:szCs w:val="20"/>
+                <w:highlight w:val="white"/>
+              </w:rPr>
+              <w:t>{</w:t>
+            </w:r>
+          </w:p>
+          <w:p>
+            <w:pPr>
+              <w:suppressAutoHyphens w:val="0"/>
+              <w:autoSpaceDE w:val="0"/>
+              <w:autoSpaceDN w:val="0"/>
+              <w:adjustRightInd w:val="0"/>
+              <w:rPr>
+                <w:rFonts w:ascii="Cascadia Mono" w:hAnsi="Cascadia Mono" w:cs="Cascadia Mono"/>
+                <w:color w:val="000000" w:themeColor="text1"/>
+                <w:sz w:val="20"/>
+                <w:szCs w:val="20"/>
+                <w:highlight w:val="white"/>
+              </w:rPr>
+            </w:pPr>
+            <w:r>
+              <w:rPr>
+                <w:rFonts w:ascii="Cascadia Mono" w:hAnsi="Cascadia Mono" w:cs="Cascadia Mono"/>
+                <w:color w:val="000000" w:themeColor="text1"/>
+                <w:sz w:val="20"/>
+                <w:szCs w:val="20"/>
+                <w:highlight w:val="white"/>
+              </w:rPr>
+              <w:t>[</w:t>
+            </w:r>
+            <w:proofErr w:type="spellStart"/>
+            <w:r>
+              <w:rPr>
+                <w:rFonts w:ascii="Cascadia Mono" w:hAnsi="Cascadia Mono" w:cs="Cascadia Mono"/>
+                <w:color w:val="000000" w:themeColor="text1"/>
+                <w:sz w:val="20"/>
+                <w:szCs w:val="20"/>
+                <w:highlight w:val="white"/>
+              </w:rPr>
+              <w:t>SerializeField</w:t>
+            </w:r>
+            <w:proofErr w:type="spellEnd"/>
+            <w:r>
+              <w:rPr>
+                <w:rFonts w:ascii="Cascadia Mono" w:hAnsi="Cascadia Mono" w:cs="Cascadia Mono"/>
+                <w:color w:val="000000" w:themeColor="text1"/>
+                <w:sz w:val="20"/>
+                <w:szCs w:val="20"/>
+                <w:highlight w:val="white"/>
+              </w:rPr>
+              <w:t xml:space="preserve">] Transform </w:t>
+            </w:r>
+            <w:proofErr w:type="spellStart"/>
+            <w:r>
+              <w:rPr>
+                <w:rFonts w:ascii="Cascadia Mono" w:hAnsi="Cascadia Mono" w:cs="Cascadia Mono"/>
+                <w:color w:val="000000" w:themeColor="text1"/>
+                <w:sz w:val="20"/>
+                <w:szCs w:val="20"/>
+                <w:highlight w:val="white"/>
+              </w:rPr>
+              <w:t>rightAttachTransform</w:t>
+            </w:r>
+            <w:proofErr w:type="spellEnd"/>
+            <w:r>
+              <w:rPr>
+                <w:rFonts w:ascii="Cascadia Mono" w:hAnsi="Cascadia Mono" w:cs="Cascadia Mono"/>
+                <w:color w:val="000000" w:themeColor="text1"/>
+                <w:sz w:val="20"/>
+                <w:szCs w:val="20"/>
+                <w:highlight w:val="white"/>
               </w:rPr>
               <w:t>;</w:t>
             </w:r>
           </w:p>
           <w:p>
             <w:pPr>
-              <w:pStyle w:val="a1"/>
-              <w:rPr>
-                <w:rFonts w:ascii="Cascadia Mono" w:hAnsi="Cascadia Mono" w:cs="Cascadia Mono"/>
-                <w:sz w:val="20"/>
-                <w:szCs w:val="20"/>
-                <w:lang w:val="en-US"/>
-              </w:rPr>
-            </w:pPr>
-            <w:r>
-              <w:rPr>
-                <w:rFonts w:ascii="Cascadia Mono" w:hAnsi="Cascadia Mono" w:cs="Cascadia Mono"/>
-                <w:sz w:val="20"/>
-                <w:szCs w:val="20"/>
-                <w:lang w:val="en-US"/>
-              </w:rPr>
-              <w:t xml:space="preserve">public class </w:t>
+              <w:suppressAutoHyphens w:val="0"/>
+              <w:autoSpaceDE w:val="0"/>
+              <w:autoSpaceDN w:val="0"/>
+              <w:adjustRightInd w:val="0"/>
+              <w:rPr>
+                <w:rFonts w:ascii="Cascadia Mono" w:hAnsi="Cascadia Mono" w:cs="Cascadia Mono"/>
+                <w:color w:val="000000" w:themeColor="text1"/>
+                <w:sz w:val="20"/>
+                <w:szCs w:val="20"/>
+                <w:highlight w:val="white"/>
+              </w:rPr>
+            </w:pPr>
+            <w:r>
+              <w:rPr>
+                <w:rFonts w:ascii="Cascadia Mono" w:hAnsi="Cascadia Mono" w:cs="Cascadia Mono"/>
+                <w:color w:val="000000" w:themeColor="text1"/>
+                <w:sz w:val="20"/>
+                <w:szCs w:val="20"/>
+                <w:highlight w:val="white"/>
+              </w:rPr>
+              <w:t>[</w:t>
+            </w:r>
+            <w:proofErr w:type="spellStart"/>
+            <w:r>
+              <w:rPr>
+                <w:rFonts w:ascii="Cascadia Mono" w:hAnsi="Cascadia Mono" w:cs="Cascadia Mono"/>
+                <w:color w:val="000000" w:themeColor="text1"/>
+                <w:sz w:val="20"/>
+                <w:szCs w:val="20"/>
+                <w:highlight w:val="white"/>
+              </w:rPr>
+              <w:t>SerializeField</w:t>
+            </w:r>
+            <w:proofErr w:type="spellEnd"/>
+            <w:r>
+              <w:rPr>
+                <w:rFonts w:ascii="Cascadia Mono" w:hAnsi="Cascadia Mono" w:cs="Cascadia Mono"/>
+                <w:color w:val="000000" w:themeColor="text1"/>
+                <w:sz w:val="20"/>
+                <w:szCs w:val="20"/>
+                <w:highlight w:val="white"/>
+              </w:rPr>
+              <w:t xml:space="preserve">] Transform </w:t>
+            </w:r>
+            <w:proofErr w:type="spellStart"/>
+            <w:r>
+              <w:rPr>
+                <w:rFonts w:ascii="Cascadia Mono" w:hAnsi="Cascadia Mono" w:cs="Cascadia Mono"/>
+                <w:color w:val="000000" w:themeColor="text1"/>
+                <w:sz w:val="20"/>
+                <w:szCs w:val="20"/>
+                <w:highlight w:val="white"/>
+              </w:rPr>
+              <w:t>leftAttachTransform</w:t>
+            </w:r>
+            <w:proofErr w:type="spellEnd"/>
+            <w:r>
+              <w:rPr>
+                <w:rFonts w:ascii="Cascadia Mono" w:hAnsi="Cascadia Mono" w:cs="Cascadia Mono"/>
+                <w:color w:val="000000" w:themeColor="text1"/>
+                <w:sz w:val="20"/>
+                <w:szCs w:val="20"/>
+                <w:highlight w:val="white"/>
+              </w:rPr>
+              <w:t>;</w:t>
+            </w:r>
+          </w:p>
+          <w:p>
+            <w:pPr>
+              <w:suppressAutoHyphens w:val="0"/>
+              <w:autoSpaceDE w:val="0"/>
+              <w:autoSpaceDN w:val="0"/>
+              <w:adjustRightInd w:val="0"/>
+              <w:rPr>
+                <w:rFonts w:ascii="Cascadia Mono" w:hAnsi="Cascadia Mono" w:cs="Cascadia Mono"/>
+                <w:color w:val="000000" w:themeColor="text1"/>
+                <w:sz w:val="20"/>
+                <w:szCs w:val="20"/>
+                <w:highlight w:val="white"/>
+              </w:rPr>
+            </w:pPr>
+          </w:p>
+          <w:p>
+            <w:pPr>
+              <w:suppressAutoHyphens w:val="0"/>
+              <w:autoSpaceDE w:val="0"/>
+              <w:autoSpaceDN w:val="0"/>
+              <w:adjustRightInd w:val="0"/>
+              <w:rPr>
+                <w:rFonts w:ascii="Cascadia Mono" w:hAnsi="Cascadia Mono" w:cs="Cascadia Mono"/>
+                <w:color w:val="000000" w:themeColor="text1"/>
+                <w:sz w:val="20"/>
+                <w:szCs w:val="20"/>
+                <w:highlight w:val="white"/>
+              </w:rPr>
+            </w:pPr>
+            <w:r>
+              <w:rPr>
+                <w:rFonts w:ascii="Cascadia Mono" w:hAnsi="Cascadia Mono" w:cs="Cascadia Mono"/>
+                <w:color w:val="000000" w:themeColor="text1"/>
+                <w:sz w:val="20"/>
+                <w:szCs w:val="20"/>
+                <w:highlight w:val="white"/>
+              </w:rPr>
+              <w:t xml:space="preserve">protected override void </w:t>
             </w:r>
             <w:proofErr w:type="spellStart"/>
             <w:proofErr w:type="gramStart"/>
             <w:r>
               <w:rPr>
                 <w:rFonts w:ascii="Cascadia Mono" w:hAnsi="Cascadia Mono" w:cs="Cascadia Mono"/>
-                <w:sz w:val="20"/>
-                <w:szCs w:val="20"/>
-                <w:lang w:val="en-US"/>
-              </w:rPr>
-              <w:t>GrabStabilizerXR</w:t>
-            </w:r>
-            <w:proofErr w:type="spellEnd"/>
-            <w:r>
-              <w:rPr>
-                <w:rFonts w:ascii="Cascadia Mono" w:hAnsi="Cascadia Mono" w:cs="Cascadia Mono"/>
-                <w:sz w:val="20"/>
-                <w:szCs w:val="20"/>
-                <w:lang w:val="en-US"/>
-              </w:rPr>
-              <w:t xml:space="preserve"> :</w:t>
-            </w:r>
+                <w:color w:val="000000" w:themeColor="text1"/>
+                <w:sz w:val="20"/>
+                <w:szCs w:val="20"/>
+                <w:highlight w:val="white"/>
+              </w:rPr>
+              <w:t>OnSelectEntering</w:t>
+            </w:r>
+            <w:proofErr w:type="spellEnd"/>
+            <w:r>
+              <w:rPr>
+                <w:rFonts w:ascii="Cascadia Mono" w:hAnsi="Cascadia Mono" w:cs="Cascadia Mono"/>
+                <w:color w:val="000000" w:themeColor="text1"/>
+                <w:sz w:val="20"/>
+                <w:szCs w:val="20"/>
+                <w:highlight w:val="white"/>
+              </w:rPr>
+              <w:t>(</w:t>
+            </w:r>
+            <w:proofErr w:type="spellStart"/>
             <w:proofErr w:type="gramEnd"/>
             <w:r>
               <w:rPr>
                 <w:rFonts w:ascii="Cascadia Mono" w:hAnsi="Cascadia Mono" w:cs="Cascadia Mono"/>
-                <w:sz w:val="20"/>
-                <w:szCs w:val="20"/>
-                <w:lang w:val="en-US"/>
+                <w:color w:val="000000" w:themeColor="text1"/>
+                <w:sz w:val="20"/>
+                <w:szCs w:val="20"/>
+                <w:highlight w:val="white"/>
+              </w:rPr>
+              <w:t>SelectEnterEventArgs</w:t>
+            </w:r>
+            <w:proofErr w:type="spellEnd"/>
+            <w:r>
+              <w:rPr>
+                <w:rFonts w:ascii="Cascadia Mono" w:hAnsi="Cascadia Mono" w:cs="Cascadia Mono"/>
+                <w:color w:val="000000" w:themeColor="text1"/>
+                <w:sz w:val="20"/>
+                <w:szCs w:val="20"/>
+                <w:highlight w:val="white"/>
               </w:rPr>
               <w:t xml:space="preserve"> </w:t>
             </w:r>
@@ -4798,80 +6422,787 @@
             <w:r>
               <w:rPr>
                 <w:rFonts w:ascii="Cascadia Mono" w:hAnsi="Cascadia Mono" w:cs="Cascadia Mono"/>
-                <w:sz w:val="20"/>
-                <w:szCs w:val="20"/>
-                <w:lang w:val="en-US"/>
+                <w:color w:val="000000" w:themeColor="text1"/>
+                <w:sz w:val="20"/>
+                <w:szCs w:val="20"/>
+                <w:highlight w:val="white"/>
+              </w:rPr>
+              <w:t>args</w:t>
+            </w:r>
+            <w:proofErr w:type="spellEnd"/>
+            <w:r>
+              <w:rPr>
+                <w:rFonts w:ascii="Cascadia Mono" w:hAnsi="Cascadia Mono" w:cs="Cascadia Mono"/>
+                <w:color w:val="000000" w:themeColor="text1"/>
+                <w:sz w:val="20"/>
+                <w:szCs w:val="20"/>
+                <w:highlight w:val="white"/>
+              </w:rPr>
+              <w:t>)</w:t>
+            </w:r>
+          </w:p>
+          <w:p>
+            <w:pPr>
+              <w:suppressAutoHyphens w:val="0"/>
+              <w:autoSpaceDE w:val="0"/>
+              <w:autoSpaceDN w:val="0"/>
+              <w:adjustRightInd w:val="0"/>
+              <w:rPr>
+                <w:rFonts w:ascii="Cascadia Mono" w:hAnsi="Cascadia Mono" w:cs="Cascadia Mono"/>
+                <w:color w:val="000000" w:themeColor="text1"/>
+                <w:sz w:val="20"/>
+                <w:szCs w:val="20"/>
+                <w:highlight w:val="white"/>
+              </w:rPr>
+            </w:pPr>
+            <w:r>
+              <w:rPr>
+                <w:rFonts w:ascii="Cascadia Mono" w:hAnsi="Cascadia Mono" w:cs="Cascadia Mono"/>
+                <w:color w:val="000000" w:themeColor="text1"/>
+                <w:sz w:val="20"/>
+                <w:szCs w:val="20"/>
+                <w:highlight w:val="white"/>
+              </w:rPr>
+              <w:t>{</w:t>
+            </w:r>
+          </w:p>
+          <w:p>
+            <w:pPr>
+              <w:suppressAutoHyphens w:val="0"/>
+              <w:autoSpaceDE w:val="0"/>
+              <w:autoSpaceDN w:val="0"/>
+              <w:adjustRightInd w:val="0"/>
+              <w:rPr>
+                <w:rFonts w:ascii="Cascadia Mono" w:hAnsi="Cascadia Mono" w:cs="Cascadia Mono"/>
+                <w:color w:val="000000" w:themeColor="text1"/>
+                <w:sz w:val="20"/>
+                <w:szCs w:val="20"/>
+                <w:highlight w:val="white"/>
+              </w:rPr>
+            </w:pPr>
+            <w:r>
+              <w:rPr>
+                <w:rFonts w:ascii="Cascadia Mono" w:hAnsi="Cascadia Mono" w:cs="Cascadia Mono"/>
+                <w:color w:val="000000" w:themeColor="text1"/>
+                <w:sz w:val="20"/>
+                <w:szCs w:val="20"/>
+                <w:highlight w:val="white"/>
+              </w:rPr>
+              <w:t xml:space="preserve">    if (</w:t>
+            </w:r>
+            <w:proofErr w:type="spellStart"/>
+            <w:proofErr w:type="gramStart"/>
+            <w:r>
+              <w:rPr>
+                <w:rFonts w:ascii="Cascadia Mono" w:hAnsi="Cascadia Mono" w:cs="Cascadia Mono"/>
+                <w:color w:val="000000" w:themeColor="text1"/>
+                <w:sz w:val="20"/>
+                <w:szCs w:val="20"/>
+                <w:highlight w:val="white"/>
+              </w:rPr>
+              <w:t>args.interactorObject.transform</w:t>
+            </w:r>
+            <w:proofErr w:type="gramEnd"/>
+            <w:r>
+              <w:rPr>
+                <w:rFonts w:ascii="Cascadia Mono" w:hAnsi="Cascadia Mono" w:cs="Cascadia Mono"/>
+                <w:color w:val="000000" w:themeColor="text1"/>
+                <w:sz w:val="20"/>
+                <w:szCs w:val="20"/>
+                <w:highlight w:val="white"/>
+              </w:rPr>
+              <w:t>.TryGetComponent</w:t>
+            </w:r>
+            <w:proofErr w:type="spellEnd"/>
+            <w:r>
+              <w:rPr>
+                <w:rFonts w:ascii="Cascadia Mono" w:hAnsi="Cascadia Mono" w:cs="Cascadia Mono"/>
+                <w:color w:val="000000" w:themeColor="text1"/>
+                <w:sz w:val="20"/>
+                <w:szCs w:val="20"/>
+                <w:highlight w:val="white"/>
+              </w:rPr>
+              <w:t xml:space="preserve">(out </w:t>
+            </w:r>
+            <w:proofErr w:type="spellStart"/>
+            <w:r>
+              <w:rPr>
+                <w:rFonts w:ascii="Cascadia Mono" w:hAnsi="Cascadia Mono" w:cs="Cascadia Mono"/>
+                <w:color w:val="000000" w:themeColor="text1"/>
+                <w:sz w:val="20"/>
+                <w:szCs w:val="20"/>
+                <w:highlight w:val="white"/>
+              </w:rPr>
+              <w:t>LeftHand</w:t>
+            </w:r>
+            <w:proofErr w:type="spellEnd"/>
+            <w:r>
+              <w:rPr>
+                <w:rFonts w:ascii="Cascadia Mono" w:hAnsi="Cascadia Mono" w:cs="Cascadia Mono"/>
+                <w:color w:val="000000" w:themeColor="text1"/>
+                <w:sz w:val="20"/>
+                <w:szCs w:val="20"/>
+                <w:highlight w:val="white"/>
+              </w:rPr>
+              <w:t xml:space="preserve"> </w:t>
+            </w:r>
+            <w:proofErr w:type="spellStart"/>
+            <w:r>
+              <w:rPr>
+                <w:rFonts w:ascii="Cascadia Mono" w:hAnsi="Cascadia Mono" w:cs="Cascadia Mono"/>
+                <w:color w:val="000000" w:themeColor="text1"/>
+                <w:sz w:val="20"/>
+                <w:szCs w:val="20"/>
+                <w:highlight w:val="white"/>
+              </w:rPr>
+              <w:t>lefthand</w:t>
+            </w:r>
+            <w:proofErr w:type="spellEnd"/>
+            <w:r>
+              <w:rPr>
+                <w:rFonts w:ascii="Cascadia Mono" w:hAnsi="Cascadia Mono" w:cs="Cascadia Mono"/>
+                <w:color w:val="000000" w:themeColor="text1"/>
+                <w:sz w:val="20"/>
+                <w:szCs w:val="20"/>
+                <w:highlight w:val="white"/>
+              </w:rPr>
+              <w:t>))</w:t>
+            </w:r>
+          </w:p>
+          <w:p>
+            <w:pPr>
+              <w:suppressAutoHyphens w:val="0"/>
+              <w:autoSpaceDE w:val="0"/>
+              <w:autoSpaceDN w:val="0"/>
+              <w:adjustRightInd w:val="0"/>
+              <w:rPr>
+                <w:rFonts w:ascii="Cascadia Mono" w:hAnsi="Cascadia Mono" w:cs="Cascadia Mono"/>
+                <w:color w:val="000000" w:themeColor="text1"/>
+                <w:sz w:val="20"/>
+                <w:szCs w:val="20"/>
+                <w:highlight w:val="white"/>
+              </w:rPr>
+            </w:pPr>
+            <w:r>
+              <w:rPr>
+                <w:rFonts w:ascii="Cascadia Mono" w:hAnsi="Cascadia Mono" w:cs="Cascadia Mono"/>
+                <w:color w:val="000000" w:themeColor="text1"/>
+                <w:sz w:val="20"/>
+                <w:szCs w:val="20"/>
+                <w:highlight w:val="white"/>
+              </w:rPr>
+              <w:t xml:space="preserve">    {</w:t>
+            </w:r>
+          </w:p>
+          <w:p>
+            <w:pPr>
+              <w:suppressAutoHyphens w:val="0"/>
+              <w:autoSpaceDE w:val="0"/>
+              <w:autoSpaceDN w:val="0"/>
+              <w:adjustRightInd w:val="0"/>
+              <w:rPr>
+                <w:rFonts w:ascii="Cascadia Mono" w:hAnsi="Cascadia Mono" w:cs="Cascadia Mono"/>
+                <w:color w:val="000000" w:themeColor="text1"/>
+                <w:sz w:val="20"/>
+                <w:szCs w:val="20"/>
+                <w:highlight w:val="white"/>
+              </w:rPr>
+            </w:pPr>
+            <w:r>
+              <w:rPr>
+                <w:rFonts w:ascii="Cascadia Mono" w:hAnsi="Cascadia Mono" w:cs="Cascadia Mono"/>
+                <w:color w:val="000000" w:themeColor="text1"/>
+                <w:sz w:val="20"/>
+                <w:szCs w:val="20"/>
+                <w:highlight w:val="white"/>
+              </w:rPr>
+              <w:t xml:space="preserve">        </w:t>
+            </w:r>
+            <w:proofErr w:type="spellStart"/>
+            <w:r>
+              <w:rPr>
+                <w:rFonts w:ascii="Cascadia Mono" w:hAnsi="Cascadia Mono" w:cs="Cascadia Mono"/>
+                <w:color w:val="000000" w:themeColor="text1"/>
+                <w:sz w:val="20"/>
+                <w:szCs w:val="20"/>
+                <w:highlight w:val="white"/>
+              </w:rPr>
+              <w:t>Debug.Log</w:t>
+            </w:r>
+            <w:proofErr w:type="spellEnd"/>
+            <w:r>
+              <w:rPr>
+                <w:rFonts w:ascii="Cascadia Mono" w:hAnsi="Cascadia Mono" w:cs="Cascadia Mono"/>
+                <w:color w:val="000000" w:themeColor="text1"/>
+                <w:sz w:val="20"/>
+                <w:szCs w:val="20"/>
+                <w:highlight w:val="white"/>
+              </w:rPr>
+              <w:t>("Left hand");</w:t>
+            </w:r>
+          </w:p>
+          <w:p>
+            <w:pPr>
+              <w:suppressAutoHyphens w:val="0"/>
+              <w:autoSpaceDE w:val="0"/>
+              <w:autoSpaceDN w:val="0"/>
+              <w:adjustRightInd w:val="0"/>
+              <w:rPr>
+                <w:rFonts w:ascii="Cascadia Mono" w:hAnsi="Cascadia Mono" w:cs="Cascadia Mono"/>
+                <w:color w:val="000000" w:themeColor="text1"/>
+                <w:sz w:val="20"/>
+                <w:szCs w:val="20"/>
+                <w:highlight w:val="white"/>
+              </w:rPr>
+            </w:pPr>
+            <w:r>
+              <w:rPr>
+                <w:rFonts w:ascii="Cascadia Mono" w:hAnsi="Cascadia Mono" w:cs="Cascadia Mono"/>
+                <w:color w:val="000000" w:themeColor="text1"/>
+                <w:sz w:val="20"/>
+                <w:szCs w:val="20"/>
+                <w:highlight w:val="white"/>
+              </w:rPr>
+              <w:t xml:space="preserve">        if (</w:t>
+            </w:r>
+            <w:proofErr w:type="spellStart"/>
+            <w:proofErr w:type="gramStart"/>
+            <w:r>
+              <w:rPr>
+                <w:rFonts w:ascii="Cascadia Mono" w:hAnsi="Cascadia Mono" w:cs="Cascadia Mono"/>
+                <w:color w:val="000000" w:themeColor="text1"/>
+                <w:sz w:val="20"/>
+                <w:szCs w:val="20"/>
+                <w:highlight w:val="white"/>
+              </w:rPr>
+              <w:t>this.TryGetComponent</w:t>
+            </w:r>
+            <w:proofErr w:type="spellEnd"/>
+            <w:proofErr w:type="gramEnd"/>
+            <w:r>
+              <w:rPr>
+                <w:rFonts w:ascii="Cascadia Mono" w:hAnsi="Cascadia Mono" w:cs="Cascadia Mono"/>
+                <w:color w:val="000000" w:themeColor="text1"/>
+                <w:sz w:val="20"/>
+                <w:szCs w:val="20"/>
+                <w:highlight w:val="white"/>
+              </w:rPr>
+              <w:t xml:space="preserve">(out </w:t>
+            </w:r>
+            <w:proofErr w:type="spellStart"/>
+            <w:r>
+              <w:rPr>
+                <w:rFonts w:ascii="Cascadia Mono" w:hAnsi="Cascadia Mono" w:cs="Cascadia Mono"/>
+                <w:color w:val="000000" w:themeColor="text1"/>
+                <w:sz w:val="20"/>
+                <w:szCs w:val="20"/>
+                <w:highlight w:val="white"/>
               </w:rPr>
               <w:t>XRGrabInteractable</w:t>
             </w:r>
             <w:proofErr w:type="spellEnd"/>
-          </w:p>
-          <w:p>
-            <w:pPr>
-              <w:pStyle w:val="a1"/>
-              <w:rPr>
-                <w:rFonts w:ascii="Cascadia Mono" w:hAnsi="Cascadia Mono" w:cs="Cascadia Mono"/>
-                <w:sz w:val="20"/>
-                <w:szCs w:val="20"/>
-                <w:lang w:val="en-US"/>
-              </w:rPr>
-            </w:pPr>
-            <w:r>
-              <w:rPr>
-                <w:rFonts w:ascii="Cascadia Mono" w:hAnsi="Cascadia Mono" w:cs="Cascadia Mono"/>
-                <w:sz w:val="20"/>
-                <w:szCs w:val="20"/>
-                <w:lang w:val="en-US"/>
-              </w:rPr>
-              <w:t>{</w:t>
-            </w:r>
-          </w:p>
-          <w:p>
-            <w:pPr>
-              <w:pStyle w:val="a1"/>
-              <w:rPr>
-                <w:rFonts w:ascii="Cascadia Mono" w:hAnsi="Cascadia Mono" w:cs="Cascadia Mono"/>
-                <w:sz w:val="20"/>
-                <w:szCs w:val="20"/>
-                <w:lang w:val="en-US"/>
-              </w:rPr>
-            </w:pPr>
-            <w:r>
-              <w:rPr>
-                <w:rFonts w:ascii="Cascadia Mono" w:hAnsi="Cascadia Mono" w:cs="Cascadia Mono"/>
-                <w:sz w:val="20"/>
-                <w:szCs w:val="20"/>
-                <w:lang w:val="en-US"/>
-              </w:rPr>
-              <w:t xml:space="preserve">    [</w:t>
-            </w:r>
-            <w:proofErr w:type="spellStart"/>
-            <w:r>
-              <w:rPr>
-                <w:rFonts w:ascii="Cascadia Mono" w:hAnsi="Cascadia Mono" w:cs="Cascadia Mono"/>
-                <w:sz w:val="20"/>
-                <w:szCs w:val="20"/>
-                <w:lang w:val="en-US"/>
-              </w:rPr>
-              <w:t>SerializeField</w:t>
-            </w:r>
-            <w:proofErr w:type="spellEnd"/>
-            <w:r>
-              <w:rPr>
-                <w:rFonts w:ascii="Cascadia Mono" w:hAnsi="Cascadia Mono" w:cs="Cascadia Mono"/>
-                <w:sz w:val="20"/>
-                <w:szCs w:val="20"/>
-                <w:lang w:val="en-US"/>
-              </w:rPr>
-              <w:t xml:space="preserve">] Transform </w:t>
-            </w:r>
-            <w:proofErr w:type="spellStart"/>
-            <w:r>
-              <w:rPr>
-                <w:rFonts w:ascii="Cascadia Mono" w:hAnsi="Cascadia Mono" w:cs="Cascadia Mono"/>
-                <w:sz w:val="20"/>
-                <w:szCs w:val="20"/>
-                <w:lang w:val="en-US"/>
+            <w:r>
+              <w:rPr>
+                <w:rFonts w:ascii="Cascadia Mono" w:hAnsi="Cascadia Mono" w:cs="Cascadia Mono"/>
+                <w:color w:val="000000" w:themeColor="text1"/>
+                <w:sz w:val="20"/>
+                <w:szCs w:val="20"/>
+                <w:highlight w:val="white"/>
+              </w:rPr>
+              <w:t xml:space="preserve"> </w:t>
+            </w:r>
+            <w:proofErr w:type="spellStart"/>
+            <w:r>
+              <w:rPr>
+                <w:rFonts w:ascii="Cascadia Mono" w:hAnsi="Cascadia Mono" w:cs="Cascadia Mono"/>
+                <w:color w:val="000000" w:themeColor="text1"/>
+                <w:sz w:val="20"/>
+                <w:szCs w:val="20"/>
+                <w:highlight w:val="white"/>
+              </w:rPr>
+              <w:t>xRGrabInteractable</w:t>
+            </w:r>
+            <w:proofErr w:type="spellEnd"/>
+            <w:r>
+              <w:rPr>
+                <w:rFonts w:ascii="Cascadia Mono" w:hAnsi="Cascadia Mono" w:cs="Cascadia Mono"/>
+                <w:color w:val="000000" w:themeColor="text1"/>
+                <w:sz w:val="20"/>
+                <w:szCs w:val="20"/>
+                <w:highlight w:val="white"/>
+              </w:rPr>
+              <w:t>))</w:t>
+            </w:r>
+          </w:p>
+          <w:p>
+            <w:pPr>
+              <w:suppressAutoHyphens w:val="0"/>
+              <w:autoSpaceDE w:val="0"/>
+              <w:autoSpaceDN w:val="0"/>
+              <w:adjustRightInd w:val="0"/>
+              <w:rPr>
+                <w:rFonts w:ascii="Cascadia Mono" w:hAnsi="Cascadia Mono" w:cs="Cascadia Mono"/>
+                <w:color w:val="000000" w:themeColor="text1"/>
+                <w:sz w:val="20"/>
+                <w:szCs w:val="20"/>
+                <w:highlight w:val="white"/>
+              </w:rPr>
+            </w:pPr>
+            <w:r>
+              <w:rPr>
+                <w:rFonts w:ascii="Cascadia Mono" w:hAnsi="Cascadia Mono" w:cs="Cascadia Mono"/>
+                <w:color w:val="000000" w:themeColor="text1"/>
+                <w:sz w:val="20"/>
+                <w:szCs w:val="20"/>
+                <w:highlight w:val="white"/>
+              </w:rPr>
+              <w:t xml:space="preserve">        {</w:t>
+            </w:r>
+          </w:p>
+          <w:p>
+            <w:pPr>
+              <w:suppressAutoHyphens w:val="0"/>
+              <w:autoSpaceDE w:val="0"/>
+              <w:autoSpaceDN w:val="0"/>
+              <w:adjustRightInd w:val="0"/>
+              <w:rPr>
+                <w:rFonts w:ascii="Cascadia Mono" w:hAnsi="Cascadia Mono" w:cs="Cascadia Mono"/>
+                <w:color w:val="000000" w:themeColor="text1"/>
+                <w:sz w:val="20"/>
+                <w:szCs w:val="20"/>
+                <w:highlight w:val="white"/>
+              </w:rPr>
+            </w:pPr>
+            <w:r>
+              <w:rPr>
+                <w:rFonts w:ascii="Cascadia Mono" w:hAnsi="Cascadia Mono" w:cs="Cascadia Mono"/>
+                <w:color w:val="000000" w:themeColor="text1"/>
+                <w:sz w:val="20"/>
+                <w:szCs w:val="20"/>
+                <w:highlight w:val="white"/>
+              </w:rPr>
+              <w:t xml:space="preserve">            </w:t>
+            </w:r>
+            <w:proofErr w:type="spellStart"/>
+            <w:r>
+              <w:rPr>
+                <w:rFonts w:ascii="Cascadia Mono" w:hAnsi="Cascadia Mono" w:cs="Cascadia Mono"/>
+                <w:color w:val="000000" w:themeColor="text1"/>
+                <w:sz w:val="20"/>
+                <w:szCs w:val="20"/>
+                <w:highlight w:val="white"/>
+              </w:rPr>
+              <w:t>xRGrabInteractable.attachTransform</w:t>
+            </w:r>
+            <w:proofErr w:type="spellEnd"/>
+            <w:r>
+              <w:rPr>
+                <w:rFonts w:ascii="Cascadia Mono" w:hAnsi="Cascadia Mono" w:cs="Cascadia Mono"/>
+                <w:color w:val="000000" w:themeColor="text1"/>
+                <w:sz w:val="20"/>
+                <w:szCs w:val="20"/>
+                <w:highlight w:val="white"/>
+              </w:rPr>
+              <w:t xml:space="preserve"> = </w:t>
+            </w:r>
+            <w:proofErr w:type="spellStart"/>
+            <w:r>
+              <w:rPr>
+                <w:rFonts w:ascii="Cascadia Mono" w:hAnsi="Cascadia Mono" w:cs="Cascadia Mono"/>
+                <w:color w:val="000000" w:themeColor="text1"/>
+                <w:sz w:val="20"/>
+                <w:szCs w:val="20"/>
+                <w:highlight w:val="white"/>
+              </w:rPr>
+              <w:t>leftAttachTransform</w:t>
+            </w:r>
+            <w:proofErr w:type="spellEnd"/>
+            <w:r>
+              <w:rPr>
+                <w:rFonts w:ascii="Cascadia Mono" w:hAnsi="Cascadia Mono" w:cs="Cascadia Mono"/>
+                <w:color w:val="000000" w:themeColor="text1"/>
+                <w:sz w:val="20"/>
+                <w:szCs w:val="20"/>
+                <w:highlight w:val="white"/>
+              </w:rPr>
+              <w:t>;</w:t>
+            </w:r>
+          </w:p>
+          <w:p>
+            <w:pPr>
+              <w:suppressAutoHyphens w:val="0"/>
+              <w:autoSpaceDE w:val="0"/>
+              <w:autoSpaceDN w:val="0"/>
+              <w:adjustRightInd w:val="0"/>
+              <w:rPr>
+                <w:rFonts w:ascii="Cascadia Mono" w:hAnsi="Cascadia Mono" w:cs="Cascadia Mono"/>
+                <w:color w:val="000000" w:themeColor="text1"/>
+                <w:sz w:val="20"/>
+                <w:szCs w:val="20"/>
+                <w:highlight w:val="white"/>
+              </w:rPr>
+            </w:pPr>
+            <w:r>
+              <w:rPr>
+                <w:rFonts w:ascii="Cascadia Mono" w:hAnsi="Cascadia Mono" w:cs="Cascadia Mono"/>
+                <w:color w:val="000000" w:themeColor="text1"/>
+                <w:sz w:val="20"/>
+                <w:szCs w:val="20"/>
+                <w:highlight w:val="white"/>
+              </w:rPr>
+              <w:t xml:space="preserve">        }</w:t>
+            </w:r>
+          </w:p>
+          <w:p>
+            <w:pPr>
+              <w:suppressAutoHyphens w:val="0"/>
+              <w:autoSpaceDE w:val="0"/>
+              <w:autoSpaceDN w:val="0"/>
+              <w:adjustRightInd w:val="0"/>
+              <w:rPr>
+                <w:rFonts w:ascii="Cascadia Mono" w:hAnsi="Cascadia Mono" w:cs="Cascadia Mono"/>
+                <w:color w:val="000000" w:themeColor="text1"/>
+                <w:sz w:val="20"/>
+                <w:szCs w:val="20"/>
+                <w:highlight w:val="white"/>
+              </w:rPr>
+            </w:pPr>
+            <w:r>
+              <w:rPr>
+                <w:rFonts w:ascii="Cascadia Mono" w:hAnsi="Cascadia Mono" w:cs="Cascadia Mono"/>
+                <w:color w:val="000000" w:themeColor="text1"/>
+                <w:sz w:val="20"/>
+                <w:szCs w:val="20"/>
+                <w:highlight w:val="white"/>
+              </w:rPr>
+              <w:t xml:space="preserve">    }</w:t>
+            </w:r>
+          </w:p>
+          <w:p>
+            <w:pPr>
+              <w:suppressAutoHyphens w:val="0"/>
+              <w:autoSpaceDE w:val="0"/>
+              <w:autoSpaceDN w:val="0"/>
+              <w:adjustRightInd w:val="0"/>
+              <w:rPr>
+                <w:rFonts w:ascii="Cascadia Mono" w:hAnsi="Cascadia Mono" w:cs="Cascadia Mono"/>
+                <w:color w:val="000000" w:themeColor="text1"/>
+                <w:sz w:val="20"/>
+                <w:szCs w:val="20"/>
+                <w:highlight w:val="white"/>
+              </w:rPr>
+            </w:pPr>
+            <w:r>
+              <w:rPr>
+                <w:rFonts w:ascii="Cascadia Mono" w:hAnsi="Cascadia Mono" w:cs="Cascadia Mono"/>
+                <w:color w:val="000000" w:themeColor="text1"/>
+                <w:sz w:val="20"/>
+                <w:szCs w:val="20"/>
+                <w:highlight w:val="white"/>
+              </w:rPr>
+              <w:t xml:space="preserve">    if (</w:t>
+            </w:r>
+            <w:proofErr w:type="spellStart"/>
+            <w:proofErr w:type="gramStart"/>
+            <w:r>
+              <w:rPr>
+                <w:rFonts w:ascii="Cascadia Mono" w:hAnsi="Cascadia Mono" w:cs="Cascadia Mono"/>
+                <w:color w:val="000000" w:themeColor="text1"/>
+                <w:sz w:val="20"/>
+                <w:szCs w:val="20"/>
+                <w:highlight w:val="white"/>
+              </w:rPr>
+              <w:t>args.interactorObject.transform</w:t>
+            </w:r>
+            <w:proofErr w:type="gramEnd"/>
+            <w:r>
+              <w:rPr>
+                <w:rFonts w:ascii="Cascadia Mono" w:hAnsi="Cascadia Mono" w:cs="Cascadia Mono"/>
+                <w:color w:val="000000" w:themeColor="text1"/>
+                <w:sz w:val="20"/>
+                <w:szCs w:val="20"/>
+                <w:highlight w:val="white"/>
+              </w:rPr>
+              <w:t>.GetComponent</w:t>
+            </w:r>
+            <w:proofErr w:type="spellEnd"/>
+            <w:r>
+              <w:rPr>
+                <w:rFonts w:ascii="Cascadia Mono" w:hAnsi="Cascadia Mono" w:cs="Cascadia Mono"/>
+                <w:color w:val="000000" w:themeColor="text1"/>
+                <w:sz w:val="20"/>
+                <w:szCs w:val="20"/>
+                <w:highlight w:val="white"/>
+              </w:rPr>
+              <w:t>&lt;</w:t>
+            </w:r>
+            <w:proofErr w:type="spellStart"/>
+            <w:r>
+              <w:rPr>
+                <w:rFonts w:ascii="Cascadia Mono" w:hAnsi="Cascadia Mono" w:cs="Cascadia Mono"/>
+                <w:color w:val="000000" w:themeColor="text1"/>
+                <w:sz w:val="20"/>
+                <w:szCs w:val="20"/>
+                <w:highlight w:val="white"/>
+              </w:rPr>
+              <w:t>RightHand</w:t>
+            </w:r>
+            <w:proofErr w:type="spellEnd"/>
+            <w:r>
+              <w:rPr>
+                <w:rFonts w:ascii="Cascadia Mono" w:hAnsi="Cascadia Mono" w:cs="Cascadia Mono"/>
+                <w:color w:val="000000" w:themeColor="text1"/>
+                <w:sz w:val="20"/>
+                <w:szCs w:val="20"/>
+                <w:highlight w:val="white"/>
+              </w:rPr>
+              <w:t>&gt;())</w:t>
+            </w:r>
+          </w:p>
+          <w:p>
+            <w:pPr>
+              <w:suppressAutoHyphens w:val="0"/>
+              <w:autoSpaceDE w:val="0"/>
+              <w:autoSpaceDN w:val="0"/>
+              <w:adjustRightInd w:val="0"/>
+              <w:rPr>
+                <w:rFonts w:ascii="Cascadia Mono" w:hAnsi="Cascadia Mono" w:cs="Cascadia Mono"/>
+                <w:color w:val="000000" w:themeColor="text1"/>
+                <w:sz w:val="20"/>
+                <w:szCs w:val="20"/>
+                <w:highlight w:val="white"/>
+              </w:rPr>
+            </w:pPr>
+            <w:r>
+              <w:rPr>
+                <w:rFonts w:ascii="Cascadia Mono" w:hAnsi="Cascadia Mono" w:cs="Cascadia Mono"/>
+                <w:color w:val="000000" w:themeColor="text1"/>
+                <w:sz w:val="20"/>
+                <w:szCs w:val="20"/>
+                <w:highlight w:val="white"/>
+              </w:rPr>
+              <w:t xml:space="preserve">    {</w:t>
+            </w:r>
+          </w:p>
+          <w:p>
+            <w:pPr>
+              <w:suppressAutoHyphens w:val="0"/>
+              <w:autoSpaceDE w:val="0"/>
+              <w:autoSpaceDN w:val="0"/>
+              <w:adjustRightInd w:val="0"/>
+              <w:rPr>
+                <w:rFonts w:ascii="Cascadia Mono" w:hAnsi="Cascadia Mono" w:cs="Cascadia Mono"/>
+                <w:color w:val="000000" w:themeColor="text1"/>
+                <w:sz w:val="20"/>
+                <w:szCs w:val="20"/>
+                <w:highlight w:val="white"/>
+              </w:rPr>
+            </w:pPr>
+            <w:r>
+              <w:rPr>
+                <w:rFonts w:ascii="Cascadia Mono" w:hAnsi="Cascadia Mono" w:cs="Cascadia Mono"/>
+                <w:color w:val="000000" w:themeColor="text1"/>
+                <w:sz w:val="20"/>
+                <w:szCs w:val="20"/>
+                <w:highlight w:val="white"/>
+              </w:rPr>
+              <w:t xml:space="preserve">        </w:t>
+            </w:r>
+            <w:proofErr w:type="spellStart"/>
+            <w:r>
+              <w:rPr>
+                <w:rFonts w:ascii="Cascadia Mono" w:hAnsi="Cascadia Mono" w:cs="Cascadia Mono"/>
+                <w:color w:val="000000" w:themeColor="text1"/>
+                <w:sz w:val="20"/>
+                <w:szCs w:val="20"/>
+                <w:highlight w:val="white"/>
+              </w:rPr>
+              <w:t>Debug.Log</w:t>
+            </w:r>
+            <w:proofErr w:type="spellEnd"/>
+            <w:r>
+              <w:rPr>
+                <w:rFonts w:ascii="Cascadia Mono" w:hAnsi="Cascadia Mono" w:cs="Cascadia Mono"/>
+                <w:color w:val="000000" w:themeColor="text1"/>
+                <w:sz w:val="20"/>
+                <w:szCs w:val="20"/>
+                <w:highlight w:val="white"/>
+              </w:rPr>
+              <w:t>("Right Hand");</w:t>
+            </w:r>
+          </w:p>
+          <w:p>
+            <w:pPr>
+              <w:suppressAutoHyphens w:val="0"/>
+              <w:autoSpaceDE w:val="0"/>
+              <w:autoSpaceDN w:val="0"/>
+              <w:adjustRightInd w:val="0"/>
+              <w:rPr>
+                <w:rFonts w:ascii="Cascadia Mono" w:hAnsi="Cascadia Mono" w:cs="Cascadia Mono"/>
+                <w:color w:val="000000" w:themeColor="text1"/>
+                <w:sz w:val="20"/>
+                <w:szCs w:val="20"/>
+                <w:highlight w:val="white"/>
+              </w:rPr>
+            </w:pPr>
+            <w:r>
+              <w:rPr>
+                <w:rFonts w:ascii="Cascadia Mono" w:hAnsi="Cascadia Mono" w:cs="Cascadia Mono"/>
+                <w:color w:val="000000" w:themeColor="text1"/>
+                <w:sz w:val="20"/>
+                <w:szCs w:val="20"/>
+                <w:highlight w:val="white"/>
+              </w:rPr>
+              <w:t xml:space="preserve">        if (</w:t>
+            </w:r>
+            <w:proofErr w:type="spellStart"/>
+            <w:proofErr w:type="gramStart"/>
+            <w:r>
+              <w:rPr>
+                <w:rFonts w:ascii="Cascadia Mono" w:hAnsi="Cascadia Mono" w:cs="Cascadia Mono"/>
+                <w:color w:val="000000" w:themeColor="text1"/>
+                <w:sz w:val="20"/>
+                <w:szCs w:val="20"/>
+                <w:highlight w:val="white"/>
+              </w:rPr>
+              <w:t>this.TryGetComponent</w:t>
+            </w:r>
+            <w:proofErr w:type="spellEnd"/>
+            <w:proofErr w:type="gramEnd"/>
+            <w:r>
+              <w:rPr>
+                <w:rFonts w:ascii="Cascadia Mono" w:hAnsi="Cascadia Mono" w:cs="Cascadia Mono"/>
+                <w:color w:val="000000" w:themeColor="text1"/>
+                <w:sz w:val="20"/>
+                <w:szCs w:val="20"/>
+                <w:highlight w:val="white"/>
+              </w:rPr>
+              <w:t xml:space="preserve">(out </w:t>
+            </w:r>
+            <w:proofErr w:type="spellStart"/>
+            <w:r>
+              <w:rPr>
+                <w:rFonts w:ascii="Cascadia Mono" w:hAnsi="Cascadia Mono" w:cs="Cascadia Mono"/>
+                <w:color w:val="000000" w:themeColor="text1"/>
+                <w:sz w:val="20"/>
+                <w:szCs w:val="20"/>
+                <w:highlight w:val="white"/>
+              </w:rPr>
+              <w:t>XRGrabInteractable</w:t>
+            </w:r>
+            <w:proofErr w:type="spellEnd"/>
+            <w:r>
+              <w:rPr>
+                <w:rFonts w:ascii="Cascadia Mono" w:hAnsi="Cascadia Mono" w:cs="Cascadia Mono"/>
+                <w:color w:val="000000" w:themeColor="text1"/>
+                <w:sz w:val="20"/>
+                <w:szCs w:val="20"/>
+                <w:highlight w:val="white"/>
+              </w:rPr>
+              <w:t xml:space="preserve"> </w:t>
+            </w:r>
+            <w:proofErr w:type="spellStart"/>
+            <w:r>
+              <w:rPr>
+                <w:rFonts w:ascii="Cascadia Mono" w:hAnsi="Cascadia Mono" w:cs="Cascadia Mono"/>
+                <w:color w:val="000000" w:themeColor="text1"/>
+                <w:sz w:val="20"/>
+                <w:szCs w:val="20"/>
+                <w:highlight w:val="white"/>
+              </w:rPr>
+              <w:t>xRGrabInteractable</w:t>
+            </w:r>
+            <w:proofErr w:type="spellEnd"/>
+            <w:r>
+              <w:rPr>
+                <w:rFonts w:ascii="Cascadia Mono" w:hAnsi="Cascadia Mono" w:cs="Cascadia Mono"/>
+                <w:color w:val="000000" w:themeColor="text1"/>
+                <w:sz w:val="20"/>
+                <w:szCs w:val="20"/>
+                <w:highlight w:val="white"/>
+              </w:rPr>
+              <w:t>))</w:t>
+            </w:r>
+          </w:p>
+          <w:p>
+            <w:pPr>
+              <w:suppressAutoHyphens w:val="0"/>
+              <w:autoSpaceDE w:val="0"/>
+              <w:autoSpaceDN w:val="0"/>
+              <w:adjustRightInd w:val="0"/>
+              <w:rPr>
+                <w:rFonts w:ascii="Cascadia Mono" w:hAnsi="Cascadia Mono" w:cs="Cascadia Mono"/>
+                <w:color w:val="000000" w:themeColor="text1"/>
+                <w:sz w:val="20"/>
+                <w:szCs w:val="20"/>
+                <w:highlight w:val="white"/>
+              </w:rPr>
+            </w:pPr>
+            <w:r>
+              <w:rPr>
+                <w:rFonts w:ascii="Cascadia Mono" w:hAnsi="Cascadia Mono" w:cs="Cascadia Mono"/>
+                <w:color w:val="000000" w:themeColor="text1"/>
+                <w:sz w:val="20"/>
+                <w:szCs w:val="20"/>
+                <w:highlight w:val="white"/>
+              </w:rPr>
+              <w:t xml:space="preserve">        {</w:t>
+            </w:r>
+          </w:p>
+          <w:p>
+            <w:pPr>
+              <w:suppressAutoHyphens w:val="0"/>
+              <w:autoSpaceDE w:val="0"/>
+              <w:autoSpaceDN w:val="0"/>
+              <w:adjustRightInd w:val="0"/>
+              <w:rPr>
+                <w:rFonts w:ascii="Cascadia Mono" w:hAnsi="Cascadia Mono" w:cs="Cascadia Mono"/>
+                <w:color w:val="000000" w:themeColor="text1"/>
+                <w:sz w:val="20"/>
+                <w:szCs w:val="20"/>
+                <w:highlight w:val="white"/>
+              </w:rPr>
+            </w:pPr>
+            <w:r>
+              <w:rPr>
+                <w:rFonts w:ascii="Cascadia Mono" w:hAnsi="Cascadia Mono" w:cs="Cascadia Mono"/>
+                <w:color w:val="000000" w:themeColor="text1"/>
+                <w:sz w:val="20"/>
+                <w:szCs w:val="20"/>
+                <w:highlight w:val="white"/>
+              </w:rPr>
+              <w:t xml:space="preserve">            </w:t>
+            </w:r>
+            <w:proofErr w:type="spellStart"/>
+            <w:r>
+              <w:rPr>
+                <w:rFonts w:ascii="Cascadia Mono" w:hAnsi="Cascadia Mono" w:cs="Cascadia Mono"/>
+                <w:color w:val="000000" w:themeColor="text1"/>
+                <w:sz w:val="20"/>
+                <w:szCs w:val="20"/>
+                <w:highlight w:val="white"/>
+              </w:rPr>
+              <w:t>xRGrabInteractable.attachTransform</w:t>
+            </w:r>
+            <w:proofErr w:type="spellEnd"/>
+            <w:r>
+              <w:rPr>
+                <w:rFonts w:ascii="Cascadia Mono" w:hAnsi="Cascadia Mono" w:cs="Cascadia Mono"/>
+                <w:color w:val="000000" w:themeColor="text1"/>
+                <w:sz w:val="20"/>
+                <w:szCs w:val="20"/>
+                <w:highlight w:val="white"/>
+              </w:rPr>
+              <w:t xml:space="preserve"> = </w:t>
+            </w:r>
+            <w:proofErr w:type="spellStart"/>
+            <w:r>
+              <w:rPr>
+                <w:rFonts w:ascii="Cascadia Mono" w:hAnsi="Cascadia Mono" w:cs="Cascadia Mono"/>
+                <w:color w:val="000000" w:themeColor="text1"/>
+                <w:sz w:val="20"/>
+                <w:szCs w:val="20"/>
+                <w:highlight w:val="white"/>
               </w:rPr>
               <w:t>rightAttachTransform</w:t>
             </w:r>
@@ -4879,920 +7210,228 @@
             <w:r>
               <w:rPr>
                 <w:rFonts w:ascii="Cascadia Mono" w:hAnsi="Cascadia Mono" w:cs="Cascadia Mono"/>
-                <w:sz w:val="20"/>
-                <w:szCs w:val="20"/>
-                <w:lang w:val="en-US"/>
+                <w:color w:val="000000" w:themeColor="text1"/>
+                <w:sz w:val="20"/>
+                <w:szCs w:val="20"/>
+                <w:highlight w:val="white"/>
               </w:rPr>
               <w:t>;</w:t>
             </w:r>
           </w:p>
           <w:p>
             <w:pPr>
-              <w:pStyle w:val="a1"/>
-              <w:rPr>
-                <w:rFonts w:ascii="Cascadia Mono" w:hAnsi="Cascadia Mono" w:cs="Cascadia Mono"/>
-                <w:sz w:val="20"/>
-                <w:szCs w:val="20"/>
-                <w:lang w:val="en-US"/>
-              </w:rPr>
-            </w:pPr>
-            <w:r>
-              <w:rPr>
-                <w:rFonts w:ascii="Cascadia Mono" w:hAnsi="Cascadia Mono" w:cs="Cascadia Mono"/>
-                <w:sz w:val="20"/>
-                <w:szCs w:val="20"/>
-                <w:lang w:val="en-US"/>
-              </w:rPr>
-              <w:t xml:space="preserve">    [</w:t>
-            </w:r>
-            <w:proofErr w:type="spellStart"/>
-            <w:r>
-              <w:rPr>
-                <w:rFonts w:ascii="Cascadia Mono" w:hAnsi="Cascadia Mono" w:cs="Cascadia Mono"/>
-                <w:sz w:val="20"/>
-                <w:szCs w:val="20"/>
-                <w:lang w:val="en-US"/>
-              </w:rPr>
-              <w:t>SerializeField</w:t>
-            </w:r>
-            <w:proofErr w:type="spellEnd"/>
-            <w:r>
-              <w:rPr>
-                <w:rFonts w:ascii="Cascadia Mono" w:hAnsi="Cascadia Mono" w:cs="Cascadia Mono"/>
-                <w:sz w:val="20"/>
-                <w:szCs w:val="20"/>
-                <w:lang w:val="en-US"/>
-              </w:rPr>
-              <w:t xml:space="preserve">] Transform </w:t>
-            </w:r>
-            <w:proofErr w:type="spellStart"/>
-            <w:r>
-              <w:rPr>
-                <w:rFonts w:ascii="Cascadia Mono" w:hAnsi="Cascadia Mono" w:cs="Cascadia Mono"/>
-                <w:sz w:val="20"/>
-                <w:szCs w:val="20"/>
-                <w:lang w:val="en-US"/>
-              </w:rPr>
-              <w:t>leftAttachTransform</w:t>
-            </w:r>
-            <w:proofErr w:type="spellEnd"/>
-            <w:r>
-              <w:rPr>
-                <w:rFonts w:ascii="Cascadia Mono" w:hAnsi="Cascadia Mono" w:cs="Cascadia Mono"/>
-                <w:sz w:val="20"/>
-                <w:szCs w:val="20"/>
-                <w:lang w:val="en-US"/>
-              </w:rPr>
-              <w:t>;</w:t>
-            </w:r>
-          </w:p>
-          <w:p>
-            <w:pPr>
-              <w:pStyle w:val="a1"/>
-              <w:rPr>
-                <w:rFonts w:ascii="Cascadia Mono" w:hAnsi="Cascadia Mono" w:cs="Cascadia Mono"/>
-                <w:sz w:val="20"/>
-                <w:szCs w:val="20"/>
-                <w:lang w:val="en-US"/>
-              </w:rPr>
-            </w:pPr>
-            <w:r>
-              <w:rPr>
-                <w:rFonts w:ascii="Cascadia Mono" w:hAnsi="Cascadia Mono" w:cs="Cascadia Mono"/>
-                <w:sz w:val="20"/>
-                <w:szCs w:val="20"/>
-                <w:lang w:val="en-US"/>
-              </w:rPr>
-              <w:t xml:space="preserve">    protected override void </w:t>
+              <w:suppressAutoHyphens w:val="0"/>
+              <w:autoSpaceDE w:val="0"/>
+              <w:autoSpaceDN w:val="0"/>
+              <w:adjustRightInd w:val="0"/>
+              <w:rPr>
+                <w:rFonts w:ascii="Cascadia Mono" w:hAnsi="Cascadia Mono" w:cs="Cascadia Mono"/>
+                <w:color w:val="000000" w:themeColor="text1"/>
+                <w:sz w:val="20"/>
+                <w:szCs w:val="20"/>
+                <w:highlight w:val="white"/>
+              </w:rPr>
+            </w:pPr>
+            <w:r>
+              <w:rPr>
+                <w:rFonts w:ascii="Cascadia Mono" w:hAnsi="Cascadia Mono" w:cs="Cascadia Mono"/>
+                <w:color w:val="000000" w:themeColor="text1"/>
+                <w:sz w:val="20"/>
+                <w:szCs w:val="20"/>
+                <w:highlight w:val="white"/>
+              </w:rPr>
+              <w:t xml:space="preserve">        }</w:t>
+            </w:r>
+          </w:p>
+          <w:p>
+            <w:pPr>
+              <w:suppressAutoHyphens w:val="0"/>
+              <w:autoSpaceDE w:val="0"/>
+              <w:autoSpaceDN w:val="0"/>
+              <w:adjustRightInd w:val="0"/>
+              <w:rPr>
+                <w:rFonts w:ascii="Cascadia Mono" w:hAnsi="Cascadia Mono" w:cs="Cascadia Mono"/>
+                <w:color w:val="000000" w:themeColor="text1"/>
+                <w:sz w:val="20"/>
+                <w:szCs w:val="20"/>
+                <w:highlight w:val="white"/>
+              </w:rPr>
+            </w:pPr>
+            <w:r>
+              <w:rPr>
+                <w:rFonts w:ascii="Cascadia Mono" w:hAnsi="Cascadia Mono" w:cs="Cascadia Mono"/>
+                <w:color w:val="000000" w:themeColor="text1"/>
+                <w:sz w:val="20"/>
+                <w:szCs w:val="20"/>
+                <w:highlight w:val="white"/>
+              </w:rPr>
+              <w:t xml:space="preserve">    }</w:t>
+            </w:r>
+          </w:p>
+          <w:p>
+            <w:pPr>
+              <w:suppressAutoHyphens w:val="0"/>
+              <w:autoSpaceDE w:val="0"/>
+              <w:autoSpaceDN w:val="0"/>
+              <w:adjustRightInd w:val="0"/>
+              <w:rPr>
+                <w:rFonts w:ascii="Cascadia Mono" w:hAnsi="Cascadia Mono" w:cs="Cascadia Mono"/>
+                <w:color w:val="000000" w:themeColor="text1"/>
+                <w:sz w:val="20"/>
+                <w:szCs w:val="20"/>
+                <w:highlight w:val="white"/>
+              </w:rPr>
+            </w:pPr>
+            <w:r>
+              <w:rPr>
+                <w:rFonts w:ascii="Cascadia Mono" w:hAnsi="Cascadia Mono" w:cs="Cascadia Mono"/>
+                <w:color w:val="000000" w:themeColor="text1"/>
+                <w:sz w:val="20"/>
+                <w:szCs w:val="20"/>
+                <w:highlight w:val="white"/>
+              </w:rPr>
+              <w:t xml:space="preserve">    </w:t>
             </w:r>
             <w:proofErr w:type="spellStart"/>
             <w:proofErr w:type="gramStart"/>
             <w:r>
               <w:rPr>
                 <w:rFonts w:ascii="Cascadia Mono" w:hAnsi="Cascadia Mono" w:cs="Cascadia Mono"/>
-                <w:sz w:val="20"/>
-                <w:szCs w:val="20"/>
-                <w:lang w:val="en-US"/>
-              </w:rPr>
-              <w:t>OnSelectEntering</w:t>
-            </w:r>
-            <w:proofErr w:type="spellEnd"/>
-            <w:r>
-              <w:rPr>
-                <w:rFonts w:ascii="Cascadia Mono" w:hAnsi="Cascadia Mono" w:cs="Cascadia Mono"/>
-                <w:sz w:val="20"/>
-                <w:szCs w:val="20"/>
-                <w:lang w:val="en-US"/>
+                <w:color w:val="000000" w:themeColor="text1"/>
+                <w:sz w:val="20"/>
+                <w:szCs w:val="20"/>
+                <w:highlight w:val="white"/>
+              </w:rPr>
+              <w:t>base.OnSelectEntering</w:t>
+            </w:r>
+            <w:proofErr w:type="spellEnd"/>
+            <w:proofErr w:type="gramEnd"/>
+            <w:r>
+              <w:rPr>
+                <w:rFonts w:ascii="Cascadia Mono" w:hAnsi="Cascadia Mono" w:cs="Cascadia Mono"/>
+                <w:color w:val="000000" w:themeColor="text1"/>
+                <w:sz w:val="20"/>
+                <w:szCs w:val="20"/>
+                <w:highlight w:val="white"/>
               </w:rPr>
               <w:t>(</w:t>
             </w:r>
             <w:proofErr w:type="spellStart"/>
+            <w:r>
+              <w:rPr>
+                <w:rFonts w:ascii="Cascadia Mono" w:hAnsi="Cascadia Mono" w:cs="Cascadia Mono"/>
+                <w:color w:val="000000" w:themeColor="text1"/>
+                <w:sz w:val="20"/>
+                <w:szCs w:val="20"/>
+                <w:highlight w:val="white"/>
+              </w:rPr>
+              <w:t>args</w:t>
+            </w:r>
+            <w:proofErr w:type="spellEnd"/>
+            <w:r>
+              <w:rPr>
+                <w:rFonts w:ascii="Cascadia Mono" w:hAnsi="Cascadia Mono" w:cs="Cascadia Mono"/>
+                <w:color w:val="000000" w:themeColor="text1"/>
+                <w:sz w:val="20"/>
+                <w:szCs w:val="20"/>
+                <w:highlight w:val="white"/>
+              </w:rPr>
+              <w:t>);</w:t>
+            </w:r>
+          </w:p>
+          <w:p>
+            <w:pPr>
+              <w:suppressAutoHyphens w:val="0"/>
+              <w:autoSpaceDE w:val="0"/>
+              <w:autoSpaceDN w:val="0"/>
+              <w:adjustRightInd w:val="0"/>
+              <w:rPr>
+                <w:rFonts w:ascii="Cascadia Mono" w:hAnsi="Cascadia Mono" w:cs="Cascadia Mono"/>
+                <w:color w:val="000000" w:themeColor="text1"/>
+                <w:sz w:val="20"/>
+                <w:szCs w:val="20"/>
+                <w:highlight w:val="white"/>
+              </w:rPr>
+            </w:pPr>
+            <w:r>
+              <w:rPr>
+                <w:rFonts w:ascii="Cascadia Mono" w:hAnsi="Cascadia Mono" w:cs="Cascadia Mono"/>
+                <w:color w:val="000000" w:themeColor="text1"/>
+                <w:sz w:val="20"/>
+                <w:szCs w:val="20"/>
+                <w:highlight w:val="white"/>
+              </w:rPr>
+              <w:t xml:space="preserve">    </w:t>
+            </w:r>
+            <w:proofErr w:type="gramStart"/>
+            <w:r>
+              <w:rPr>
+                <w:rFonts w:ascii="Cascadia Mono" w:hAnsi="Cascadia Mono" w:cs="Cascadia Mono"/>
+                <w:color w:val="000000" w:themeColor="text1"/>
+                <w:sz w:val="20"/>
+                <w:szCs w:val="20"/>
+                <w:highlight w:val="white"/>
+              </w:rPr>
+              <w:t>args.interactableObject.transform</w:t>
+            </w:r>
             <w:proofErr w:type="gramEnd"/>
             <w:r>
               <w:rPr>
                 <w:rFonts w:ascii="Cascadia Mono" w:hAnsi="Cascadia Mono" w:cs="Cascadia Mono"/>
-                <w:sz w:val="20"/>
-                <w:szCs w:val="20"/>
-                <w:lang w:val="en-US"/>
-              </w:rPr>
-              <w:t>SelectEnterEventArgs</w:t>
-            </w:r>
-            <w:proofErr w:type="spellEnd"/>
-            <w:r>
-              <w:rPr>
-                <w:rFonts w:ascii="Cascadia Mono" w:hAnsi="Cascadia Mono" w:cs="Cascadia Mono"/>
-                <w:sz w:val="20"/>
-                <w:szCs w:val="20"/>
-                <w:lang w:val="en-US"/>
-              </w:rPr>
-              <w:t xml:space="preserve"> </w:t>
-            </w:r>
-            <w:proofErr w:type="spellStart"/>
-            <w:r>
-              <w:rPr>
-                <w:rFonts w:ascii="Cascadia Mono" w:hAnsi="Cascadia Mono" w:cs="Cascadia Mono"/>
-                <w:sz w:val="20"/>
-                <w:szCs w:val="20"/>
-                <w:lang w:val="en-US"/>
-              </w:rPr>
-              <w:t>args</w:t>
-            </w:r>
-            <w:proofErr w:type="spellEnd"/>
-            <w:r>
-              <w:rPr>
-                <w:rFonts w:ascii="Cascadia Mono" w:hAnsi="Cascadia Mono" w:cs="Cascadia Mono"/>
-                <w:sz w:val="20"/>
-                <w:szCs w:val="20"/>
-                <w:lang w:val="en-US"/>
-              </w:rPr>
-              <w:t>)</w:t>
-            </w:r>
-          </w:p>
-          <w:p>
-            <w:pPr>
-              <w:pStyle w:val="a1"/>
-              <w:rPr>
-                <w:rFonts w:ascii="Cascadia Mono" w:hAnsi="Cascadia Mono" w:cs="Cascadia Mono"/>
-                <w:sz w:val="20"/>
-                <w:szCs w:val="20"/>
-              </w:rPr>
-            </w:pPr>
-            <w:r>
-              <w:rPr>
-                <w:rFonts w:ascii="Cascadia Mono" w:hAnsi="Cascadia Mono" w:cs="Cascadia Mono"/>
-                <w:sz w:val="20"/>
-                <w:szCs w:val="20"/>
-                <w:lang w:val="en-US"/>
-              </w:rPr>
-              <w:t xml:space="preserve">    {</w:t>
-            </w:r>
-          </w:p>
-          <w:p>
-            <w:pPr>
-              <w:pStyle w:val="a1"/>
-              <w:rPr>
-                <w:rFonts w:ascii="Cascadia Mono" w:hAnsi="Cascadia Mono" w:cs="Cascadia Mono"/>
-                <w:sz w:val="20"/>
-                <w:szCs w:val="20"/>
-                <w:lang w:val="en-US"/>
-              </w:rPr>
-            </w:pPr>
-            <w:r>
-              <w:rPr>
-                <w:rFonts w:ascii="Cascadia Mono" w:hAnsi="Cascadia Mono" w:cs="Cascadia Mono"/>
-                <w:sz w:val="20"/>
-                <w:szCs w:val="20"/>
-                <w:lang w:val="en-US"/>
-              </w:rPr>
-              <w:t xml:space="preserve">        if (</w:t>
-            </w:r>
-            <w:proofErr w:type="spellStart"/>
-            <w:proofErr w:type="gramStart"/>
-            <w:r>
-              <w:rPr>
-                <w:rFonts w:ascii="Cascadia Mono" w:hAnsi="Cascadia Mono" w:cs="Cascadia Mono"/>
-                <w:sz w:val="20"/>
-                <w:szCs w:val="20"/>
-                <w:lang w:val="en-US"/>
-              </w:rPr>
-              <w:t>args.interactorObject.transform</w:t>
-            </w:r>
-            <w:proofErr w:type="gramEnd"/>
-            <w:r>
-              <w:rPr>
-                <w:rFonts w:ascii="Cascadia Mono" w:hAnsi="Cascadia Mono" w:cs="Cascadia Mono"/>
-                <w:sz w:val="20"/>
-                <w:szCs w:val="20"/>
-                <w:lang w:val="en-US"/>
-              </w:rPr>
-              <w:t>.</w:t>
-            </w:r>
-            <w:proofErr w:type="gramStart"/>
-            <w:r>
-              <w:rPr>
-                <w:rFonts w:ascii="Cascadia Mono" w:hAnsi="Cascadia Mono" w:cs="Cascadia Mono"/>
-                <w:sz w:val="20"/>
-                <w:szCs w:val="20"/>
-                <w:lang w:val="en-US"/>
-              </w:rPr>
-              <w:t>TryGetComponent</w:t>
-            </w:r>
-            <w:proofErr w:type="spellEnd"/>
-            <w:r>
-              <w:rPr>
-                <w:rFonts w:ascii="Cascadia Mono" w:hAnsi="Cascadia Mono" w:cs="Cascadia Mono"/>
-                <w:sz w:val="20"/>
-                <w:szCs w:val="20"/>
-                <w:lang w:val="en-US"/>
-              </w:rPr>
-              <w:t>(</w:t>
-            </w:r>
-            <w:proofErr w:type="gramEnd"/>
-            <w:r>
-              <w:rPr>
-                <w:rFonts w:ascii="Cascadia Mono" w:hAnsi="Cascadia Mono" w:cs="Cascadia Mono"/>
-                <w:sz w:val="20"/>
-                <w:szCs w:val="20"/>
-                <w:lang w:val="en-US"/>
-              </w:rPr>
-              <w:t xml:space="preserve">out </w:t>
-            </w:r>
-            <w:proofErr w:type="spellStart"/>
-            <w:r>
-              <w:rPr>
-                <w:rFonts w:ascii="Cascadia Mono" w:hAnsi="Cascadia Mono" w:cs="Cascadia Mono"/>
-                <w:sz w:val="20"/>
-                <w:szCs w:val="20"/>
-                <w:lang w:val="en-US"/>
-              </w:rPr>
-              <w:t>LeftHand</w:t>
-            </w:r>
-            <w:proofErr w:type="spellEnd"/>
-            <w:r>
-              <w:rPr>
-                <w:rFonts w:ascii="Cascadia Mono" w:hAnsi="Cascadia Mono" w:cs="Cascadia Mono"/>
-                <w:sz w:val="20"/>
-                <w:szCs w:val="20"/>
-                <w:lang w:val="en-US"/>
-              </w:rPr>
-              <w:t xml:space="preserve"> lefthand</w:t>
-            </w:r>
-            <w:proofErr w:type="gramStart"/>
-            <w:r>
-              <w:rPr>
-                <w:rFonts w:ascii="Cascadia Mono" w:hAnsi="Cascadia Mono" w:cs="Cascadia Mono"/>
-                <w:sz w:val="20"/>
-                <w:szCs w:val="20"/>
-                <w:lang w:val="en-US"/>
-              </w:rPr>
-              <w:t>)){</w:t>
-            </w:r>
-            <w:proofErr w:type="gramEnd"/>
-          </w:p>
-          <w:p>
-            <w:pPr>
-              <w:pStyle w:val="a1"/>
-              <w:rPr>
-                <w:rFonts w:ascii="Cascadia Mono" w:hAnsi="Cascadia Mono" w:cs="Cascadia Mono"/>
-                <w:sz w:val="20"/>
-                <w:szCs w:val="20"/>
-                <w:lang w:val="en-US"/>
-              </w:rPr>
-            </w:pPr>
-            <w:r>
-              <w:rPr>
-                <w:rFonts w:ascii="Cascadia Mono" w:hAnsi="Cascadia Mono" w:cs="Cascadia Mono"/>
-                <w:sz w:val="20"/>
-                <w:szCs w:val="20"/>
-                <w:lang w:val="en-US"/>
-              </w:rPr>
-              <w:t xml:space="preserve">            </w:t>
-            </w:r>
-            <w:proofErr w:type="spellStart"/>
-            <w:r>
-              <w:rPr>
-                <w:rFonts w:ascii="Cascadia Mono" w:hAnsi="Cascadia Mono" w:cs="Cascadia Mono"/>
-                <w:sz w:val="20"/>
-                <w:szCs w:val="20"/>
-                <w:lang w:val="en-US"/>
-              </w:rPr>
-              <w:t>Debug.Log</w:t>
-            </w:r>
-            <w:proofErr w:type="spellEnd"/>
-            <w:r>
-              <w:rPr>
-                <w:rFonts w:ascii="Cascadia Mono" w:hAnsi="Cascadia Mono" w:cs="Cascadia Mono"/>
-                <w:sz w:val="20"/>
-                <w:szCs w:val="20"/>
-                <w:lang w:val="en-US"/>
-              </w:rPr>
-              <w:t>("Left hand");</w:t>
-            </w:r>
-          </w:p>
-          <w:p>
-            <w:pPr>
-              <w:pStyle w:val="a1"/>
-              <w:rPr>
-                <w:rFonts w:ascii="Cascadia Mono" w:hAnsi="Cascadia Mono" w:cs="Cascadia Mono"/>
-                <w:sz w:val="20"/>
-                <w:szCs w:val="20"/>
-                <w:lang w:val="en-US"/>
-              </w:rPr>
-            </w:pPr>
-            <w:r>
-              <w:rPr>
-                <w:rFonts w:ascii="Cascadia Mono" w:hAnsi="Cascadia Mono" w:cs="Cascadia Mono"/>
-                <w:sz w:val="20"/>
-                <w:szCs w:val="20"/>
-                <w:lang w:val="en-US"/>
-              </w:rPr>
-              <w:t xml:space="preserve">            if (</w:t>
-            </w:r>
-            <w:proofErr w:type="spellStart"/>
-            <w:proofErr w:type="gramStart"/>
-            <w:r>
-              <w:rPr>
-                <w:rFonts w:ascii="Cascadia Mono" w:hAnsi="Cascadia Mono" w:cs="Cascadia Mono"/>
-                <w:sz w:val="20"/>
-                <w:szCs w:val="20"/>
-                <w:lang w:val="en-US"/>
-              </w:rPr>
-              <w:t>this.TryGetComponent</w:t>
-            </w:r>
-            <w:proofErr w:type="spellEnd"/>
-            <w:proofErr w:type="gramEnd"/>
-            <w:r>
-              <w:rPr>
-                <w:rFonts w:ascii="Cascadia Mono" w:hAnsi="Cascadia Mono" w:cs="Cascadia Mono"/>
-                <w:sz w:val="20"/>
-                <w:szCs w:val="20"/>
-                <w:lang w:val="en-US"/>
-              </w:rPr>
-              <w:t xml:space="preserve">(out </w:t>
-            </w:r>
-            <w:proofErr w:type="spellStart"/>
-            <w:r>
-              <w:rPr>
-                <w:rFonts w:ascii="Cascadia Mono" w:hAnsi="Cascadia Mono" w:cs="Cascadia Mono"/>
-                <w:sz w:val="20"/>
-                <w:szCs w:val="20"/>
-                <w:lang w:val="en-US"/>
-              </w:rPr>
-              <w:t>XRGrabInteractable</w:t>
-            </w:r>
-            <w:proofErr w:type="spellEnd"/>
-            <w:r>
-              <w:rPr>
-                <w:rFonts w:ascii="Cascadia Mono" w:hAnsi="Cascadia Mono" w:cs="Cascadia Mono"/>
-                <w:sz w:val="20"/>
-                <w:szCs w:val="20"/>
-                <w:lang w:val="en-US"/>
-              </w:rPr>
-              <w:t xml:space="preserve"> </w:t>
-            </w:r>
-            <w:proofErr w:type="spellStart"/>
-            <w:r>
-              <w:rPr>
-                <w:rFonts w:ascii="Cascadia Mono" w:hAnsi="Cascadia Mono" w:cs="Cascadia Mono"/>
-                <w:sz w:val="20"/>
-                <w:szCs w:val="20"/>
-                <w:lang w:val="en-US"/>
-              </w:rPr>
-              <w:t>xRGrabInteractable</w:t>
-            </w:r>
-            <w:proofErr w:type="spellEnd"/>
-            <w:proofErr w:type="gramStart"/>
-            <w:r>
-              <w:rPr>
-                <w:rFonts w:ascii="Cascadia Mono" w:hAnsi="Cascadia Mono" w:cs="Cascadia Mono"/>
-                <w:sz w:val="20"/>
-                <w:szCs w:val="20"/>
-                <w:lang w:val="en-US"/>
-              </w:rPr>
-              <w:t>)){</w:t>
-            </w:r>
-            <w:proofErr w:type="gramEnd"/>
-          </w:p>
-          <w:p>
-            <w:pPr>
-              <w:pStyle w:val="a1"/>
-              <w:rPr>
-                <w:rFonts w:ascii="Cascadia Mono" w:hAnsi="Cascadia Mono" w:cs="Cascadia Mono"/>
-                <w:sz w:val="20"/>
-                <w:szCs w:val="20"/>
-                <w:lang w:val="en-US"/>
-              </w:rPr>
-            </w:pPr>
-            <w:r>
-              <w:rPr>
-                <w:rFonts w:ascii="Cascadia Mono" w:hAnsi="Cascadia Mono" w:cs="Cascadia Mono"/>
-                <w:sz w:val="20"/>
-                <w:szCs w:val="20"/>
-                <w:lang w:val="en-US"/>
-              </w:rPr>
-              <w:t xml:space="preserve">                </w:t>
-            </w:r>
-            <w:proofErr w:type="spellStart"/>
-            <w:r>
-              <w:rPr>
-                <w:rFonts w:ascii="Cascadia Mono" w:hAnsi="Cascadia Mono" w:cs="Cascadia Mono"/>
-                <w:sz w:val="20"/>
-                <w:szCs w:val="20"/>
-                <w:lang w:val="en-US"/>
-              </w:rPr>
-              <w:t>xRGrabInteractable.attachTransform</w:t>
-            </w:r>
-            <w:proofErr w:type="spellEnd"/>
-            <w:r>
-              <w:rPr>
-                <w:rFonts w:ascii="Cascadia Mono" w:hAnsi="Cascadia Mono" w:cs="Cascadia Mono"/>
-                <w:sz w:val="20"/>
-                <w:szCs w:val="20"/>
-                <w:lang w:val="en-US"/>
-              </w:rPr>
-              <w:t xml:space="preserve"> = </w:t>
-            </w:r>
-            <w:proofErr w:type="spellStart"/>
-            <w:r>
-              <w:rPr>
-                <w:rFonts w:ascii="Cascadia Mono" w:hAnsi="Cascadia Mono" w:cs="Cascadia Mono"/>
-                <w:sz w:val="20"/>
-                <w:szCs w:val="20"/>
-                <w:lang w:val="en-US"/>
-              </w:rPr>
-              <w:t>leftAttachTransform</w:t>
-            </w:r>
-            <w:proofErr w:type="spellEnd"/>
-            <w:r>
-              <w:rPr>
-                <w:rFonts w:ascii="Cascadia Mono" w:hAnsi="Cascadia Mono" w:cs="Cascadia Mono"/>
-                <w:sz w:val="20"/>
-                <w:szCs w:val="20"/>
-                <w:lang w:val="en-US"/>
-              </w:rPr>
-              <w:t>;</w:t>
-            </w:r>
-          </w:p>
-          <w:p>
-            <w:pPr>
-              <w:pStyle w:val="a1"/>
-              <w:rPr>
-                <w:rFonts w:ascii="Cascadia Mono" w:hAnsi="Cascadia Mono" w:cs="Cascadia Mono"/>
-                <w:sz w:val="20"/>
-                <w:szCs w:val="20"/>
-                <w:lang w:val="en-US"/>
-              </w:rPr>
-            </w:pPr>
-            <w:r>
-              <w:rPr>
-                <w:rFonts w:ascii="Cascadia Mono" w:hAnsi="Cascadia Mono" w:cs="Cascadia Mono"/>
-                <w:sz w:val="20"/>
-                <w:szCs w:val="20"/>
-                <w:lang w:val="en-US"/>
-              </w:rPr>
-              <w:t xml:space="preserve">            }}</w:t>
-            </w:r>
-          </w:p>
-          <w:p>
-            <w:pPr>
-              <w:pStyle w:val="a1"/>
-              <w:rPr>
-                <w:rFonts w:ascii="Cascadia Mono" w:hAnsi="Cascadia Mono" w:cs="Cascadia Mono"/>
-                <w:sz w:val="20"/>
-                <w:szCs w:val="20"/>
-                <w:lang w:val="en-US"/>
-              </w:rPr>
-            </w:pPr>
-            <w:r>
-              <w:rPr>
-                <w:rFonts w:ascii="Cascadia Mono" w:hAnsi="Cascadia Mono" w:cs="Cascadia Mono"/>
-                <w:sz w:val="20"/>
-                <w:szCs w:val="20"/>
-                <w:lang w:val="en-US"/>
-              </w:rPr>
-              <w:t xml:space="preserve">        if (</w:t>
-            </w:r>
-            <w:proofErr w:type="spellStart"/>
-            <w:proofErr w:type="gramStart"/>
-            <w:r>
-              <w:rPr>
-                <w:rFonts w:ascii="Cascadia Mono" w:hAnsi="Cascadia Mono" w:cs="Cascadia Mono"/>
-                <w:sz w:val="20"/>
-                <w:szCs w:val="20"/>
-                <w:lang w:val="en-US"/>
-              </w:rPr>
-              <w:t>args.interactorObject.transform</w:t>
-            </w:r>
-            <w:proofErr w:type="gramEnd"/>
-            <w:r>
-              <w:rPr>
-                <w:rFonts w:ascii="Cascadia Mono" w:hAnsi="Cascadia Mono" w:cs="Cascadia Mono"/>
-                <w:sz w:val="20"/>
-                <w:szCs w:val="20"/>
-                <w:lang w:val="en-US"/>
-              </w:rPr>
-              <w:t>.GetComponent</w:t>
-            </w:r>
-            <w:proofErr w:type="spellEnd"/>
-            <w:r>
-              <w:rPr>
-                <w:rFonts w:ascii="Cascadia Mono" w:hAnsi="Cascadia Mono" w:cs="Cascadia Mono"/>
-                <w:sz w:val="20"/>
-                <w:szCs w:val="20"/>
-                <w:lang w:val="en-US"/>
-              </w:rPr>
-              <w:t>&lt;</w:t>
-            </w:r>
-            <w:proofErr w:type="spellStart"/>
-            <w:r>
-              <w:rPr>
-                <w:rFonts w:ascii="Cascadia Mono" w:hAnsi="Cascadia Mono" w:cs="Cascadia Mono"/>
-                <w:sz w:val="20"/>
-                <w:szCs w:val="20"/>
-                <w:lang w:val="en-US"/>
-              </w:rPr>
-              <w:t>RightHand</w:t>
-            </w:r>
-            <w:proofErr w:type="spellEnd"/>
-            <w:proofErr w:type="gramStart"/>
-            <w:r>
-              <w:rPr>
-                <w:rFonts w:ascii="Cascadia Mono" w:hAnsi="Cascadia Mono" w:cs="Cascadia Mono"/>
-                <w:sz w:val="20"/>
-                <w:szCs w:val="20"/>
-                <w:lang w:val="en-US"/>
-              </w:rPr>
-              <w:t>&gt;()){</w:t>
-            </w:r>
-            <w:proofErr w:type="gramEnd"/>
-          </w:p>
-          <w:p>
-            <w:pPr>
-              <w:pStyle w:val="a1"/>
-              <w:rPr>
-                <w:rFonts w:ascii="Cascadia Mono" w:hAnsi="Cascadia Mono" w:cs="Cascadia Mono"/>
-                <w:sz w:val="20"/>
-                <w:szCs w:val="20"/>
-                <w:lang w:val="en-US"/>
-              </w:rPr>
-            </w:pPr>
-            <w:r>
-              <w:rPr>
-                <w:rFonts w:ascii="Cascadia Mono" w:hAnsi="Cascadia Mono" w:cs="Cascadia Mono"/>
-                <w:sz w:val="20"/>
-                <w:szCs w:val="20"/>
-                <w:lang w:val="en-US"/>
-              </w:rPr>
-              <w:t xml:space="preserve">            </w:t>
-            </w:r>
-            <w:proofErr w:type="spellStart"/>
-            <w:r>
-              <w:rPr>
-                <w:rFonts w:ascii="Cascadia Mono" w:hAnsi="Cascadia Mono" w:cs="Cascadia Mono"/>
-                <w:sz w:val="20"/>
-                <w:szCs w:val="20"/>
-                <w:lang w:val="en-US"/>
-              </w:rPr>
-              <w:t>Debug.Log</w:t>
-            </w:r>
-            <w:proofErr w:type="spellEnd"/>
-            <w:r>
-              <w:rPr>
-                <w:rFonts w:ascii="Cascadia Mono" w:hAnsi="Cascadia Mono" w:cs="Cascadia Mono"/>
-                <w:sz w:val="20"/>
-                <w:szCs w:val="20"/>
-                <w:lang w:val="en-US"/>
-              </w:rPr>
-              <w:t>("Right Hand");</w:t>
-            </w:r>
-          </w:p>
-          <w:p>
-            <w:pPr>
-              <w:pStyle w:val="a1"/>
-              <w:rPr>
-                <w:rFonts w:ascii="Cascadia Mono" w:hAnsi="Cascadia Mono" w:cs="Cascadia Mono"/>
-                <w:sz w:val="20"/>
-                <w:szCs w:val="20"/>
-                <w:lang w:val="en-US"/>
-              </w:rPr>
-            </w:pPr>
-            <w:r>
-              <w:rPr>
-                <w:rFonts w:ascii="Cascadia Mono" w:hAnsi="Cascadia Mono" w:cs="Cascadia Mono"/>
-                <w:sz w:val="20"/>
-                <w:szCs w:val="20"/>
-                <w:lang w:val="en-US"/>
-              </w:rPr>
-              <w:t xml:space="preserve">            if (</w:t>
-            </w:r>
-            <w:proofErr w:type="spellStart"/>
-            <w:proofErr w:type="gramStart"/>
-            <w:r>
-              <w:rPr>
-                <w:rFonts w:ascii="Cascadia Mono" w:hAnsi="Cascadia Mono" w:cs="Cascadia Mono"/>
-                <w:sz w:val="20"/>
-                <w:szCs w:val="20"/>
-                <w:lang w:val="en-US"/>
-              </w:rPr>
-              <w:t>this.TryGetComponent</w:t>
-            </w:r>
-            <w:proofErr w:type="spellEnd"/>
-            <w:proofErr w:type="gramEnd"/>
-            <w:r>
-              <w:rPr>
-                <w:rFonts w:ascii="Cascadia Mono" w:hAnsi="Cascadia Mono" w:cs="Cascadia Mono"/>
-                <w:sz w:val="20"/>
-                <w:szCs w:val="20"/>
-                <w:lang w:val="en-US"/>
-              </w:rPr>
-              <w:t xml:space="preserve">(out </w:t>
-            </w:r>
-            <w:proofErr w:type="spellStart"/>
-            <w:r>
-              <w:rPr>
-                <w:rFonts w:ascii="Cascadia Mono" w:hAnsi="Cascadia Mono" w:cs="Cascadia Mono"/>
-                <w:sz w:val="20"/>
-                <w:szCs w:val="20"/>
-                <w:lang w:val="en-US"/>
-              </w:rPr>
-              <w:t>XRGrabInteractable</w:t>
-            </w:r>
-            <w:proofErr w:type="spellEnd"/>
-            <w:r>
-              <w:rPr>
-                <w:rFonts w:ascii="Cascadia Mono" w:hAnsi="Cascadia Mono" w:cs="Cascadia Mono"/>
-                <w:sz w:val="20"/>
-                <w:szCs w:val="20"/>
-                <w:lang w:val="en-US"/>
-              </w:rPr>
-              <w:t xml:space="preserve"> </w:t>
-            </w:r>
-            <w:proofErr w:type="spellStart"/>
-            <w:r>
-              <w:rPr>
-                <w:rFonts w:ascii="Cascadia Mono" w:hAnsi="Cascadia Mono" w:cs="Cascadia Mono"/>
-                <w:sz w:val="20"/>
-                <w:szCs w:val="20"/>
-                <w:lang w:val="en-US"/>
-              </w:rPr>
-              <w:t>xRGrabInteractable</w:t>
-            </w:r>
-            <w:proofErr w:type="spellEnd"/>
-            <w:r>
-              <w:rPr>
-                <w:rFonts w:ascii="Cascadia Mono" w:hAnsi="Cascadia Mono" w:cs="Cascadia Mono"/>
-                <w:sz w:val="20"/>
-                <w:szCs w:val="20"/>
-                <w:lang w:val="en-US"/>
-              </w:rPr>
-              <w:t>))</w:t>
-            </w:r>
-          </w:p>
-          <w:p>
-            <w:pPr>
-              <w:pStyle w:val="a1"/>
-              <w:rPr>
-                <w:rFonts w:ascii="Cascadia Mono" w:hAnsi="Cascadia Mono" w:cs="Cascadia Mono"/>
-                <w:sz w:val="20"/>
-                <w:szCs w:val="20"/>
-                <w:lang w:val="en-US"/>
-              </w:rPr>
-            </w:pPr>
-            <w:r>
-              <w:rPr>
-                <w:rFonts w:ascii="Cascadia Mono" w:hAnsi="Cascadia Mono" w:cs="Cascadia Mono"/>
-                <w:sz w:val="20"/>
-                <w:szCs w:val="20"/>
-                <w:lang w:val="en-US"/>
-              </w:rPr>
-              <w:t xml:space="preserve">            {</w:t>
-            </w:r>
-          </w:p>
-          <w:p>
-            <w:pPr>
-              <w:pStyle w:val="a1"/>
-              <w:rPr>
-                <w:rFonts w:ascii="Cascadia Mono" w:hAnsi="Cascadia Mono" w:cs="Cascadia Mono"/>
-                <w:sz w:val="20"/>
-                <w:szCs w:val="20"/>
-                <w:lang w:val="en-US"/>
-              </w:rPr>
-            </w:pPr>
-            <w:r>
-              <w:rPr>
-                <w:rFonts w:ascii="Cascadia Mono" w:hAnsi="Cascadia Mono" w:cs="Cascadia Mono"/>
-                <w:sz w:val="20"/>
-                <w:szCs w:val="20"/>
-                <w:lang w:val="en-US"/>
-              </w:rPr>
-              <w:t xml:space="preserve">                </w:t>
-            </w:r>
-            <w:proofErr w:type="spellStart"/>
-            <w:r>
-              <w:rPr>
-                <w:rFonts w:ascii="Cascadia Mono" w:hAnsi="Cascadia Mono" w:cs="Cascadia Mono"/>
-                <w:sz w:val="20"/>
-                <w:szCs w:val="20"/>
-                <w:lang w:val="en-US"/>
-              </w:rPr>
-              <w:t>xRGrabInteractable.attachTransform</w:t>
-            </w:r>
-            <w:proofErr w:type="spellEnd"/>
-            <w:r>
-              <w:rPr>
-                <w:rFonts w:ascii="Cascadia Mono" w:hAnsi="Cascadia Mono" w:cs="Cascadia Mono"/>
-                <w:sz w:val="20"/>
-                <w:szCs w:val="20"/>
-                <w:lang w:val="en-US"/>
-              </w:rPr>
-              <w:t xml:space="preserve"> = </w:t>
-            </w:r>
-            <w:proofErr w:type="spellStart"/>
-            <w:r>
-              <w:rPr>
-                <w:rFonts w:ascii="Cascadia Mono" w:hAnsi="Cascadia Mono" w:cs="Cascadia Mono"/>
-                <w:sz w:val="20"/>
-                <w:szCs w:val="20"/>
-                <w:lang w:val="en-US"/>
-              </w:rPr>
-              <w:t>rightAttachTransform</w:t>
-            </w:r>
-            <w:proofErr w:type="spellEnd"/>
-            <w:r>
-              <w:rPr>
-                <w:rFonts w:ascii="Cascadia Mono" w:hAnsi="Cascadia Mono" w:cs="Cascadia Mono"/>
-                <w:sz w:val="20"/>
-                <w:szCs w:val="20"/>
-                <w:lang w:val="en-US"/>
-              </w:rPr>
-              <w:t>;</w:t>
-            </w:r>
-          </w:p>
-          <w:p>
-            <w:pPr>
-              <w:pStyle w:val="a1"/>
-              <w:rPr>
-                <w:rFonts w:ascii="Cascadia Mono" w:hAnsi="Cascadia Mono" w:cs="Cascadia Mono"/>
-                <w:sz w:val="20"/>
-                <w:szCs w:val="20"/>
-                <w:lang w:val="en-US"/>
-              </w:rPr>
-            </w:pPr>
-            <w:r>
-              <w:rPr>
-                <w:rFonts w:ascii="Cascadia Mono" w:hAnsi="Cascadia Mono" w:cs="Cascadia Mono"/>
-                <w:sz w:val="20"/>
-                <w:szCs w:val="20"/>
-                <w:lang w:val="en-US"/>
-              </w:rPr>
-              <w:t xml:space="preserve">            }}</w:t>
-            </w:r>
-          </w:p>
-          <w:p>
-            <w:pPr>
-              <w:pStyle w:val="a1"/>
-              <w:rPr>
-                <w:rFonts w:ascii="Cascadia Mono" w:hAnsi="Cascadia Mono" w:cs="Cascadia Mono"/>
-                <w:sz w:val="20"/>
-                <w:szCs w:val="20"/>
-                <w:lang w:val="en-US"/>
-              </w:rPr>
-            </w:pPr>
-            <w:r>
-              <w:rPr>
-                <w:rFonts w:ascii="Cascadia Mono" w:hAnsi="Cascadia Mono" w:cs="Cascadia Mono"/>
-                <w:sz w:val="20"/>
-                <w:szCs w:val="20"/>
-                <w:lang w:val="en-US"/>
-              </w:rPr>
-              <w:t xml:space="preserve">        </w:t>
-            </w:r>
-            <w:proofErr w:type="spellStart"/>
-            <w:proofErr w:type="gramStart"/>
-            <w:r>
-              <w:rPr>
-                <w:rFonts w:ascii="Cascadia Mono" w:hAnsi="Cascadia Mono" w:cs="Cascadia Mono"/>
-                <w:sz w:val="20"/>
-                <w:szCs w:val="20"/>
-                <w:lang w:val="en-US"/>
-              </w:rPr>
-              <w:t>base.OnSelectEntering</w:t>
-            </w:r>
-            <w:proofErr w:type="spellEnd"/>
-            <w:proofErr w:type="gramEnd"/>
-            <w:r>
-              <w:rPr>
-                <w:rFonts w:ascii="Cascadia Mono" w:hAnsi="Cascadia Mono" w:cs="Cascadia Mono"/>
-                <w:sz w:val="20"/>
-                <w:szCs w:val="20"/>
-                <w:lang w:val="en-US"/>
-              </w:rPr>
-              <w:t>(</w:t>
-            </w:r>
-            <w:proofErr w:type="spellStart"/>
-            <w:r>
-              <w:rPr>
-                <w:rFonts w:ascii="Cascadia Mono" w:hAnsi="Cascadia Mono" w:cs="Cascadia Mono"/>
-                <w:sz w:val="20"/>
-                <w:szCs w:val="20"/>
-                <w:lang w:val="en-US"/>
-              </w:rPr>
-              <w:t>args</w:t>
-            </w:r>
-            <w:proofErr w:type="spellEnd"/>
-            <w:r>
-              <w:rPr>
-                <w:rFonts w:ascii="Cascadia Mono" w:hAnsi="Cascadia Mono" w:cs="Cascadia Mono"/>
-                <w:sz w:val="20"/>
-                <w:szCs w:val="20"/>
-                <w:lang w:val="en-US"/>
-              </w:rPr>
-              <w:t>);</w:t>
-            </w:r>
-          </w:p>
-          <w:p>
-            <w:pPr>
-              <w:pStyle w:val="a1"/>
-              <w:ind w:firstLine="0"/>
-              <w:rPr>
-                <w:rFonts w:ascii="Cascadia Mono" w:hAnsi="Cascadia Mono" w:cs="Cascadia Mono"/>
-                <w:sz w:val="20"/>
-                <w:szCs w:val="20"/>
-                <w:lang w:val="en-US"/>
-              </w:rPr>
-            </w:pPr>
-            <w:proofErr w:type="gramStart"/>
-            <w:r>
-              <w:rPr>
-                <w:rFonts w:ascii="Cascadia Mono" w:hAnsi="Cascadia Mono" w:cs="Cascadia Mono"/>
-                <w:sz w:val="20"/>
-                <w:szCs w:val="20"/>
-                <w:lang w:val="en-US"/>
-              </w:rPr>
-              <w:t>args.interactableObject.transform</w:t>
-            </w:r>
-            <w:proofErr w:type="gramEnd"/>
-            <w:r>
-              <w:rPr>
-                <w:rFonts w:ascii="Cascadia Mono" w:hAnsi="Cascadia Mono" w:cs="Cascadia Mono"/>
-                <w:sz w:val="20"/>
-                <w:szCs w:val="20"/>
-                <w:lang w:val="en-US"/>
-              </w:rPr>
-              <w:t>.SetParent(</w:t>
-            </w:r>
-            <w:proofErr w:type="gramStart"/>
-            <w:r>
-              <w:rPr>
-                <w:rFonts w:ascii="Cascadia Mono" w:hAnsi="Cascadia Mono" w:cs="Cascadia Mono"/>
-                <w:sz w:val="20"/>
-                <w:szCs w:val="20"/>
-                <w:lang w:val="en-US"/>
-              </w:rPr>
-              <w:t>args.interactorObject.transform</w:t>
-            </w:r>
-            <w:proofErr w:type="gramEnd"/>
-            <w:r>
-              <w:rPr>
-                <w:rFonts w:ascii="Cascadia Mono" w:hAnsi="Cascadia Mono" w:cs="Cascadia Mono"/>
-                <w:sz w:val="20"/>
-                <w:szCs w:val="20"/>
-                <w:lang w:val="en-US"/>
-              </w:rPr>
-              <w:t>);</w:t>
-            </w:r>
-          </w:p>
-          <w:p>
-            <w:pPr>
-              <w:pStyle w:val="a1"/>
-              <w:rPr>
-                <w:rFonts w:ascii="Cascadia Mono" w:hAnsi="Cascadia Mono" w:cs="Cascadia Mono"/>
-                <w:sz w:val="20"/>
-                <w:szCs w:val="20"/>
-                <w:lang w:val="en-US"/>
-              </w:rPr>
-            </w:pPr>
-            <w:r>
-              <w:rPr>
-                <w:rFonts w:ascii="Cascadia Mono" w:hAnsi="Cascadia Mono" w:cs="Cascadia Mono"/>
-                <w:sz w:val="20"/>
-                <w:szCs w:val="20"/>
-                <w:lang w:val="en-US"/>
-              </w:rPr>
-              <w:t xml:space="preserve">    }</w:t>
-            </w:r>
-          </w:p>
-          <w:p>
-            <w:pPr>
-              <w:pStyle w:val="a1"/>
-              <w:ind w:firstLine="0"/>
-            </w:pPr>
-            <w:r>
-              <w:rPr>
-                <w:rFonts w:ascii="Cascadia Mono" w:hAnsi="Cascadia Mono" w:cs="Cascadia Mono"/>
-                <w:sz w:val="20"/>
-                <w:szCs w:val="20"/>
-                <w:lang w:val="en-US"/>
+                <w:color w:val="000000" w:themeColor="text1"/>
+                <w:sz w:val="20"/>
+                <w:szCs w:val="20"/>
+                <w:highlight w:val="white"/>
+              </w:rPr>
+              <w:t>.SetParent(args.interactorObject.transform);</w:t>
+            </w:r>
+          </w:p>
+          <w:p>
+            <w:pPr>
+              <w:suppressAutoHyphens w:val="0"/>
+              <w:autoSpaceDE w:val="0"/>
+              <w:autoSpaceDN w:val="0"/>
+              <w:adjustRightInd w:val="0"/>
+              <w:rPr>
+                <w:rFonts w:ascii="Cascadia Mono" w:hAnsi="Cascadia Mono" w:cs="Cascadia Mono"/>
+                <w:color w:val="000000" w:themeColor="text1"/>
+                <w:sz w:val="20"/>
+                <w:szCs w:val="20"/>
+                <w:highlight w:val="white"/>
+              </w:rPr>
+            </w:pPr>
+            <w:r>
+              <w:rPr>
+                <w:rFonts w:ascii="Cascadia Mono" w:hAnsi="Cascadia Mono" w:cs="Cascadia Mono"/>
+                <w:color w:val="000000" w:themeColor="text1"/>
+                <w:sz w:val="20"/>
+                <w:szCs w:val="20"/>
+                <w:highlight w:val="white"/>
+              </w:rPr>
+              <w:t>}</w:t>
+            </w:r>
+          </w:p>
+          <w:p>
+            <w:pPr>
+              <w:suppressAutoHyphens w:val="0"/>
+              <w:autoSpaceDE w:val="0"/>
+              <w:autoSpaceDN w:val="0"/>
+              <w:adjustRightInd w:val="0"/>
+              <w:rPr>
+                <w:rFonts w:ascii="Cascadia Mono" w:hAnsi="Cascadia Mono" w:cs="Cascadia Mono"/>
+                <w:color w:val="000000" w:themeColor="text1"/>
+                <w:sz w:val="20"/>
+                <w:szCs w:val="20"/>
+                <w:highlight w:val="white"/>
+              </w:rPr>
+            </w:pPr>
+            <w:r>
+              <w:rPr>
+                <w:rFonts w:ascii="Cascadia Mono" w:hAnsi="Cascadia Mono" w:cs="Cascadia Mono"/>
+                <w:color w:val="000000" w:themeColor="text1"/>
+                <w:sz w:val="20"/>
+                <w:szCs w:val="20"/>
+                <w:highlight w:val="white"/>
               </w:rPr>
               <w:t>}</w:t>
             </w:r>
@@ -5802,12 +7441,19 @@
     </w:tbl>
     <w:p>
       <w:pPr>
-        <w:pStyle w:val="a1"/>
+        <w:pStyle w:val="a5"/>
+        <w:spacing w:before="120"/>
         <w:ind w:firstLine="0"/>
         <w:jc w:val="center"/>
       </w:pPr>
       <w:r>
-        <w:t xml:space="preserve">Листинг 11.2 представлен скрипт </w:t>
+        <w:t>Листинг 11.2</w:t>
+      </w:r>
+      <w:r>
+        <w:t>.</w:t>
+      </w:r>
+      <w:r>
+        <w:t xml:space="preserve"> Скрипт </w:t>
       </w:r>
       <w:r>
         <w:rPr>
@@ -5836,9 +7482,9 @@
     </w:p>
     <w:p>
       <w:pPr>
-        <w:pStyle w:val="a"/>
+        <w:pStyle w:val="a3"/>
       </w:pPr>
-      <w:bookmarkStart w:id="3" w:name="_Toc199300857"/>
+      <w:bookmarkStart w:id="3" w:name="_Toc199344134"/>
       <w:r>
         <w:t>Выводы</w:t>
       </w:r>
@@ -5846,7 +7492,7 @@
     </w:p>
     <w:p>
       <w:pPr>
-        <w:pStyle w:val="a1"/>
+        <w:pStyle w:val="a5"/>
       </w:pPr>
       <w:r>
         <w:t xml:space="preserve">В ходе работы была проведена </w:t>
@@ -5857,11 +7503,15 @@
       </w:r>
       <w:proofErr w:type="spellEnd"/>
       <w:r>
-        <w:t xml:space="preserve"> игры с целью проверки всех элементов игры для выявления неисправностей. Далее после выявления </w:t>
-      </w:r>
-      <w:r>
-        <w:lastRenderedPageBreak/>
-        <w:t xml:space="preserve">неисправностей в некоторых элементах игры были проведены необходимые для их устранения действия. Среди них изменение некоторых свойств объектов для устранения неисправностей анимаций и </w:t>
+        <w:t xml:space="preserve"> игры с целью проверки всех элементов игры для выявления неисправностей. Далее после выявления неисправностей в некоторых элементах игры были проведены необходимые для их устранения действия. Среди них изменение некоторых свойств объектов для устранения неисправностей </w:t>
+      </w:r>
+      <w:proofErr w:type="spellStart"/>
+      <w:r>
+        <w:t>анимаций</w:t>
+      </w:r>
+      <w:proofErr w:type="spellEnd"/>
+      <w:r>
+        <w:t xml:space="preserve"> и </w:t>
       </w:r>
       <w:r>
         <w:rPr>
@@ -5872,26 +7522,15 @@
       <w:r>
         <w:t xml:space="preserve"> и изменения в скриптах некоторых объектов с целью реализации перегрузки методов и отключения компонентов для устранения неисправностей в перемещении врага и взаимодействии с интерактивными объектами.</w:t>
       </w:r>
+      <w:r>
+        <w:br w:type="page"/>
+      </w:r>
     </w:p>
     <w:p>
       <w:pPr>
-        <w:suppressAutoHyphens w:val="0"/>
-        <w:spacing w:line="278" w:lineRule="auto"/>
-        <w:rPr>
-          <w:rFonts w:ascii="Times New Roman" w:hAnsi="Times New Roman" w:cs="Times New Roman"/>
-          <w:sz w:val="28"/>
-          <w:szCs w:val="28"/>
-        </w:rPr>
+        <w:pStyle w:val="a3"/>
       </w:pPr>
-      <w:r>
-        <w:br w:type="page"/>
-      </w:r>
-    </w:p>
-    <w:p>
-      <w:pPr>
-        <w:pStyle w:val="a"/>
-      </w:pPr>
-      <w:bookmarkStart w:id="4" w:name="_Toc199300858"/>
+      <w:bookmarkStart w:id="4" w:name="_Toc199344135"/>
       <w:r>
         <w:lastRenderedPageBreak/>
         <w:t>Список использованных источников</w:t>
@@ -5900,7 +7539,7 @@
     </w:p>
     <w:p>
       <w:pPr>
-        <w:pStyle w:val="a1"/>
+        <w:pStyle w:val="a5"/>
         <w:numPr>
           <w:ilvl w:val="0"/>
           <w:numId w:val="2"/>
@@ -5973,10 +7612,10 @@
         <w:t>.</w:t>
       </w:r>
     </w:p>
+    <w:p/>
     <w:sectPr>
-      <w:type w:val="continuous"/>
-      <w:pgSz w:w="12240" w:h="15840"/>
-      <w:pgMar w:top="1134" w:right="851" w:bottom="1134" w:left="1701" w:header="720" w:footer="720" w:gutter="0"/>
+      <w:pgSz w:w="11906" w:h="16838" w:code="9"/>
+      <w:pgMar w:top="1134" w:right="850" w:bottom="1134" w:left="1701" w:header="720" w:footer="720" w:gutter="0"/>
       <w:cols w:space="720"/>
       <w:docGrid w:linePitch="360"/>
     </w:sectPr>
@@ -5984,33 +7623,8 @@
 </w:document>
 </file>
 
-<file path=word/endnotes.xml><?xml version="1.0" encoding="utf-8"?>
-<w:endnotes xmlns:wpc="http://schemas.microsoft.com/office/word/2010/wordprocessingCanvas" xmlns:cx="http://schemas.microsoft.com/office/drawing/2014/chartex" xmlns:cx1="http://schemas.microsoft.com/office/drawing/2015/9/8/chartex" xmlns:cx2="http://schemas.microsoft.com/office/drawing/2015/10/21/chartex" xmlns:cx3="http://schemas.microsoft.com/office/drawing/2016/5/9/chartex" xmlns:cx4="http://schemas.microsoft.com/office/drawing/2016/5/10/chartex" xmlns:cx5="http://schemas.microsoft.com/office/drawing/2016/5/11/chartex" xmlns:cx6="http://schemas.microsoft.com/office/drawing/2016/5/12/chartex" xmlns:cx7="http://schemas.microsoft.com/office/drawing/2016/5/13/chartex" xmlns:cx8="http://schemas.microsoft.com/office/drawing/2016/5/14/chartex" xmlns:mc="http://schemas.openxmlformats.org/markup-compatibility/2006" xmlns:aink="http://schemas.microsoft.com/office/drawing/2016/ink" xmlns:am3d="http://schemas.microsoft.com/office/drawing/2017/model3d" xmlns:o="urn:schemas-microsoft-com:office:office" xmlns:oel="http://schemas.microsoft.com/office/2019/extlst" xmlns:r="http://schemas.openxmlformats.org/officeDocument/2006/relationships" xmlns:m="http://schemas.openxmlformats.org/officeDocument/2006/math" xmlns:v="urn:schemas-microsoft-com:vml" xmlns:wp14="http://schemas.microsoft.com/office/word/2010/wordprocessingDrawing" xmlns:wp="http://schemas.openxmlformats.org/drawingml/2006/wordprocessingDrawing" xmlns:w10="urn:schemas-microsoft-com:office:word" xmlns:w="http://schemas.openxmlformats.org/wordprocessingml/2006/main" xmlns:w14="http://schemas.microsoft.com/office/word/2010/wordml" xmlns:w15="http://schemas.microsoft.com/office/word/2012/wordml" xmlns:w16cex="http://schemas.microsoft.com/office/word/2018/wordml/cex" xmlns:w16cid="http://schemas.microsoft.com/office/word/2016/wordml/cid" xmlns:w16="http://schemas.microsoft.com/office/word/2018/wordml" xmlns:w16du="http://schemas.microsoft.com/office/word/2023/wordml/word16du" xmlns:w16sdtdh="http://schemas.microsoft.com/office/word/2020/wordml/sdtdatahash" xmlns:w16sdtfl="http://schemas.microsoft.com/office/word/2024/wordml/sdtformatlock" xmlns:w16se="http://schemas.microsoft.com/office/word/2015/wordml/symex" xmlns:wpg="http://schemas.microsoft.com/office/word/2010/wordprocessingGroup" xmlns:wpi="http://schemas.microsoft.com/office/word/2010/wordprocessingInk" xmlns:wne="http://schemas.microsoft.com/office/word/2006/wordml" xmlns:wps="http://schemas.microsoft.com/office/word/2010/wordprocessingShape" mc:Ignorable="w14 w15 w16se w16cid w16 w16cex w16sdtdh w16sdtfl w16du wp14">
-  <w:endnote w:type="separator" w:id="-1">
-    <w:p>
-      <w:pPr>
-        <w:spacing w:after="0" w:line="240" w:lineRule="auto"/>
-      </w:pPr>
-      <w:r>
-        <w:separator/>
-      </w:r>
-    </w:p>
-  </w:endnote>
-  <w:endnote w:type="continuationSeparator" w:id="0">
-    <w:p>
-      <w:pPr>
-        <w:spacing w:after="0" w:line="240" w:lineRule="auto"/>
-      </w:pPr>
-      <w:r>
-        <w:continuationSeparator/>
-      </w:r>
-    </w:p>
-  </w:endnote>
-</w:endnotes>
-</file>
-
 <file path=word/footer1.xml><?xml version="1.0" encoding="utf-8"?>
-<w:ftr xmlns:wpc="http://schemas.microsoft.com/office/word/2010/wordprocessingCanvas" xmlns:cx="http://schemas.microsoft.com/office/drawing/2014/chartex" xmlns:cx1="http://schemas.microsoft.com/office/drawing/2015/9/8/chartex" xmlns:cx2="http://schemas.microsoft.com/office/drawing/2015/10/21/chartex" xmlns:cx3="http://schemas.microsoft.com/office/drawing/2016/5/9/chartex" xmlns:cx4="http://schemas.microsoft.com/office/drawing/2016/5/10/chartex" xmlns:cx5="http://schemas.microsoft.com/office/drawing/2016/5/11/chartex" xmlns:cx6="http://schemas.microsoft.com/office/drawing/2016/5/12/chartex" xmlns:cx7="http://schemas.microsoft.com/office/drawing/2016/5/13/chartex" xmlns:cx8="http://schemas.microsoft.com/office/drawing/2016/5/14/chartex" xmlns:mc="http://schemas.openxmlformats.org/markup-compatibility/2006" xmlns:aink="http://schemas.microsoft.com/office/drawing/2016/ink" xmlns:am3d="http://schemas.microsoft.com/office/drawing/2017/model3d" xmlns:o="urn:schemas-microsoft-com:office:office" xmlns:oel="http://schemas.microsoft.com/office/2019/extlst" xmlns:r="http://schemas.openxmlformats.org/officeDocument/2006/relationships" xmlns:m="http://schemas.openxmlformats.org/officeDocument/2006/math" xmlns:v="urn:schemas-microsoft-com:vml" xmlns:wp14="http://schemas.microsoft.com/office/word/2010/wordprocessingDrawing" xmlns:wp="http://schemas.openxmlformats.org/drawingml/2006/wordprocessingDrawing" xmlns:w10="urn:schemas-microsoft-com:office:word" xmlns:w="http://schemas.openxmlformats.org/wordprocessingml/2006/main" xmlns:w14="http://schemas.microsoft.com/office/word/2010/wordml" xmlns:w15="http://schemas.microsoft.com/office/word/2012/wordml" xmlns:w16cex="http://schemas.microsoft.com/office/word/2018/wordml/cex" xmlns:w16cid="http://schemas.microsoft.com/office/word/2016/wordml/cid" xmlns:w16="http://schemas.microsoft.com/office/word/2018/wordml" xmlns:w16du="http://schemas.microsoft.com/office/word/2023/wordml/word16du" xmlns:w16sdtdh="http://schemas.microsoft.com/office/word/2020/wordml/sdtdatahash" xmlns:w16sdtfl="http://schemas.microsoft.com/office/word/2024/wordml/sdtformatlock" xmlns:w16se="http://schemas.microsoft.com/office/word/2015/wordml/symex" xmlns:wpg="http://schemas.microsoft.com/office/word/2010/wordprocessingGroup" xmlns:wpi="http://schemas.microsoft.com/office/word/2010/wordprocessingInk" xmlns:wne="http://schemas.microsoft.com/office/word/2006/wordml" xmlns:wps="http://schemas.microsoft.com/office/word/2010/wordprocessingShape" mc:Ignorable="w14 w15 w16se w16cid w16 w16cex w16sdtdh w16sdtfl w16du wp14">
+<w:ftr xmlns:wpc="http://schemas.microsoft.com/office/word/2010/wordprocessingCanvas" xmlns:cx="http://schemas.microsoft.com/office/drawing/2014/chartex" xmlns:cx1="http://schemas.microsoft.com/office/drawing/2015/9/8/chartex" xmlns:cx2="http://schemas.microsoft.com/office/drawing/2015/10/21/chartex" xmlns:cx3="http://schemas.microsoft.com/office/drawing/2016/5/9/chartex" xmlns:cx4="http://schemas.microsoft.com/office/drawing/2016/5/10/chartex" xmlns:cx5="http://schemas.microsoft.com/office/drawing/2016/5/11/chartex" xmlns:cx6="http://schemas.microsoft.com/office/drawing/2016/5/12/chartex" xmlns:cx7="http://schemas.microsoft.com/office/drawing/2016/5/13/chartex" xmlns:cx8="http://schemas.microsoft.com/office/drawing/2016/5/14/chartex" xmlns:mc="http://schemas.openxmlformats.org/markup-compatibility/2006" xmlns:aink="http://schemas.microsoft.com/office/drawing/2016/ink" xmlns:am3d="http://schemas.microsoft.com/office/drawing/2017/model3d" xmlns:o="urn:schemas-microsoft-com:office:office" xmlns:r="http://schemas.openxmlformats.org/officeDocument/2006/relationships" xmlns:m="http://schemas.openxmlformats.org/officeDocument/2006/math" xmlns:v="urn:schemas-microsoft-com:vml" xmlns:wp14="http://schemas.microsoft.com/office/word/2010/wordprocessingDrawing" xmlns:wp="http://schemas.openxmlformats.org/drawingml/2006/wordprocessingDrawing" xmlns:w10="urn:schemas-microsoft-com:office:word" xmlns:w="http://schemas.openxmlformats.org/wordprocessingml/2006/main" xmlns:w14="http://schemas.microsoft.com/office/word/2010/wordml" xmlns:w15="http://schemas.microsoft.com/office/word/2012/wordml" xmlns:w16cex="http://schemas.microsoft.com/office/word/2018/wordml/cex" xmlns:w16cid="http://schemas.microsoft.com/office/word/2016/wordml/cid" xmlns:w16="http://schemas.microsoft.com/office/word/2018/wordml" xmlns:w16sdtdh="http://schemas.microsoft.com/office/word/2020/wordml/sdtdatahash" xmlns:w16se="http://schemas.microsoft.com/office/word/2015/wordml/symex" xmlns:wpg="http://schemas.microsoft.com/office/word/2010/wordprocessingGroup" xmlns:wpi="http://schemas.microsoft.com/office/word/2010/wordprocessingInk" xmlns:wne="http://schemas.microsoft.com/office/word/2006/wordml" xmlns:wps="http://schemas.microsoft.com/office/word/2010/wordprocessingShape" mc:Ignorable="w14 w15 w16se w16cid w16 w16cex w16sdtdh wp14">
   <w:sdt>
     <w:sdtPr>
       <w:rPr>
@@ -6032,7 +7646,7 @@
     <w:sdtContent>
       <w:p>
         <w:pPr>
-          <w:pStyle w:val="Footer"/>
+          <w:pStyle w:val="a9"/>
           <w:jc w:val="center"/>
           <w:rPr>
             <w:rFonts w:ascii="Times New Roman" w:hAnsi="Times New Roman" w:cs="Times New Roman"/>
@@ -6087,14 +7701,14 @@
   </w:sdt>
   <w:p>
     <w:pPr>
-      <w:pStyle w:val="Footer"/>
+      <w:pStyle w:val="a9"/>
     </w:pPr>
   </w:p>
 </w:ftr>
 </file>
 
 <file path=word/footer2.xml><?xml version="1.0" encoding="utf-8"?>
-<w:ftr xmlns:wpc="http://schemas.microsoft.com/office/word/2010/wordprocessingCanvas" xmlns:cx="http://schemas.microsoft.com/office/drawing/2014/chartex" xmlns:cx1="http://schemas.microsoft.com/office/drawing/2015/9/8/chartex" xmlns:cx2="http://schemas.microsoft.com/office/drawing/2015/10/21/chartex" xmlns:cx3="http://schemas.microsoft.com/office/drawing/2016/5/9/chartex" xmlns:cx4="http://schemas.microsoft.com/office/drawing/2016/5/10/chartex" xmlns:cx5="http://schemas.microsoft.com/office/drawing/2016/5/11/chartex" xmlns:cx6="http://schemas.microsoft.com/office/drawing/2016/5/12/chartex" xmlns:cx7="http://schemas.microsoft.com/office/drawing/2016/5/13/chartex" xmlns:cx8="http://schemas.microsoft.com/office/drawing/2016/5/14/chartex" xmlns:mc="http://schemas.openxmlformats.org/markup-compatibility/2006" xmlns:aink="http://schemas.microsoft.com/office/drawing/2016/ink" xmlns:am3d="http://schemas.microsoft.com/office/drawing/2017/model3d" xmlns:o="urn:schemas-microsoft-com:office:office" xmlns:oel="http://schemas.microsoft.com/office/2019/extlst" xmlns:r="http://schemas.openxmlformats.org/officeDocument/2006/relationships" xmlns:m="http://schemas.openxmlformats.org/officeDocument/2006/math" xmlns:v="urn:schemas-microsoft-com:vml" xmlns:wp14="http://schemas.microsoft.com/office/word/2010/wordprocessingDrawing" xmlns:wp="http://schemas.openxmlformats.org/drawingml/2006/wordprocessingDrawing" xmlns:w10="urn:schemas-microsoft-com:office:word" xmlns:w="http://schemas.openxmlformats.org/wordprocessingml/2006/main" xmlns:w14="http://schemas.microsoft.com/office/word/2010/wordml" xmlns:w15="http://schemas.microsoft.com/office/word/2012/wordml" xmlns:w16cex="http://schemas.microsoft.com/office/word/2018/wordml/cex" xmlns:w16cid="http://schemas.microsoft.com/office/word/2016/wordml/cid" xmlns:w16="http://schemas.microsoft.com/office/word/2018/wordml" xmlns:w16du="http://schemas.microsoft.com/office/word/2023/wordml/word16du" xmlns:w16sdtdh="http://schemas.microsoft.com/office/word/2020/wordml/sdtdatahash" xmlns:w16sdtfl="http://schemas.microsoft.com/office/word/2024/wordml/sdtformatlock" xmlns:w16se="http://schemas.microsoft.com/office/word/2015/wordml/symex" xmlns:wpg="http://schemas.microsoft.com/office/word/2010/wordprocessingGroup" xmlns:wpi="http://schemas.microsoft.com/office/word/2010/wordprocessingInk" xmlns:wne="http://schemas.microsoft.com/office/word/2006/wordml" xmlns:wps="http://schemas.microsoft.com/office/word/2010/wordprocessingShape" mc:Ignorable="w14 w15 w16se w16cid w16 w16cex w16sdtdh w16sdtfl w16du wp14">
+<w:ftr xmlns:wpc="http://schemas.microsoft.com/office/word/2010/wordprocessingCanvas" xmlns:cx="http://schemas.microsoft.com/office/drawing/2014/chartex" xmlns:cx1="http://schemas.microsoft.com/office/drawing/2015/9/8/chartex" xmlns:cx2="http://schemas.microsoft.com/office/drawing/2015/10/21/chartex" xmlns:cx3="http://schemas.microsoft.com/office/drawing/2016/5/9/chartex" xmlns:cx4="http://schemas.microsoft.com/office/drawing/2016/5/10/chartex" xmlns:cx5="http://schemas.microsoft.com/office/drawing/2016/5/11/chartex" xmlns:cx6="http://schemas.microsoft.com/office/drawing/2016/5/12/chartex" xmlns:cx7="http://schemas.microsoft.com/office/drawing/2016/5/13/chartex" xmlns:cx8="http://schemas.microsoft.com/office/drawing/2016/5/14/chartex" xmlns:mc="http://schemas.openxmlformats.org/markup-compatibility/2006" xmlns:aink="http://schemas.microsoft.com/office/drawing/2016/ink" xmlns:am3d="http://schemas.microsoft.com/office/drawing/2017/model3d" xmlns:o="urn:schemas-microsoft-com:office:office" xmlns:r="http://schemas.openxmlformats.org/officeDocument/2006/relationships" xmlns:m="http://schemas.openxmlformats.org/officeDocument/2006/math" xmlns:v="urn:schemas-microsoft-com:vml" xmlns:wp14="http://schemas.microsoft.com/office/word/2010/wordprocessingDrawing" xmlns:wp="http://schemas.openxmlformats.org/drawingml/2006/wordprocessingDrawing" xmlns:w10="urn:schemas-microsoft-com:office:word" xmlns:w="http://schemas.openxmlformats.org/wordprocessingml/2006/main" xmlns:w14="http://schemas.microsoft.com/office/word/2010/wordml" xmlns:w15="http://schemas.microsoft.com/office/word/2012/wordml" xmlns:w16cex="http://schemas.microsoft.com/office/word/2018/wordml/cex" xmlns:w16cid="http://schemas.microsoft.com/office/word/2016/wordml/cid" xmlns:w16="http://schemas.microsoft.com/office/word/2018/wordml" xmlns:w16sdtdh="http://schemas.microsoft.com/office/word/2020/wordml/sdtdatahash" xmlns:w16se="http://schemas.microsoft.com/office/word/2015/wordml/symex" xmlns:wpg="http://schemas.microsoft.com/office/word/2010/wordprocessingGroup" xmlns:wpi="http://schemas.microsoft.com/office/word/2010/wordprocessingInk" xmlns:wne="http://schemas.microsoft.com/office/word/2006/wordml" xmlns:wps="http://schemas.microsoft.com/office/word/2010/wordprocessingShape" mc:Ignorable="w14 w15 w16se w16cid w16 w16cex w16sdtdh wp14">
   <w:sdt>
     <w:sdtPr>
       <w:rPr>
@@ -6116,7 +7730,7 @@
     <w:sdtContent>
       <w:p>
         <w:pPr>
-          <w:pStyle w:val="Footer"/>
+          <w:pStyle w:val="a9"/>
           <w:jc w:val="center"/>
           <w:rPr>
             <w:rFonts w:ascii="Times New Roman" w:hAnsi="Times New Roman" w:cs="Times New Roman"/>
@@ -6171,7 +7785,7 @@
   </w:sdt>
   <w:p>
     <w:pPr>
-      <w:pStyle w:val="Footer"/>
+      <w:pStyle w:val="a9"/>
       <w:jc w:val="center"/>
       <w:rPr>
         <w:rFonts w:ascii="Times New Roman" w:hAnsi="Times New Roman" w:cs="Times New Roman"/>
@@ -6183,33 +7797,8 @@
 </w:ftr>
 </file>
 
-<file path=word/footnotes.xml><?xml version="1.0" encoding="utf-8"?>
-<w:footnotes xmlns:wpc="http://schemas.microsoft.com/office/word/2010/wordprocessingCanvas" xmlns:cx="http://schemas.microsoft.com/office/drawing/2014/chartex" xmlns:cx1="http://schemas.microsoft.com/office/drawing/2015/9/8/chartex" xmlns:cx2="http://schemas.microsoft.com/office/drawing/2015/10/21/chartex" xmlns:cx3="http://schemas.microsoft.com/office/drawing/2016/5/9/chartex" xmlns:cx4="http://schemas.microsoft.com/office/drawing/2016/5/10/chartex" xmlns:cx5="http://schemas.microsoft.com/office/drawing/2016/5/11/chartex" xmlns:cx6="http://schemas.microsoft.com/office/drawing/2016/5/12/chartex" xmlns:cx7="http://schemas.microsoft.com/office/drawing/2016/5/13/chartex" xmlns:cx8="http://schemas.microsoft.com/office/drawing/2016/5/14/chartex" xmlns:mc="http://schemas.openxmlformats.org/markup-compatibility/2006" xmlns:aink="http://schemas.microsoft.com/office/drawing/2016/ink" xmlns:am3d="http://schemas.microsoft.com/office/drawing/2017/model3d" xmlns:o="urn:schemas-microsoft-com:office:office" xmlns:oel="http://schemas.microsoft.com/office/2019/extlst" xmlns:r="http://schemas.openxmlformats.org/officeDocument/2006/relationships" xmlns:m="http://schemas.openxmlformats.org/officeDocument/2006/math" xmlns:v="urn:schemas-microsoft-com:vml" xmlns:wp14="http://schemas.microsoft.com/office/word/2010/wordprocessingDrawing" xmlns:wp="http://schemas.openxmlformats.org/drawingml/2006/wordprocessingDrawing" xmlns:w10="urn:schemas-microsoft-com:office:word" xmlns:w="http://schemas.openxmlformats.org/wordprocessingml/2006/main" xmlns:w14="http://schemas.microsoft.com/office/word/2010/wordml" xmlns:w15="http://schemas.microsoft.com/office/word/2012/wordml" xmlns:w16cex="http://schemas.microsoft.com/office/word/2018/wordml/cex" xmlns:w16cid="http://schemas.microsoft.com/office/word/2016/wordml/cid" xmlns:w16="http://schemas.microsoft.com/office/word/2018/wordml" xmlns:w16du="http://schemas.microsoft.com/office/word/2023/wordml/word16du" xmlns:w16sdtdh="http://schemas.microsoft.com/office/word/2020/wordml/sdtdatahash" xmlns:w16sdtfl="http://schemas.microsoft.com/office/word/2024/wordml/sdtformatlock" xmlns:w16se="http://schemas.microsoft.com/office/word/2015/wordml/symex" xmlns:wpg="http://schemas.microsoft.com/office/word/2010/wordprocessingGroup" xmlns:wpi="http://schemas.microsoft.com/office/word/2010/wordprocessingInk" xmlns:wne="http://schemas.microsoft.com/office/word/2006/wordml" xmlns:wps="http://schemas.microsoft.com/office/word/2010/wordprocessingShape" mc:Ignorable="w14 w15 w16se w16cid w16 w16cex w16sdtdh w16sdtfl w16du wp14">
-  <w:footnote w:type="separator" w:id="-1">
-    <w:p>
-      <w:pPr>
-        <w:spacing w:after="0" w:line="240" w:lineRule="auto"/>
-      </w:pPr>
-      <w:r>
-        <w:separator/>
-      </w:r>
-    </w:p>
-  </w:footnote>
-  <w:footnote w:type="continuationSeparator" w:id="0">
-    <w:p>
-      <w:pPr>
-        <w:spacing w:after="0" w:line="240" w:lineRule="auto"/>
-      </w:pPr>
-      <w:r>
-        <w:continuationSeparator/>
-      </w:r>
-    </w:p>
-  </w:footnote>
-</w:footnotes>
-</file>
-
 <file path=word/numbering.xml><?xml version="1.0" encoding="utf-8"?>
-<w:numbering xmlns:wpc="http://schemas.microsoft.com/office/word/2010/wordprocessingCanvas" xmlns:cx="http://schemas.microsoft.com/office/drawing/2014/chartex" xmlns:cx1="http://schemas.microsoft.com/office/drawing/2015/9/8/chartex" xmlns:cx2="http://schemas.microsoft.com/office/drawing/2015/10/21/chartex" xmlns:cx3="http://schemas.microsoft.com/office/drawing/2016/5/9/chartex" xmlns:cx4="http://schemas.microsoft.com/office/drawing/2016/5/10/chartex" xmlns:cx5="http://schemas.microsoft.com/office/drawing/2016/5/11/chartex" xmlns:cx6="http://schemas.microsoft.com/office/drawing/2016/5/12/chartex" xmlns:cx7="http://schemas.microsoft.com/office/drawing/2016/5/13/chartex" xmlns:cx8="http://schemas.microsoft.com/office/drawing/2016/5/14/chartex" xmlns:mc="http://schemas.openxmlformats.org/markup-compatibility/2006" xmlns:aink="http://schemas.microsoft.com/office/drawing/2016/ink" xmlns:am3d="http://schemas.microsoft.com/office/drawing/2017/model3d" xmlns:o="urn:schemas-microsoft-com:office:office" xmlns:oel="http://schemas.microsoft.com/office/2019/extlst" xmlns:r="http://schemas.openxmlformats.org/officeDocument/2006/relationships" xmlns:m="http://schemas.openxmlformats.org/officeDocument/2006/math" xmlns:v="urn:schemas-microsoft-com:vml" xmlns:wp14="http://schemas.microsoft.com/office/word/2010/wordprocessingDrawing" xmlns:wp="http://schemas.openxmlformats.org/drawingml/2006/wordprocessingDrawing" xmlns:w10="urn:schemas-microsoft-com:office:word" xmlns:w="http://schemas.openxmlformats.org/wordprocessingml/2006/main" xmlns:w14="http://schemas.microsoft.com/office/word/2010/wordml" xmlns:w15="http://schemas.microsoft.com/office/word/2012/wordml" xmlns:w16cex="http://schemas.microsoft.com/office/word/2018/wordml/cex" xmlns:w16cid="http://schemas.microsoft.com/office/word/2016/wordml/cid" xmlns:w16="http://schemas.microsoft.com/office/word/2018/wordml" xmlns:w16du="http://schemas.microsoft.com/office/word/2023/wordml/word16du" xmlns:w16sdtdh="http://schemas.microsoft.com/office/word/2020/wordml/sdtdatahash" xmlns:w16sdtfl="http://schemas.microsoft.com/office/word/2024/wordml/sdtformatlock" xmlns:w16se="http://schemas.microsoft.com/office/word/2015/wordml/symex" xmlns:wpg="http://schemas.microsoft.com/office/word/2010/wordprocessingGroup" xmlns:wpi="http://schemas.microsoft.com/office/word/2010/wordprocessingInk" xmlns:wne="http://schemas.microsoft.com/office/word/2006/wordml" xmlns:wps="http://schemas.microsoft.com/office/word/2010/wordprocessingShape" mc:Ignorable="w14 w15 w16se w16cid w16 w16cex w16sdtdh w16sdtfl w16du wp14">
+<w:numbering xmlns:wpc="http://schemas.microsoft.com/office/word/2010/wordprocessingCanvas" xmlns:cx="http://schemas.microsoft.com/office/drawing/2014/chartex" xmlns:cx1="http://schemas.microsoft.com/office/drawing/2015/9/8/chartex" xmlns:cx2="http://schemas.microsoft.com/office/drawing/2015/10/21/chartex" xmlns:cx3="http://schemas.microsoft.com/office/drawing/2016/5/9/chartex" xmlns:cx4="http://schemas.microsoft.com/office/drawing/2016/5/10/chartex" xmlns:cx5="http://schemas.microsoft.com/office/drawing/2016/5/11/chartex" xmlns:cx6="http://schemas.microsoft.com/office/drawing/2016/5/12/chartex" xmlns:cx7="http://schemas.microsoft.com/office/drawing/2016/5/13/chartex" xmlns:cx8="http://schemas.microsoft.com/office/drawing/2016/5/14/chartex" xmlns:mc="http://schemas.openxmlformats.org/markup-compatibility/2006" xmlns:aink="http://schemas.microsoft.com/office/drawing/2016/ink" xmlns:am3d="http://schemas.microsoft.com/office/drawing/2017/model3d" xmlns:o="urn:schemas-microsoft-com:office:office" xmlns:r="http://schemas.openxmlformats.org/officeDocument/2006/relationships" xmlns:m="http://schemas.openxmlformats.org/officeDocument/2006/math" xmlns:v="urn:schemas-microsoft-com:vml" xmlns:wp14="http://schemas.microsoft.com/office/word/2010/wordprocessingDrawing" xmlns:wp="http://schemas.openxmlformats.org/drawingml/2006/wordprocessingDrawing" xmlns:w10="urn:schemas-microsoft-com:office:word" xmlns:w="http://schemas.openxmlformats.org/wordprocessingml/2006/main" xmlns:w14="http://schemas.microsoft.com/office/word/2010/wordml" xmlns:w15="http://schemas.microsoft.com/office/word/2012/wordml" xmlns:w16cex="http://schemas.microsoft.com/office/word/2018/wordml/cex" xmlns:w16cid="http://schemas.microsoft.com/office/word/2016/wordml/cid" xmlns:w16="http://schemas.microsoft.com/office/word/2018/wordml" xmlns:w16sdtdh="http://schemas.microsoft.com/office/word/2020/wordml/sdtdatahash" xmlns:w16se="http://schemas.microsoft.com/office/word/2015/wordml/symex" xmlns:wpg="http://schemas.microsoft.com/office/word/2010/wordprocessingGroup" xmlns:wpi="http://schemas.microsoft.com/office/word/2010/wordprocessingInk" xmlns:wne="http://schemas.microsoft.com/office/word/2006/wordml" xmlns:wps="http://schemas.microsoft.com/office/word/2010/wordprocessingShape" mc:Ignorable="w14 w15 w16se w16cid w16 w16cex w16sdtdh wp14">
   <w:abstractNum w:abstractNumId="0" w15:restartNumberingAfterBreak="0">
     <w:nsid w:val="6B015414"/>
     <w:multiLevelType w:val="multilevel"/>
@@ -6409,31 +7998,29 @@
       </w:pPr>
     </w:lvl>
   </w:abstractNum>
-  <w:num w:numId="1" w16cid:durableId="1571841227">
+  <w:num w:numId="1">
     <w:abstractNumId w:val="1"/>
   </w:num>
-  <w:num w:numId="2" w16cid:durableId="703022824">
+  <w:num w:numId="2">
     <w:abstractNumId w:val="0"/>
   </w:num>
 </w:numbering>
 </file>
 
 <file path=word/styles.xml><?xml version="1.0" encoding="utf-8"?>
-<w:styles xmlns:mc="http://schemas.openxmlformats.org/markup-compatibility/2006" xmlns:r="http://schemas.openxmlformats.org/officeDocument/2006/relationships" xmlns:w="http://schemas.openxmlformats.org/wordprocessingml/2006/main" xmlns:w14="http://schemas.microsoft.com/office/word/2010/wordml" xmlns:w15="http://schemas.microsoft.com/office/word/2012/wordml" xmlns:w16cex="http://schemas.microsoft.com/office/word/2018/wordml/cex" xmlns:w16cid="http://schemas.microsoft.com/office/word/2016/wordml/cid" xmlns:w16="http://schemas.microsoft.com/office/word/2018/wordml" xmlns:w16du="http://schemas.microsoft.com/office/word/2023/wordml/word16du" xmlns:w16sdtdh="http://schemas.microsoft.com/office/word/2020/wordml/sdtdatahash" xmlns:w16sdtfl="http://schemas.microsoft.com/office/word/2024/wordml/sdtformatlock" xmlns:w16se="http://schemas.microsoft.com/office/word/2015/wordml/symex" mc:Ignorable="w14 w15 w16se w16cid w16 w16cex w16sdtdh w16sdtfl w16du">
+<w:styles xmlns:mc="http://schemas.openxmlformats.org/markup-compatibility/2006" xmlns:r="http://schemas.openxmlformats.org/officeDocument/2006/relationships" xmlns:w="http://schemas.openxmlformats.org/wordprocessingml/2006/main" xmlns:w14="http://schemas.microsoft.com/office/word/2010/wordml" xmlns:w15="http://schemas.microsoft.com/office/word/2012/wordml" xmlns:w16cex="http://schemas.microsoft.com/office/word/2018/wordml/cex" xmlns:w16cid="http://schemas.microsoft.com/office/word/2016/wordml/cid" xmlns:w16="http://schemas.microsoft.com/office/word/2018/wordml" xmlns:w16sdtdh="http://schemas.microsoft.com/office/word/2020/wordml/sdtdatahash" xmlns:w16se="http://schemas.microsoft.com/office/word/2015/wordml/symex" mc:Ignorable="w14 w15 w16se w16cid w16 w16cex w16sdtdh">
   <w:docDefaults>
     <w:rPrDefault>
       <w:rPr>
         <w:rFonts w:asciiTheme="minorHAnsi" w:eastAsiaTheme="minorHAnsi" w:hAnsiTheme="minorHAnsi" w:cstheme="minorBidi"/>
-        <w:kern w:val="2"/>
-        <w:sz w:val="24"/>
-        <w:szCs w:val="24"/>
-        <w:lang w:val="en-US" w:eastAsia="en-US" w:bidi="ar-SA"/>
-        <w14:ligatures w14:val="standardContextual"/>
+        <w:sz w:val="22"/>
+        <w:szCs w:val="22"/>
+        <w:lang w:val="ru-RU" w:eastAsia="en-US" w:bidi="ar-SA"/>
       </w:rPr>
     </w:rPrDefault>
     <w:pPrDefault>
       <w:pPr>
-        <w:spacing w:after="160" w:line="278" w:lineRule="auto"/>
+        <w:spacing w:after="160" w:line="259" w:lineRule="auto"/>
       </w:pPr>
     </w:pPrDefault>
   </w:docDefaults>
@@ -6815,58 +8402,27 @@
     <w:lsdException w:name="Unresolved Mention" w:semiHidden="1" w:unhideWhenUsed="1"/>
     <w:lsdException w:name="Smart Link" w:semiHidden="1" w:unhideWhenUsed="1"/>
   </w:latentStyles>
-  <w:style w:type="paragraph" w:default="1" w:styleId="Normal">
+  <w:style w:type="paragraph" w:default="1" w:styleId="a">
     <w:name w:val="Normal"/>
     <w:qFormat/>
-    <w:rsid w:val="005304CD"/>
+    <w:rsid w:val="00417C3B"/>
     <w:pPr>
       <w:suppressAutoHyphens/>
-      <w:spacing w:line="259" w:lineRule="auto"/>
     </w:pPr>
-    <w:rPr>
-      <w:kern w:val="0"/>
-      <w:sz w:val="22"/>
-      <w:szCs w:val="22"/>
-      <w:lang w:val="ru-RU"/>
-      <w14:ligatures w14:val="none"/>
-    </w:rPr>
   </w:style>
-  <w:style w:type="paragraph" w:styleId="Heading1">
+  <w:style w:type="paragraph" w:styleId="1">
     <w:name w:val="heading 1"/>
-    <w:basedOn w:val="Normal"/>
-    <w:next w:val="Normal"/>
-    <w:link w:val="Heading1Char"/>
+    <w:basedOn w:val="a"/>
+    <w:next w:val="a"/>
+    <w:link w:val="10"/>
     <w:uiPriority w:val="9"/>
     <w:qFormat/>
-    <w:rsid w:val="002F7899"/>
+    <w:rsid w:val="00417C3B"/>
     <w:pPr>
       <w:keepNext/>
       <w:keepLines/>
-      <w:spacing w:before="360" w:after="80"/>
+      <w:spacing w:before="240" w:after="0"/>
       <w:outlineLvl w:val="0"/>
-    </w:pPr>
-    <w:rPr>
-      <w:rFonts w:asciiTheme="majorHAnsi" w:eastAsiaTheme="majorEastAsia" w:hAnsiTheme="majorHAnsi" w:cstheme="majorBidi"/>
-      <w:color w:val="2F5496" w:themeColor="accent1" w:themeShade="BF"/>
-      <w:sz w:val="40"/>
-      <w:szCs w:val="40"/>
-    </w:rPr>
-  </w:style>
-  <w:style w:type="paragraph" w:styleId="Heading2">
-    <w:name w:val="heading 2"/>
-    <w:basedOn w:val="Normal"/>
-    <w:next w:val="Normal"/>
-    <w:link w:val="Heading2Char"/>
-    <w:uiPriority w:val="9"/>
-    <w:semiHidden/>
-    <w:unhideWhenUsed/>
-    <w:qFormat/>
-    <w:rsid w:val="002F7899"/>
-    <w:pPr>
-      <w:keepNext/>
-      <w:keepLines/>
-      <w:spacing w:before="160" w:after="80"/>
-      <w:outlineLvl w:val="1"/>
     </w:pPr>
     <w:rPr>
       <w:rFonts w:asciiTheme="majorHAnsi" w:eastAsiaTheme="majorEastAsia" w:hAnsiTheme="majorHAnsi" w:cstheme="majorBidi"/>
@@ -6875,168 +8431,13 @@
       <w:szCs w:val="32"/>
     </w:rPr>
   </w:style>
-  <w:style w:type="paragraph" w:styleId="Heading3">
-    <w:name w:val="heading 3"/>
-    <w:basedOn w:val="Normal"/>
-    <w:next w:val="Normal"/>
-    <w:link w:val="Heading3Char"/>
-    <w:uiPriority w:val="9"/>
-    <w:semiHidden/>
-    <w:unhideWhenUsed/>
-    <w:qFormat/>
-    <w:rsid w:val="005304CD"/>
-    <w:pPr>
-      <w:keepNext/>
-      <w:keepLines/>
-      <w:spacing w:before="160" w:after="80"/>
-      <w:outlineLvl w:val="2"/>
-    </w:pPr>
-    <w:rPr>
-      <w:rFonts w:eastAsiaTheme="majorEastAsia" w:cstheme="majorBidi"/>
-      <w:color w:val="2F5496" w:themeColor="accent1" w:themeShade="BF"/>
-      <w:sz w:val="28"/>
-      <w:szCs w:val="28"/>
-    </w:rPr>
-  </w:style>
-  <w:style w:type="paragraph" w:styleId="Heading4">
-    <w:name w:val="heading 4"/>
-    <w:basedOn w:val="Normal"/>
-    <w:next w:val="Normal"/>
-    <w:link w:val="Heading4Char"/>
-    <w:uiPriority w:val="9"/>
-    <w:semiHidden/>
-    <w:unhideWhenUsed/>
-    <w:qFormat/>
-    <w:rsid w:val="005304CD"/>
-    <w:pPr>
-      <w:keepNext/>
-      <w:keepLines/>
-      <w:spacing w:before="80" w:after="40"/>
-      <w:outlineLvl w:val="3"/>
-    </w:pPr>
-    <w:rPr>
-      <w:rFonts w:eastAsiaTheme="majorEastAsia" w:cstheme="majorBidi"/>
-      <w:i/>
-      <w:iCs/>
-      <w:color w:val="2F5496" w:themeColor="accent1" w:themeShade="BF"/>
-    </w:rPr>
-  </w:style>
-  <w:style w:type="paragraph" w:styleId="Heading5">
-    <w:name w:val="heading 5"/>
-    <w:basedOn w:val="Normal"/>
-    <w:next w:val="Normal"/>
-    <w:link w:val="Heading5Char"/>
-    <w:uiPriority w:val="9"/>
-    <w:semiHidden/>
-    <w:unhideWhenUsed/>
-    <w:qFormat/>
-    <w:rsid w:val="005304CD"/>
-    <w:pPr>
-      <w:keepNext/>
-      <w:keepLines/>
-      <w:spacing w:before="80" w:after="40"/>
-      <w:outlineLvl w:val="4"/>
-    </w:pPr>
-    <w:rPr>
-      <w:rFonts w:eastAsiaTheme="majorEastAsia" w:cstheme="majorBidi"/>
-      <w:color w:val="2F5496" w:themeColor="accent1" w:themeShade="BF"/>
-    </w:rPr>
-  </w:style>
-  <w:style w:type="paragraph" w:styleId="Heading6">
-    <w:name w:val="heading 6"/>
-    <w:basedOn w:val="Normal"/>
-    <w:next w:val="Normal"/>
-    <w:link w:val="Heading6Char"/>
-    <w:uiPriority w:val="9"/>
-    <w:semiHidden/>
-    <w:unhideWhenUsed/>
-    <w:qFormat/>
-    <w:rsid w:val="005304CD"/>
-    <w:pPr>
-      <w:keepNext/>
-      <w:keepLines/>
-      <w:spacing w:before="40" w:after="0"/>
-      <w:outlineLvl w:val="5"/>
-    </w:pPr>
-    <w:rPr>
-      <w:rFonts w:eastAsiaTheme="majorEastAsia" w:cstheme="majorBidi"/>
-      <w:i/>
-      <w:iCs/>
-      <w:color w:val="595959" w:themeColor="text1" w:themeTint="A6"/>
-    </w:rPr>
-  </w:style>
-  <w:style w:type="paragraph" w:styleId="Heading7">
-    <w:name w:val="heading 7"/>
-    <w:basedOn w:val="Normal"/>
-    <w:next w:val="Normal"/>
-    <w:link w:val="Heading7Char"/>
-    <w:uiPriority w:val="9"/>
-    <w:semiHidden/>
-    <w:unhideWhenUsed/>
-    <w:qFormat/>
-    <w:rsid w:val="005304CD"/>
-    <w:pPr>
-      <w:keepNext/>
-      <w:keepLines/>
-      <w:spacing w:before="40" w:after="0"/>
-      <w:outlineLvl w:val="6"/>
-    </w:pPr>
-    <w:rPr>
-      <w:rFonts w:eastAsiaTheme="majorEastAsia" w:cstheme="majorBidi"/>
-      <w:color w:val="595959" w:themeColor="text1" w:themeTint="A6"/>
-    </w:rPr>
-  </w:style>
-  <w:style w:type="paragraph" w:styleId="Heading8">
-    <w:name w:val="heading 8"/>
-    <w:basedOn w:val="Normal"/>
-    <w:next w:val="Normal"/>
-    <w:link w:val="Heading8Char"/>
-    <w:uiPriority w:val="9"/>
-    <w:semiHidden/>
-    <w:unhideWhenUsed/>
-    <w:qFormat/>
-    <w:rsid w:val="005304CD"/>
-    <w:pPr>
-      <w:keepNext/>
-      <w:keepLines/>
-      <w:spacing w:after="0"/>
-      <w:outlineLvl w:val="7"/>
-    </w:pPr>
-    <w:rPr>
-      <w:rFonts w:eastAsiaTheme="majorEastAsia" w:cstheme="majorBidi"/>
-      <w:i/>
-      <w:iCs/>
-      <w:color w:val="272727" w:themeColor="text1" w:themeTint="D8"/>
-    </w:rPr>
-  </w:style>
-  <w:style w:type="paragraph" w:styleId="Heading9">
-    <w:name w:val="heading 9"/>
-    <w:basedOn w:val="Normal"/>
-    <w:next w:val="Normal"/>
-    <w:link w:val="Heading9Char"/>
-    <w:uiPriority w:val="9"/>
-    <w:semiHidden/>
-    <w:unhideWhenUsed/>
-    <w:qFormat/>
-    <w:rsid w:val="005304CD"/>
-    <w:pPr>
-      <w:keepNext/>
-      <w:keepLines/>
-      <w:spacing w:after="0"/>
-      <w:outlineLvl w:val="8"/>
-    </w:pPr>
-    <w:rPr>
-      <w:rFonts w:eastAsiaTheme="majorEastAsia" w:cstheme="majorBidi"/>
-      <w:color w:val="272727" w:themeColor="text1" w:themeTint="D8"/>
-    </w:rPr>
-  </w:style>
-  <w:style w:type="character" w:default="1" w:styleId="DefaultParagraphFont">
+  <w:style w:type="character" w:default="1" w:styleId="a0">
     <w:name w:val="Default Paragraph Font"/>
     <w:uiPriority w:val="1"/>
     <w:semiHidden/>
     <w:unhideWhenUsed/>
   </w:style>
-  <w:style w:type="table" w:default="1" w:styleId="TableNormal">
+  <w:style w:type="table" w:default="1" w:styleId="a1">
     <w:name w:val="Normal Table"/>
     <w:uiPriority w:val="99"/>
     <w:semiHidden/>
@@ -7051,21 +8452,21 @@
       </w:tblCellMar>
     </w:tblPr>
   </w:style>
-  <w:style w:type="numbering" w:default="1" w:styleId="NoList">
+  <w:style w:type="numbering" w:default="1" w:styleId="a2">
     <w:name w:val="No List"/>
     <w:uiPriority w:val="99"/>
     <w:semiHidden/>
     <w:unhideWhenUsed/>
   </w:style>
-  <w:style w:type="paragraph" w:customStyle="1" w:styleId="a">
+  <w:style w:type="paragraph" w:customStyle="1" w:styleId="a3">
     <w:name w:val="Гост Заголовок"/>
-    <w:basedOn w:val="Heading1"/>
-    <w:next w:val="Heading1"/>
-    <w:link w:val="a0"/>
+    <w:basedOn w:val="1"/>
+    <w:next w:val="1"/>
+    <w:link w:val="a4"/>
     <w:qFormat/>
-    <w:rsid w:val="002F7899"/>
+    <w:rsid w:val="00417C3B"/>
     <w:pPr>
-      <w:spacing w:before="0" w:after="0" w:line="360" w:lineRule="auto"/>
+      <w:spacing w:before="0" w:line="360" w:lineRule="auto"/>
       <w:jc w:val="center"/>
     </w:pPr>
     <w:rPr>
@@ -7074,76 +8475,27 @@
       <w:bCs/>
       <w:color w:val="auto"/>
       <w:sz w:val="28"/>
-      <w:szCs w:val="32"/>
     </w:rPr>
   </w:style>
-  <w:style w:type="character" w:customStyle="1" w:styleId="a0">
+  <w:style w:type="character" w:customStyle="1" w:styleId="a4">
     <w:name w:val="Гост Заголовок Знак"/>
-    <w:basedOn w:val="DefaultParagraphFont"/>
-    <w:link w:val="a"/>
-    <w:rsid w:val="002F7899"/>
+    <w:basedOn w:val="a0"/>
+    <w:link w:val="a3"/>
+    <w:rsid w:val="00417C3B"/>
     <w:rPr>
       <w:rFonts w:ascii="Times New Roman" w:eastAsiaTheme="majorEastAsia" w:hAnsi="Times New Roman" w:cstheme="majorBidi"/>
       <w:b/>
       <w:bCs/>
-      <w:kern w:val="0"/>
       <w:sz w:val="28"/>
-      <w:szCs w:val="32"/>
-      <w:lang w:val="ru-RU"/>
-      <w14:ligatures w14:val="none"/>
-    </w:rPr>
-  </w:style>
-  <w:style w:type="character" w:customStyle="1" w:styleId="Heading1Char">
-    <w:name w:val="Heading 1 Char"/>
-    <w:basedOn w:val="DefaultParagraphFont"/>
-    <w:link w:val="Heading1"/>
-    <w:uiPriority w:val="9"/>
-    <w:qFormat/>
-    <w:rsid w:val="002F7899"/>
-    <w:rPr>
-      <w:rFonts w:asciiTheme="majorHAnsi" w:eastAsiaTheme="majorEastAsia" w:hAnsiTheme="majorHAnsi" w:cstheme="majorBidi"/>
-      <w:color w:val="2F5496" w:themeColor="accent1" w:themeShade="BF"/>
-      <w:sz w:val="40"/>
-      <w:szCs w:val="40"/>
-    </w:rPr>
-  </w:style>
-  <w:style w:type="paragraph" w:customStyle="1" w:styleId="2">
-    <w:name w:val="Гост Заголовок 2"/>
-    <w:basedOn w:val="Heading2"/>
-    <w:qFormat/>
-    <w:rsid w:val="002F7899"/>
-    <w:pPr>
-      <w:spacing w:before="0" w:after="0" w:line="360" w:lineRule="auto"/>
-      <w:jc w:val="center"/>
-    </w:pPr>
-    <w:rPr>
-      <w:rFonts w:ascii="Times New Roman" w:hAnsi="Times New Roman"/>
-      <w:b/>
-      <w:color w:val="auto"/>
-      <w:sz w:val="28"/>
-      <w:szCs w:val="26"/>
-    </w:rPr>
-  </w:style>
-  <w:style w:type="character" w:customStyle="1" w:styleId="Heading2Char">
-    <w:name w:val="Heading 2 Char"/>
-    <w:basedOn w:val="DefaultParagraphFont"/>
-    <w:link w:val="Heading2"/>
-    <w:uiPriority w:val="9"/>
-    <w:semiHidden/>
-    <w:rsid w:val="002F7899"/>
-    <w:rPr>
-      <w:rFonts w:asciiTheme="majorHAnsi" w:eastAsiaTheme="majorEastAsia" w:hAnsiTheme="majorHAnsi" w:cstheme="majorBidi"/>
-      <w:color w:val="2F5496" w:themeColor="accent1" w:themeShade="BF"/>
-      <w:sz w:val="32"/>
       <w:szCs w:val="32"/>
     </w:rPr>
   </w:style>
-  <w:style w:type="paragraph" w:customStyle="1" w:styleId="a1">
+  <w:style w:type="paragraph" w:customStyle="1" w:styleId="a5">
     <w:name w:val="ГОСТ Обычный текст"/>
-    <w:basedOn w:val="Normal"/>
-    <w:link w:val="a2"/>
+    <w:basedOn w:val="a"/>
+    <w:link w:val="a6"/>
     <w:qFormat/>
-    <w:rsid w:val="002F7899"/>
+    <w:rsid w:val="00417C3B"/>
     <w:pPr>
       <w:spacing w:after="0" w:line="360" w:lineRule="auto"/>
       <w:ind w:firstLine="709"/>
@@ -7155,314 +8507,76 @@
       <w:szCs w:val="28"/>
     </w:rPr>
   </w:style>
-  <w:style w:type="character" w:customStyle="1" w:styleId="a2">
+  <w:style w:type="character" w:customStyle="1" w:styleId="a6">
     <w:name w:val="ГОСТ Обычный текст Знак"/>
-    <w:basedOn w:val="DefaultParagraphFont"/>
-    <w:link w:val="a1"/>
-    <w:rsid w:val="002F7899"/>
+    <w:basedOn w:val="a0"/>
+    <w:link w:val="a5"/>
+    <w:rsid w:val="00417C3B"/>
     <w:rPr>
       <w:rFonts w:ascii="Times New Roman" w:hAnsi="Times New Roman" w:cs="Times New Roman"/>
-      <w:kern w:val="0"/>
-      <w:sz w:val="28"/>
-      <w:szCs w:val="28"/>
-      <w:lang w:val="ru-RU"/>
-      <w14:ligatures w14:val="none"/>
-    </w:rPr>
-  </w:style>
-  <w:style w:type="character" w:customStyle="1" w:styleId="Heading3Char">
-    <w:name w:val="Heading 3 Char"/>
-    <w:basedOn w:val="DefaultParagraphFont"/>
-    <w:link w:val="Heading3"/>
-    <w:uiPriority w:val="9"/>
-    <w:semiHidden/>
-    <w:rsid w:val="005304CD"/>
-    <w:rPr>
-      <w:rFonts w:eastAsiaTheme="majorEastAsia" w:cstheme="majorBidi"/>
-      <w:color w:val="2F5496" w:themeColor="accent1" w:themeShade="BF"/>
       <w:sz w:val="28"/>
       <w:szCs w:val="28"/>
     </w:rPr>
   </w:style>
-  <w:style w:type="character" w:customStyle="1" w:styleId="Heading4Char">
-    <w:name w:val="Heading 4 Char"/>
-    <w:basedOn w:val="DefaultParagraphFont"/>
-    <w:link w:val="Heading4"/>
-    <w:uiPriority w:val="9"/>
-    <w:semiHidden/>
-    <w:rsid w:val="005304CD"/>
-    <w:rPr>
-      <w:rFonts w:eastAsiaTheme="majorEastAsia" w:cstheme="majorBidi"/>
-      <w:i/>
-      <w:iCs/>
-      <w:color w:val="2F5496" w:themeColor="accent1" w:themeShade="BF"/>
-    </w:rPr>
-  </w:style>
-  <w:style w:type="character" w:customStyle="1" w:styleId="Heading5Char">
-    <w:name w:val="Heading 5 Char"/>
-    <w:basedOn w:val="DefaultParagraphFont"/>
-    <w:link w:val="Heading5"/>
-    <w:uiPriority w:val="9"/>
-    <w:semiHidden/>
-    <w:rsid w:val="005304CD"/>
-    <w:rPr>
-      <w:rFonts w:eastAsiaTheme="majorEastAsia" w:cstheme="majorBidi"/>
-      <w:color w:val="2F5496" w:themeColor="accent1" w:themeShade="BF"/>
-    </w:rPr>
-  </w:style>
-  <w:style w:type="character" w:customStyle="1" w:styleId="Heading6Char">
-    <w:name w:val="Heading 6 Char"/>
-    <w:basedOn w:val="DefaultParagraphFont"/>
-    <w:link w:val="Heading6"/>
-    <w:uiPriority w:val="9"/>
-    <w:semiHidden/>
-    <w:rsid w:val="005304CD"/>
-    <w:rPr>
-      <w:rFonts w:eastAsiaTheme="majorEastAsia" w:cstheme="majorBidi"/>
-      <w:i/>
-      <w:iCs/>
-      <w:color w:val="595959" w:themeColor="text1" w:themeTint="A6"/>
-    </w:rPr>
-  </w:style>
-  <w:style w:type="character" w:customStyle="1" w:styleId="Heading7Char">
-    <w:name w:val="Heading 7 Char"/>
-    <w:basedOn w:val="DefaultParagraphFont"/>
-    <w:link w:val="Heading7"/>
-    <w:uiPriority w:val="9"/>
-    <w:semiHidden/>
-    <w:rsid w:val="005304CD"/>
-    <w:rPr>
-      <w:rFonts w:eastAsiaTheme="majorEastAsia" w:cstheme="majorBidi"/>
-      <w:color w:val="595959" w:themeColor="text1" w:themeTint="A6"/>
-    </w:rPr>
-  </w:style>
-  <w:style w:type="character" w:customStyle="1" w:styleId="Heading8Char">
-    <w:name w:val="Heading 8 Char"/>
-    <w:basedOn w:val="DefaultParagraphFont"/>
-    <w:link w:val="Heading8"/>
-    <w:uiPriority w:val="9"/>
-    <w:semiHidden/>
-    <w:rsid w:val="005304CD"/>
-    <w:rPr>
-      <w:rFonts w:eastAsiaTheme="majorEastAsia" w:cstheme="majorBidi"/>
-      <w:i/>
-      <w:iCs/>
-      <w:color w:val="272727" w:themeColor="text1" w:themeTint="D8"/>
-    </w:rPr>
-  </w:style>
-  <w:style w:type="character" w:customStyle="1" w:styleId="Heading9Char">
-    <w:name w:val="Heading 9 Char"/>
-    <w:basedOn w:val="DefaultParagraphFont"/>
-    <w:link w:val="Heading9"/>
-    <w:uiPriority w:val="9"/>
-    <w:semiHidden/>
-    <w:rsid w:val="005304CD"/>
-    <w:rPr>
-      <w:rFonts w:eastAsiaTheme="majorEastAsia" w:cstheme="majorBidi"/>
-      <w:color w:val="272727" w:themeColor="text1" w:themeTint="D8"/>
-    </w:rPr>
-  </w:style>
-  <w:style w:type="paragraph" w:styleId="Title">
-    <w:name w:val="Title"/>
-    <w:basedOn w:val="Normal"/>
-    <w:next w:val="Normal"/>
-    <w:link w:val="TitleChar"/>
-    <w:uiPriority w:val="10"/>
-    <w:qFormat/>
-    <w:rsid w:val="005304CD"/>
-    <w:pPr>
-      <w:spacing w:after="80" w:line="240" w:lineRule="auto"/>
-      <w:contextualSpacing/>
-    </w:pPr>
-    <w:rPr>
-      <w:rFonts w:asciiTheme="majorHAnsi" w:eastAsiaTheme="majorEastAsia" w:hAnsiTheme="majorHAnsi" w:cstheme="majorBidi"/>
-      <w:spacing w:val="-10"/>
-      <w:kern w:val="28"/>
-      <w:sz w:val="56"/>
-      <w:szCs w:val="56"/>
-    </w:rPr>
-  </w:style>
-  <w:style w:type="character" w:customStyle="1" w:styleId="TitleChar">
-    <w:name w:val="Title Char"/>
-    <w:basedOn w:val="DefaultParagraphFont"/>
-    <w:link w:val="Title"/>
-    <w:uiPriority w:val="10"/>
-    <w:rsid w:val="005304CD"/>
-    <w:rPr>
-      <w:rFonts w:asciiTheme="majorHAnsi" w:eastAsiaTheme="majorEastAsia" w:hAnsiTheme="majorHAnsi" w:cstheme="majorBidi"/>
-      <w:spacing w:val="-10"/>
-      <w:kern w:val="28"/>
-      <w:sz w:val="56"/>
-      <w:szCs w:val="56"/>
-    </w:rPr>
-  </w:style>
-  <w:style w:type="paragraph" w:styleId="Subtitle">
-    <w:name w:val="Subtitle"/>
-    <w:basedOn w:val="Normal"/>
-    <w:next w:val="Normal"/>
-    <w:link w:val="SubtitleChar"/>
-    <w:uiPriority w:val="11"/>
-    <w:qFormat/>
-    <w:rsid w:val="005304CD"/>
-    <w:pPr>
-      <w:numPr>
-        <w:ilvl w:val="1"/>
-      </w:numPr>
-    </w:pPr>
-    <w:rPr>
-      <w:rFonts w:eastAsiaTheme="majorEastAsia" w:cstheme="majorBidi"/>
-      <w:color w:val="595959" w:themeColor="text1" w:themeTint="A6"/>
-      <w:spacing w:val="15"/>
-      <w:sz w:val="28"/>
-      <w:szCs w:val="28"/>
-    </w:rPr>
-  </w:style>
-  <w:style w:type="character" w:customStyle="1" w:styleId="SubtitleChar">
-    <w:name w:val="Subtitle Char"/>
-    <w:basedOn w:val="DefaultParagraphFont"/>
-    <w:link w:val="Subtitle"/>
-    <w:uiPriority w:val="11"/>
-    <w:rsid w:val="005304CD"/>
-    <w:rPr>
-      <w:rFonts w:eastAsiaTheme="majorEastAsia" w:cstheme="majorBidi"/>
-      <w:color w:val="595959" w:themeColor="text1" w:themeTint="A6"/>
-      <w:spacing w:val="15"/>
-      <w:sz w:val="28"/>
-      <w:szCs w:val="28"/>
-    </w:rPr>
-  </w:style>
-  <w:style w:type="paragraph" w:styleId="Quote">
-    <w:name w:val="Quote"/>
-    <w:basedOn w:val="Normal"/>
-    <w:next w:val="Normal"/>
-    <w:link w:val="QuoteChar"/>
-    <w:uiPriority w:val="29"/>
-    <w:qFormat/>
-    <w:rsid w:val="005304CD"/>
-    <w:pPr>
-      <w:spacing w:before="160"/>
-      <w:jc w:val="center"/>
-    </w:pPr>
-    <w:rPr>
-      <w:i/>
-      <w:iCs/>
-      <w:color w:val="404040" w:themeColor="text1" w:themeTint="BF"/>
-    </w:rPr>
-  </w:style>
-  <w:style w:type="character" w:customStyle="1" w:styleId="QuoteChar">
-    <w:name w:val="Quote Char"/>
-    <w:basedOn w:val="DefaultParagraphFont"/>
-    <w:link w:val="Quote"/>
-    <w:uiPriority w:val="29"/>
-    <w:rsid w:val="005304CD"/>
-    <w:rPr>
-      <w:i/>
-      <w:iCs/>
-      <w:color w:val="404040" w:themeColor="text1" w:themeTint="BF"/>
-    </w:rPr>
-  </w:style>
-  <w:style w:type="paragraph" w:styleId="ListParagraph">
-    <w:name w:val="List Paragraph"/>
-    <w:basedOn w:val="Normal"/>
-    <w:uiPriority w:val="34"/>
-    <w:qFormat/>
-    <w:rsid w:val="005304CD"/>
-    <w:pPr>
-      <w:ind w:left="720"/>
-      <w:contextualSpacing/>
-    </w:pPr>
-  </w:style>
-  <w:style w:type="character" w:styleId="IntenseEmphasis">
-    <w:name w:val="Intense Emphasis"/>
-    <w:basedOn w:val="DefaultParagraphFont"/>
-    <w:uiPriority w:val="21"/>
-    <w:qFormat/>
-    <w:rsid w:val="005304CD"/>
-    <w:rPr>
-      <w:i/>
-      <w:iCs/>
-      <w:color w:val="2F5496" w:themeColor="accent1" w:themeShade="BF"/>
-    </w:rPr>
-  </w:style>
-  <w:style w:type="paragraph" w:styleId="IntenseQuote">
-    <w:name w:val="Intense Quote"/>
-    <w:basedOn w:val="Normal"/>
-    <w:next w:val="Normal"/>
-    <w:link w:val="IntenseQuoteChar"/>
-    <w:uiPriority w:val="30"/>
-    <w:qFormat/>
-    <w:rsid w:val="005304CD"/>
-    <w:pPr>
-      <w:pBdr>
-        <w:top w:val="single" w:sz="4" w:space="10" w:color="2F5496" w:themeColor="accent1" w:themeShade="BF"/>
-        <w:bottom w:val="single" w:sz="4" w:space="10" w:color="2F5496" w:themeColor="accent1" w:themeShade="BF"/>
-      </w:pBdr>
-      <w:spacing w:before="360" w:after="360"/>
-      <w:ind w:left="864" w:right="864"/>
-      <w:jc w:val="center"/>
-    </w:pPr>
-    <w:rPr>
-      <w:i/>
-      <w:iCs/>
-      <w:color w:val="2F5496" w:themeColor="accent1" w:themeShade="BF"/>
-    </w:rPr>
-  </w:style>
-  <w:style w:type="character" w:customStyle="1" w:styleId="IntenseQuoteChar">
-    <w:name w:val="Intense Quote Char"/>
-    <w:basedOn w:val="DefaultParagraphFont"/>
-    <w:link w:val="IntenseQuote"/>
-    <w:uiPriority w:val="30"/>
-    <w:rsid w:val="005304CD"/>
-    <w:rPr>
-      <w:i/>
-      <w:iCs/>
-      <w:color w:val="2F5496" w:themeColor="accent1" w:themeShade="BF"/>
-    </w:rPr>
-  </w:style>
-  <w:style w:type="character" w:styleId="IntenseReference">
-    <w:name w:val="Intense Reference"/>
-    <w:basedOn w:val="DefaultParagraphFont"/>
-    <w:uiPriority w:val="32"/>
-    <w:qFormat/>
-    <w:rsid w:val="005304CD"/>
-    <w:rPr>
-      <w:b/>
-      <w:bCs/>
-      <w:smallCaps/>
-      <w:color w:val="2F5496" w:themeColor="accent1" w:themeShade="BF"/>
-      <w:spacing w:val="5"/>
-    </w:rPr>
-  </w:style>
-  <w:style w:type="character" w:styleId="Hyperlink">
+  <w:style w:type="character" w:styleId="a7">
     <w:name w:val="Hyperlink"/>
-    <w:basedOn w:val="DefaultParagraphFont"/>
+    <w:basedOn w:val="a0"/>
     <w:uiPriority w:val="99"/>
     <w:unhideWhenUsed/>
-    <w:rsid w:val="005304CD"/>
+    <w:rsid w:val="00417C3B"/>
     <w:rPr>
       <w:color w:val="0000FF"/>
       <w:u w:val="single"/>
     </w:rPr>
   </w:style>
-  <w:style w:type="character" w:customStyle="1" w:styleId="FooterChar">
-    <w:name w:val="Footer Char"/>
-    <w:basedOn w:val="DefaultParagraphFont"/>
-    <w:link w:val="Footer"/>
+  <w:style w:type="character" w:customStyle="1" w:styleId="a8">
+    <w:name w:val="Нижний колонтитул Знак"/>
+    <w:basedOn w:val="a0"/>
+    <w:link w:val="a9"/>
     <w:uiPriority w:val="99"/>
     <w:qFormat/>
-    <w:rsid w:val="005304CD"/>
+    <w:rsid w:val="00417C3B"/>
   </w:style>
-  <w:style w:type="paragraph" w:styleId="Footer">
+  <w:style w:type="paragraph" w:styleId="a9">
     <w:name w:val="footer"/>
-    <w:basedOn w:val="Normal"/>
-    <w:link w:val="FooterChar"/>
+    <w:basedOn w:val="a"/>
+    <w:link w:val="a8"/>
     <w:uiPriority w:val="99"/>
     <w:unhideWhenUsed/>
-    <w:rsid w:val="005304CD"/>
+    <w:rsid w:val="00417C3B"/>
     <w:pPr>
       <w:tabs>
         <w:tab w:val="center" w:pos="4677"/>
         <w:tab w:val="right" w:pos="9355"/>
       </w:tabs>
+      <w:spacing w:after="0" w:line="240" w:lineRule="auto"/>
+    </w:pPr>
+  </w:style>
+  <w:style w:type="character" w:customStyle="1" w:styleId="11">
+    <w:name w:val="Нижний колонтитул Знак1"/>
+    <w:basedOn w:val="a0"/>
+    <w:uiPriority w:val="99"/>
+    <w:semiHidden/>
+    <w:rsid w:val="00417C3B"/>
+  </w:style>
+  <w:style w:type="paragraph" w:styleId="12">
+    <w:name w:val="toc 1"/>
+    <w:basedOn w:val="a5"/>
+    <w:next w:val="a"/>
+    <w:autoRedefine/>
+    <w:uiPriority w:val="39"/>
+    <w:unhideWhenUsed/>
+    <w:rsid w:val="00417C3B"/>
+    <w:pPr>
+      <w:ind w:firstLine="0"/>
+    </w:pPr>
+  </w:style>
+  <w:style w:type="table" w:styleId="aa">
+    <w:name w:val="Table Grid"/>
+    <w:basedOn w:val="a1"/>
+    <w:uiPriority w:val="39"/>
+    <w:rsid w:val="00417C3B"/>
+    <w:pPr>
       <w:spacing w:after="0" w:line="240" w:lineRule="auto"/>
     </w:pPr>
     <w:rPr>
@@ -7472,41 +8586,6 @@
       <w:lang w:val="en-US"/>
       <w14:ligatures w14:val="standardContextual"/>
     </w:rPr>
-  </w:style>
-  <w:style w:type="character" w:customStyle="1" w:styleId="FooterChar1">
-    <w:name w:val="Footer Char1"/>
-    <w:basedOn w:val="DefaultParagraphFont"/>
-    <w:uiPriority w:val="99"/>
-    <w:semiHidden/>
-    <w:rsid w:val="005304CD"/>
-    <w:rPr>
-      <w:kern w:val="0"/>
-      <w:sz w:val="22"/>
-      <w:szCs w:val="22"/>
-      <w:lang w:val="ru-RU"/>
-      <w14:ligatures w14:val="none"/>
-    </w:rPr>
-  </w:style>
-  <w:style w:type="paragraph" w:styleId="TOC1">
-    <w:name w:val="toc 1"/>
-    <w:basedOn w:val="a1"/>
-    <w:next w:val="Normal"/>
-    <w:autoRedefine/>
-    <w:uiPriority w:val="39"/>
-    <w:unhideWhenUsed/>
-    <w:rsid w:val="005304CD"/>
-    <w:pPr>
-      <w:ind w:firstLine="0"/>
-    </w:pPr>
-  </w:style>
-  <w:style w:type="table" w:styleId="TableGrid">
-    <w:name w:val="Table Grid"/>
-    <w:basedOn w:val="TableNormal"/>
-    <w:uiPriority w:val="39"/>
-    <w:rsid w:val="00446899"/>
-    <w:pPr>
-      <w:spacing w:after="0" w:line="240" w:lineRule="auto"/>
-    </w:pPr>
     <w:tblPr>
       <w:tblBorders>
         <w:top w:val="single" w:sz="4" w:space="0" w:color="auto"/>
@@ -7518,54 +8597,26 @@
       </w:tblBorders>
     </w:tblPr>
   </w:style>
-  <w:style w:type="paragraph" w:styleId="Header">
-    <w:name w:val="header"/>
-    <w:basedOn w:val="Normal"/>
-    <w:link w:val="HeaderChar"/>
-    <w:uiPriority w:val="99"/>
-    <w:unhideWhenUsed/>
-    <w:rsid w:val="00245F2B"/>
-    <w:pPr>
-      <w:tabs>
-        <w:tab w:val="center" w:pos="4680"/>
-        <w:tab w:val="right" w:pos="9360"/>
-      </w:tabs>
-      <w:spacing w:after="0" w:line="240" w:lineRule="auto"/>
-    </w:pPr>
-  </w:style>
-  <w:style w:type="character" w:customStyle="1" w:styleId="HeaderChar">
-    <w:name w:val="Header Char"/>
-    <w:basedOn w:val="DefaultParagraphFont"/>
-    <w:link w:val="Header"/>
-    <w:uiPriority w:val="99"/>
-    <w:rsid w:val="00245F2B"/>
+  <w:style w:type="character" w:customStyle="1" w:styleId="10">
+    <w:name w:val="Заголовок 1 Знак"/>
+    <w:basedOn w:val="a0"/>
+    <w:link w:val="1"/>
+    <w:uiPriority w:val="9"/>
+    <w:rsid w:val="00417C3B"/>
     <w:rPr>
-      <w:kern w:val="0"/>
-      <w:sz w:val="22"/>
-      <w:szCs w:val="22"/>
-      <w:lang w:val="ru-RU"/>
-      <w14:ligatures w14:val="none"/>
-    </w:rPr>
-  </w:style>
-  <w:style w:type="character" w:styleId="UnresolvedMention">
-    <w:name w:val="Unresolved Mention"/>
-    <w:basedOn w:val="DefaultParagraphFont"/>
-    <w:uiPriority w:val="99"/>
-    <w:semiHidden/>
-    <w:unhideWhenUsed/>
-    <w:rsid w:val="00DC1890"/>
-    <w:rPr>
-      <w:color w:val="605E5C"/>
-      <w:shd w:val="clear" w:color="auto" w:fill="E1DFDD"/>
+      <w:rFonts w:asciiTheme="majorHAnsi" w:eastAsiaTheme="majorEastAsia" w:hAnsiTheme="majorHAnsi" w:cstheme="majorBidi"/>
+      <w:color w:val="2F5496" w:themeColor="accent1" w:themeShade="BF"/>
+      <w:sz w:val="32"/>
+      <w:szCs w:val="32"/>
     </w:rPr>
   </w:style>
 </w:styles>
 </file>
 
 <file path=word/theme/theme1.xml><?xml version="1.0" encoding="utf-8"?>
-<a:theme xmlns:a="http://schemas.openxmlformats.org/drawingml/2006/main" name="Office Theme">
+<a:theme xmlns:a="http://schemas.openxmlformats.org/drawingml/2006/main" name="Тема Office">
   <a:themeElements>
-    <a:clrScheme name="Office">
+    <a:clrScheme name="Стандартная">
       <a:dk1>
         <a:sysClr val="windowText" lastClr="000000"/>
       </a:dk1>
@@ -7603,7 +8654,7 @@
         <a:srgbClr val="954F72"/>
       </a:folHlink>
     </a:clrScheme>
-    <a:fontScheme name="Office">
+    <a:fontScheme name="Стандартная">
       <a:majorFont>
         <a:latin typeface="Calibri Light" panose="020F0302020204030204"/>
         <a:ea typeface=""/>
@@ -7709,7 +8760,7 @@
         <a:font script="Tfng" typeface="Ebrima"/>
       </a:minorFont>
     </a:fontScheme>
-    <a:fmtScheme name="Office">
+    <a:fmtScheme name="Стандартная">
       <a:fillStyleLst>
         <a:solidFill>
           <a:schemeClr val="phClr"/>

--- a/отчеты 2-10, 13/отчет 13.docx
+++ b/отчеты 2-10, 13/отчет 13.docx
@@ -135,7 +135,7 @@
                           </pic:cNvPicPr>
                         </pic:nvPicPr>
                         <pic:blipFill>
-                          <a:blip r:embed="rId5" cstate="print">
+                          <a:blip r:embed="rId7" cstate="print">
                             <a:extLst>
                               <a:ext uri="{28A0092B-C50C-407E-A947-70E740481C1C}">
                                 <a14:useLocalDpi xmlns:a14="http://schemas.microsoft.com/office/drawing/2010/main" val="0"/>
@@ -1025,7 +1025,7 @@
           <w:r>
             <w:fldChar w:fldCharType="separate"/>
           </w:r>
-          <w:hyperlink w:anchor="_Toc199344131" w:history="1">
+          <w:hyperlink w:anchor="_Toc199352768" w:history="1">
             <w:r>
               <w:rPr>
                 <w:rStyle w:val="a7"/>
@@ -1052,7 +1052,7 @@
                 <w:noProof/>
                 <w:webHidden/>
               </w:rPr>
-              <w:instrText xml:space="preserve"> PAGEREF _Toc199344131 \h </w:instrText>
+              <w:instrText xml:space="preserve"> PAGEREF _Toc199352768 \h </w:instrText>
             </w:r>
             <w:r>
               <w:rPr>
@@ -1097,7 +1097,7 @@
               <w:lang w:eastAsia="ru-RU"/>
             </w:rPr>
           </w:pPr>
-          <w:hyperlink w:anchor="_Toc199344132" w:history="1">
+          <w:hyperlink w:anchor="_Toc199352769" w:history="1">
             <w:r>
               <w:rPr>
                 <w:rStyle w:val="a7"/>
@@ -1124,7 +1124,7 @@
                 <w:noProof/>
                 <w:webHidden/>
               </w:rPr>
-              <w:instrText xml:space="preserve"> PAGEREF _Toc199344132 \h </w:instrText>
+              <w:instrText xml:space="preserve"> PAGEREF _Toc199352769 \h </w:instrText>
             </w:r>
             <w:r>
               <w:rPr>
@@ -1169,7 +1169,7 @@
               <w:lang w:eastAsia="ru-RU"/>
             </w:rPr>
           </w:pPr>
-          <w:hyperlink w:anchor="_Toc199344133" w:history="1">
+          <w:hyperlink w:anchor="_Toc199352770" w:history="1">
             <w:r>
               <w:rPr>
                 <w:rStyle w:val="a7"/>
@@ -1196,7 +1196,7 @@
                 <w:noProof/>
                 <w:webHidden/>
               </w:rPr>
-              <w:instrText xml:space="preserve"> PAGEREF _Toc199344133 \h </w:instrText>
+              <w:instrText xml:space="preserve"> PAGEREF _Toc199352770 \h </w:instrText>
             </w:r>
             <w:r>
               <w:rPr>
@@ -1241,7 +1241,7 @@
               <w:lang w:eastAsia="ru-RU"/>
             </w:rPr>
           </w:pPr>
-          <w:hyperlink w:anchor="_Toc199344134" w:history="1">
+          <w:hyperlink w:anchor="_Toc199352771" w:history="1">
             <w:r>
               <w:rPr>
                 <w:rStyle w:val="a7"/>
@@ -1268,7 +1268,7 @@
                 <w:noProof/>
                 <w:webHidden/>
               </w:rPr>
-              <w:instrText xml:space="preserve"> PAGEREF _Toc199344134 \h </w:instrText>
+              <w:instrText xml:space="preserve"> PAGEREF _Toc199352771 \h </w:instrText>
             </w:r>
             <w:r>
               <w:rPr>
@@ -1313,7 +1313,7 @@
               <w:lang w:eastAsia="ru-RU"/>
             </w:rPr>
           </w:pPr>
-          <w:hyperlink w:anchor="_Toc199344135" w:history="1">
+          <w:hyperlink w:anchor="_Toc199352772" w:history="1">
             <w:r>
               <w:rPr>
                 <w:rStyle w:val="a7"/>
@@ -1340,7 +1340,7 @@
                 <w:noProof/>
                 <w:webHidden/>
               </w:rPr>
-              <w:instrText xml:space="preserve"> PAGEREF _Toc199344135 \h </w:instrText>
+              <w:instrText xml:space="preserve"> PAGEREF _Toc199352772 \h </w:instrText>
             </w:r>
             <w:r>
               <w:rPr>
@@ -1360,7 +1360,7 @@
                 <w:noProof/>
                 <w:webHidden/>
               </w:rPr>
-              <w:t>7</w:t>
+              <w:t>8</w:t>
             </w:r>
             <w:r>
               <w:rPr>
@@ -1591,8 +1591,8 @@
           <w:szCs w:val="28"/>
         </w:rPr>
         <w:sectPr>
-          <w:footerReference w:type="even" r:id="rId6"/>
-          <w:footerReference w:type="default" r:id="rId7"/>
+          <w:footerReference w:type="even" r:id="rId8"/>
+          <w:footerReference w:type="default" r:id="rId9"/>
           <w:pgSz w:w="11906" w:h="16838"/>
           <w:pgMar w:top="1134" w:right="850" w:bottom="1134" w:left="1701" w:header="709" w:footer="709" w:gutter="0"/>
           <w:pgNumType w:start="1"/>
@@ -1606,7 +1606,7 @@
       <w:pPr>
         <w:pStyle w:val="a3"/>
       </w:pPr>
-      <w:bookmarkStart w:id="0" w:name="_Toc199344131"/>
+      <w:bookmarkStart w:id="0" w:name="_Toc199352768"/>
       <w:r>
         <w:lastRenderedPageBreak/>
         <w:t>Цель работы</w:t>
@@ -1628,7 +1628,7 @@
       <w:pPr>
         <w:pStyle w:val="a3"/>
       </w:pPr>
-      <w:bookmarkStart w:id="1" w:name="_Toc199344132"/>
+      <w:bookmarkStart w:id="1" w:name="_Toc199352769"/>
       <w:r>
         <w:t>Задание</w:t>
       </w:r>
@@ -1781,7 +1781,7 @@
       <w:pPr>
         <w:pStyle w:val="a3"/>
       </w:pPr>
-      <w:bookmarkStart w:id="2" w:name="_Toc199344133"/>
+      <w:bookmarkStart w:id="2" w:name="_Toc199352770"/>
       <w:r>
         <w:t>Ход работы</w:t>
       </w:r>
@@ -1798,19 +1798,7 @@
         <w:t xml:space="preserve">в ней </w:t>
       </w:r>
       <w:r>
-        <w:t xml:space="preserve">и дальнейшего их исправления. В таблице 11.1 представлен список протестированных элементов игры. </w:t>
-      </w:r>
-      <w:r>
-        <w:t>Также н</w:t>
-      </w:r>
-      <w:r>
-        <w:t xml:space="preserve">апротив каждого из </w:t>
-      </w:r>
-      <w:r>
-        <w:t xml:space="preserve">этих </w:t>
-      </w:r>
-      <w:r>
-        <w:t>элементов игры указано, были ли выявлены неисправности в его работе.</w:t>
+        <w:t>и дальнейшего их исправления. В таблице 11.1 представлен список протестированных элементов игры. Также напротив каждого из этих элементов игры указано, были ли выявлены неисправности в его работе.</w:t>
       </w:r>
     </w:p>
     <w:p>
@@ -1821,7 +1809,13 @@
         <w:jc w:val="left"/>
       </w:pPr>
       <w:r>
-        <w:t>Таблица 11.1. Список протестированных элементов игры</w:t>
+        <w:t>Таблица 1</w:t>
+      </w:r>
+      <w:r>
+        <w:t>3</w:t>
+      </w:r>
+      <w:r>
+        <w:t>.1. Список протестированных элементов игры</w:t>
       </w:r>
     </w:p>
     <w:tbl>
@@ -2452,10 +2446,19 @@
         <w:spacing w:before="120"/>
       </w:pPr>
       <w:r>
-        <w:t>В таблице 11.1 отражено, что у</w:t>
-      </w:r>
-      <w:r>
-        <w:t xml:space="preserve"> некоторых из элементов игры были выявлены одна или несколько неисправностей.  В таблице 11.2 представлены </w:t>
+        <w:t>В таблице 1</w:t>
+      </w:r>
+      <w:r>
+        <w:t>3</w:t>
+      </w:r>
+      <w:r>
+        <w:t>.1 отражено, что у некоторых из элементов игры были выявлены одна или несколько неисправностей.  В таблице 1</w:t>
+      </w:r>
+      <w:r>
+        <w:t>3</w:t>
+      </w:r>
+      <w:r>
+        <w:t xml:space="preserve">.2 представлены </w:t>
       </w:r>
       <w:r>
         <w:lastRenderedPageBreak/>
@@ -2465,19 +2468,19 @@
         <w:t xml:space="preserve">всех </w:t>
       </w:r>
       <w:r>
-        <w:t>обнаруженных в игре неисправностей</w:t>
-      </w:r>
-      <w:r>
-        <w:t xml:space="preserve">, а также </w:t>
+        <w:t xml:space="preserve">обнаруженных в игре неисправностей, а также </w:t>
       </w:r>
       <w:r>
         <w:t>указано</w:t>
       </w:r>
       <w:r>
-        <w:t>, где они были зафиксированы</w:t>
-      </w:r>
-      <w:r>
-        <w:t>. Также в таблице 11.2 указано то, как была выявлена каждая из неисправностей, и что было необходимо сделать с целью её исправления.</w:t>
+        <w:t>, где они были зафиксированы. Также в таблице 1</w:t>
+      </w:r>
+      <w:r>
+        <w:t>3</w:t>
+      </w:r>
+      <w:r>
+        <w:t>.2 указано то, как была выявлена каждая из неисправностей, и что было необходимо сделать с целью её исправления.</w:t>
       </w:r>
     </w:p>
     <w:p>
@@ -2488,7 +2491,16 @@
         <w:jc w:val="left"/>
       </w:pPr>
       <w:r>
-        <w:t>Таблица 11.2. Описание обнаруженных неисправностей</w:t>
+        <w:t>Таблица 1</w:t>
+      </w:r>
+      <w:r>
+        <w:rPr>
+          <w:lang w:val="en-US"/>
+        </w:rPr>
+        <w:t>3</w:t>
+      </w:r>
+      <w:r>
+        <w:t>.2. Описание обнаруженных неисправностей</w:t>
       </w:r>
     </w:p>
     <w:tbl>
@@ -3242,23 +3254,37 @@
               <w:rPr>
                 <w:sz w:val="24"/>
                 <w:szCs w:val="24"/>
+              </w:rPr>
+            </w:pPr>
+            <w:r>
+              <w:rPr>
+                <w:sz w:val="24"/>
+                <w:szCs w:val="24"/>
                 <w:lang w:val="ru-RU"/>
               </w:rPr>
-            </w:pPr>
+              <w:t xml:space="preserve">Отключение свойства </w:t>
+            </w:r>
+            <w:r>
+              <w:rPr>
+                <w:sz w:val="24"/>
+                <w:szCs w:val="24"/>
+              </w:rPr>
+              <w:t>UI</w:t>
+            </w:r>
             <w:r>
               <w:rPr>
                 <w:sz w:val="24"/>
                 <w:szCs w:val="24"/>
                 <w:lang w:val="ru-RU"/>
               </w:rPr>
-              <w:t xml:space="preserve">Отключение свойства </w:t>
-            </w:r>
-            <w:r>
-              <w:rPr>
-                <w:sz w:val="24"/>
-                <w:szCs w:val="24"/>
-              </w:rPr>
-              <w:t>UI</w:t>
+              <w:t xml:space="preserve"> </w:t>
+            </w:r>
+            <w:r>
+              <w:rPr>
+                <w:sz w:val="24"/>
+                <w:szCs w:val="24"/>
+              </w:rPr>
+              <w:t>Interaction</w:t>
             </w:r>
             <w:r>
               <w:rPr>
@@ -3266,6 +3292,24 @@
                 <w:szCs w:val="24"/>
                 <w:lang w:val="ru-RU"/>
               </w:rPr>
+              <w:t xml:space="preserve"> в </w:t>
+            </w:r>
+            <w:proofErr w:type="spellStart"/>
+            <w:r>
+              <w:rPr>
+                <w:sz w:val="24"/>
+                <w:szCs w:val="24"/>
+                <w:lang w:val="ru-RU"/>
+              </w:rPr>
+              <w:t>компаненте</w:t>
+            </w:r>
+            <w:proofErr w:type="spellEnd"/>
+            <w:r>
+              <w:rPr>
+                <w:sz w:val="24"/>
+                <w:szCs w:val="24"/>
+                <w:lang w:val="ru-RU"/>
+              </w:rPr>
               <w:t xml:space="preserve"> </w:t>
             </w:r>
             <w:r>
@@ -3273,7 +3317,7 @@
                 <w:sz w:val="24"/>
                 <w:szCs w:val="24"/>
               </w:rPr>
-              <w:t>Interaction</w:t>
+              <w:t>XR</w:t>
             </w:r>
             <w:r>
               <w:rPr>
@@ -3281,32 +3325,49 @@
                 <w:szCs w:val="24"/>
                 <w:lang w:val="ru-RU"/>
               </w:rPr>
-              <w:t xml:space="preserve"> в </w:t>
-            </w:r>
-            <w:proofErr w:type="spellStart"/>
+              <w:t xml:space="preserve"> </w:t>
+            </w:r>
+            <w:r>
+              <w:rPr>
+                <w:sz w:val="24"/>
+                <w:szCs w:val="24"/>
+              </w:rPr>
+              <w:t>Gaze</w:t>
+            </w:r>
             <w:r>
               <w:rPr>
                 <w:sz w:val="24"/>
                 <w:szCs w:val="24"/>
                 <w:lang w:val="ru-RU"/>
               </w:rPr>
-              <w:t>компаненте</w:t>
-            </w:r>
-            <w:proofErr w:type="spellEnd"/>
-            <w:r>
+              <w:t xml:space="preserve"> </w:t>
+            </w:r>
+            <w:r>
+              <w:rPr>
+                <w:sz w:val="24"/>
+                <w:szCs w:val="24"/>
+              </w:rPr>
+              <w:t>Interactor</w:t>
+            </w:r>
+          </w:p>
+          <w:p>
+            <w:pPr>
+              <w:pStyle w:val="a5"/>
+              <w:spacing w:line="240" w:lineRule="auto"/>
+              <w:ind w:firstLine="0"/>
+              <w:jc w:val="center"/>
               <w:rPr>
                 <w:sz w:val="24"/>
                 <w:szCs w:val="24"/>
                 <w:lang w:val="ru-RU"/>
               </w:rPr>
-              <w:t xml:space="preserve"> </w:t>
-            </w:r>
-            <w:r>
-              <w:rPr>
-                <w:sz w:val="24"/>
-                <w:szCs w:val="24"/>
-              </w:rPr>
-              <w:t>XR</w:t>
+            </w:pPr>
+            <w:r>
+              <w:rPr>
+                <w:sz w:val="24"/>
+                <w:szCs w:val="24"/>
+              </w:rPr>
+              <w:t>(c</w:t>
             </w:r>
             <w:r>
               <w:rPr>
@@ -3314,29 +3375,14 @@
                 <w:szCs w:val="24"/>
                 <w:lang w:val="ru-RU"/>
               </w:rPr>
-              <w:t xml:space="preserve"> </w:t>
-            </w:r>
-            <w:r>
-              <w:rPr>
-                <w:sz w:val="24"/>
-                <w:szCs w:val="24"/>
-              </w:rPr>
-              <w:t>Gaze</w:t>
-            </w:r>
-            <w:r>
-              <w:rPr>
-                <w:sz w:val="24"/>
-                <w:szCs w:val="24"/>
-                <w:lang w:val="ru-RU"/>
-              </w:rPr>
-              <w:t xml:space="preserve"> </w:t>
-            </w:r>
-            <w:r>
-              <w:rPr>
-                <w:sz w:val="24"/>
-                <w:szCs w:val="24"/>
-              </w:rPr>
-              <w:t>Interactor</w:t>
+              <w:t>м. листинг 13.1</w:t>
+            </w:r>
+            <w:r>
+              <w:rPr>
+                <w:sz w:val="24"/>
+                <w:szCs w:val="24"/>
+              </w:rPr>
+              <w:t>)</w:t>
             </w:r>
           </w:p>
         </w:tc>
@@ -3671,7 +3717,23 @@
                 <w:szCs w:val="24"/>
                 <w:lang w:val="ru-RU"/>
               </w:rPr>
-              <w:t xml:space="preserve"> (см. листинг 11.2), который будет настраивать точку прикрепления перед взятием оружия</w:t>
+              <w:t xml:space="preserve"> (см. листинг 1</w:t>
+            </w:r>
+            <w:r>
+              <w:rPr>
+                <w:sz w:val="24"/>
+                <w:szCs w:val="24"/>
+                <w:lang w:val="ru-RU"/>
+              </w:rPr>
+              <w:t>3</w:t>
+            </w:r>
+            <w:r>
+              <w:rPr>
+                <w:sz w:val="24"/>
+                <w:szCs w:val="24"/>
+                <w:lang w:val="ru-RU"/>
+              </w:rPr>
+              <w:t>.2), который будет настраивать точку прикрепления перед взятием оружия</w:t>
             </w:r>
           </w:p>
         </w:tc>
@@ -3684,7 +3746,13 @@
         <w:spacing w:before="120"/>
       </w:pPr>
       <w:r>
-        <w:t xml:space="preserve">В листинге кода 11.1 представлен фрагмент скрипта </w:t>
+        <w:t>В листинге кода 1</w:t>
+      </w:r>
+      <w:r>
+        <w:t>3</w:t>
+      </w:r>
+      <w:r>
+        <w:t xml:space="preserve">.1 представлен фрагмент скрипта </w:t>
       </w:r>
       <w:proofErr w:type="spellStart"/>
       <w:r>
@@ -3745,6 +3813,7 @@
         <w:spacing w:before="120"/>
       </w:pPr>
       <w:r>
+        <w:lastRenderedPageBreak/>
         <w:t xml:space="preserve">Указанный скрипт </w:t>
       </w:r>
       <w:r>
@@ -3754,11 +3823,7 @@
         <w:t>для исправления неисправности,</w:t>
       </w:r>
       <w:r>
-        <w:t xml:space="preserve"> </w:t>
-      </w:r>
-      <w:r>
-        <w:lastRenderedPageBreak/>
-        <w:t>которая</w:t>
+        <w:t xml:space="preserve"> которая</w:t>
       </w:r>
       <w:r>
         <w:t xml:space="preserve"> состо</w:t>
@@ -5830,7 +5895,16 @@
         <w:jc w:val="center"/>
       </w:pPr>
       <w:r>
-        <w:t xml:space="preserve">Листинг 11.1. Фрагмент скрипта </w:t>
+        <w:t>Листинг 1</w:t>
+      </w:r>
+      <w:r>
+        <w:rPr>
+          <w:lang w:val="en-US"/>
+        </w:rPr>
+        <w:t>3</w:t>
+      </w:r>
+      <w:r>
+        <w:t xml:space="preserve">.1. Фрагмент скрипта </w:t>
       </w:r>
       <w:proofErr w:type="spellStart"/>
       <w:r>
@@ -5843,7 +5917,14 @@
         <w:pStyle w:val="a5"/>
       </w:pPr>
       <w:r>
-        <w:t xml:space="preserve">В листинге 11.2 представлен скрипт </w:t>
+        <w:lastRenderedPageBreak/>
+        <w:t>В листинге 1</w:t>
+      </w:r>
+      <w:r>
+        <w:t>3</w:t>
+      </w:r>
+      <w:r>
+        <w:t xml:space="preserve">.2 представлен скрипт </w:t>
       </w:r>
       <w:r>
         <w:rPr>
@@ -5898,11 +5979,7 @@
       </w:r>
       <w:proofErr w:type="spellEnd"/>
       <w:r>
-        <w:t xml:space="preserve">, </w:t>
-      </w:r>
-      <w:r>
-        <w:lastRenderedPageBreak/>
-        <w:t>который присваивает точку прикрепления перед взятием предмета для исправления неисправности при захвате интерактивных объектов.</w:t>
+        <w:t>, который присваивает точку прикрепления перед взятием предмета для исправления неисправности при захвате интерактивных объектов.</w:t>
       </w:r>
     </w:p>
     <w:tbl>
@@ -7447,7 +7524,13 @@
         <w:jc w:val="center"/>
       </w:pPr>
       <w:r>
-        <w:t>Листинг 11.2</w:t>
+        <w:t>Листинг 1</w:t>
+      </w:r>
+      <w:r>
+        <w:t>3</w:t>
+      </w:r>
+      <w:r>
+        <w:t>.2</w:t>
       </w:r>
       <w:r>
         <w:t>.</w:t>
@@ -7484,7 +7567,7 @@
       <w:pPr>
         <w:pStyle w:val="a3"/>
       </w:pPr>
-      <w:bookmarkStart w:id="3" w:name="_Toc199344134"/>
+      <w:bookmarkStart w:id="3" w:name="_Toc199352771"/>
       <w:r>
         <w:t>Выводы</w:t>
       </w:r>
@@ -7520,7 +7603,11 @@
         <w:t>UI</w:t>
       </w:r>
       <w:r>
-        <w:t xml:space="preserve"> и изменения в скриптах некоторых объектов с целью реализации перегрузки методов и отключения компонентов для устранения неисправностей в перемещении врага и взаимодействии с интерактивными объектами.</w:t>
+        <w:t xml:space="preserve"> и изменения в скриптах некоторых объектов с целью реализации перегрузки методов и </w:t>
+      </w:r>
+      <w:r>
+        <w:lastRenderedPageBreak/>
+        <w:t>отключения компонентов для устранения неисправностей в перемещении врага и взаимодействии с интерактивными объектами.</w:t>
       </w:r>
       <w:r>
         <w:br w:type="page"/>
@@ -7530,7 +7617,7 @@
       <w:pPr>
         <w:pStyle w:val="a3"/>
       </w:pPr>
-      <w:bookmarkStart w:id="4" w:name="_Toc199344135"/>
+      <w:bookmarkStart w:id="4" w:name="_Toc199352772"/>
       <w:r>
         <w:lastRenderedPageBreak/>
         <w:t>Список использованных источников</w:t>
@@ -7621,6 +7708,31 @@
     </w:sectPr>
   </w:body>
 </w:document>
+</file>
+
+<file path=word/endnotes.xml><?xml version="1.0" encoding="utf-8"?>
+<w:endnotes xmlns:wpc="http://schemas.microsoft.com/office/word/2010/wordprocessingCanvas" xmlns:cx="http://schemas.microsoft.com/office/drawing/2014/chartex" xmlns:cx1="http://schemas.microsoft.com/office/drawing/2015/9/8/chartex" xmlns:cx2="http://schemas.microsoft.com/office/drawing/2015/10/21/chartex" xmlns:cx3="http://schemas.microsoft.com/office/drawing/2016/5/9/chartex" xmlns:cx4="http://schemas.microsoft.com/office/drawing/2016/5/10/chartex" xmlns:cx5="http://schemas.microsoft.com/office/drawing/2016/5/11/chartex" xmlns:cx6="http://schemas.microsoft.com/office/drawing/2016/5/12/chartex" xmlns:cx7="http://schemas.microsoft.com/office/drawing/2016/5/13/chartex" xmlns:cx8="http://schemas.microsoft.com/office/drawing/2016/5/14/chartex" xmlns:mc="http://schemas.openxmlformats.org/markup-compatibility/2006" xmlns:aink="http://schemas.microsoft.com/office/drawing/2016/ink" xmlns:am3d="http://schemas.microsoft.com/office/drawing/2017/model3d" xmlns:o="urn:schemas-microsoft-com:office:office" xmlns:r="http://schemas.openxmlformats.org/officeDocument/2006/relationships" xmlns:m="http://schemas.openxmlformats.org/officeDocument/2006/math" xmlns:v="urn:schemas-microsoft-com:vml" xmlns:wp14="http://schemas.microsoft.com/office/word/2010/wordprocessingDrawing" xmlns:wp="http://schemas.openxmlformats.org/drawingml/2006/wordprocessingDrawing" xmlns:w10="urn:schemas-microsoft-com:office:word" xmlns:w="http://schemas.openxmlformats.org/wordprocessingml/2006/main" xmlns:w14="http://schemas.microsoft.com/office/word/2010/wordml" xmlns:w15="http://schemas.microsoft.com/office/word/2012/wordml" xmlns:w16cex="http://schemas.microsoft.com/office/word/2018/wordml/cex" xmlns:w16cid="http://schemas.microsoft.com/office/word/2016/wordml/cid" xmlns:w16="http://schemas.microsoft.com/office/word/2018/wordml" xmlns:w16sdtdh="http://schemas.microsoft.com/office/word/2020/wordml/sdtdatahash" xmlns:w16se="http://schemas.microsoft.com/office/word/2015/wordml/symex" xmlns:wpg="http://schemas.microsoft.com/office/word/2010/wordprocessingGroup" xmlns:wpi="http://schemas.microsoft.com/office/word/2010/wordprocessingInk" xmlns:wne="http://schemas.microsoft.com/office/word/2006/wordml" xmlns:wps="http://schemas.microsoft.com/office/word/2010/wordprocessingShape" mc:Ignorable="w14 w15 w16se w16cid w16 w16cex w16sdtdh wp14">
+  <w:endnote w:type="separator" w:id="-1">
+    <w:p>
+      <w:pPr>
+        <w:spacing w:after="0" w:line="240" w:lineRule="auto"/>
+      </w:pPr>
+      <w:r>
+        <w:separator/>
+      </w:r>
+    </w:p>
+  </w:endnote>
+  <w:endnote w:type="continuationSeparator" w:id="0">
+    <w:p>
+      <w:pPr>
+        <w:spacing w:after="0" w:line="240" w:lineRule="auto"/>
+      </w:pPr>
+      <w:r>
+        <w:continuationSeparator/>
+      </w:r>
+    </w:p>
+  </w:endnote>
+</w:endnotes>
 </file>
 
 <file path=word/footer1.xml><?xml version="1.0" encoding="utf-8"?>
@@ -7795,6 +7907,31 @@
     </w:pPr>
   </w:p>
 </w:ftr>
+</file>
+
+<file path=word/footnotes.xml><?xml version="1.0" encoding="utf-8"?>
+<w:footnotes xmlns:wpc="http://schemas.microsoft.com/office/word/2010/wordprocessingCanvas" xmlns:cx="http://schemas.microsoft.com/office/drawing/2014/chartex" xmlns:cx1="http://schemas.microsoft.com/office/drawing/2015/9/8/chartex" xmlns:cx2="http://schemas.microsoft.com/office/drawing/2015/10/21/chartex" xmlns:cx3="http://schemas.microsoft.com/office/drawing/2016/5/9/chartex" xmlns:cx4="http://schemas.microsoft.com/office/drawing/2016/5/10/chartex" xmlns:cx5="http://schemas.microsoft.com/office/drawing/2016/5/11/chartex" xmlns:cx6="http://schemas.microsoft.com/office/drawing/2016/5/12/chartex" xmlns:cx7="http://schemas.microsoft.com/office/drawing/2016/5/13/chartex" xmlns:cx8="http://schemas.microsoft.com/office/drawing/2016/5/14/chartex" xmlns:mc="http://schemas.openxmlformats.org/markup-compatibility/2006" xmlns:aink="http://schemas.microsoft.com/office/drawing/2016/ink" xmlns:am3d="http://schemas.microsoft.com/office/drawing/2017/model3d" xmlns:o="urn:schemas-microsoft-com:office:office" xmlns:r="http://schemas.openxmlformats.org/officeDocument/2006/relationships" xmlns:m="http://schemas.openxmlformats.org/officeDocument/2006/math" xmlns:v="urn:schemas-microsoft-com:vml" xmlns:wp14="http://schemas.microsoft.com/office/word/2010/wordprocessingDrawing" xmlns:wp="http://schemas.openxmlformats.org/drawingml/2006/wordprocessingDrawing" xmlns:w10="urn:schemas-microsoft-com:office:word" xmlns:w="http://schemas.openxmlformats.org/wordprocessingml/2006/main" xmlns:w14="http://schemas.microsoft.com/office/word/2010/wordml" xmlns:w15="http://schemas.microsoft.com/office/word/2012/wordml" xmlns:w16cex="http://schemas.microsoft.com/office/word/2018/wordml/cex" xmlns:w16cid="http://schemas.microsoft.com/office/word/2016/wordml/cid" xmlns:w16="http://schemas.microsoft.com/office/word/2018/wordml" xmlns:w16sdtdh="http://schemas.microsoft.com/office/word/2020/wordml/sdtdatahash" xmlns:w16se="http://schemas.microsoft.com/office/word/2015/wordml/symex" xmlns:wpg="http://schemas.microsoft.com/office/word/2010/wordprocessingGroup" xmlns:wpi="http://schemas.microsoft.com/office/word/2010/wordprocessingInk" xmlns:wne="http://schemas.microsoft.com/office/word/2006/wordml" xmlns:wps="http://schemas.microsoft.com/office/word/2010/wordprocessingShape" mc:Ignorable="w14 w15 w16se w16cid w16 w16cex w16sdtdh wp14">
+  <w:footnote w:type="separator" w:id="-1">
+    <w:p>
+      <w:pPr>
+        <w:spacing w:after="0" w:line="240" w:lineRule="auto"/>
+      </w:pPr>
+      <w:r>
+        <w:separator/>
+      </w:r>
+    </w:p>
+  </w:footnote>
+  <w:footnote w:type="continuationSeparator" w:id="0">
+    <w:p>
+      <w:pPr>
+        <w:spacing w:after="0" w:line="240" w:lineRule="auto"/>
+      </w:pPr>
+      <w:r>
+        <w:continuationSeparator/>
+      </w:r>
+    </w:p>
+  </w:footnote>
+</w:footnotes>
 </file>
 
 <file path=word/numbering.xml><?xml version="1.0" encoding="utf-8"?>

--- a/отчеты 2-10, 13/отчет 13.docx
+++ b/отчеты 2-10, 13/отчет 13.docx
@@ -1798,7 +1798,16 @@
         <w:t xml:space="preserve">в ней </w:t>
       </w:r>
       <w:r>
-        <w:t>и дальнейшего их исправления. В таблице 11.1 представлен список протестированных элементов игры. Также напротив каждого из этих элементов игры указано, были ли выявлены неисправности в его работе.</w:t>
+        <w:t>и дальнейшего их исправления. В таблице 1</w:t>
+      </w:r>
+      <w:r>
+        <w:rPr>
+          <w:lang w:val="en-US"/>
+        </w:rPr>
+        <w:t>3</w:t>
+      </w:r>
+      <w:r>
+        <w:t>.1 представлен список протестированных элементов игры. Также напротив каждого из этих элементов игры указано, были ли выявлены неисправности в его работе.</w:t>
       </w:r>
     </w:p>
     <w:p>
@@ -3254,6 +3263,7 @@
               <w:rPr>
                 <w:sz w:val="24"/>
                 <w:szCs w:val="24"/>
+                <w:lang w:val="ru-RU"/>
               </w:rPr>
             </w:pPr>
             <w:r>
